--- a/docs/quarto/index.docx
+++ b/docs/quarto/index.docx
@@ -847,6 +847,17 @@
     <w:p>
       <w:pPr>
         <w:numPr>
+          <w:ilvl w:val="1"/>
+          <w:numId w:val="1017"/>
+        </w:numPr>
+      </w:pPr>
+      <w:r>
+        <w:t xml:space="preserve">The ten most common principle diagnoses for readmission were reported according to decreasing prevalence</w:t>
+      </w:r>
+    </w:p>
+    <w:p>
+      <w:pPr>
+        <w:numPr>
           <w:ilvl w:val="0"/>
           <w:numId w:val="1001"/>
         </w:numPr>
@@ -965,7 +976,7 @@
                 <w:rFonts w:ascii="Calibri" w:hAnsi="Calibri"/>
                 <w:sz w:val="20"/>
               </w:rPr>
-              <w:t xml:space="preserve">N = 21,319</w:t>
+              <w:t xml:space="preserve">N = 26,348</w:t>
             </w:r>
             <w:r>
               <w:rPr>
@@ -1018,7 +1029,7 @@
                 <w:rFonts w:ascii="Calibri" w:hAnsi="Calibri"/>
                 <w:sz w:val="20"/>
               </w:rPr>
-              <w:t xml:space="preserve">N = 4,471</w:t>
+              <w:t xml:space="preserve">N = 5,989</w:t>
             </w:r>
             <w:r>
               <w:rPr>
@@ -1071,7 +1082,7 @@
                 <w:rFonts w:ascii="Calibri" w:hAnsi="Calibri"/>
                 <w:sz w:val="20"/>
               </w:rPr>
-              <w:t xml:space="preserve">N = 16,848</w:t>
+              <w:t xml:space="preserve">N = 20,360</w:t>
             </w:r>
             <w:r>
               <w:rPr>
@@ -1416,55 +1427,55 @@
                 <w:rFonts w:ascii="Calibri" w:hAnsi="Calibri"/>
                 <w:sz w:val="20"/>
               </w:rPr>
-              <w:t xml:space="default">13,302 (62%)</w:t>
-            </w:r>
-          </w:p>
-        </w:tc>
-        <w:tc>
-          <w:tcPr>
-            <w:tcBorders>
-              <w:top w:val="single" w:space="0" w:color="D3D3D3"/>
-              <w:bottom w:val="single" w:space="0" w:color="D3D3D3"/>
-              <w:start w:val="single" w:space="0" w:color="D3D3D3"/>
-              <w:end w:val="single" w:space="0" w:color="D3D3D3"/>
-            </w:tcBorders>
-          </w:tcPr>
-          <w:p>
-            <w:pPr>
-              <w:spacing w:before="0" w:after="60"/>
-              <w:keepNext/>
-              <w:jc w:val="center"/>
-            </w:pPr>
-            <w:r>
-              <w:rPr>
-                <w:rFonts w:ascii="Calibri" w:hAnsi="Calibri"/>
-                <w:sz w:val="20"/>
-              </w:rPr>
-              <w:t xml:space="default">3,034 (68%)</w:t>
-            </w:r>
-          </w:p>
-        </w:tc>
-        <w:tc>
-          <w:tcPr>
-            <w:tcBorders>
-              <w:top w:val="single" w:space="0" w:color="D3D3D3"/>
-              <w:bottom w:val="single" w:space="0" w:color="D3D3D3"/>
-              <w:start w:val="single" w:space="0" w:color="D3D3D3"/>
-              <w:end w:val="single" w:space="0" w:color="D3D3D3"/>
-            </w:tcBorders>
-          </w:tcPr>
-          <w:p>
-            <w:pPr>
-              <w:spacing w:before="0" w:after="60"/>
-              <w:keepNext/>
-              <w:jc w:val="center"/>
-            </w:pPr>
-            <w:r>
-              <w:rPr>
-                <w:rFonts w:ascii="Calibri" w:hAnsi="Calibri"/>
-                <w:sz w:val="20"/>
-              </w:rPr>
-              <w:t xml:space="default">10,268 (61%)</w:t>
+              <w:t xml:space="default">16,453 (62%)</w:t>
+            </w:r>
+          </w:p>
+        </w:tc>
+        <w:tc>
+          <w:tcPr>
+            <w:tcBorders>
+              <w:top w:val="single" w:space="0" w:color="D3D3D3"/>
+              <w:bottom w:val="single" w:space="0" w:color="D3D3D3"/>
+              <w:start w:val="single" w:space="0" w:color="D3D3D3"/>
+              <w:end w:val="single" w:space="0" w:color="D3D3D3"/>
+            </w:tcBorders>
+          </w:tcPr>
+          <w:p>
+            <w:pPr>
+              <w:spacing w:before="0" w:after="60"/>
+              <w:keepNext/>
+              <w:jc w:val="center"/>
+            </w:pPr>
+            <w:r>
+              <w:rPr>
+                <w:rFonts w:ascii="Calibri" w:hAnsi="Calibri"/>
+                <w:sz w:val="20"/>
+              </w:rPr>
+              <w:t xml:space="default">4,033 (67%)</w:t>
+            </w:r>
+          </w:p>
+        </w:tc>
+        <w:tc>
+          <w:tcPr>
+            <w:tcBorders>
+              <w:top w:val="single" w:space="0" w:color="D3D3D3"/>
+              <w:bottom w:val="single" w:space="0" w:color="D3D3D3"/>
+              <w:start w:val="single" w:space="0" w:color="D3D3D3"/>
+              <w:end w:val="single" w:space="0" w:color="D3D3D3"/>
+            </w:tcBorders>
+          </w:tcPr>
+          <w:p>
+            <w:pPr>
+              <w:spacing w:before="0" w:after="60"/>
+              <w:keepNext/>
+              <w:jc w:val="center"/>
+            </w:pPr>
+            <w:r>
+              <w:rPr>
+                <w:rFonts w:ascii="Calibri" w:hAnsi="Calibri"/>
+                <w:sz w:val="20"/>
+              </w:rPr>
+              <w:t xml:space="default">12,420 (61%)</w:t>
             </w:r>
           </w:p>
         </w:tc>
@@ -1541,55 +1552,55 @@
                 <w:rFonts w:ascii="Calibri" w:hAnsi="Calibri"/>
                 <w:sz w:val="20"/>
               </w:rPr>
-              <w:t xml:space="default">8,018 (38%)</w:t>
-            </w:r>
-          </w:p>
-        </w:tc>
-        <w:tc>
-          <w:tcPr>
-            <w:tcBorders>
-              <w:top w:val="single" w:space="0" w:color="D3D3D3"/>
-              <w:bottom w:val="single" w:space="0" w:color="D3D3D3"/>
-              <w:start w:val="single" w:space="0" w:color="D3D3D3"/>
-              <w:end w:val="single" w:space="0" w:color="D3D3D3"/>
-            </w:tcBorders>
-          </w:tcPr>
-          <w:p>
-            <w:pPr>
-              <w:spacing w:before="0" w:after="60"/>
-              <w:keepNext/>
-              <w:jc w:val="center"/>
-            </w:pPr>
-            <w:r>
-              <w:rPr>
-                <w:rFonts w:ascii="Calibri" w:hAnsi="Calibri"/>
-                <w:sz w:val="20"/>
-              </w:rPr>
-              <w:t xml:space="default">1,438 (32%)</w:t>
-            </w:r>
-          </w:p>
-        </w:tc>
-        <w:tc>
-          <w:tcPr>
-            <w:tcBorders>
-              <w:top w:val="single" w:space="0" w:color="D3D3D3"/>
-              <w:bottom w:val="single" w:space="0" w:color="D3D3D3"/>
-              <w:start w:val="single" w:space="0" w:color="D3D3D3"/>
-              <w:end w:val="single" w:space="0" w:color="D3D3D3"/>
-            </w:tcBorders>
-          </w:tcPr>
-          <w:p>
-            <w:pPr>
-              <w:spacing w:before="0" w:after="60"/>
-              <w:keepNext/>
-              <w:jc w:val="center"/>
-            </w:pPr>
-            <w:r>
-              <w:rPr>
-                <w:rFonts w:ascii="Calibri" w:hAnsi="Calibri"/>
-                <w:sz w:val="20"/>
-              </w:rPr>
-              <w:t xml:space="default">6,580 (39%)</w:t>
+              <w:t xml:space="default">9,895 (38%)</w:t>
+            </w:r>
+          </w:p>
+        </w:tc>
+        <w:tc>
+          <w:tcPr>
+            <w:tcBorders>
+              <w:top w:val="single" w:space="0" w:color="D3D3D3"/>
+              <w:bottom w:val="single" w:space="0" w:color="D3D3D3"/>
+              <w:start w:val="single" w:space="0" w:color="D3D3D3"/>
+              <w:end w:val="single" w:space="0" w:color="D3D3D3"/>
+            </w:tcBorders>
+          </w:tcPr>
+          <w:p>
+            <w:pPr>
+              <w:spacing w:before="0" w:after="60"/>
+              <w:keepNext/>
+              <w:jc w:val="center"/>
+            </w:pPr>
+            <w:r>
+              <w:rPr>
+                <w:rFonts w:ascii="Calibri" w:hAnsi="Calibri"/>
+                <w:sz w:val="20"/>
+              </w:rPr>
+              <w:t xml:space="default">1,955 (33%)</w:t>
+            </w:r>
+          </w:p>
+        </w:tc>
+        <w:tc>
+          <w:tcPr>
+            <w:tcBorders>
+              <w:top w:val="single" w:space="0" w:color="D3D3D3"/>
+              <w:bottom w:val="single" w:space="0" w:color="D3D3D3"/>
+              <w:start w:val="single" w:space="0" w:color="D3D3D3"/>
+              <w:end w:val="single" w:space="0" w:color="D3D3D3"/>
+            </w:tcBorders>
+          </w:tcPr>
+          <w:p>
+            <w:pPr>
+              <w:spacing w:before="0" w:after="60"/>
+              <w:keepNext/>
+              <w:jc w:val="center"/>
+            </w:pPr>
+            <w:r>
+              <w:rPr>
+                <w:rFonts w:ascii="Calibri" w:hAnsi="Calibri"/>
+                <w:sz w:val="20"/>
+              </w:rPr>
+              <w:t xml:space="default">7,940 (39%)</w:t>
             </w:r>
           </w:p>
         </w:tc>
@@ -1791,55 +1802,55 @@
                 <w:rFonts w:ascii="Calibri" w:hAnsi="Calibri"/>
                 <w:sz w:val="20"/>
               </w:rPr>
-              <w:t xml:space="default">5,713 (27%)</w:t>
-            </w:r>
-          </w:p>
-        </w:tc>
-        <w:tc>
-          <w:tcPr>
-            <w:tcBorders>
-              <w:top w:val="single" w:space="0" w:color="D3D3D3"/>
-              <w:bottom w:val="single" w:space="0" w:color="D3D3D3"/>
-              <w:start w:val="single" w:space="0" w:color="D3D3D3"/>
-              <w:end w:val="single" w:space="0" w:color="D3D3D3"/>
-            </w:tcBorders>
-          </w:tcPr>
-          <w:p>
-            <w:pPr>
-              <w:spacing w:before="0" w:after="60"/>
-              <w:keepNext/>
-              <w:jc w:val="center"/>
-            </w:pPr>
-            <w:r>
-              <w:rPr>
-                <w:rFonts w:ascii="Calibri" w:hAnsi="Calibri"/>
-                <w:sz w:val="20"/>
-              </w:rPr>
-              <w:t xml:space="default">1,547 (35%)</w:t>
-            </w:r>
-          </w:p>
-        </w:tc>
-        <w:tc>
-          <w:tcPr>
-            <w:tcBorders>
-              <w:top w:val="single" w:space="0" w:color="D3D3D3"/>
-              <w:bottom w:val="single" w:space="0" w:color="D3D3D3"/>
-              <w:start w:val="single" w:space="0" w:color="D3D3D3"/>
-              <w:end w:val="single" w:space="0" w:color="D3D3D3"/>
-            </w:tcBorders>
-          </w:tcPr>
-          <w:p>
-            <w:pPr>
-              <w:spacing w:before="0" w:after="60"/>
-              <w:keepNext/>
-              <w:jc w:val="center"/>
-            </w:pPr>
-            <w:r>
-              <w:rPr>
-                <w:rFonts w:ascii="Calibri" w:hAnsi="Calibri"/>
-                <w:sz w:val="20"/>
-              </w:rPr>
-              <w:t xml:space="default">4,166 (25%)</w:t>
+              <w:t xml:space="default">7,091 (27%)</w:t>
+            </w:r>
+          </w:p>
+        </w:tc>
+        <w:tc>
+          <w:tcPr>
+            <w:tcBorders>
+              <w:top w:val="single" w:space="0" w:color="D3D3D3"/>
+              <w:bottom w:val="single" w:space="0" w:color="D3D3D3"/>
+              <w:start w:val="single" w:space="0" w:color="D3D3D3"/>
+              <w:end w:val="single" w:space="0" w:color="D3D3D3"/>
+            </w:tcBorders>
+          </w:tcPr>
+          <w:p>
+            <w:pPr>
+              <w:spacing w:before="0" w:after="60"/>
+              <w:keepNext/>
+              <w:jc w:val="center"/>
+            </w:pPr>
+            <w:r>
+              <w:rPr>
+                <w:rFonts w:ascii="Calibri" w:hAnsi="Calibri"/>
+                <w:sz w:val="20"/>
+              </w:rPr>
+              <w:t xml:space="default">2,043 (34%)</w:t>
+            </w:r>
+          </w:p>
+        </w:tc>
+        <w:tc>
+          <w:tcPr>
+            <w:tcBorders>
+              <w:top w:val="single" w:space="0" w:color="D3D3D3"/>
+              <w:bottom w:val="single" w:space="0" w:color="D3D3D3"/>
+              <w:start w:val="single" w:space="0" w:color="D3D3D3"/>
+              <w:end w:val="single" w:space="0" w:color="D3D3D3"/>
+            </w:tcBorders>
+          </w:tcPr>
+          <w:p>
+            <w:pPr>
+              <w:spacing w:before="0" w:after="60"/>
+              <w:keepNext/>
+              <w:jc w:val="center"/>
+            </w:pPr>
+            <w:r>
+              <w:rPr>
+                <w:rFonts w:ascii="Calibri" w:hAnsi="Calibri"/>
+                <w:sz w:val="20"/>
+              </w:rPr>
+              <w:t xml:space="default">5,049 (25%)</w:t>
             </w:r>
           </w:p>
         </w:tc>
@@ -1916,55 +1927,55 @@
                 <w:rFonts w:ascii="Calibri" w:hAnsi="Calibri"/>
                 <w:sz w:val="20"/>
               </w:rPr>
-              <w:t xml:space="default">2,709 (13%)</w:t>
-            </w:r>
-          </w:p>
-        </w:tc>
-        <w:tc>
-          <w:tcPr>
-            <w:tcBorders>
-              <w:top w:val="single" w:space="0" w:color="D3D3D3"/>
-              <w:bottom w:val="single" w:space="0" w:color="D3D3D3"/>
-              <w:start w:val="single" w:space="0" w:color="D3D3D3"/>
-              <w:end w:val="single" w:space="0" w:color="D3D3D3"/>
-            </w:tcBorders>
-          </w:tcPr>
-          <w:p>
-            <w:pPr>
-              <w:spacing w:before="0" w:after="60"/>
-              <w:keepNext/>
-              <w:jc w:val="center"/>
-            </w:pPr>
-            <w:r>
-              <w:rPr>
-                <w:rFonts w:ascii="Calibri" w:hAnsi="Calibri"/>
-                <w:sz w:val="20"/>
-              </w:rPr>
-              <w:t xml:space="default">582 (13%)</w:t>
-            </w:r>
-          </w:p>
-        </w:tc>
-        <w:tc>
-          <w:tcPr>
-            <w:tcBorders>
-              <w:top w:val="single" w:space="0" w:color="D3D3D3"/>
-              <w:bottom w:val="single" w:space="0" w:color="D3D3D3"/>
-              <w:start w:val="single" w:space="0" w:color="D3D3D3"/>
-              <w:end w:val="single" w:space="0" w:color="D3D3D3"/>
-            </w:tcBorders>
-          </w:tcPr>
-          <w:p>
-            <w:pPr>
-              <w:spacing w:before="0" w:after="60"/>
-              <w:keepNext/>
-              <w:jc w:val="center"/>
-            </w:pPr>
-            <w:r>
-              <w:rPr>
-                <w:rFonts w:ascii="Calibri" w:hAnsi="Calibri"/>
-                <w:sz w:val="20"/>
-              </w:rPr>
-              <w:t xml:space="default">2,128 (13%)</w:t>
+              <w:t xml:space="default">3,311 (13%)</w:t>
+            </w:r>
+          </w:p>
+        </w:tc>
+        <w:tc>
+          <w:tcPr>
+            <w:tcBorders>
+              <w:top w:val="single" w:space="0" w:color="D3D3D3"/>
+              <w:bottom w:val="single" w:space="0" w:color="D3D3D3"/>
+              <w:start w:val="single" w:space="0" w:color="D3D3D3"/>
+              <w:end w:val="single" w:space="0" w:color="D3D3D3"/>
+            </w:tcBorders>
+          </w:tcPr>
+          <w:p>
+            <w:pPr>
+              <w:spacing w:before="0" w:after="60"/>
+              <w:keepNext/>
+              <w:jc w:val="center"/>
+            </w:pPr>
+            <w:r>
+              <w:rPr>
+                <w:rFonts w:ascii="Calibri" w:hAnsi="Calibri"/>
+                <w:sz w:val="20"/>
+              </w:rPr>
+              <w:t xml:space="default">786 (13%)</w:t>
+            </w:r>
+          </w:p>
+        </w:tc>
+        <w:tc>
+          <w:tcPr>
+            <w:tcBorders>
+              <w:top w:val="single" w:space="0" w:color="D3D3D3"/>
+              <w:bottom w:val="single" w:space="0" w:color="D3D3D3"/>
+              <w:start w:val="single" w:space="0" w:color="D3D3D3"/>
+              <w:end w:val="single" w:space="0" w:color="D3D3D3"/>
+            </w:tcBorders>
+          </w:tcPr>
+          <w:p>
+            <w:pPr>
+              <w:spacing w:before="0" w:after="60"/>
+              <w:keepNext/>
+              <w:jc w:val="center"/>
+            </w:pPr>
+            <w:r>
+              <w:rPr>
+                <w:rFonts w:ascii="Calibri" w:hAnsi="Calibri"/>
+                <w:sz w:val="20"/>
+              </w:rPr>
+              <w:t xml:space="default">2,525 (12%)</w:t>
             </w:r>
           </w:p>
         </w:tc>
@@ -2041,55 +2052,55 @@
                 <w:rFonts w:ascii="Calibri" w:hAnsi="Calibri"/>
                 <w:sz w:val="20"/>
               </w:rPr>
-              <w:t xml:space="default">10,852 (51%)</w:t>
-            </w:r>
-          </w:p>
-        </w:tc>
-        <w:tc>
-          <w:tcPr>
-            <w:tcBorders>
-              <w:top w:val="single" w:space="0" w:color="D3D3D3"/>
-              <w:bottom w:val="single" w:space="0" w:color="D3D3D3"/>
-              <w:start w:val="single" w:space="0" w:color="D3D3D3"/>
-              <w:end w:val="single" w:space="0" w:color="D3D3D3"/>
-            </w:tcBorders>
-          </w:tcPr>
-          <w:p>
-            <w:pPr>
-              <w:spacing w:before="0" w:after="60"/>
-              <w:keepNext/>
-              <w:jc w:val="center"/>
-            </w:pPr>
-            <w:r>
-              <w:rPr>
-                <w:rFonts w:ascii="Calibri" w:hAnsi="Calibri"/>
-                <w:sz w:val="20"/>
-              </w:rPr>
-              <w:t xml:space="default">1,842 (41%)</w:t>
-            </w:r>
-          </w:p>
-        </w:tc>
-        <w:tc>
-          <w:tcPr>
-            <w:tcBorders>
-              <w:top w:val="single" w:space="0" w:color="D3D3D3"/>
-              <w:bottom w:val="single" w:space="0" w:color="D3D3D3"/>
-              <w:start w:val="single" w:space="0" w:color="D3D3D3"/>
-              <w:end w:val="single" w:space="0" w:color="D3D3D3"/>
-            </w:tcBorders>
-          </w:tcPr>
-          <w:p>
-            <w:pPr>
-              <w:spacing w:before="0" w:after="60"/>
-              <w:keepNext/>
-              <w:jc w:val="center"/>
-            </w:pPr>
-            <w:r>
-              <w:rPr>
-                <w:rFonts w:ascii="Calibri" w:hAnsi="Calibri"/>
-                <w:sz w:val="20"/>
-              </w:rPr>
-              <w:t xml:space="default">9,010 (54%)</w:t>
+              <w:t xml:space="default">13,409 (51%)</w:t>
+            </w:r>
+          </w:p>
+        </w:tc>
+        <w:tc>
+          <w:tcPr>
+            <w:tcBorders>
+              <w:top w:val="single" w:space="0" w:color="D3D3D3"/>
+              <w:bottom w:val="single" w:space="0" w:color="D3D3D3"/>
+              <w:start w:val="single" w:space="0" w:color="D3D3D3"/>
+              <w:end w:val="single" w:space="0" w:color="D3D3D3"/>
+            </w:tcBorders>
+          </w:tcPr>
+          <w:p>
+            <w:pPr>
+              <w:spacing w:before="0" w:after="60"/>
+              <w:keepNext/>
+              <w:jc w:val="center"/>
+            </w:pPr>
+            <w:r>
+              <w:rPr>
+                <w:rFonts w:ascii="Calibri" w:hAnsi="Calibri"/>
+                <w:sz w:val="20"/>
+              </w:rPr>
+              <w:t xml:space="default">2,505 (42%)</w:t>
+            </w:r>
+          </w:p>
+        </w:tc>
+        <w:tc>
+          <w:tcPr>
+            <w:tcBorders>
+              <w:top w:val="single" w:space="0" w:color="D3D3D3"/>
+              <w:bottom w:val="single" w:space="0" w:color="D3D3D3"/>
+              <w:start w:val="single" w:space="0" w:color="D3D3D3"/>
+              <w:end w:val="single" w:space="0" w:color="D3D3D3"/>
+            </w:tcBorders>
+          </w:tcPr>
+          <w:p>
+            <w:pPr>
+              <w:spacing w:before="0" w:after="60"/>
+              <w:keepNext/>
+              <w:jc w:val="center"/>
+            </w:pPr>
+            <w:r>
+              <w:rPr>
+                <w:rFonts w:ascii="Calibri" w:hAnsi="Calibri"/>
+                <w:sz w:val="20"/>
+              </w:rPr>
+              <w:t xml:space="default">10,904 (54%)</w:t>
             </w:r>
           </w:p>
         </w:tc>
@@ -2166,55 +2177,55 @@
                 <w:rFonts w:ascii="Calibri" w:hAnsi="Calibri"/>
                 <w:sz w:val="20"/>
               </w:rPr>
-              <w:t xml:space="default">2,004 (9.4%)</w:t>
-            </w:r>
-          </w:p>
-        </w:tc>
-        <w:tc>
-          <w:tcPr>
-            <w:tcBorders>
-              <w:top w:val="single" w:space="0" w:color="D3D3D3"/>
-              <w:bottom w:val="single" w:space="0" w:color="D3D3D3"/>
-              <w:start w:val="single" w:space="0" w:color="D3D3D3"/>
-              <w:end w:val="single" w:space="0" w:color="D3D3D3"/>
-            </w:tcBorders>
-          </w:tcPr>
-          <w:p>
-            <w:pPr>
-              <w:spacing w:before="0" w:after="60"/>
-              <w:keepNext/>
-              <w:jc w:val="center"/>
-            </w:pPr>
-            <w:r>
-              <w:rPr>
-                <w:rFonts w:ascii="Calibri" w:hAnsi="Calibri"/>
-                <w:sz w:val="20"/>
-              </w:rPr>
-              <w:t xml:space="default">488 (11%)</w:t>
-            </w:r>
-          </w:p>
-        </w:tc>
-        <w:tc>
-          <w:tcPr>
-            <w:tcBorders>
-              <w:top w:val="single" w:space="0" w:color="D3D3D3"/>
-              <w:bottom w:val="single" w:space="0" w:color="D3D3D3"/>
-              <w:start w:val="single" w:space="0" w:color="D3D3D3"/>
-              <w:end w:val="single" w:space="0" w:color="D3D3D3"/>
-            </w:tcBorders>
-          </w:tcPr>
-          <w:p>
-            <w:pPr>
-              <w:spacing w:before="0" w:after="60"/>
-              <w:keepNext/>
-              <w:jc w:val="center"/>
-            </w:pPr>
-            <w:r>
-              <w:rPr>
-                <w:rFonts w:ascii="Calibri" w:hAnsi="Calibri"/>
-                <w:sz w:val="20"/>
-              </w:rPr>
-              <w:t xml:space="default">1,516 (9.0%)</w:t>
+              <w:t xml:space="default">2,481 (9.4%)</w:t>
+            </w:r>
+          </w:p>
+        </w:tc>
+        <w:tc>
+          <w:tcPr>
+            <w:tcBorders>
+              <w:top w:val="single" w:space="0" w:color="D3D3D3"/>
+              <w:bottom w:val="single" w:space="0" w:color="D3D3D3"/>
+              <w:start w:val="single" w:space="0" w:color="D3D3D3"/>
+              <w:end w:val="single" w:space="0" w:color="D3D3D3"/>
+            </w:tcBorders>
+          </w:tcPr>
+          <w:p>
+            <w:pPr>
+              <w:spacing w:before="0" w:after="60"/>
+              <w:keepNext/>
+              <w:jc w:val="center"/>
+            </w:pPr>
+            <w:r>
+              <w:rPr>
+                <w:rFonts w:ascii="Calibri" w:hAnsi="Calibri"/>
+                <w:sz w:val="20"/>
+              </w:rPr>
+              <w:t xml:space="default">635 (11%)</w:t>
+            </w:r>
+          </w:p>
+        </w:tc>
+        <w:tc>
+          <w:tcPr>
+            <w:tcBorders>
+              <w:top w:val="single" w:space="0" w:color="D3D3D3"/>
+              <w:bottom w:val="single" w:space="0" w:color="D3D3D3"/>
+              <w:start w:val="single" w:space="0" w:color="D3D3D3"/>
+              <w:end w:val="single" w:space="0" w:color="D3D3D3"/>
+            </w:tcBorders>
+          </w:tcPr>
+          <w:p>
+            <w:pPr>
+              <w:spacing w:before="0" w:after="60"/>
+              <w:keepNext/>
+              <w:jc w:val="center"/>
+            </w:pPr>
+            <w:r>
+              <w:rPr>
+                <w:rFonts w:ascii="Calibri" w:hAnsi="Calibri"/>
+                <w:sz w:val="20"/>
+              </w:rPr>
+              <w:t xml:space="default">1,846 (9.1%)</w:t>
             </w:r>
           </w:p>
         </w:tc>
@@ -2363,7 +2374,7 @@
                 <w:rFonts w:ascii="Calibri" w:hAnsi="Calibri"/>
                 <w:sz w:val="20"/>
               </w:rPr>
-              <w:t xml:space="default">0.003</w:t>
+              <w:t xml:space="default">&lt;0.001</w:t>
             </w:r>
           </w:p>
         </w:tc>
@@ -2416,55 +2427,55 @@
                 <w:rFonts w:ascii="Calibri" w:hAnsi="Calibri"/>
                 <w:sz w:val="20"/>
               </w:rPr>
-              <w:t xml:space="default">6,456 (31%)</w:t>
-            </w:r>
-          </w:p>
-        </w:tc>
-        <w:tc>
-          <w:tcPr>
-            <w:tcBorders>
-              <w:top w:val="single" w:space="0" w:color="D3D3D3"/>
-              <w:bottom w:val="single" w:space="0" w:color="D3D3D3"/>
-              <w:start w:val="single" w:space="0" w:color="D3D3D3"/>
-              <w:end w:val="single" w:space="0" w:color="D3D3D3"/>
-            </w:tcBorders>
-          </w:tcPr>
-          <w:p>
-            <w:pPr>
-              <w:spacing w:before="0" w:after="60"/>
-              <w:keepNext/>
-              <w:jc w:val="center"/>
-            </w:pPr>
-            <w:r>
-              <w:rPr>
-                <w:rFonts w:ascii="Calibri" w:hAnsi="Calibri"/>
-                <w:sz w:val="20"/>
-              </w:rPr>
-              <w:t xml:space="default">1,265 (29%)</w:t>
-            </w:r>
-          </w:p>
-        </w:tc>
-        <w:tc>
-          <w:tcPr>
-            <w:tcBorders>
-              <w:top w:val="single" w:space="0" w:color="D3D3D3"/>
-              <w:bottom w:val="single" w:space="0" w:color="D3D3D3"/>
-              <w:start w:val="single" w:space="0" w:color="D3D3D3"/>
-              <w:end w:val="single" w:space="0" w:color="D3D3D3"/>
-            </w:tcBorders>
-          </w:tcPr>
-          <w:p>
-            <w:pPr>
-              <w:spacing w:before="0" w:after="60"/>
-              <w:keepNext/>
-              <w:jc w:val="center"/>
-            </w:pPr>
-            <w:r>
-              <w:rPr>
-                <w:rFonts w:ascii="Calibri" w:hAnsi="Calibri"/>
-                <w:sz w:val="20"/>
-              </w:rPr>
-              <w:t xml:space="default">5,191 (31%)</w:t>
+              <w:t xml:space="default">7,892 (30%)</w:t>
+            </w:r>
+          </w:p>
+        </w:tc>
+        <w:tc>
+          <w:tcPr>
+            <w:tcBorders>
+              <w:top w:val="single" w:space="0" w:color="D3D3D3"/>
+              <w:bottom w:val="single" w:space="0" w:color="D3D3D3"/>
+              <w:start w:val="single" w:space="0" w:color="D3D3D3"/>
+              <w:end w:val="single" w:space="0" w:color="D3D3D3"/>
+            </w:tcBorders>
+          </w:tcPr>
+          <w:p>
+            <w:pPr>
+              <w:spacing w:before="0" w:after="60"/>
+              <w:keepNext/>
+              <w:jc w:val="center"/>
+            </w:pPr>
+            <w:r>
+              <w:rPr>
+                <w:rFonts w:ascii="Calibri" w:hAnsi="Calibri"/>
+                <w:sz w:val="20"/>
+              </w:rPr>
+              <w:t xml:space="default">1,657 (28%)</w:t>
+            </w:r>
+          </w:p>
+        </w:tc>
+        <w:tc>
+          <w:tcPr>
+            <w:tcBorders>
+              <w:top w:val="single" w:space="0" w:color="D3D3D3"/>
+              <w:bottom w:val="single" w:space="0" w:color="D3D3D3"/>
+              <w:start w:val="single" w:space="0" w:color="D3D3D3"/>
+              <w:end w:val="single" w:space="0" w:color="D3D3D3"/>
+            </w:tcBorders>
+          </w:tcPr>
+          <w:p>
+            <w:pPr>
+              <w:spacing w:before="0" w:after="60"/>
+              <w:keepNext/>
+              <w:jc w:val="center"/>
+            </w:pPr>
+            <w:r>
+              <w:rPr>
+                <w:rFonts w:ascii="Calibri" w:hAnsi="Calibri"/>
+                <w:sz w:val="20"/>
+              </w:rPr>
+              <w:t xml:space="default">6,235 (31%)</w:t>
             </w:r>
           </w:p>
         </w:tc>
@@ -2541,55 +2552,55 @@
                 <w:rFonts w:ascii="Calibri" w:hAnsi="Calibri"/>
                 <w:sz w:val="20"/>
               </w:rPr>
-              <w:t xml:space="default">5,419 (26%)</w:t>
-            </w:r>
-          </w:p>
-        </w:tc>
-        <w:tc>
-          <w:tcPr>
-            <w:tcBorders>
-              <w:top w:val="single" w:space="0" w:color="D3D3D3"/>
-              <w:bottom w:val="single" w:space="0" w:color="D3D3D3"/>
-              <w:start w:val="single" w:space="0" w:color="D3D3D3"/>
-              <w:end w:val="single" w:space="0" w:color="D3D3D3"/>
-            </w:tcBorders>
-          </w:tcPr>
-          <w:p>
-            <w:pPr>
-              <w:spacing w:before="0" w:after="60"/>
-              <w:keepNext/>
-              <w:jc w:val="center"/>
-            </w:pPr>
-            <w:r>
-              <w:rPr>
-                <w:rFonts w:ascii="Calibri" w:hAnsi="Calibri"/>
-                <w:sz w:val="20"/>
-              </w:rPr>
-              <w:t xml:space="default">1,058 (24%)</w:t>
-            </w:r>
-          </w:p>
-        </w:tc>
-        <w:tc>
-          <w:tcPr>
-            <w:tcBorders>
-              <w:top w:val="single" w:space="0" w:color="D3D3D3"/>
-              <w:bottom w:val="single" w:space="0" w:color="D3D3D3"/>
-              <w:start w:val="single" w:space="0" w:color="D3D3D3"/>
-              <w:end w:val="single" w:space="0" w:color="D3D3D3"/>
-            </w:tcBorders>
-          </w:tcPr>
-          <w:p>
-            <w:pPr>
-              <w:spacing w:before="0" w:after="60"/>
-              <w:keepNext/>
-              <w:jc w:val="center"/>
-            </w:pPr>
-            <w:r>
-              <w:rPr>
-                <w:rFonts w:ascii="Calibri" w:hAnsi="Calibri"/>
-                <w:sz w:val="20"/>
-              </w:rPr>
-              <w:t xml:space="default">4,361 (26%)</w:t>
+              <w:t xml:space="default">6,788 (26%)</w:t>
+            </w:r>
+          </w:p>
+        </w:tc>
+        <w:tc>
+          <w:tcPr>
+            <w:tcBorders>
+              <w:top w:val="single" w:space="0" w:color="D3D3D3"/>
+              <w:bottom w:val="single" w:space="0" w:color="D3D3D3"/>
+              <w:start w:val="single" w:space="0" w:color="D3D3D3"/>
+              <w:end w:val="single" w:space="0" w:color="D3D3D3"/>
+            </w:tcBorders>
+          </w:tcPr>
+          <w:p>
+            <w:pPr>
+              <w:spacing w:before="0" w:after="60"/>
+              <w:keepNext/>
+              <w:jc w:val="center"/>
+            </w:pPr>
+            <w:r>
+              <w:rPr>
+                <w:rFonts w:ascii="Calibri" w:hAnsi="Calibri"/>
+                <w:sz w:val="20"/>
+              </w:rPr>
+              <w:t xml:space="default">1,467 (25%)</w:t>
+            </w:r>
+          </w:p>
+        </w:tc>
+        <w:tc>
+          <w:tcPr>
+            <w:tcBorders>
+              <w:top w:val="single" w:space="0" w:color="D3D3D3"/>
+              <w:bottom w:val="single" w:space="0" w:color="D3D3D3"/>
+              <w:start w:val="single" w:space="0" w:color="D3D3D3"/>
+              <w:end w:val="single" w:space="0" w:color="D3D3D3"/>
+            </w:tcBorders>
+          </w:tcPr>
+          <w:p>
+            <w:pPr>
+              <w:spacing w:before="0" w:after="60"/>
+              <w:keepNext/>
+              <w:jc w:val="center"/>
+            </w:pPr>
+            <w:r>
+              <w:rPr>
+                <w:rFonts w:ascii="Calibri" w:hAnsi="Calibri"/>
+                <w:sz w:val="20"/>
+              </w:rPr>
+              <w:t xml:space="default">5,321 (27%)</w:t>
             </w:r>
           </w:p>
         </w:tc>
@@ -2666,55 +2677,55 @@
                 <w:rFonts w:ascii="Calibri" w:hAnsi="Calibri"/>
                 <w:sz w:val="20"/>
               </w:rPr>
-              <w:t xml:space="default">5,095 (24%)</w:t>
-            </w:r>
-          </w:p>
-        </w:tc>
-        <w:tc>
-          <w:tcPr>
-            <w:tcBorders>
-              <w:top w:val="single" w:space="0" w:color="D3D3D3"/>
-              <w:bottom w:val="single" w:space="0" w:color="D3D3D3"/>
-              <w:start w:val="single" w:space="0" w:color="D3D3D3"/>
-              <w:end w:val="single" w:space="0" w:color="D3D3D3"/>
-            </w:tcBorders>
-          </w:tcPr>
-          <w:p>
-            <w:pPr>
-              <w:spacing w:before="0" w:after="60"/>
-              <w:keepNext/>
-              <w:jc w:val="center"/>
-            </w:pPr>
-            <w:r>
-              <w:rPr>
-                <w:rFonts w:ascii="Calibri" w:hAnsi="Calibri"/>
-                <w:sz w:val="20"/>
-              </w:rPr>
-              <w:t xml:space="default">1,143 (26%)</w:t>
-            </w:r>
-          </w:p>
-        </w:tc>
-        <w:tc>
-          <w:tcPr>
-            <w:tcBorders>
-              <w:top w:val="single" w:space="0" w:color="D3D3D3"/>
-              <w:bottom w:val="single" w:space="0" w:color="D3D3D3"/>
-              <w:start w:val="single" w:space="0" w:color="D3D3D3"/>
-              <w:end w:val="single" w:space="0" w:color="D3D3D3"/>
-            </w:tcBorders>
-          </w:tcPr>
-          <w:p>
-            <w:pPr>
-              <w:spacing w:before="0" w:after="60"/>
-              <w:keepNext/>
-              <w:jc w:val="center"/>
-            </w:pPr>
-            <w:r>
-              <w:rPr>
-                <w:rFonts w:ascii="Calibri" w:hAnsi="Calibri"/>
-                <w:sz w:val="20"/>
-              </w:rPr>
-              <w:t xml:space="default">3,952 (24%)</w:t>
+              <w:t xml:space="default">6,299 (24%)</w:t>
+            </w:r>
+          </w:p>
+        </w:tc>
+        <w:tc>
+          <w:tcPr>
+            <w:tcBorders>
+              <w:top w:val="single" w:space="0" w:color="D3D3D3"/>
+              <w:bottom w:val="single" w:space="0" w:color="D3D3D3"/>
+              <w:start w:val="single" w:space="0" w:color="D3D3D3"/>
+              <w:end w:val="single" w:space="0" w:color="D3D3D3"/>
+            </w:tcBorders>
+          </w:tcPr>
+          <w:p>
+            <w:pPr>
+              <w:spacing w:before="0" w:after="60"/>
+              <w:keepNext/>
+              <w:jc w:val="center"/>
+            </w:pPr>
+            <w:r>
+              <w:rPr>
+                <w:rFonts w:ascii="Calibri" w:hAnsi="Calibri"/>
+                <w:sz w:val="20"/>
+              </w:rPr>
+              <w:t xml:space="default">1,502 (25%)</w:t>
+            </w:r>
+          </w:p>
+        </w:tc>
+        <w:tc>
+          <w:tcPr>
+            <w:tcBorders>
+              <w:top w:val="single" w:space="0" w:color="D3D3D3"/>
+              <w:bottom w:val="single" w:space="0" w:color="D3D3D3"/>
+              <w:start w:val="single" w:space="0" w:color="D3D3D3"/>
+              <w:end w:val="single" w:space="0" w:color="D3D3D3"/>
+            </w:tcBorders>
+          </w:tcPr>
+          <w:p>
+            <w:pPr>
+              <w:spacing w:before="0" w:after="60"/>
+              <w:keepNext/>
+              <w:jc w:val="center"/>
+            </w:pPr>
+            <w:r>
+              <w:rPr>
+                <w:rFonts w:ascii="Calibri" w:hAnsi="Calibri"/>
+                <w:sz w:val="20"/>
+              </w:rPr>
+              <w:t xml:space="default">4,797 (24%)</w:t>
             </w:r>
           </w:p>
         </w:tc>
@@ -2791,55 +2802,55 @@
                 <w:rFonts w:ascii="Calibri" w:hAnsi="Calibri"/>
                 <w:sz w:val="20"/>
               </w:rPr>
-              <w:t xml:space="default">3,987 (19%)</w:t>
-            </w:r>
-          </w:p>
-        </w:tc>
-        <w:tc>
-          <w:tcPr>
-            <w:tcBorders>
-              <w:top w:val="single" w:space="0" w:color="D3D3D3"/>
-              <w:bottom w:val="single" w:space="0" w:color="D3D3D3"/>
-              <w:start w:val="single" w:space="0" w:color="D3D3D3"/>
-              <w:end w:val="single" w:space="0" w:color="D3D3D3"/>
-            </w:tcBorders>
-          </w:tcPr>
-          <w:p>
-            <w:pPr>
-              <w:spacing w:before="0" w:after="60"/>
-              <w:keepNext/>
-              <w:jc w:val="center"/>
-            </w:pPr>
-            <w:r>
-              <w:rPr>
-                <w:rFonts w:ascii="Calibri" w:hAnsi="Calibri"/>
-                <w:sz w:val="20"/>
-              </w:rPr>
-              <w:t xml:space="default">948 (21%)</w:t>
-            </w:r>
-          </w:p>
-        </w:tc>
-        <w:tc>
-          <w:tcPr>
-            <w:tcBorders>
-              <w:top w:val="single" w:space="0" w:color="D3D3D3"/>
-              <w:bottom w:val="single" w:space="0" w:color="D3D3D3"/>
-              <w:start w:val="single" w:space="0" w:color="D3D3D3"/>
-              <w:end w:val="single" w:space="0" w:color="D3D3D3"/>
-            </w:tcBorders>
-          </w:tcPr>
-          <w:p>
-            <w:pPr>
-              <w:spacing w:before="0" w:after="60"/>
-              <w:keepNext/>
-              <w:jc w:val="center"/>
-            </w:pPr>
-            <w:r>
-              <w:rPr>
-                <w:rFonts w:ascii="Calibri" w:hAnsi="Calibri"/>
-                <w:sz w:val="20"/>
-              </w:rPr>
-              <w:t xml:space="default">3,039 (18%)</w:t>
+              <w:t xml:space="default">4,947 (19%)</w:t>
+            </w:r>
+          </w:p>
+        </w:tc>
+        <w:tc>
+          <w:tcPr>
+            <w:tcBorders>
+              <w:top w:val="single" w:space="0" w:color="D3D3D3"/>
+              <w:bottom w:val="single" w:space="0" w:color="D3D3D3"/>
+              <w:start w:val="single" w:space="0" w:color="D3D3D3"/>
+              <w:end w:val="single" w:space="0" w:color="D3D3D3"/>
+            </w:tcBorders>
+          </w:tcPr>
+          <w:p>
+            <w:pPr>
+              <w:spacing w:before="0" w:after="60"/>
+              <w:keepNext/>
+              <w:jc w:val="center"/>
+            </w:pPr>
+            <w:r>
+              <w:rPr>
+                <w:rFonts w:ascii="Calibri" w:hAnsi="Calibri"/>
+                <w:sz w:val="20"/>
+              </w:rPr>
+              <w:t xml:space="default">1,290 (22%)</w:t>
+            </w:r>
+          </w:p>
+        </w:tc>
+        <w:tc>
+          <w:tcPr>
+            <w:tcBorders>
+              <w:top w:val="single" w:space="0" w:color="D3D3D3"/>
+              <w:bottom w:val="single" w:space="0" w:color="D3D3D3"/>
+              <w:start w:val="single" w:space="0" w:color="D3D3D3"/>
+              <w:end w:val="single" w:space="0" w:color="D3D3D3"/>
+            </w:tcBorders>
+          </w:tcPr>
+          <w:p>
+            <w:pPr>
+              <w:spacing w:before="0" w:after="60"/>
+              <w:keepNext/>
+              <w:jc w:val="center"/>
+            </w:pPr>
+            <w:r>
+              <w:rPr>
+                <w:rFonts w:ascii="Calibri" w:hAnsi="Calibri"/>
+                <w:sz w:val="20"/>
+              </w:rPr>
+              <w:t xml:space="default">3,657 (18%)</w:t>
             </w:r>
           </w:p>
         </w:tc>
@@ -2988,7 +2999,7 @@
                 <w:rFonts w:ascii="Calibri" w:hAnsi="Calibri"/>
                 <w:sz w:val="20"/>
               </w:rPr>
-              <w:t xml:space="default">0.3</w:t>
+              <w:t xml:space="default">0.092</w:t>
             </w:r>
           </w:p>
         </w:tc>
@@ -3041,55 +3052,55 @@
                 <w:rFonts w:ascii="Calibri" w:hAnsi="Calibri"/>
                 <w:sz w:val="20"/>
               </w:rPr>
-              <w:t xml:space="default">16,379 (77%)</w:t>
-            </w:r>
-          </w:p>
-        </w:tc>
-        <w:tc>
-          <w:tcPr>
-            <w:tcBorders>
-              <w:top w:val="single" w:space="0" w:color="D3D3D3"/>
-              <w:bottom w:val="single" w:space="0" w:color="D3D3D3"/>
-              <w:start w:val="single" w:space="0" w:color="D3D3D3"/>
-              <w:end w:val="single" w:space="0" w:color="D3D3D3"/>
-            </w:tcBorders>
-          </w:tcPr>
-          <w:p>
-            <w:pPr>
-              <w:spacing w:before="0" w:after="60"/>
-              <w:keepNext/>
-              <w:jc w:val="center"/>
-            </w:pPr>
-            <w:r>
-              <w:rPr>
-                <w:rFonts w:ascii="Calibri" w:hAnsi="Calibri"/>
-                <w:sz w:val="20"/>
-              </w:rPr>
-              <w:t xml:space="default">3,399 (76%)</w:t>
-            </w:r>
-          </w:p>
-        </w:tc>
-        <w:tc>
-          <w:tcPr>
-            <w:tcBorders>
-              <w:top w:val="single" w:space="0" w:color="D3D3D3"/>
-              <w:bottom w:val="single" w:space="0" w:color="D3D3D3"/>
-              <w:start w:val="single" w:space="0" w:color="D3D3D3"/>
-              <w:end w:val="single" w:space="0" w:color="D3D3D3"/>
-            </w:tcBorders>
-          </w:tcPr>
-          <w:p>
-            <w:pPr>
-              <w:spacing w:before="0" w:after="60"/>
-              <w:keepNext/>
-              <w:jc w:val="center"/>
-            </w:pPr>
-            <w:r>
-              <w:rPr>
-                <w:rFonts w:ascii="Calibri" w:hAnsi="Calibri"/>
-                <w:sz w:val="20"/>
-              </w:rPr>
-              <w:t xml:space="default">12,981 (77%)</w:t>
+              <w:t xml:space="default">20,280 (77%)</w:t>
+            </w:r>
+          </w:p>
+        </w:tc>
+        <w:tc>
+          <w:tcPr>
+            <w:tcBorders>
+              <w:top w:val="single" w:space="0" w:color="D3D3D3"/>
+              <w:bottom w:val="single" w:space="0" w:color="D3D3D3"/>
+              <w:start w:val="single" w:space="0" w:color="D3D3D3"/>
+              <w:end w:val="single" w:space="0" w:color="D3D3D3"/>
+            </w:tcBorders>
+          </w:tcPr>
+          <w:p>
+            <w:pPr>
+              <w:spacing w:before="0" w:after="60"/>
+              <w:keepNext/>
+              <w:jc w:val="center"/>
+            </w:pPr>
+            <w:r>
+              <w:rPr>
+                <w:rFonts w:ascii="Calibri" w:hAnsi="Calibri"/>
+                <w:sz w:val="20"/>
+              </w:rPr>
+              <w:t xml:space="default">4,531 (76%)</w:t>
+            </w:r>
+          </w:p>
+        </w:tc>
+        <w:tc>
+          <w:tcPr>
+            <w:tcBorders>
+              <w:top w:val="single" w:space="0" w:color="D3D3D3"/>
+              <w:bottom w:val="single" w:space="0" w:color="D3D3D3"/>
+              <w:start w:val="single" w:space="0" w:color="D3D3D3"/>
+              <w:end w:val="single" w:space="0" w:color="D3D3D3"/>
+            </w:tcBorders>
+          </w:tcPr>
+          <w:p>
+            <w:pPr>
+              <w:spacing w:before="0" w:after="60"/>
+              <w:keepNext/>
+              <w:jc w:val="center"/>
+            </w:pPr>
+            <w:r>
+              <w:rPr>
+                <w:rFonts w:ascii="Calibri" w:hAnsi="Calibri"/>
+                <w:sz w:val="20"/>
+              </w:rPr>
+              <w:t xml:space="default">15,750 (77%)</w:t>
             </w:r>
           </w:p>
         </w:tc>
@@ -3166,55 +3177,55 @@
                 <w:rFonts w:ascii="Calibri" w:hAnsi="Calibri"/>
                 <w:sz w:val="20"/>
               </w:rPr>
-              <w:t xml:space="default">4,940 (23%)</w:t>
-            </w:r>
-          </w:p>
-        </w:tc>
-        <w:tc>
-          <w:tcPr>
-            <w:tcBorders>
-              <w:top w:val="single" w:space="0" w:color="D3D3D3"/>
-              <w:bottom w:val="single" w:space="0" w:color="D3D3D3"/>
-              <w:start w:val="single" w:space="0" w:color="D3D3D3"/>
-              <w:end w:val="single" w:space="0" w:color="D3D3D3"/>
-            </w:tcBorders>
-          </w:tcPr>
-          <w:p>
-            <w:pPr>
-              <w:spacing w:before="0" w:after="60"/>
-              <w:keepNext/>
-              <w:jc w:val="center"/>
-            </w:pPr>
-            <w:r>
-              <w:rPr>
-                <w:rFonts w:ascii="Calibri" w:hAnsi="Calibri"/>
-                <w:sz w:val="20"/>
-              </w:rPr>
-              <w:t xml:space="default">1,073 (24%)</w:t>
-            </w:r>
-          </w:p>
-        </w:tc>
-        <w:tc>
-          <w:tcPr>
-            <w:tcBorders>
-              <w:top w:val="single" w:space="0" w:color="D3D3D3"/>
-              <w:bottom w:val="single" w:space="0" w:color="D3D3D3"/>
-              <w:start w:val="single" w:space="0" w:color="D3D3D3"/>
-              <w:end w:val="single" w:space="0" w:color="D3D3D3"/>
-            </w:tcBorders>
-          </w:tcPr>
-          <w:p>
-            <w:pPr>
-              <w:spacing w:before="0" w:after="60"/>
-              <w:keepNext/>
-              <w:jc w:val="center"/>
-            </w:pPr>
-            <w:r>
-              <w:rPr>
-                <w:rFonts w:ascii="Calibri" w:hAnsi="Calibri"/>
-                <w:sz w:val="20"/>
-              </w:rPr>
-              <w:t xml:space="default">3,867 (23%)</w:t>
+              <w:t xml:space="default">6,068 (23%)</w:t>
+            </w:r>
+          </w:p>
+        </w:tc>
+        <w:tc>
+          <w:tcPr>
+            <w:tcBorders>
+              <w:top w:val="single" w:space="0" w:color="D3D3D3"/>
+              <w:bottom w:val="single" w:space="0" w:color="D3D3D3"/>
+              <w:start w:val="single" w:space="0" w:color="D3D3D3"/>
+              <w:end w:val="single" w:space="0" w:color="D3D3D3"/>
+            </w:tcBorders>
+          </w:tcPr>
+          <w:p>
+            <w:pPr>
+              <w:spacing w:before="0" w:after="60"/>
+              <w:keepNext/>
+              <w:jc w:val="center"/>
+            </w:pPr>
+            <w:r>
+              <w:rPr>
+                <w:rFonts w:ascii="Calibri" w:hAnsi="Calibri"/>
+                <w:sz w:val="20"/>
+              </w:rPr>
+              <w:t xml:space="default">1,458 (24%)</w:t>
+            </w:r>
+          </w:p>
+        </w:tc>
+        <w:tc>
+          <w:tcPr>
+            <w:tcBorders>
+              <w:top w:val="single" w:space="0" w:color="D3D3D3"/>
+              <w:bottom w:val="single" w:space="0" w:color="D3D3D3"/>
+              <w:start w:val="single" w:space="0" w:color="D3D3D3"/>
+              <w:end w:val="single" w:space="0" w:color="D3D3D3"/>
+            </w:tcBorders>
+          </w:tcPr>
+          <w:p>
+            <w:pPr>
+              <w:spacing w:before="0" w:after="60"/>
+              <w:keepNext/>
+              <w:jc w:val="center"/>
+            </w:pPr>
+            <w:r>
+              <w:rPr>
+                <w:rFonts w:ascii="Calibri" w:hAnsi="Calibri"/>
+                <w:sz w:val="20"/>
+              </w:rPr>
+              <w:t xml:space="default">4,610 (23%)</w:t>
             </w:r>
           </w:p>
         </w:tc>
@@ -3416,55 +3427,55 @@
                 <w:rFonts w:ascii="Calibri" w:hAnsi="Calibri"/>
                 <w:sz w:val="20"/>
               </w:rPr>
-              <w:t xml:space="default">2,994 (14%)</w:t>
-            </w:r>
-          </w:p>
-        </w:tc>
-        <w:tc>
-          <w:tcPr>
-            <w:tcBorders>
-              <w:top w:val="single" w:space="0" w:color="D3D3D3"/>
-              <w:bottom w:val="single" w:space="0" w:color="D3D3D3"/>
-              <w:start w:val="single" w:space="0" w:color="D3D3D3"/>
-              <w:end w:val="single" w:space="0" w:color="D3D3D3"/>
-            </w:tcBorders>
-          </w:tcPr>
-          <w:p>
-            <w:pPr>
-              <w:spacing w:before="0" w:after="60"/>
-              <w:keepNext/>
-              <w:jc w:val="center"/>
-            </w:pPr>
-            <w:r>
-              <w:rPr>
-                <w:rFonts w:ascii="Calibri" w:hAnsi="Calibri"/>
-                <w:sz w:val="20"/>
-              </w:rPr>
-              <w:t xml:space="default">495 (11%)</w:t>
-            </w:r>
-          </w:p>
-        </w:tc>
-        <w:tc>
-          <w:tcPr>
-            <w:tcBorders>
-              <w:top w:val="single" w:space="0" w:color="D3D3D3"/>
-              <w:bottom w:val="single" w:space="0" w:color="D3D3D3"/>
-              <w:start w:val="single" w:space="0" w:color="D3D3D3"/>
-              <w:end w:val="single" w:space="0" w:color="D3D3D3"/>
-            </w:tcBorders>
-          </w:tcPr>
-          <w:p>
-            <w:pPr>
-              <w:spacing w:before="0" w:after="60"/>
-              <w:keepNext/>
-              <w:jc w:val="center"/>
-            </w:pPr>
-            <w:r>
-              <w:rPr>
-                <w:rFonts w:ascii="Calibri" w:hAnsi="Calibri"/>
-                <w:sz w:val="20"/>
-              </w:rPr>
-              <w:t xml:space="default">2,498 (15%)</w:t>
+              <w:t xml:space="default">3,731 (14%)</w:t>
+            </w:r>
+          </w:p>
+        </w:tc>
+        <w:tc>
+          <w:tcPr>
+            <w:tcBorders>
+              <w:top w:val="single" w:space="0" w:color="D3D3D3"/>
+              <w:bottom w:val="single" w:space="0" w:color="D3D3D3"/>
+              <w:start w:val="single" w:space="0" w:color="D3D3D3"/>
+              <w:end w:val="single" w:space="0" w:color="D3D3D3"/>
+            </w:tcBorders>
+          </w:tcPr>
+          <w:p>
+            <w:pPr>
+              <w:spacing w:before="0" w:after="60"/>
+              <w:keepNext/>
+              <w:jc w:val="center"/>
+            </w:pPr>
+            <w:r>
+              <w:rPr>
+                <w:rFonts w:ascii="Calibri" w:hAnsi="Calibri"/>
+                <w:sz w:val="20"/>
+              </w:rPr>
+              <w:t xml:space="default">649 (11%)</w:t>
+            </w:r>
+          </w:p>
+        </w:tc>
+        <w:tc>
+          <w:tcPr>
+            <w:tcBorders>
+              <w:top w:val="single" w:space="0" w:color="D3D3D3"/>
+              <w:bottom w:val="single" w:space="0" w:color="D3D3D3"/>
+              <w:start w:val="single" w:space="0" w:color="D3D3D3"/>
+              <w:end w:val="single" w:space="0" w:color="D3D3D3"/>
+            </w:tcBorders>
+          </w:tcPr>
+          <w:p>
+            <w:pPr>
+              <w:spacing w:before="0" w:after="60"/>
+              <w:keepNext/>
+              <w:jc w:val="center"/>
+            </w:pPr>
+            <w:r>
+              <w:rPr>
+                <w:rFonts w:ascii="Calibri" w:hAnsi="Calibri"/>
+                <w:sz w:val="20"/>
+              </w:rPr>
+              <w:t xml:space="default">3,083 (15%)</w:t>
             </w:r>
           </w:p>
         </w:tc>
@@ -3541,55 +3552,55 @@
                 <w:rFonts w:ascii="Calibri" w:hAnsi="Calibri"/>
                 <w:sz w:val="20"/>
               </w:rPr>
-              <w:t xml:space="default">18,256 (86%)</w:t>
-            </w:r>
-          </w:p>
-        </w:tc>
-        <w:tc>
-          <w:tcPr>
-            <w:tcBorders>
-              <w:top w:val="single" w:space="0" w:color="D3D3D3"/>
-              <w:bottom w:val="single" w:space="0" w:color="D3D3D3"/>
-              <w:start w:val="single" w:space="0" w:color="D3D3D3"/>
-              <w:end w:val="single" w:space="0" w:color="D3D3D3"/>
-            </w:tcBorders>
-          </w:tcPr>
-          <w:p>
-            <w:pPr>
-              <w:spacing w:before="0" w:after="60"/>
-              <w:keepNext/>
-              <w:jc w:val="center"/>
-            </w:pPr>
-            <w:r>
-              <w:rPr>
-                <w:rFonts w:ascii="Calibri" w:hAnsi="Calibri"/>
-                <w:sz w:val="20"/>
-              </w:rPr>
-              <w:t xml:space="default">3,967 (89%)</w:t>
-            </w:r>
-          </w:p>
-        </w:tc>
-        <w:tc>
-          <w:tcPr>
-            <w:tcBorders>
-              <w:top w:val="single" w:space="0" w:color="D3D3D3"/>
-              <w:bottom w:val="single" w:space="0" w:color="D3D3D3"/>
-              <w:start w:val="single" w:space="0" w:color="D3D3D3"/>
-              <w:end w:val="single" w:space="0" w:color="D3D3D3"/>
-            </w:tcBorders>
-          </w:tcPr>
-          <w:p>
-            <w:pPr>
-              <w:spacing w:before="0" w:after="60"/>
-              <w:keepNext/>
-              <w:jc w:val="center"/>
-            </w:pPr>
-            <w:r>
-              <w:rPr>
-                <w:rFonts w:ascii="Calibri" w:hAnsi="Calibri"/>
-                <w:sz w:val="20"/>
-              </w:rPr>
-              <w:t xml:space="default">14,289 (85%)</w:t>
+              <w:t xml:space="default">22,531 (86%)</w:t>
+            </w:r>
+          </w:p>
+        </w:tc>
+        <w:tc>
+          <w:tcPr>
+            <w:tcBorders>
+              <w:top w:val="single" w:space="0" w:color="D3D3D3"/>
+              <w:bottom w:val="single" w:space="0" w:color="D3D3D3"/>
+              <w:start w:val="single" w:space="0" w:color="D3D3D3"/>
+              <w:end w:val="single" w:space="0" w:color="D3D3D3"/>
+            </w:tcBorders>
+          </w:tcPr>
+          <w:p>
+            <w:pPr>
+              <w:spacing w:before="0" w:after="60"/>
+              <w:keepNext/>
+              <w:jc w:val="center"/>
+            </w:pPr>
+            <w:r>
+              <w:rPr>
+                <w:rFonts w:ascii="Calibri" w:hAnsi="Calibri"/>
+                <w:sz w:val="20"/>
+              </w:rPr>
+              <w:t xml:space="default">5,329 (89%)</w:t>
+            </w:r>
+          </w:p>
+        </w:tc>
+        <w:tc>
+          <w:tcPr>
+            <w:tcBorders>
+              <w:top w:val="single" w:space="0" w:color="D3D3D3"/>
+              <w:bottom w:val="single" w:space="0" w:color="D3D3D3"/>
+              <w:start w:val="single" w:space="0" w:color="D3D3D3"/>
+              <w:end w:val="single" w:space="0" w:color="D3D3D3"/>
+            </w:tcBorders>
+          </w:tcPr>
+          <w:p>
+            <w:pPr>
+              <w:spacing w:before="0" w:after="60"/>
+              <w:keepNext/>
+              <w:jc w:val="center"/>
+            </w:pPr>
+            <w:r>
+              <w:rPr>
+                <w:rFonts w:ascii="Calibri" w:hAnsi="Calibri"/>
+                <w:sz w:val="20"/>
+              </w:rPr>
+              <w:t xml:space="default">17,202 (85%)</w:t>
             </w:r>
           </w:p>
         </w:tc>
@@ -3738,7 +3749,7 @@
                 <w:rFonts w:ascii="Calibri" w:hAnsi="Calibri"/>
                 <w:sz w:val="20"/>
               </w:rPr>
-              <w:t xml:space="default">0.031</w:t>
+              <w:t xml:space="default">0.012</w:t>
             </w:r>
           </w:p>
         </w:tc>
@@ -3791,55 +3802,55 @@
                 <w:rFonts w:ascii="Calibri" w:hAnsi="Calibri"/>
                 <w:sz w:val="20"/>
               </w:rPr>
-              <w:t xml:space="default">1,040 (4.9%)</w:t>
-            </w:r>
-          </w:p>
-        </w:tc>
-        <w:tc>
-          <w:tcPr>
-            <w:tcBorders>
-              <w:top w:val="single" w:space="0" w:color="D3D3D3"/>
-              <w:bottom w:val="single" w:space="0" w:color="D3D3D3"/>
-              <w:start w:val="single" w:space="0" w:color="D3D3D3"/>
-              <w:end w:val="single" w:space="0" w:color="D3D3D3"/>
-            </w:tcBorders>
-          </w:tcPr>
-          <w:p>
-            <w:pPr>
-              <w:spacing w:before="0" w:after="60"/>
-              <w:keepNext/>
-              <w:jc w:val="center"/>
-            </w:pPr>
-            <w:r>
-              <w:rPr>
-                <w:rFonts w:ascii="Calibri" w:hAnsi="Calibri"/>
-                <w:sz w:val="20"/>
-              </w:rPr>
-              <w:t xml:space="default">161 (3.6%)</w:t>
-            </w:r>
-          </w:p>
-        </w:tc>
-        <w:tc>
-          <w:tcPr>
-            <w:tcBorders>
-              <w:top w:val="single" w:space="0" w:color="D3D3D3"/>
-              <w:bottom w:val="single" w:space="0" w:color="D3D3D3"/>
-              <w:start w:val="single" w:space="0" w:color="D3D3D3"/>
-              <w:end w:val="single" w:space="0" w:color="D3D3D3"/>
-            </w:tcBorders>
-          </w:tcPr>
-          <w:p>
-            <w:pPr>
-              <w:spacing w:before="0" w:after="60"/>
-              <w:keepNext/>
-              <w:jc w:val="center"/>
-            </w:pPr>
-            <w:r>
-              <w:rPr>
-                <w:rFonts w:ascii="Calibri" w:hAnsi="Calibri"/>
-                <w:sz w:val="20"/>
-              </w:rPr>
-              <w:t xml:space="default">879 (5.2%)</w:t>
+              <w:t xml:space="default">1,293 (4.9%)</w:t>
+            </w:r>
+          </w:p>
+        </w:tc>
+        <w:tc>
+          <w:tcPr>
+            <w:tcBorders>
+              <w:top w:val="single" w:space="0" w:color="D3D3D3"/>
+              <w:bottom w:val="single" w:space="0" w:color="D3D3D3"/>
+              <w:start w:val="single" w:space="0" w:color="D3D3D3"/>
+              <w:end w:val="single" w:space="0" w:color="D3D3D3"/>
+            </w:tcBorders>
+          </w:tcPr>
+          <w:p>
+            <w:pPr>
+              <w:spacing w:before="0" w:after="60"/>
+              <w:keepNext/>
+              <w:jc w:val="center"/>
+            </w:pPr>
+            <w:r>
+              <w:rPr>
+                <w:rFonts w:ascii="Calibri" w:hAnsi="Calibri"/>
+                <w:sz w:val="20"/>
+              </w:rPr>
+              <w:t xml:space="default">208 (3.5%)</w:t>
+            </w:r>
+          </w:p>
+        </w:tc>
+        <w:tc>
+          <w:tcPr>
+            <w:tcBorders>
+              <w:top w:val="single" w:space="0" w:color="D3D3D3"/>
+              <w:bottom w:val="single" w:space="0" w:color="D3D3D3"/>
+              <w:start w:val="single" w:space="0" w:color="D3D3D3"/>
+              <w:end w:val="single" w:space="0" w:color="D3D3D3"/>
+            </w:tcBorders>
+          </w:tcPr>
+          <w:p>
+            <w:pPr>
+              <w:spacing w:before="0" w:after="60"/>
+              <w:keepNext/>
+              <w:jc w:val="center"/>
+            </w:pPr>
+            <w:r>
+              <w:rPr>
+                <w:rFonts w:ascii="Calibri" w:hAnsi="Calibri"/>
+                <w:sz w:val="20"/>
+              </w:rPr>
+              <w:t xml:space="default">1,085 (5.3%)</w:t>
             </w:r>
           </w:p>
         </w:tc>
@@ -3916,55 +3927,55 @@
                 <w:rFonts w:ascii="Calibri" w:hAnsi="Calibri"/>
                 <w:sz w:val="20"/>
               </w:rPr>
-              <w:t xml:space="default">16,584 (78%)</w:t>
-            </w:r>
-          </w:p>
-        </w:tc>
-        <w:tc>
-          <w:tcPr>
-            <w:tcBorders>
-              <w:top w:val="single" w:space="0" w:color="D3D3D3"/>
-              <w:bottom w:val="single" w:space="0" w:color="D3D3D3"/>
-              <w:start w:val="single" w:space="0" w:color="D3D3D3"/>
-              <w:end w:val="single" w:space="0" w:color="D3D3D3"/>
-            </w:tcBorders>
-          </w:tcPr>
-          <w:p>
-            <w:pPr>
-              <w:spacing w:before="0" w:after="60"/>
-              <w:keepNext/>
-              <w:jc w:val="center"/>
-            </w:pPr>
-            <w:r>
-              <w:rPr>
-                <w:rFonts w:ascii="Calibri" w:hAnsi="Calibri"/>
-                <w:sz w:val="20"/>
-              </w:rPr>
-              <w:t xml:space="default">3,588 (80%)</w:t>
-            </w:r>
-          </w:p>
-        </w:tc>
-        <w:tc>
-          <w:tcPr>
-            <w:tcBorders>
-              <w:top w:val="single" w:space="0" w:color="D3D3D3"/>
-              <w:bottom w:val="single" w:space="0" w:color="D3D3D3"/>
-              <w:start w:val="single" w:space="0" w:color="D3D3D3"/>
-              <w:end w:val="single" w:space="0" w:color="D3D3D3"/>
-            </w:tcBorders>
-          </w:tcPr>
-          <w:p>
-            <w:pPr>
-              <w:spacing w:before="0" w:after="60"/>
-              <w:keepNext/>
-              <w:jc w:val="center"/>
-            </w:pPr>
-            <w:r>
-              <w:rPr>
-                <w:rFonts w:ascii="Calibri" w:hAnsi="Calibri"/>
-                <w:sz w:val="20"/>
-              </w:rPr>
-              <w:t xml:space="default">12,996 (77%)</w:t>
+              <w:t xml:space="default">20,470 (78%)</w:t>
+            </w:r>
+          </w:p>
+        </w:tc>
+        <w:tc>
+          <w:tcPr>
+            <w:tcBorders>
+              <w:top w:val="single" w:space="0" w:color="D3D3D3"/>
+              <w:bottom w:val="single" w:space="0" w:color="D3D3D3"/>
+              <w:start w:val="single" w:space="0" w:color="D3D3D3"/>
+              <w:end w:val="single" w:space="0" w:color="D3D3D3"/>
+            </w:tcBorders>
+          </w:tcPr>
+          <w:p>
+            <w:pPr>
+              <w:spacing w:before="0" w:after="60"/>
+              <w:keepNext/>
+              <w:jc w:val="center"/>
+            </w:pPr>
+            <w:r>
+              <w:rPr>
+                <w:rFonts w:ascii="Calibri" w:hAnsi="Calibri"/>
+                <w:sz w:val="20"/>
+              </w:rPr>
+              <w:t xml:space="default">4,780 (80%)</w:t>
+            </w:r>
+          </w:p>
+        </w:tc>
+        <w:tc>
+          <w:tcPr>
+            <w:tcBorders>
+              <w:top w:val="single" w:space="0" w:color="D3D3D3"/>
+              <w:bottom w:val="single" w:space="0" w:color="D3D3D3"/>
+              <w:start w:val="single" w:space="0" w:color="D3D3D3"/>
+              <w:end w:val="single" w:space="0" w:color="D3D3D3"/>
+            </w:tcBorders>
+          </w:tcPr>
+          <w:p>
+            <w:pPr>
+              <w:spacing w:before="0" w:after="60"/>
+              <w:keepNext/>
+              <w:jc w:val="center"/>
+            </w:pPr>
+            <w:r>
+              <w:rPr>
+                <w:rFonts w:ascii="Calibri" w:hAnsi="Calibri"/>
+                <w:sz w:val="20"/>
+              </w:rPr>
+              <w:t xml:space="default">15,690 (77%)</w:t>
             </w:r>
           </w:p>
         </w:tc>
@@ -4041,55 +4052,55 @@
                 <w:rFonts w:ascii="Calibri" w:hAnsi="Calibri"/>
                 <w:sz w:val="20"/>
               </w:rPr>
-              <w:t xml:space="default">3,695 (17%)</w:t>
-            </w:r>
-          </w:p>
-        </w:tc>
-        <w:tc>
-          <w:tcPr>
-            <w:tcBorders>
-              <w:top w:val="single" w:space="0" w:color="D3D3D3"/>
-              <w:bottom w:val="single" w:space="0" w:color="D3D3D3"/>
-              <w:start w:val="single" w:space="0" w:color="D3D3D3"/>
-              <w:end w:val="single" w:space="0" w:color="D3D3D3"/>
-            </w:tcBorders>
-          </w:tcPr>
-          <w:p>
-            <w:pPr>
-              <w:spacing w:before="0" w:after="60"/>
-              <w:keepNext/>
-              <w:jc w:val="center"/>
-            </w:pPr>
-            <w:r>
-              <w:rPr>
-                <w:rFonts w:ascii="Calibri" w:hAnsi="Calibri"/>
-                <w:sz w:val="20"/>
-              </w:rPr>
-              <w:t xml:space="default">722 (16%)</w:t>
-            </w:r>
-          </w:p>
-        </w:tc>
-        <w:tc>
-          <w:tcPr>
-            <w:tcBorders>
-              <w:top w:val="single" w:space="0" w:color="D3D3D3"/>
-              <w:bottom w:val="single" w:space="0" w:color="D3D3D3"/>
-              <w:start w:val="single" w:space="0" w:color="D3D3D3"/>
-              <w:end w:val="single" w:space="0" w:color="D3D3D3"/>
-            </w:tcBorders>
-          </w:tcPr>
-          <w:p>
-            <w:pPr>
-              <w:spacing w:before="0" w:after="60"/>
-              <w:keepNext/>
-              <w:jc w:val="center"/>
-            </w:pPr>
-            <w:r>
-              <w:rPr>
-                <w:rFonts w:ascii="Calibri" w:hAnsi="Calibri"/>
-                <w:sz w:val="20"/>
-              </w:rPr>
-              <w:t xml:space="default">2,973 (18%)</w:t>
+              <w:t xml:space="default">4,585 (17%)</w:t>
+            </w:r>
+          </w:p>
+        </w:tc>
+        <w:tc>
+          <w:tcPr>
+            <w:tcBorders>
+              <w:top w:val="single" w:space="0" w:color="D3D3D3"/>
+              <w:bottom w:val="single" w:space="0" w:color="D3D3D3"/>
+              <w:start w:val="single" w:space="0" w:color="D3D3D3"/>
+              <w:end w:val="single" w:space="0" w:color="D3D3D3"/>
+            </w:tcBorders>
+          </w:tcPr>
+          <w:p>
+            <w:pPr>
+              <w:spacing w:before="0" w:after="60"/>
+              <w:keepNext/>
+              <w:jc w:val="center"/>
+            </w:pPr>
+            <w:r>
+              <w:rPr>
+                <w:rFonts w:ascii="Calibri" w:hAnsi="Calibri"/>
+                <w:sz w:val="20"/>
+              </w:rPr>
+              <w:t xml:space="default">1,000 (17%)</w:t>
+            </w:r>
+          </w:p>
+        </w:tc>
+        <w:tc>
+          <w:tcPr>
+            <w:tcBorders>
+              <w:top w:val="single" w:space="0" w:color="D3D3D3"/>
+              <w:bottom w:val="single" w:space="0" w:color="D3D3D3"/>
+              <w:start w:val="single" w:space="0" w:color="D3D3D3"/>
+              <w:end w:val="single" w:space="0" w:color="D3D3D3"/>
+            </w:tcBorders>
+          </w:tcPr>
+          <w:p>
+            <w:pPr>
+              <w:spacing w:before="0" w:after="60"/>
+              <w:keepNext/>
+              <w:jc w:val="center"/>
+            </w:pPr>
+            <w:r>
+              <w:rPr>
+                <w:rFonts w:ascii="Calibri" w:hAnsi="Calibri"/>
+                <w:sz w:val="20"/>
+              </w:rPr>
+              <w:t xml:space="default">3,585 (18%)</w:t>
             </w:r>
           </w:p>
         </w:tc>
@@ -4238,7 +4249,7 @@
                 <w:rFonts w:ascii="Calibri" w:hAnsi="Calibri"/>
                 <w:sz w:val="20"/>
               </w:rPr>
-              <w:t xml:space="default">0.2</w:t>
+              <w:t xml:space="default">0.092</w:t>
             </w:r>
           </w:p>
         </w:tc>
@@ -4291,55 +4302,55 @@
                 <w:rFonts w:ascii="Calibri" w:hAnsi="Calibri"/>
                 <w:sz w:val="20"/>
               </w:rPr>
-              <w:t xml:space="default">7,662 (36%)</w:t>
-            </w:r>
-          </w:p>
-        </w:tc>
-        <w:tc>
-          <w:tcPr>
-            <w:tcBorders>
-              <w:top w:val="single" w:space="0" w:color="D3D3D3"/>
-              <w:bottom w:val="single" w:space="0" w:color="D3D3D3"/>
-              <w:start w:val="single" w:space="0" w:color="D3D3D3"/>
-              <w:end w:val="single" w:space="0" w:color="D3D3D3"/>
-            </w:tcBorders>
-          </w:tcPr>
-          <w:p>
-            <w:pPr>
-              <w:spacing w:before="0" w:after="60"/>
-              <w:keepNext/>
-              <w:jc w:val="center"/>
-            </w:pPr>
-            <w:r>
-              <w:rPr>
-                <w:rFonts w:ascii="Calibri" w:hAnsi="Calibri"/>
-                <w:sz w:val="20"/>
-              </w:rPr>
-              <w:t xml:space="default">1,678 (38%)</w:t>
-            </w:r>
-          </w:p>
-        </w:tc>
-        <w:tc>
-          <w:tcPr>
-            <w:tcBorders>
-              <w:top w:val="single" w:space="0" w:color="D3D3D3"/>
-              <w:bottom w:val="single" w:space="0" w:color="D3D3D3"/>
-              <w:start w:val="single" w:space="0" w:color="D3D3D3"/>
-              <w:end w:val="single" w:space="0" w:color="D3D3D3"/>
-            </w:tcBorders>
-          </w:tcPr>
-          <w:p>
-            <w:pPr>
-              <w:spacing w:before="0" w:after="60"/>
-              <w:keepNext/>
-              <w:jc w:val="center"/>
-            </w:pPr>
-            <w:r>
-              <w:rPr>
-                <w:rFonts w:ascii="Calibri" w:hAnsi="Calibri"/>
-                <w:sz w:val="20"/>
-              </w:rPr>
-              <w:t xml:space="default">5,984 (36%)</w:t>
+              <w:t xml:space="default">9,481 (36%)</w:t>
+            </w:r>
+          </w:p>
+        </w:tc>
+        <w:tc>
+          <w:tcPr>
+            <w:tcBorders>
+              <w:top w:val="single" w:space="0" w:color="D3D3D3"/>
+              <w:bottom w:val="single" w:space="0" w:color="D3D3D3"/>
+              <w:start w:val="single" w:space="0" w:color="D3D3D3"/>
+              <w:end w:val="single" w:space="0" w:color="D3D3D3"/>
+            </w:tcBorders>
+          </w:tcPr>
+          <w:p>
+            <w:pPr>
+              <w:spacing w:before="0" w:after="60"/>
+              <w:keepNext/>
+              <w:jc w:val="center"/>
+            </w:pPr>
+            <w:r>
+              <w:rPr>
+                <w:rFonts w:ascii="Calibri" w:hAnsi="Calibri"/>
+                <w:sz w:val="20"/>
+              </w:rPr>
+              <w:t xml:space="default">2,257 (38%)</w:t>
+            </w:r>
+          </w:p>
+        </w:tc>
+        <w:tc>
+          <w:tcPr>
+            <w:tcBorders>
+              <w:top w:val="single" w:space="0" w:color="D3D3D3"/>
+              <w:bottom w:val="single" w:space="0" w:color="D3D3D3"/>
+              <w:start w:val="single" w:space="0" w:color="D3D3D3"/>
+              <w:end w:val="single" w:space="0" w:color="D3D3D3"/>
+            </w:tcBorders>
+          </w:tcPr>
+          <w:p>
+            <w:pPr>
+              <w:spacing w:before="0" w:after="60"/>
+              <w:keepNext/>
+              <w:jc w:val="center"/>
+            </w:pPr>
+            <w:r>
+              <w:rPr>
+                <w:rFonts w:ascii="Calibri" w:hAnsi="Calibri"/>
+                <w:sz w:val="20"/>
+              </w:rPr>
+              <w:t xml:space="default">7,224 (35%)</w:t>
             </w:r>
           </w:p>
         </w:tc>
@@ -4416,55 +4427,55 @@
                 <w:rFonts w:ascii="Calibri" w:hAnsi="Calibri"/>
                 <w:sz w:val="20"/>
               </w:rPr>
-              <w:t xml:space="default">13,658 (64%)</w:t>
-            </w:r>
-          </w:p>
-        </w:tc>
-        <w:tc>
-          <w:tcPr>
-            <w:tcBorders>
-              <w:top w:val="single" w:space="0" w:color="D3D3D3"/>
-              <w:bottom w:val="single" w:space="0" w:color="D3D3D3"/>
-              <w:start w:val="single" w:space="0" w:color="D3D3D3"/>
-              <w:end w:val="single" w:space="0" w:color="D3D3D3"/>
-            </w:tcBorders>
-          </w:tcPr>
-          <w:p>
-            <w:pPr>
-              <w:spacing w:before="0" w:after="60"/>
-              <w:keepNext/>
-              <w:jc w:val="center"/>
-            </w:pPr>
-            <w:r>
-              <w:rPr>
-                <w:rFonts w:ascii="Calibri" w:hAnsi="Calibri"/>
-                <w:sz w:val="20"/>
-              </w:rPr>
-              <w:t xml:space="default">2,794 (62%)</w:t>
-            </w:r>
-          </w:p>
-        </w:tc>
-        <w:tc>
-          <w:tcPr>
-            <w:tcBorders>
-              <w:top w:val="single" w:space="0" w:color="D3D3D3"/>
-              <w:bottom w:val="single" w:space="0" w:color="D3D3D3"/>
-              <w:start w:val="single" w:space="0" w:color="D3D3D3"/>
-              <w:end w:val="single" w:space="0" w:color="D3D3D3"/>
-            </w:tcBorders>
-          </w:tcPr>
-          <w:p>
-            <w:pPr>
-              <w:spacing w:before="0" w:after="60"/>
-              <w:keepNext/>
-              <w:jc w:val="center"/>
-            </w:pPr>
-            <w:r>
-              <w:rPr>
-                <w:rFonts w:ascii="Calibri" w:hAnsi="Calibri"/>
-                <w:sz w:val="20"/>
-              </w:rPr>
-              <w:t xml:space="default">10,864 (64%)</w:t>
+              <w:t xml:space="default">16,867 (64%)</w:t>
+            </w:r>
+          </w:p>
+        </w:tc>
+        <w:tc>
+          <w:tcPr>
+            <w:tcBorders>
+              <w:top w:val="single" w:space="0" w:color="D3D3D3"/>
+              <w:bottom w:val="single" w:space="0" w:color="D3D3D3"/>
+              <w:start w:val="single" w:space="0" w:color="D3D3D3"/>
+              <w:end w:val="single" w:space="0" w:color="D3D3D3"/>
+            </w:tcBorders>
+          </w:tcPr>
+          <w:p>
+            <w:pPr>
+              <w:spacing w:before="0" w:after="60"/>
+              <w:keepNext/>
+              <w:jc w:val="center"/>
+            </w:pPr>
+            <w:r>
+              <w:rPr>
+                <w:rFonts w:ascii="Calibri" w:hAnsi="Calibri"/>
+                <w:sz w:val="20"/>
+              </w:rPr>
+              <w:t xml:space="default">3,732 (62%)</w:t>
+            </w:r>
+          </w:p>
+        </w:tc>
+        <w:tc>
+          <w:tcPr>
+            <w:tcBorders>
+              <w:top w:val="single" w:space="0" w:color="D3D3D3"/>
+              <w:bottom w:val="single" w:space="0" w:color="D3D3D3"/>
+              <w:start w:val="single" w:space="0" w:color="D3D3D3"/>
+              <w:end w:val="single" w:space="0" w:color="D3D3D3"/>
+            </w:tcBorders>
+          </w:tcPr>
+          <w:p>
+            <w:pPr>
+              <w:spacing w:before="0" w:after="60"/>
+              <w:keepNext/>
+              <w:jc w:val="center"/>
+            </w:pPr>
+            <w:r>
+              <w:rPr>
+                <w:rFonts w:ascii="Calibri" w:hAnsi="Calibri"/>
+                <w:sz w:val="20"/>
+              </w:rPr>
+              <w:t xml:space="default">13,135 (65%)</w:t>
             </w:r>
           </w:p>
         </w:tc>
@@ -4541,79 +4552,79 @@
                 <w:rFonts w:ascii="Calibri" w:hAnsi="Calibri"/>
                 <w:sz w:val="20"/>
               </w:rPr>
-              <w:t xml:space="default">1,955 (9.2%)</w:t>
-            </w:r>
-          </w:p>
-        </w:tc>
-        <w:tc>
-          <w:tcPr>
-            <w:tcBorders>
-              <w:top w:val="single" w:space="0" w:color="D3D3D3"/>
-              <w:bottom w:val="single" w:space="0" w:color="D3D3D3"/>
-              <w:start w:val="single" w:space="0" w:color="D3D3D3"/>
-              <w:end w:val="single" w:space="0" w:color="D3D3D3"/>
-            </w:tcBorders>
-          </w:tcPr>
-          <w:p>
-            <w:pPr>
-              <w:spacing w:before="0" w:after="60"/>
-              <w:keepNext/>
-              <w:jc w:val="center"/>
-            </w:pPr>
-            <w:r>
-              <w:rPr>
-                <w:rFonts w:ascii="Calibri" w:hAnsi="Calibri"/>
-                <w:sz w:val="20"/>
-              </w:rPr>
-              <w:t xml:space="default">458 (10%)</w:t>
-            </w:r>
-          </w:p>
-        </w:tc>
-        <w:tc>
-          <w:tcPr>
-            <w:tcBorders>
-              <w:top w:val="single" w:space="0" w:color="D3D3D3"/>
-              <w:bottom w:val="single" w:space="0" w:color="D3D3D3"/>
-              <w:start w:val="single" w:space="0" w:color="D3D3D3"/>
-              <w:end w:val="single" w:space="0" w:color="D3D3D3"/>
-            </w:tcBorders>
-          </w:tcPr>
-          <w:p>
-            <w:pPr>
-              <w:spacing w:before="0" w:after="60"/>
-              <w:keepNext/>
-              <w:jc w:val="center"/>
-            </w:pPr>
-            <w:r>
-              <w:rPr>
-                <w:rFonts w:ascii="Calibri" w:hAnsi="Calibri"/>
-                <w:sz w:val="20"/>
-              </w:rPr>
-              <w:t xml:space="default">1,497 (8.9%)</w:t>
-            </w:r>
-          </w:p>
-        </w:tc>
-        <w:tc>
-          <w:tcPr>
-            <w:tcBorders>
-              <w:top w:val="single" w:space="0" w:color="D3D3D3"/>
-              <w:bottom w:val="single" w:space="0" w:color="D3D3D3"/>
-              <w:start w:val="single" w:space="0" w:color="D3D3D3"/>
-              <w:end w:val="single" w:space="0" w:color="D3D3D3"/>
-            </w:tcBorders>
-          </w:tcPr>
-          <w:p>
-            <w:pPr>
-              <w:spacing w:before="0" w:after="60"/>
-              <w:keepNext/>
-              <w:jc w:val="center"/>
-            </w:pPr>
-            <w:r>
-              <w:rPr>
-                <w:rFonts w:ascii="Calibri" w:hAnsi="Calibri"/>
-                <w:sz w:val="20"/>
-              </w:rPr>
-              <w:t xml:space="default">0.060</w:t>
+              <w:t xml:space="default">2,404 (9.1%)</w:t>
+            </w:r>
+          </w:p>
+        </w:tc>
+        <w:tc>
+          <w:tcPr>
+            <w:tcBorders>
+              <w:top w:val="single" w:space="0" w:color="D3D3D3"/>
+              <w:bottom w:val="single" w:space="0" w:color="D3D3D3"/>
+              <w:start w:val="single" w:space="0" w:color="D3D3D3"/>
+              <w:end w:val="single" w:space="0" w:color="D3D3D3"/>
+            </w:tcBorders>
+          </w:tcPr>
+          <w:p>
+            <w:pPr>
+              <w:spacing w:before="0" w:after="60"/>
+              <w:keepNext/>
+              <w:jc w:val="center"/>
+            </w:pPr>
+            <w:r>
+              <w:rPr>
+                <w:rFonts w:ascii="Calibri" w:hAnsi="Calibri"/>
+                <w:sz w:val="20"/>
+              </w:rPr>
+              <w:t xml:space="default">585 (9.8%)</w:t>
+            </w:r>
+          </w:p>
+        </w:tc>
+        <w:tc>
+          <w:tcPr>
+            <w:tcBorders>
+              <w:top w:val="single" w:space="0" w:color="D3D3D3"/>
+              <w:bottom w:val="single" w:space="0" w:color="D3D3D3"/>
+              <w:start w:val="single" w:space="0" w:color="D3D3D3"/>
+              <w:end w:val="single" w:space="0" w:color="D3D3D3"/>
+            </w:tcBorders>
+          </w:tcPr>
+          <w:p>
+            <w:pPr>
+              <w:spacing w:before="0" w:after="60"/>
+              <w:keepNext/>
+              <w:jc w:val="center"/>
+            </w:pPr>
+            <w:r>
+              <w:rPr>
+                <w:rFonts w:ascii="Calibri" w:hAnsi="Calibri"/>
+                <w:sz w:val="20"/>
+              </w:rPr>
+              <w:t xml:space="default">1,819 (8.9%)</w:t>
+            </w:r>
+          </w:p>
+        </w:tc>
+        <w:tc>
+          <w:tcPr>
+            <w:tcBorders>
+              <w:top w:val="single" w:space="0" w:color="D3D3D3"/>
+              <w:bottom w:val="single" w:space="0" w:color="D3D3D3"/>
+              <w:start w:val="single" w:space="0" w:color="D3D3D3"/>
+              <w:end w:val="single" w:space="0" w:color="D3D3D3"/>
+            </w:tcBorders>
+          </w:tcPr>
+          <w:p>
+            <w:pPr>
+              <w:spacing w:before="0" w:after="60"/>
+              <w:keepNext/>
+              <w:jc w:val="center"/>
+            </w:pPr>
+            <w:r>
+              <w:rPr>
+                <w:rFonts w:ascii="Calibri" w:hAnsi="Calibri"/>
+                <w:sz w:val="20"/>
+              </w:rPr>
+              <w:t xml:space="default">0.2</w:t>
             </w:r>
           </w:p>
         </w:tc>
@@ -4666,55 +4677,55 @@
                 <w:rFonts w:ascii="Calibri" w:hAnsi="Calibri"/>
                 <w:sz w:val="20"/>
               </w:rPr>
-              <w:t xml:space="default">4,662 (22%)</w:t>
-            </w:r>
-          </w:p>
-        </w:tc>
-        <w:tc>
-          <w:tcPr>
-            <w:tcBorders>
-              <w:top w:val="single" w:space="0" w:color="D3D3D3"/>
-              <w:bottom w:val="single" w:space="0" w:color="D3D3D3"/>
-              <w:start w:val="single" w:space="0" w:color="D3D3D3"/>
-              <w:end w:val="single" w:space="0" w:color="D3D3D3"/>
-            </w:tcBorders>
-          </w:tcPr>
-          <w:p>
-            <w:pPr>
-              <w:spacing w:before="0" w:after="60"/>
-              <w:keepNext/>
-              <w:jc w:val="center"/>
-            </w:pPr>
-            <w:r>
-              <w:rPr>
-                <w:rFonts w:ascii="Calibri" w:hAnsi="Calibri"/>
-                <w:sz w:val="20"/>
-              </w:rPr>
-              <w:t xml:space="default">1,789 (40%)</w:t>
-            </w:r>
-          </w:p>
-        </w:tc>
-        <w:tc>
-          <w:tcPr>
-            <w:tcBorders>
-              <w:top w:val="single" w:space="0" w:color="D3D3D3"/>
-              <w:bottom w:val="single" w:space="0" w:color="D3D3D3"/>
-              <w:start w:val="single" w:space="0" w:color="D3D3D3"/>
-              <w:end w:val="single" w:space="0" w:color="D3D3D3"/>
-            </w:tcBorders>
-          </w:tcPr>
-          <w:p>
-            <w:pPr>
-              <w:spacing w:before="0" w:after="60"/>
-              <w:keepNext/>
-              <w:jc w:val="center"/>
-            </w:pPr>
-            <w:r>
-              <w:rPr>
-                <w:rFonts w:ascii="Calibri" w:hAnsi="Calibri"/>
-                <w:sz w:val="20"/>
-              </w:rPr>
-              <w:t xml:space="default">2,873 (17%)</w:t>
+              <w:t xml:space="default">5,705 (22%)</w:t>
+            </w:r>
+          </w:p>
+        </w:tc>
+        <w:tc>
+          <w:tcPr>
+            <w:tcBorders>
+              <w:top w:val="single" w:space="0" w:color="D3D3D3"/>
+              <w:bottom w:val="single" w:space="0" w:color="D3D3D3"/>
+              <w:start w:val="single" w:space="0" w:color="D3D3D3"/>
+              <w:end w:val="single" w:space="0" w:color="D3D3D3"/>
+            </w:tcBorders>
+          </w:tcPr>
+          <w:p>
+            <w:pPr>
+              <w:spacing w:before="0" w:after="60"/>
+              <w:keepNext/>
+              <w:jc w:val="center"/>
+            </w:pPr>
+            <w:r>
+              <w:rPr>
+                <w:rFonts w:ascii="Calibri" w:hAnsi="Calibri"/>
+                <w:sz w:val="20"/>
+              </w:rPr>
+              <w:t xml:space="default">2,329 (39%)</w:t>
+            </w:r>
+          </w:p>
+        </w:tc>
+        <w:tc>
+          <w:tcPr>
+            <w:tcBorders>
+              <w:top w:val="single" w:space="0" w:color="D3D3D3"/>
+              <w:bottom w:val="single" w:space="0" w:color="D3D3D3"/>
+              <w:start w:val="single" w:space="0" w:color="D3D3D3"/>
+              <w:end w:val="single" w:space="0" w:color="D3D3D3"/>
+            </w:tcBorders>
+          </w:tcPr>
+          <w:p>
+            <w:pPr>
+              <w:spacing w:before="0" w:after="60"/>
+              <w:keepNext/>
+              <w:jc w:val="center"/>
+            </w:pPr>
+            <w:r>
+              <w:rPr>
+                <w:rFonts w:ascii="Calibri" w:hAnsi="Calibri"/>
+                <w:sz w:val="20"/>
+              </w:rPr>
+              <w:t xml:space="default">3,376 (17%)</w:t>
             </w:r>
           </w:p>
         </w:tc>
@@ -4791,55 +4802,55 @@
                 <w:rFonts w:ascii="Calibri" w:hAnsi="Calibri"/>
                 <w:sz w:val="20"/>
               </w:rPr>
-              <w:t xml:space="default">4,753 (22%)</w:t>
-            </w:r>
-          </w:p>
-        </w:tc>
-        <w:tc>
-          <w:tcPr>
-            <w:tcBorders>
-              <w:top w:val="single" w:space="0" w:color="D3D3D3"/>
-              <w:bottom w:val="single" w:space="0" w:color="D3D3D3"/>
-              <w:start w:val="single" w:space="0" w:color="D3D3D3"/>
-              <w:end w:val="single" w:space="0" w:color="D3D3D3"/>
-            </w:tcBorders>
-          </w:tcPr>
-          <w:p>
-            <w:pPr>
-              <w:spacing w:before="0" w:after="60"/>
-              <w:keepNext/>
-              <w:jc w:val="center"/>
-            </w:pPr>
-            <w:r>
-              <w:rPr>
-                <w:rFonts w:ascii="Calibri" w:hAnsi="Calibri"/>
-                <w:sz w:val="20"/>
-              </w:rPr>
-              <w:t xml:space="default">2,055 (46%)</w:t>
-            </w:r>
-          </w:p>
-        </w:tc>
-        <w:tc>
-          <w:tcPr>
-            <w:tcBorders>
-              <w:top w:val="single" w:space="0" w:color="D3D3D3"/>
-              <w:bottom w:val="single" w:space="0" w:color="D3D3D3"/>
-              <w:start w:val="single" w:space="0" w:color="D3D3D3"/>
-              <w:end w:val="single" w:space="0" w:color="D3D3D3"/>
-            </w:tcBorders>
-          </w:tcPr>
-          <w:p>
-            <w:pPr>
-              <w:spacing w:before="0" w:after="60"/>
-              <w:keepNext/>
-              <w:jc w:val="center"/>
-            </w:pPr>
-            <w:r>
-              <w:rPr>
-                <w:rFonts w:ascii="Calibri" w:hAnsi="Calibri"/>
-                <w:sz w:val="20"/>
-              </w:rPr>
-              <w:t xml:space="default">2,698 (16%)</w:t>
+              <w:t xml:space="default">6,005 (23%)</w:t>
+            </w:r>
+          </w:p>
+        </w:tc>
+        <w:tc>
+          <w:tcPr>
+            <w:tcBorders>
+              <w:top w:val="single" w:space="0" w:color="D3D3D3"/>
+              <w:bottom w:val="single" w:space="0" w:color="D3D3D3"/>
+              <w:start w:val="single" w:space="0" w:color="D3D3D3"/>
+              <w:end w:val="single" w:space="0" w:color="D3D3D3"/>
+            </w:tcBorders>
+          </w:tcPr>
+          <w:p>
+            <w:pPr>
+              <w:spacing w:before="0" w:after="60"/>
+              <w:keepNext/>
+              <w:jc w:val="center"/>
+            </w:pPr>
+            <w:r>
+              <w:rPr>
+                <w:rFonts w:ascii="Calibri" w:hAnsi="Calibri"/>
+                <w:sz w:val="20"/>
+              </w:rPr>
+              <w:t xml:space="default">2,795 (47%)</w:t>
+            </w:r>
+          </w:p>
+        </w:tc>
+        <w:tc>
+          <w:tcPr>
+            <w:tcBorders>
+              <w:top w:val="single" w:space="0" w:color="D3D3D3"/>
+              <w:bottom w:val="single" w:space="0" w:color="D3D3D3"/>
+              <w:start w:val="single" w:space="0" w:color="D3D3D3"/>
+              <w:end w:val="single" w:space="0" w:color="D3D3D3"/>
+            </w:tcBorders>
+          </w:tcPr>
+          <w:p>
+            <w:pPr>
+              <w:spacing w:before="0" w:after="60"/>
+              <w:keepNext/>
+              <w:jc w:val="center"/>
+            </w:pPr>
+            <w:r>
+              <w:rPr>
+                <w:rFonts w:ascii="Calibri" w:hAnsi="Calibri"/>
+                <w:sz w:val="20"/>
+              </w:rPr>
+              <w:t xml:space="default">3,210 (16%)</w:t>
             </w:r>
           </w:p>
         </w:tc>
@@ -4916,79 +4927,79 @@
                 <w:rFonts w:ascii="Calibri" w:hAnsi="Calibri"/>
                 <w:sz w:val="20"/>
               </w:rPr>
-              <w:t xml:space="default">3,739 (18%)</w:t>
-            </w:r>
-          </w:p>
-        </w:tc>
-        <w:tc>
-          <w:tcPr>
-            <w:tcBorders>
-              <w:top w:val="single" w:space="0" w:color="D3D3D3"/>
-              <w:bottom w:val="single" w:space="0" w:color="D3D3D3"/>
-              <w:start w:val="single" w:space="0" w:color="D3D3D3"/>
-              <w:end w:val="single" w:space="0" w:color="D3D3D3"/>
-            </w:tcBorders>
-          </w:tcPr>
-          <w:p>
-            <w:pPr>
-              <w:spacing w:before="0" w:after="60"/>
-              <w:keepNext/>
-              <w:jc w:val="center"/>
-            </w:pPr>
-            <w:r>
-              <w:rPr>
-                <w:rFonts w:ascii="Calibri" w:hAnsi="Calibri"/>
-                <w:sz w:val="20"/>
-              </w:rPr>
-              <w:t xml:space="default">880 (20%)</w:t>
-            </w:r>
-          </w:p>
-        </w:tc>
-        <w:tc>
-          <w:tcPr>
-            <w:tcBorders>
-              <w:top w:val="single" w:space="0" w:color="D3D3D3"/>
-              <w:bottom w:val="single" w:space="0" w:color="D3D3D3"/>
-              <w:start w:val="single" w:space="0" w:color="D3D3D3"/>
-              <w:end w:val="single" w:space="0" w:color="D3D3D3"/>
-            </w:tcBorders>
-          </w:tcPr>
-          <w:p>
-            <w:pPr>
-              <w:spacing w:before="0" w:after="60"/>
-              <w:keepNext/>
-              <w:jc w:val="center"/>
-            </w:pPr>
-            <w:r>
-              <w:rPr>
-                <w:rFonts w:ascii="Calibri" w:hAnsi="Calibri"/>
-                <w:sz w:val="20"/>
-              </w:rPr>
-              <w:t xml:space="default">2,859 (17%)</w:t>
-            </w:r>
-          </w:p>
-        </w:tc>
-        <w:tc>
-          <w:tcPr>
-            <w:tcBorders>
-              <w:top w:val="single" w:space="0" w:color="D3D3D3"/>
-              <w:bottom w:val="single" w:space="0" w:color="D3D3D3"/>
-              <w:start w:val="single" w:space="0" w:color="D3D3D3"/>
-              <w:end w:val="single" w:space="0" w:color="D3D3D3"/>
-            </w:tcBorders>
-          </w:tcPr>
-          <w:p>
-            <w:pPr>
-              <w:spacing w:before="0" w:after="60"/>
-              <w:keepNext/>
-              <w:jc w:val="center"/>
-            </w:pPr>
-            <w:r>
-              <w:rPr>
-                <w:rFonts w:ascii="Calibri" w:hAnsi="Calibri"/>
-                <w:sz w:val="20"/>
-              </w:rPr>
-              <w:t xml:space="default">0.005</w:t>
+              <w:t xml:space="default">4,627 (18%)</w:t>
+            </w:r>
+          </w:p>
+        </w:tc>
+        <w:tc>
+          <w:tcPr>
+            <w:tcBorders>
+              <w:top w:val="single" w:space="0" w:color="D3D3D3"/>
+              <w:bottom w:val="single" w:space="0" w:color="D3D3D3"/>
+              <w:start w:val="single" w:space="0" w:color="D3D3D3"/>
+              <w:end w:val="single" w:space="0" w:color="D3D3D3"/>
+            </w:tcBorders>
+          </w:tcPr>
+          <w:p>
+            <w:pPr>
+              <w:spacing w:before="0" w:after="60"/>
+              <w:keepNext/>
+              <w:jc w:val="center"/>
+            </w:pPr>
+            <w:r>
+              <w:rPr>
+                <w:rFonts w:ascii="Calibri" w:hAnsi="Calibri"/>
+                <w:sz w:val="20"/>
+              </w:rPr>
+              <w:t xml:space="default">1,193 (20%)</w:t>
+            </w:r>
+          </w:p>
+        </w:tc>
+        <w:tc>
+          <w:tcPr>
+            <w:tcBorders>
+              <w:top w:val="single" w:space="0" w:color="D3D3D3"/>
+              <w:bottom w:val="single" w:space="0" w:color="D3D3D3"/>
+              <w:start w:val="single" w:space="0" w:color="D3D3D3"/>
+              <w:end w:val="single" w:space="0" w:color="D3D3D3"/>
+            </w:tcBorders>
+          </w:tcPr>
+          <w:p>
+            <w:pPr>
+              <w:spacing w:before="0" w:after="60"/>
+              <w:keepNext/>
+              <w:jc w:val="center"/>
+            </w:pPr>
+            <w:r>
+              <w:rPr>
+                <w:rFonts w:ascii="Calibri" w:hAnsi="Calibri"/>
+                <w:sz w:val="20"/>
+              </w:rPr>
+              <w:t xml:space="default">3,434 (17%)</w:t>
+            </w:r>
+          </w:p>
+        </w:tc>
+        <w:tc>
+          <w:tcPr>
+            <w:tcBorders>
+              <w:top w:val="single" w:space="0" w:color="D3D3D3"/>
+              <w:bottom w:val="single" w:space="0" w:color="D3D3D3"/>
+              <w:start w:val="single" w:space="0" w:color="D3D3D3"/>
+              <w:end w:val="single" w:space="0" w:color="D3D3D3"/>
+            </w:tcBorders>
+          </w:tcPr>
+          <w:p>
+            <w:pPr>
+              <w:spacing w:before="0" w:after="60"/>
+              <w:keepNext/>
+              <w:jc w:val="center"/>
+            </w:pPr>
+            <w:r>
+              <w:rPr>
+                <w:rFonts w:ascii="Calibri" w:hAnsi="Calibri"/>
+                <w:sz w:val="20"/>
+              </w:rPr>
+              <w:t xml:space="default">&lt;0.001</w:t>
             </w:r>
           </w:p>
         </w:tc>
@@ -5041,55 +5052,55 @@
                 <w:rFonts w:ascii="Calibri" w:hAnsi="Calibri"/>
                 <w:sz w:val="20"/>
               </w:rPr>
-              <w:t xml:space="default">8,722 (41%)</w:t>
-            </w:r>
-          </w:p>
-        </w:tc>
-        <w:tc>
-          <w:tcPr>
-            <w:tcBorders>
-              <w:top w:val="single" w:space="0" w:color="D3D3D3"/>
-              <w:bottom w:val="single" w:space="0" w:color="D3D3D3"/>
-              <w:start w:val="single" w:space="0" w:color="D3D3D3"/>
-              <w:end w:val="single" w:space="0" w:color="D3D3D3"/>
-            </w:tcBorders>
-          </w:tcPr>
-          <w:p>
-            <w:pPr>
-              <w:spacing w:before="0" w:after="60"/>
-              <w:keepNext/>
-              <w:jc w:val="center"/>
-            </w:pPr>
-            <w:r>
-              <w:rPr>
-                <w:rFonts w:ascii="Calibri" w:hAnsi="Calibri"/>
-                <w:sz w:val="20"/>
-              </w:rPr>
-              <w:t xml:space="default">2,616 (59%)</w:t>
-            </w:r>
-          </w:p>
-        </w:tc>
-        <w:tc>
-          <w:tcPr>
-            <w:tcBorders>
-              <w:top w:val="single" w:space="0" w:color="D3D3D3"/>
-              <w:bottom w:val="single" w:space="0" w:color="D3D3D3"/>
-              <w:start w:val="single" w:space="0" w:color="D3D3D3"/>
-              <w:end w:val="single" w:space="0" w:color="D3D3D3"/>
-            </w:tcBorders>
-          </w:tcPr>
-          <w:p>
-            <w:pPr>
-              <w:spacing w:before="0" w:after="60"/>
-              <w:keepNext/>
-              <w:jc w:val="center"/>
-            </w:pPr>
-            <w:r>
-              <w:rPr>
-                <w:rFonts w:ascii="Calibri" w:hAnsi="Calibri"/>
-                <w:sz w:val="20"/>
-              </w:rPr>
-              <w:t xml:space="default">6,106 (36%)</w:t>
+              <w:t xml:space="default">10,743 (41%)</w:t>
+            </w:r>
+          </w:p>
+        </w:tc>
+        <w:tc>
+          <w:tcPr>
+            <w:tcBorders>
+              <w:top w:val="single" w:space="0" w:color="D3D3D3"/>
+              <w:bottom w:val="single" w:space="0" w:color="D3D3D3"/>
+              <w:start w:val="single" w:space="0" w:color="D3D3D3"/>
+              <w:end w:val="single" w:space="0" w:color="D3D3D3"/>
+            </w:tcBorders>
+          </w:tcPr>
+          <w:p>
+            <w:pPr>
+              <w:spacing w:before="0" w:after="60"/>
+              <w:keepNext/>
+              <w:jc w:val="center"/>
+            </w:pPr>
+            <w:r>
+              <w:rPr>
+                <w:rFonts w:ascii="Calibri" w:hAnsi="Calibri"/>
+                <w:sz w:val="20"/>
+              </w:rPr>
+              <w:t xml:space="default">3,495 (58%)</w:t>
+            </w:r>
+          </w:p>
+        </w:tc>
+        <w:tc>
+          <w:tcPr>
+            <w:tcBorders>
+              <w:top w:val="single" w:space="0" w:color="D3D3D3"/>
+              <w:bottom w:val="single" w:space="0" w:color="D3D3D3"/>
+              <w:start w:val="single" w:space="0" w:color="D3D3D3"/>
+              <w:end w:val="single" w:space="0" w:color="D3D3D3"/>
+            </w:tcBorders>
+          </w:tcPr>
+          <w:p>
+            <w:pPr>
+              <w:spacing w:before="0" w:after="60"/>
+              <w:keepNext/>
+              <w:jc w:val="center"/>
+            </w:pPr>
+            <w:r>
+              <w:rPr>
+                <w:rFonts w:ascii="Calibri" w:hAnsi="Calibri"/>
+                <w:sz w:val="20"/>
+              </w:rPr>
+              <w:t xml:space="default">7,248 (36%)</w:t>
             </w:r>
           </w:p>
         </w:tc>
@@ -5166,55 +5177,55 @@
                 <w:rFonts w:ascii="Calibri" w:hAnsi="Calibri"/>
                 <w:sz w:val="20"/>
               </w:rPr>
-              <w:t xml:space="default">4,590 (22%)</w:t>
-            </w:r>
-          </w:p>
-        </w:tc>
-        <w:tc>
-          <w:tcPr>
-            <w:tcBorders>
-              <w:top w:val="single" w:space="0" w:color="D3D3D3"/>
-              <w:bottom w:val="single" w:space="0" w:color="D3D3D3"/>
-              <w:start w:val="single" w:space="0" w:color="D3D3D3"/>
-              <w:end w:val="single" w:space="0" w:color="D3D3D3"/>
-            </w:tcBorders>
-          </w:tcPr>
-          <w:p>
-            <w:pPr>
-              <w:spacing w:before="0" w:after="60"/>
-              <w:keepNext/>
-              <w:jc w:val="center"/>
-            </w:pPr>
-            <w:r>
-              <w:rPr>
-                <w:rFonts w:ascii="Calibri" w:hAnsi="Calibri"/>
-                <w:sz w:val="20"/>
-              </w:rPr>
-              <w:t xml:space="default">818 (18%)</w:t>
-            </w:r>
-          </w:p>
-        </w:tc>
-        <w:tc>
-          <w:tcPr>
-            <w:tcBorders>
-              <w:top w:val="single" w:space="0" w:color="D3D3D3"/>
-              <w:bottom w:val="single" w:space="0" w:color="D3D3D3"/>
-              <w:start w:val="single" w:space="0" w:color="D3D3D3"/>
-              <w:end w:val="single" w:space="0" w:color="D3D3D3"/>
-            </w:tcBorders>
-          </w:tcPr>
-          <w:p>
-            <w:pPr>
-              <w:spacing w:before="0" w:after="60"/>
-              <w:keepNext/>
-              <w:jc w:val="center"/>
-            </w:pPr>
-            <w:r>
-              <w:rPr>
-                <w:rFonts w:ascii="Calibri" w:hAnsi="Calibri"/>
-                <w:sz w:val="20"/>
-              </w:rPr>
-              <w:t xml:space="default">3,772 (22%)</w:t>
+              <w:t xml:space="default">5,615 (21%)</w:t>
+            </w:r>
+          </w:p>
+        </w:tc>
+        <w:tc>
+          <w:tcPr>
+            <w:tcBorders>
+              <w:top w:val="single" w:space="0" w:color="D3D3D3"/>
+              <w:bottom w:val="single" w:space="0" w:color="D3D3D3"/>
+              <w:start w:val="single" w:space="0" w:color="D3D3D3"/>
+              <w:end w:val="single" w:space="0" w:color="D3D3D3"/>
+            </w:tcBorders>
+          </w:tcPr>
+          <w:p>
+            <w:pPr>
+              <w:spacing w:before="0" w:after="60"/>
+              <w:keepNext/>
+              <w:jc w:val="center"/>
+            </w:pPr>
+            <w:r>
+              <w:rPr>
+                <w:rFonts w:ascii="Calibri" w:hAnsi="Calibri"/>
+                <w:sz w:val="20"/>
+              </w:rPr>
+              <w:t xml:space="default">1,088 (18%)</w:t>
+            </w:r>
+          </w:p>
+        </w:tc>
+        <w:tc>
+          <w:tcPr>
+            <w:tcBorders>
+              <w:top w:val="single" w:space="0" w:color="D3D3D3"/>
+              <w:bottom w:val="single" w:space="0" w:color="D3D3D3"/>
+              <w:start w:val="single" w:space="0" w:color="D3D3D3"/>
+              <w:end w:val="single" w:space="0" w:color="D3D3D3"/>
+            </w:tcBorders>
+          </w:tcPr>
+          <w:p>
+            <w:pPr>
+              <w:spacing w:before="0" w:after="60"/>
+              <w:keepNext/>
+              <w:jc w:val="center"/>
+            </w:pPr>
+            <w:r>
+              <w:rPr>
+                <w:rFonts w:ascii="Calibri" w:hAnsi="Calibri"/>
+                <w:sz w:val="20"/>
+              </w:rPr>
+              <w:t xml:space="default">4,528 (22%)</w:t>
             </w:r>
           </w:p>
         </w:tc>
@@ -5291,55 +5302,55 @@
                 <w:rFonts w:ascii="Calibri" w:hAnsi="Calibri"/>
                 <w:sz w:val="20"/>
               </w:rPr>
-              <w:t xml:space="default">4,375 (21%)</w:t>
-            </w:r>
-          </w:p>
-        </w:tc>
-        <w:tc>
-          <w:tcPr>
-            <w:tcBorders>
-              <w:top w:val="single" w:space="0" w:color="D3D3D3"/>
-              <w:bottom w:val="single" w:space="0" w:color="D3D3D3"/>
-              <w:start w:val="single" w:space="0" w:color="D3D3D3"/>
-              <w:end w:val="single" w:space="0" w:color="D3D3D3"/>
-            </w:tcBorders>
-          </w:tcPr>
-          <w:p>
-            <w:pPr>
-              <w:spacing w:before="0" w:after="60"/>
-              <w:keepNext/>
-              <w:jc w:val="center"/>
-            </w:pPr>
-            <w:r>
-              <w:rPr>
-                <w:rFonts w:ascii="Calibri" w:hAnsi="Calibri"/>
-                <w:sz w:val="20"/>
-              </w:rPr>
-              <w:t xml:space="default">762 (17%)</w:t>
-            </w:r>
-          </w:p>
-        </w:tc>
-        <w:tc>
-          <w:tcPr>
-            <w:tcBorders>
-              <w:top w:val="single" w:space="0" w:color="D3D3D3"/>
-              <w:bottom w:val="single" w:space="0" w:color="D3D3D3"/>
-              <w:start w:val="single" w:space="0" w:color="D3D3D3"/>
-              <w:end w:val="single" w:space="0" w:color="D3D3D3"/>
-            </w:tcBorders>
-          </w:tcPr>
-          <w:p>
-            <w:pPr>
-              <w:spacing w:before="0" w:after="60"/>
-              <w:keepNext/>
-              <w:jc w:val="center"/>
-            </w:pPr>
-            <w:r>
-              <w:rPr>
-                <w:rFonts w:ascii="Calibri" w:hAnsi="Calibri"/>
-                <w:sz w:val="20"/>
-              </w:rPr>
-              <w:t xml:space="default">3,613 (21%)</w:t>
+              <w:t xml:space="default">5,456 (21%)</w:t>
+            </w:r>
+          </w:p>
+        </w:tc>
+        <w:tc>
+          <w:tcPr>
+            <w:tcBorders>
+              <w:top w:val="single" w:space="0" w:color="D3D3D3"/>
+              <w:bottom w:val="single" w:space="0" w:color="D3D3D3"/>
+              <w:start w:val="single" w:space="0" w:color="D3D3D3"/>
+              <w:end w:val="single" w:space="0" w:color="D3D3D3"/>
+            </w:tcBorders>
+          </w:tcPr>
+          <w:p>
+            <w:pPr>
+              <w:spacing w:before="0" w:after="60"/>
+              <w:keepNext/>
+              <w:jc w:val="center"/>
+            </w:pPr>
+            <w:r>
+              <w:rPr>
+                <w:rFonts w:ascii="Calibri" w:hAnsi="Calibri"/>
+                <w:sz w:val="20"/>
+              </w:rPr>
+              <w:t xml:space="default">1,045 (17%)</w:t>
+            </w:r>
+          </w:p>
+        </w:tc>
+        <w:tc>
+          <w:tcPr>
+            <w:tcBorders>
+              <w:top w:val="single" w:space="0" w:color="D3D3D3"/>
+              <w:bottom w:val="single" w:space="0" w:color="D3D3D3"/>
+              <w:start w:val="single" w:space="0" w:color="D3D3D3"/>
+              <w:end w:val="single" w:space="0" w:color="D3D3D3"/>
+            </w:tcBorders>
+          </w:tcPr>
+          <w:p>
+            <w:pPr>
+              <w:spacing w:before="0" w:after="60"/>
+              <w:keepNext/>
+              <w:jc w:val="center"/>
+            </w:pPr>
+            <w:r>
+              <w:rPr>
+                <w:rFonts w:ascii="Calibri" w:hAnsi="Calibri"/>
+                <w:sz w:val="20"/>
+              </w:rPr>
+              <w:t xml:space="default">4,411 (22%)</w:t>
             </w:r>
           </w:p>
         </w:tc>
@@ -5416,55 +5427,55 @@
                 <w:rFonts w:ascii="Calibri" w:hAnsi="Calibri"/>
                 <w:sz w:val="20"/>
               </w:rPr>
-              <w:t xml:space="default">17,489 (82%)</w:t>
-            </w:r>
-          </w:p>
-        </w:tc>
-        <w:tc>
-          <w:tcPr>
-            <w:tcBorders>
-              <w:top w:val="single" w:space="0" w:color="D3D3D3"/>
-              <w:bottom w:val="single" w:space="0" w:color="D3D3D3"/>
-              <w:start w:val="single" w:space="0" w:color="D3D3D3"/>
-              <w:end w:val="single" w:space="0" w:color="D3D3D3"/>
-            </w:tcBorders>
-          </w:tcPr>
-          <w:p>
-            <w:pPr>
-              <w:spacing w:before="0" w:after="60"/>
-              <w:keepNext/>
-              <w:jc w:val="center"/>
-            </w:pPr>
-            <w:r>
-              <w:rPr>
-                <w:rFonts w:ascii="Calibri" w:hAnsi="Calibri"/>
-                <w:sz w:val="20"/>
-              </w:rPr>
-              <w:t xml:space="default">3,234 (72%)</w:t>
-            </w:r>
-          </w:p>
-        </w:tc>
-        <w:tc>
-          <w:tcPr>
-            <w:tcBorders>
-              <w:top w:val="single" w:space="0" w:color="D3D3D3"/>
-              <w:bottom w:val="single" w:space="0" w:color="D3D3D3"/>
-              <w:start w:val="single" w:space="0" w:color="D3D3D3"/>
-              <w:end w:val="single" w:space="0" w:color="D3D3D3"/>
-            </w:tcBorders>
-          </w:tcPr>
-          <w:p>
-            <w:pPr>
-              <w:spacing w:before="0" w:after="60"/>
-              <w:keepNext/>
-              <w:jc w:val="center"/>
-            </w:pPr>
-            <w:r>
-              <w:rPr>
-                <w:rFonts w:ascii="Calibri" w:hAnsi="Calibri"/>
-                <w:sz w:val="20"/>
-              </w:rPr>
-              <w:t xml:space="default">14,255 (85%)</w:t>
+              <w:t xml:space="default">21,475 (82%)</w:t>
+            </w:r>
+          </w:p>
+        </w:tc>
+        <w:tc>
+          <w:tcPr>
+            <w:tcBorders>
+              <w:top w:val="single" w:space="0" w:color="D3D3D3"/>
+              <w:bottom w:val="single" w:space="0" w:color="D3D3D3"/>
+              <w:start w:val="single" w:space="0" w:color="D3D3D3"/>
+              <w:end w:val="single" w:space="0" w:color="D3D3D3"/>
+            </w:tcBorders>
+          </w:tcPr>
+          <w:p>
+            <w:pPr>
+              <w:spacing w:before="0" w:after="60"/>
+              <w:keepNext/>
+              <w:jc w:val="center"/>
+            </w:pPr>
+            <w:r>
+              <w:rPr>
+                <w:rFonts w:ascii="Calibri" w:hAnsi="Calibri"/>
+                <w:sz w:val="20"/>
+              </w:rPr>
+              <w:t xml:space="default">4,367 (73%)</w:t>
+            </w:r>
+          </w:p>
+        </w:tc>
+        <w:tc>
+          <w:tcPr>
+            <w:tcBorders>
+              <w:top w:val="single" w:space="0" w:color="D3D3D3"/>
+              <w:bottom w:val="single" w:space="0" w:color="D3D3D3"/>
+              <w:start w:val="single" w:space="0" w:color="D3D3D3"/>
+              <w:end w:val="single" w:space="0" w:color="D3D3D3"/>
+            </w:tcBorders>
+          </w:tcPr>
+          <w:p>
+            <w:pPr>
+              <w:spacing w:before="0" w:after="60"/>
+              <w:keepNext/>
+              <w:jc w:val="center"/>
+            </w:pPr>
+            <w:r>
+              <w:rPr>
+                <w:rFonts w:ascii="Calibri" w:hAnsi="Calibri"/>
+                <w:sz w:val="20"/>
+              </w:rPr>
+              <w:t xml:space="default">17,107 (84%)</w:t>
             </w:r>
           </w:p>
         </w:tc>
@@ -5541,55 +5552,55 @@
                 <w:rFonts w:ascii="Calibri" w:hAnsi="Calibri"/>
                 <w:sz w:val="20"/>
               </w:rPr>
-              <w:t xml:space="default">2,548 (12%)</w:t>
-            </w:r>
-          </w:p>
-        </w:tc>
-        <w:tc>
-          <w:tcPr>
-            <w:tcBorders>
-              <w:top w:val="single" w:space="0" w:color="D3D3D3"/>
-              <w:bottom w:val="single" w:space="0" w:color="D3D3D3"/>
-              <w:start w:val="single" w:space="0" w:color="D3D3D3"/>
-              <w:end w:val="single" w:space="0" w:color="D3D3D3"/>
-            </w:tcBorders>
-          </w:tcPr>
-          <w:p>
-            <w:pPr>
-              <w:spacing w:before="0" w:after="60"/>
-              <w:keepNext/>
-              <w:jc w:val="center"/>
-            </w:pPr>
-            <w:r>
-              <w:rPr>
-                <w:rFonts w:ascii="Calibri" w:hAnsi="Calibri"/>
-                <w:sz w:val="20"/>
-              </w:rPr>
-              <w:t xml:space="default">436 (9.7%)</w:t>
-            </w:r>
-          </w:p>
-        </w:tc>
-        <w:tc>
-          <w:tcPr>
-            <w:tcBorders>
-              <w:top w:val="single" w:space="0" w:color="D3D3D3"/>
-              <w:bottom w:val="single" w:space="0" w:color="D3D3D3"/>
-              <w:start w:val="single" w:space="0" w:color="D3D3D3"/>
-              <w:end w:val="single" w:space="0" w:color="D3D3D3"/>
-            </w:tcBorders>
-          </w:tcPr>
-          <w:p>
-            <w:pPr>
-              <w:spacing w:before="0" w:after="60"/>
-              <w:keepNext/>
-              <w:jc w:val="center"/>
-            </w:pPr>
-            <w:r>
-              <w:rPr>
-                <w:rFonts w:ascii="Calibri" w:hAnsi="Calibri"/>
-                <w:sz w:val="20"/>
-              </w:rPr>
-              <w:t xml:space="default">2,113 (13%)</w:t>
+              <w:t xml:space="default">3,072 (12%)</w:t>
+            </w:r>
+          </w:p>
+        </w:tc>
+        <w:tc>
+          <w:tcPr>
+            <w:tcBorders>
+              <w:top w:val="single" w:space="0" w:color="D3D3D3"/>
+              <w:bottom w:val="single" w:space="0" w:color="D3D3D3"/>
+              <w:start w:val="single" w:space="0" w:color="D3D3D3"/>
+              <w:end w:val="single" w:space="0" w:color="D3D3D3"/>
+            </w:tcBorders>
+          </w:tcPr>
+          <w:p>
+            <w:pPr>
+              <w:spacing w:before="0" w:after="60"/>
+              <w:keepNext/>
+              <w:jc w:val="center"/>
+            </w:pPr>
+            <w:r>
+              <w:rPr>
+                <w:rFonts w:ascii="Calibri" w:hAnsi="Calibri"/>
+                <w:sz w:val="20"/>
+              </w:rPr>
+              <w:t xml:space="default">551 (9.2%)</w:t>
+            </w:r>
+          </w:p>
+        </w:tc>
+        <w:tc>
+          <w:tcPr>
+            <w:tcBorders>
+              <w:top w:val="single" w:space="0" w:color="D3D3D3"/>
+              <w:bottom w:val="single" w:space="0" w:color="D3D3D3"/>
+              <w:start w:val="single" w:space="0" w:color="D3D3D3"/>
+              <w:end w:val="single" w:space="0" w:color="D3D3D3"/>
+            </w:tcBorders>
+          </w:tcPr>
+          <w:p>
+            <w:pPr>
+              <w:spacing w:before="0" w:after="60"/>
+              <w:keepNext/>
+              <w:jc w:val="center"/>
+            </w:pPr>
+            <w:r>
+              <w:rPr>
+                <w:rFonts w:ascii="Calibri" w:hAnsi="Calibri"/>
+                <w:sz w:val="20"/>
+              </w:rPr>
+              <w:t xml:space="default">2,520 (12%)</w:t>
             </w:r>
           </w:p>
         </w:tc>
@@ -5666,55 +5677,55 @@
                 <w:rFonts w:ascii="Calibri" w:hAnsi="Calibri"/>
                 <w:sz w:val="20"/>
               </w:rPr>
-              <w:t xml:space="default">8,189 (38%)</w:t>
-            </w:r>
-          </w:p>
-        </w:tc>
-        <w:tc>
-          <w:tcPr>
-            <w:tcBorders>
-              <w:top w:val="single" w:space="0" w:color="D3D3D3"/>
-              <w:bottom w:val="single" w:space="0" w:color="D3D3D3"/>
-              <w:start w:val="single" w:space="0" w:color="D3D3D3"/>
-              <w:end w:val="single" w:space="0" w:color="D3D3D3"/>
-            </w:tcBorders>
-          </w:tcPr>
-          <w:p>
-            <w:pPr>
-              <w:spacing w:before="0" w:after="60"/>
-              <w:keepNext/>
-              <w:jc w:val="center"/>
-            </w:pPr>
-            <w:r>
-              <w:rPr>
-                <w:rFonts w:ascii="Calibri" w:hAnsi="Calibri"/>
-                <w:sz w:val="20"/>
-              </w:rPr>
-              <w:t xml:space="default">1,486 (33%)</w:t>
-            </w:r>
-          </w:p>
-        </w:tc>
-        <w:tc>
-          <w:tcPr>
-            <w:tcBorders>
-              <w:top w:val="single" w:space="0" w:color="D3D3D3"/>
-              <w:bottom w:val="single" w:space="0" w:color="D3D3D3"/>
-              <w:start w:val="single" w:space="0" w:color="D3D3D3"/>
-              <w:end w:val="single" w:space="0" w:color="D3D3D3"/>
-            </w:tcBorders>
-          </w:tcPr>
-          <w:p>
-            <w:pPr>
-              <w:spacing w:before="0" w:after="60"/>
-              <w:keepNext/>
-              <w:jc w:val="center"/>
-            </w:pPr>
-            <w:r>
-              <w:rPr>
-                <w:rFonts w:ascii="Calibri" w:hAnsi="Calibri"/>
-                <w:sz w:val="20"/>
-              </w:rPr>
-              <w:t xml:space="default">6,703 (40%)</w:t>
+              <w:t xml:space="default">10,181 (39%)</w:t>
+            </w:r>
+          </w:p>
+        </w:tc>
+        <w:tc>
+          <w:tcPr>
+            <w:tcBorders>
+              <w:top w:val="single" w:space="0" w:color="D3D3D3"/>
+              <w:bottom w:val="single" w:space="0" w:color="D3D3D3"/>
+              <w:start w:val="single" w:space="0" w:color="D3D3D3"/>
+              <w:end w:val="single" w:space="0" w:color="D3D3D3"/>
+            </w:tcBorders>
+          </w:tcPr>
+          <w:p>
+            <w:pPr>
+              <w:spacing w:before="0" w:after="60"/>
+              <w:keepNext/>
+              <w:jc w:val="center"/>
+            </w:pPr>
+            <w:r>
+              <w:rPr>
+                <w:rFonts w:ascii="Calibri" w:hAnsi="Calibri"/>
+                <w:sz w:val="20"/>
+              </w:rPr>
+              <w:t xml:space="default">2,039 (34%)</w:t>
+            </w:r>
+          </w:p>
+        </w:tc>
+        <w:tc>
+          <w:tcPr>
+            <w:tcBorders>
+              <w:top w:val="single" w:space="0" w:color="D3D3D3"/>
+              <w:bottom w:val="single" w:space="0" w:color="D3D3D3"/>
+              <w:start w:val="single" w:space="0" w:color="D3D3D3"/>
+              <w:end w:val="single" w:space="0" w:color="D3D3D3"/>
+            </w:tcBorders>
+          </w:tcPr>
+          <w:p>
+            <w:pPr>
+              <w:spacing w:before="0" w:after="60"/>
+              <w:keepNext/>
+              <w:jc w:val="center"/>
+            </w:pPr>
+            <w:r>
+              <w:rPr>
+                <w:rFonts w:ascii="Calibri" w:hAnsi="Calibri"/>
+                <w:sz w:val="20"/>
+              </w:rPr>
+              <w:t xml:space="default">8,142 (40%)</w:t>
             </w:r>
           </w:p>
         </w:tc>
@@ -5791,55 +5802,55 @@
                 <w:rFonts w:ascii="Calibri" w:hAnsi="Calibri"/>
                 <w:sz w:val="20"/>
               </w:rPr>
-              <w:t xml:space="default">1,492 (7.0%)</w:t>
-            </w:r>
-          </w:p>
-        </w:tc>
-        <w:tc>
-          <w:tcPr>
-            <w:tcBorders>
-              <w:top w:val="single" w:space="0" w:color="D3D3D3"/>
-              <w:bottom w:val="single" w:space="0" w:color="D3D3D3"/>
-              <w:start w:val="single" w:space="0" w:color="D3D3D3"/>
-              <w:end w:val="single" w:space="0" w:color="D3D3D3"/>
-            </w:tcBorders>
-          </w:tcPr>
-          <w:p>
-            <w:pPr>
-              <w:spacing w:before="0" w:after="60"/>
-              <w:keepNext/>
-              <w:jc w:val="center"/>
-            </w:pPr>
-            <w:r>
-              <w:rPr>
-                <w:rFonts w:ascii="Calibri" w:hAnsi="Calibri"/>
-                <w:sz w:val="20"/>
-              </w:rPr>
-              <w:t xml:space="default">288 (6.4%)</w:t>
-            </w:r>
-          </w:p>
-        </w:tc>
-        <w:tc>
-          <w:tcPr>
-            <w:tcBorders>
-              <w:top w:val="single" w:space="0" w:color="D3D3D3"/>
-              <w:bottom w:val="single" w:space="0" w:color="D3D3D3"/>
-              <w:start w:val="single" w:space="0" w:color="D3D3D3"/>
-              <w:end w:val="single" w:space="0" w:color="D3D3D3"/>
-            </w:tcBorders>
-          </w:tcPr>
-          <w:p>
-            <w:pPr>
-              <w:spacing w:before="0" w:after="60"/>
-              <w:keepNext/>
-              <w:jc w:val="center"/>
-            </w:pPr>
-            <w:r>
-              <w:rPr>
-                <w:rFonts w:ascii="Calibri" w:hAnsi="Calibri"/>
-                <w:sz w:val="20"/>
-              </w:rPr>
-              <w:t xml:space="default">1,204 (7.1%)</w:t>
+              <w:t xml:space="default">1,806 (6.9%)</w:t>
+            </w:r>
+          </w:p>
+        </w:tc>
+        <w:tc>
+          <w:tcPr>
+            <w:tcBorders>
+              <w:top w:val="single" w:space="0" w:color="D3D3D3"/>
+              <w:bottom w:val="single" w:space="0" w:color="D3D3D3"/>
+              <w:start w:val="single" w:space="0" w:color="D3D3D3"/>
+              <w:end w:val="single" w:space="0" w:color="D3D3D3"/>
+            </w:tcBorders>
+          </w:tcPr>
+          <w:p>
+            <w:pPr>
+              <w:spacing w:before="0" w:after="60"/>
+              <w:keepNext/>
+              <w:jc w:val="center"/>
+            </w:pPr>
+            <w:r>
+              <w:rPr>
+                <w:rFonts w:ascii="Calibri" w:hAnsi="Calibri"/>
+                <w:sz w:val="20"/>
+              </w:rPr>
+              <w:t xml:space="default">383 (6.4%)</w:t>
+            </w:r>
+          </w:p>
+        </w:tc>
+        <w:tc>
+          <w:tcPr>
+            <w:tcBorders>
+              <w:top w:val="single" w:space="0" w:color="D3D3D3"/>
+              <w:bottom w:val="single" w:space="0" w:color="D3D3D3"/>
+              <w:start w:val="single" w:space="0" w:color="D3D3D3"/>
+              <w:end w:val="single" w:space="0" w:color="D3D3D3"/>
+            </w:tcBorders>
+          </w:tcPr>
+          <w:p>
+            <w:pPr>
+              <w:spacing w:before="0" w:after="60"/>
+              <w:keepNext/>
+              <w:jc w:val="center"/>
+            </w:pPr>
+            <w:r>
+              <w:rPr>
+                <w:rFonts w:ascii="Calibri" w:hAnsi="Calibri"/>
+                <w:sz w:val="20"/>
+              </w:rPr>
+              <w:t xml:space="default">1,424 (7.0%)</w:t>
             </w:r>
           </w:p>
         </w:tc>
@@ -6024,7 +6035,7 @@
                 <w:rFonts w:ascii="Calibri" w:hAnsi="Calibri"/>
                 <w:sz w:val="20"/>
               </w:rPr>
-              <w:t xml:space="preserve">N = 21,319</w:t>
+              <w:t xml:space="preserve">N = 26,348</w:t>
             </w:r>
             <w:r>
               <w:rPr>
@@ -6077,7 +6088,7 @@
                 <w:rFonts w:ascii="Calibri" w:hAnsi="Calibri"/>
                 <w:sz w:val="20"/>
               </w:rPr>
-              <w:t xml:space="preserve">N = 4,471</w:t>
+              <w:t xml:space="preserve">N = 5,989</w:t>
             </w:r>
             <w:r>
               <w:rPr>
@@ -6130,7 +6141,7 @@
                 <w:rFonts w:ascii="Calibri" w:hAnsi="Calibri"/>
                 <w:sz w:val="20"/>
               </w:rPr>
-              <w:t xml:space="preserve">N = 16,848</w:t>
+              <w:t xml:space="preserve">N = 20,360</w:t>
             </w:r>
             <w:r>
               <w:rPr>
@@ -6297,7 +6308,7 @@
                 <w:rFonts w:ascii="Calibri" w:hAnsi="Calibri"/>
                 <w:sz w:val="20"/>
               </w:rPr>
-              <w:t xml:space="default">0.027</w:t>
+              <w:t xml:space="default">0.086</w:t>
             </w:r>
           </w:p>
         </w:tc>
@@ -6350,55 +6361,55 @@
                 <w:rFonts w:ascii="Calibri" w:hAnsi="Calibri"/>
                 <w:sz w:val="20"/>
               </w:rPr>
-              <w:t xml:space="default">17,166 (81%)</w:t>
-            </w:r>
-          </w:p>
-        </w:tc>
-        <w:tc>
-          <w:tcPr>
-            <w:tcBorders>
-              <w:top w:val="single" w:space="0" w:color="D3D3D3"/>
-              <w:bottom w:val="single" w:space="0" w:color="D3D3D3"/>
-              <w:start w:val="single" w:space="0" w:color="D3D3D3"/>
-              <w:end w:val="single" w:space="0" w:color="D3D3D3"/>
-            </w:tcBorders>
-          </w:tcPr>
-          <w:p>
-            <w:pPr>
-              <w:spacing w:before="0" w:after="60"/>
-              <w:keepNext/>
-              <w:jc w:val="center"/>
-            </w:pPr>
-            <w:r>
-              <w:rPr>
-                <w:rFonts w:ascii="Calibri" w:hAnsi="Calibri"/>
-                <w:sz w:val="20"/>
-              </w:rPr>
-              <w:t xml:space="default">3,675 (82%)</w:t>
-            </w:r>
-          </w:p>
-        </w:tc>
-        <w:tc>
-          <w:tcPr>
-            <w:tcBorders>
-              <w:top w:val="single" w:space="0" w:color="D3D3D3"/>
-              <w:bottom w:val="single" w:space="0" w:color="D3D3D3"/>
-              <w:start w:val="single" w:space="0" w:color="D3D3D3"/>
-              <w:end w:val="single" w:space="0" w:color="D3D3D3"/>
-            </w:tcBorders>
-          </w:tcPr>
-          <w:p>
-            <w:pPr>
-              <w:spacing w:before="0" w:after="60"/>
-              <w:keepNext/>
-              <w:jc w:val="center"/>
-            </w:pPr>
-            <w:r>
-              <w:rPr>
-                <w:rFonts w:ascii="Calibri" w:hAnsi="Calibri"/>
-                <w:sz w:val="20"/>
-              </w:rPr>
-              <w:t xml:space="default">13,490 (80%)</w:t>
+              <w:t xml:space="default">23,213 (88%)</w:t>
+            </w:r>
+          </w:p>
+        </w:tc>
+        <w:tc>
+          <w:tcPr>
+            <w:tcBorders>
+              <w:top w:val="single" w:space="0" w:color="D3D3D3"/>
+              <w:bottom w:val="single" w:space="0" w:color="D3D3D3"/>
+              <w:start w:val="single" w:space="0" w:color="D3D3D3"/>
+              <w:end w:val="single" w:space="0" w:color="D3D3D3"/>
+            </w:tcBorders>
+          </w:tcPr>
+          <w:p>
+            <w:pPr>
+              <w:spacing w:before="0" w:after="60"/>
+              <w:keepNext/>
+              <w:jc w:val="center"/>
+            </w:pPr>
+            <w:r>
+              <w:rPr>
+                <w:rFonts w:ascii="Calibri" w:hAnsi="Calibri"/>
+                <w:sz w:val="20"/>
+              </w:rPr>
+              <w:t xml:space="default">5,328 (89%)</w:t>
+            </w:r>
+          </w:p>
+        </w:tc>
+        <w:tc>
+          <w:tcPr>
+            <w:tcBorders>
+              <w:top w:val="single" w:space="0" w:color="D3D3D3"/>
+              <w:bottom w:val="single" w:space="0" w:color="D3D3D3"/>
+              <w:start w:val="single" w:space="0" w:color="D3D3D3"/>
+              <w:end w:val="single" w:space="0" w:color="D3D3D3"/>
+            </w:tcBorders>
+          </w:tcPr>
+          <w:p>
+            <w:pPr>
+              <w:spacing w:before="0" w:after="60"/>
+              <w:keepNext/>
+              <w:jc w:val="center"/>
+            </w:pPr>
+            <w:r>
+              <w:rPr>
+                <w:rFonts w:ascii="Calibri" w:hAnsi="Calibri"/>
+                <w:sz w:val="20"/>
+              </w:rPr>
+              <w:t xml:space="default">17,885 (88%)</w:t>
             </w:r>
           </w:p>
         </w:tc>
@@ -6475,55 +6486,55 @@
                 <w:rFonts w:ascii="Calibri" w:hAnsi="Calibri"/>
                 <w:sz w:val="20"/>
               </w:rPr>
-              <w:t xml:space="default">4,154 (19%)</w:t>
-            </w:r>
-          </w:p>
-        </w:tc>
-        <w:tc>
-          <w:tcPr>
-            <w:tcBorders>
-              <w:top w:val="single" w:space="0" w:color="D3D3D3"/>
-              <w:bottom w:val="single" w:space="0" w:color="D3D3D3"/>
-              <w:start w:val="single" w:space="0" w:color="D3D3D3"/>
-              <w:end w:val="single" w:space="0" w:color="D3D3D3"/>
-            </w:tcBorders>
-          </w:tcPr>
-          <w:p>
-            <w:pPr>
-              <w:spacing w:before="0" w:after="60"/>
-              <w:keepNext/>
-              <w:jc w:val="center"/>
-            </w:pPr>
-            <w:r>
-              <w:rPr>
-                <w:rFonts w:ascii="Calibri" w:hAnsi="Calibri"/>
-                <w:sz w:val="20"/>
-              </w:rPr>
-              <w:t xml:space="default">796 (18%)</w:t>
-            </w:r>
-          </w:p>
-        </w:tc>
-        <w:tc>
-          <w:tcPr>
-            <w:tcBorders>
-              <w:top w:val="single" w:space="0" w:color="D3D3D3"/>
-              <w:bottom w:val="single" w:space="0" w:color="D3D3D3"/>
-              <w:start w:val="single" w:space="0" w:color="D3D3D3"/>
-              <w:end w:val="single" w:space="0" w:color="D3D3D3"/>
-            </w:tcBorders>
-          </w:tcPr>
-          <w:p>
-            <w:pPr>
-              <w:spacing w:before="0" w:after="60"/>
-              <w:keepNext/>
-              <w:jc w:val="center"/>
-            </w:pPr>
-            <w:r>
-              <w:rPr>
-                <w:rFonts w:ascii="Calibri" w:hAnsi="Calibri"/>
-                <w:sz w:val="20"/>
-              </w:rPr>
-              <w:t xml:space="default">3,358 (20%)</w:t>
+              <w:t xml:space="default">3,135 (12%)</w:t>
+            </w:r>
+          </w:p>
+        </w:tc>
+        <w:tc>
+          <w:tcPr>
+            <w:tcBorders>
+              <w:top w:val="single" w:space="0" w:color="D3D3D3"/>
+              <w:bottom w:val="single" w:space="0" w:color="D3D3D3"/>
+              <w:start w:val="single" w:space="0" w:color="D3D3D3"/>
+              <w:end w:val="single" w:space="0" w:color="D3D3D3"/>
+            </w:tcBorders>
+          </w:tcPr>
+          <w:p>
+            <w:pPr>
+              <w:spacing w:before="0" w:after="60"/>
+              <w:keepNext/>
+              <w:jc w:val="center"/>
+            </w:pPr>
+            <w:r>
+              <w:rPr>
+                <w:rFonts w:ascii="Calibri" w:hAnsi="Calibri"/>
+                <w:sz w:val="20"/>
+              </w:rPr>
+              <w:t xml:space="default">661 (11%)</w:t>
+            </w:r>
+          </w:p>
+        </w:tc>
+        <w:tc>
+          <w:tcPr>
+            <w:tcBorders>
+              <w:top w:val="single" w:space="0" w:color="D3D3D3"/>
+              <w:bottom w:val="single" w:space="0" w:color="D3D3D3"/>
+              <w:start w:val="single" w:space="0" w:color="D3D3D3"/>
+              <w:end w:val="single" w:space="0" w:color="D3D3D3"/>
+            </w:tcBorders>
+          </w:tcPr>
+          <w:p>
+            <w:pPr>
+              <w:spacing w:before="0" w:after="60"/>
+              <w:keepNext/>
+              <w:jc w:val="center"/>
+            </w:pPr>
+            <w:r>
+              <w:rPr>
+                <w:rFonts w:ascii="Calibri" w:hAnsi="Calibri"/>
+                <w:sz w:val="20"/>
+              </w:rPr>
+              <w:t xml:space="default">2,474 (12%)</w:t>
             </w:r>
           </w:p>
         </w:tc>
@@ -6600,55 +6611,55 @@
                 <w:rFonts w:ascii="Calibri" w:hAnsi="Calibri"/>
                 <w:sz w:val="20"/>
               </w:rPr>
-              <w:t xml:space="default">2,669 (13%)</w:t>
-            </w:r>
-          </w:p>
-        </w:tc>
-        <w:tc>
-          <w:tcPr>
-            <w:tcBorders>
-              <w:top w:val="single" w:space="0" w:color="D3D3D3"/>
-              <w:bottom w:val="single" w:space="0" w:color="D3D3D3"/>
-              <w:start w:val="single" w:space="0" w:color="D3D3D3"/>
-              <w:end w:val="single" w:space="0" w:color="D3D3D3"/>
-            </w:tcBorders>
-          </w:tcPr>
-          <w:p>
-            <w:pPr>
-              <w:spacing w:before="0" w:after="60"/>
-              <w:keepNext/>
-              <w:jc w:val="center"/>
-            </w:pPr>
-            <w:r>
-              <w:rPr>
-                <w:rFonts w:ascii="Calibri" w:hAnsi="Calibri"/>
-                <w:sz w:val="20"/>
-              </w:rPr>
-              <w:t xml:space="default">707 (16%)</w:t>
-            </w:r>
-          </w:p>
-        </w:tc>
-        <w:tc>
-          <w:tcPr>
-            <w:tcBorders>
-              <w:top w:val="single" w:space="0" w:color="D3D3D3"/>
-              <w:bottom w:val="single" w:space="0" w:color="D3D3D3"/>
-              <w:start w:val="single" w:space="0" w:color="D3D3D3"/>
-              <w:end w:val="single" w:space="0" w:color="D3D3D3"/>
-            </w:tcBorders>
-          </w:tcPr>
-          <w:p>
-            <w:pPr>
-              <w:spacing w:before="0" w:after="60"/>
-              <w:keepNext/>
-              <w:jc w:val="center"/>
-            </w:pPr>
-            <w:r>
-              <w:rPr>
-                <w:rFonts w:ascii="Calibri" w:hAnsi="Calibri"/>
-                <w:sz w:val="20"/>
-              </w:rPr>
-              <w:t xml:space="default">1,962 (12%)</w:t>
+              <w:t xml:space="default">3,331 (13%)</w:t>
+            </w:r>
+          </w:p>
+        </w:tc>
+        <w:tc>
+          <w:tcPr>
+            <w:tcBorders>
+              <w:top w:val="single" w:space="0" w:color="D3D3D3"/>
+              <w:bottom w:val="single" w:space="0" w:color="D3D3D3"/>
+              <w:start w:val="single" w:space="0" w:color="D3D3D3"/>
+              <w:end w:val="single" w:space="0" w:color="D3D3D3"/>
+            </w:tcBorders>
+          </w:tcPr>
+          <w:p>
+            <w:pPr>
+              <w:spacing w:before="0" w:after="60"/>
+              <w:keepNext/>
+              <w:jc w:val="center"/>
+            </w:pPr>
+            <w:r>
+              <w:rPr>
+                <w:rFonts w:ascii="Calibri" w:hAnsi="Calibri"/>
+                <w:sz w:val="20"/>
+              </w:rPr>
+              <w:t xml:space="default">979 (16%)</w:t>
+            </w:r>
+          </w:p>
+        </w:tc>
+        <w:tc>
+          <w:tcPr>
+            <w:tcBorders>
+              <w:top w:val="single" w:space="0" w:color="D3D3D3"/>
+              <w:bottom w:val="single" w:space="0" w:color="D3D3D3"/>
+              <w:start w:val="single" w:space="0" w:color="D3D3D3"/>
+              <w:end w:val="single" w:space="0" w:color="D3D3D3"/>
+            </w:tcBorders>
+          </w:tcPr>
+          <w:p>
+            <w:pPr>
+              <w:spacing w:before="0" w:after="60"/>
+              <w:keepNext/>
+              <w:jc w:val="center"/>
+            </w:pPr>
+            <w:r>
+              <w:rPr>
+                <w:rFonts w:ascii="Calibri" w:hAnsi="Calibri"/>
+                <w:sz w:val="20"/>
+              </w:rPr>
+              <w:t xml:space="default">2,352 (12%)</w:t>
             </w:r>
           </w:p>
         </w:tc>
@@ -6749,7 +6760,7 @@
                 <w:rFonts w:ascii="Calibri" w:hAnsi="Calibri"/>
                 <w:sz w:val="20"/>
               </w:rPr>
-              <w:t xml:space="default">10 (6, 17)</w:t>
+              <w:t xml:space="default">10 (6, 16)</w:t>
             </w:r>
           </w:p>
         </w:tc>
@@ -6850,55 +6861,55 @@
                 <w:rFonts w:ascii="Calibri" w:hAnsi="Calibri"/>
                 <w:sz w:val="20"/>
               </w:rPr>
-              <w:t xml:space="default">147,274 (53,922, 286,791)</w:t>
-            </w:r>
-          </w:p>
-        </w:tc>
-        <w:tc>
-          <w:tcPr>
-            <w:tcBorders>
-              <w:top w:val="single" w:space="0" w:color="D3D3D3"/>
-              <w:bottom w:val="single" w:space="0" w:color="D3D3D3"/>
-              <w:start w:val="single" w:space="0" w:color="D3D3D3"/>
-              <w:end w:val="single" w:space="0" w:color="D3D3D3"/>
-            </w:tcBorders>
-          </w:tcPr>
-          <w:p>
-            <w:pPr>
-              <w:spacing w:before="0" w:after="60"/>
-              <w:keepNext/>
-              <w:jc w:val="center"/>
-            </w:pPr>
-            <w:r>
-              <w:rPr>
-                <w:rFonts w:ascii="Calibri" w:hAnsi="Calibri"/>
-                <w:sz w:val="20"/>
-              </w:rPr>
-              <w:t xml:space="default">290,112 (189,791, 479,684)</w:t>
-            </w:r>
-          </w:p>
-        </w:tc>
-        <w:tc>
-          <w:tcPr>
-            <w:tcBorders>
-              <w:top w:val="single" w:space="0" w:color="D3D3D3"/>
-              <w:bottom w:val="single" w:space="0" w:color="D3D3D3"/>
-              <w:start w:val="single" w:space="0" w:color="D3D3D3"/>
-              <w:end w:val="single" w:space="0" w:color="D3D3D3"/>
-            </w:tcBorders>
-          </w:tcPr>
-          <w:p>
-            <w:pPr>
-              <w:spacing w:before="0" w:after="60"/>
-              <w:keepNext/>
-              <w:jc w:val="center"/>
-            </w:pPr>
-            <w:r>
-              <w:rPr>
-                <w:rFonts w:ascii="Calibri" w:hAnsi="Calibri"/>
-                <w:sz w:val="20"/>
-              </w:rPr>
-              <w:t xml:space="default">106,906 (41,548, 231,341)</w:t>
+              <w:t xml:space="default">149,001 (54,300, 289,313)</w:t>
+            </w:r>
+          </w:p>
+        </w:tc>
+        <w:tc>
+          <w:tcPr>
+            <w:tcBorders>
+              <w:top w:val="single" w:space="0" w:color="D3D3D3"/>
+              <w:bottom w:val="single" w:space="0" w:color="D3D3D3"/>
+              <w:start w:val="single" w:space="0" w:color="D3D3D3"/>
+              <w:end w:val="single" w:space="0" w:color="D3D3D3"/>
+            </w:tcBorders>
+          </w:tcPr>
+          <w:p>
+            <w:pPr>
+              <w:spacing w:before="0" w:after="60"/>
+              <w:keepNext/>
+              <w:jc w:val="center"/>
+            </w:pPr>
+            <w:r>
+              <w:rPr>
+                <w:rFonts w:ascii="Calibri" w:hAnsi="Calibri"/>
+                <w:sz w:val="20"/>
+              </w:rPr>
+              <w:t xml:space="default">289,938 (189,900, 470,608)</w:t>
+            </w:r>
+          </w:p>
+        </w:tc>
+        <w:tc>
+          <w:tcPr>
+            <w:tcBorders>
+              <w:top w:val="single" w:space="0" w:color="D3D3D3"/>
+              <w:bottom w:val="single" w:space="0" w:color="D3D3D3"/>
+              <w:start w:val="single" w:space="0" w:color="D3D3D3"/>
+              <w:end w:val="single" w:space="0" w:color="D3D3D3"/>
+            </w:tcBorders>
+          </w:tcPr>
+          <w:p>
+            <w:pPr>
+              <w:spacing w:before="0" w:after="60"/>
+              <w:keepNext/>
+              <w:jc w:val="center"/>
+            </w:pPr>
+            <w:r>
+              <w:rPr>
+                <w:rFonts w:ascii="Calibri" w:hAnsi="Calibri"/>
+                <w:sz w:val="20"/>
+              </w:rPr>
+              <w:t xml:space="default">103,791 (41,035, 228,535)</w:t>
             </w:r>
           </w:p>
         </w:tc>
@@ -7083,7 +7094,7 @@
                 <w:rFonts w:ascii="Calibri" w:hAnsi="Calibri"/>
                 <w:sz w:val="20"/>
               </w:rPr>
-              <w:t xml:space="preserve">N = 16,368</w:t>
+              <w:t xml:space="preserve">N = 20,704</w:t>
             </w:r>
             <w:r>
               <w:rPr>
@@ -7136,7 +7147,7 @@
                 <w:rFonts w:ascii="Calibri" w:hAnsi="Calibri"/>
                 <w:sz w:val="20"/>
               </w:rPr>
-              <w:t xml:space="preserve">N = 2,486</w:t>
+              <w:t xml:space="preserve">N = 2,684</w:t>
             </w:r>
             <w:r>
               <w:rPr>
@@ -7189,7 +7200,7 @@
                 <w:rFonts w:ascii="Calibri" w:hAnsi="Calibri"/>
                 <w:sz w:val="20"/>
               </w:rPr>
-              <w:t xml:space="preserve">N = 2,465</w:t>
+              <w:t xml:space="preserve">N = 2,960</w:t>
             </w:r>
             <w:r>
               <w:rPr>
@@ -7356,7 +7367,7 @@
                 <w:rFonts w:ascii="Calibri" w:hAnsi="Calibri"/>
                 <w:sz w:val="20"/>
               </w:rPr>
-              <w:t xml:space="default">0.089</w:t>
+              <w:t xml:space="default">0.13</w:t>
             </w:r>
           </w:p>
         </w:tc>
@@ -7409,55 +7420,55 @@
                 <w:rFonts w:ascii="Calibri" w:hAnsi="Calibri"/>
                 <w:sz w:val="20"/>
               </w:rPr>
-              <w:t xml:space="default">13,157 (80%)</w:t>
-            </w:r>
-          </w:p>
-        </w:tc>
-        <w:tc>
-          <w:tcPr>
-            <w:tcBorders>
-              <w:top w:val="single" w:space="0" w:color="D3D3D3"/>
-              <w:bottom w:val="single" w:space="0" w:color="D3D3D3"/>
-              <w:start w:val="single" w:space="0" w:color="D3D3D3"/>
-              <w:end w:val="single" w:space="0" w:color="D3D3D3"/>
-            </w:tcBorders>
-          </w:tcPr>
-          <w:p>
-            <w:pPr>
-              <w:spacing w:before="0" w:after="60"/>
-              <w:keepNext/>
-              <w:jc w:val="center"/>
-            </w:pPr>
-            <w:r>
-              <w:rPr>
-                <w:rFonts w:ascii="Calibri" w:hAnsi="Calibri"/>
-                <w:sz w:val="20"/>
-              </w:rPr>
-              <w:t xml:space="default">2,057 (83%)</w:t>
-            </w:r>
-          </w:p>
-        </w:tc>
-        <w:tc>
-          <w:tcPr>
-            <w:tcBorders>
-              <w:top w:val="single" w:space="0" w:color="D3D3D3"/>
-              <w:bottom w:val="single" w:space="0" w:color="D3D3D3"/>
-              <w:start w:val="single" w:space="0" w:color="D3D3D3"/>
-              <w:end w:val="single" w:space="0" w:color="D3D3D3"/>
-            </w:tcBorders>
-          </w:tcPr>
-          <w:p>
-            <w:pPr>
-              <w:spacing w:before="0" w:after="60"/>
-              <w:keepNext/>
-              <w:jc w:val="center"/>
-            </w:pPr>
-            <w:r>
-              <w:rPr>
-                <w:rFonts w:ascii="Calibri" w:hAnsi="Calibri"/>
-                <w:sz w:val="20"/>
-              </w:rPr>
-              <w:t xml:space="default">1,951 (79%)</w:t>
+              <w:t xml:space="default">18,223 (88%)</w:t>
+            </w:r>
+          </w:p>
+        </w:tc>
+        <w:tc>
+          <w:tcPr>
+            <w:tcBorders>
+              <w:top w:val="single" w:space="0" w:color="D3D3D3"/>
+              <w:bottom w:val="single" w:space="0" w:color="D3D3D3"/>
+              <w:start w:val="single" w:space="0" w:color="D3D3D3"/>
+              <w:end w:val="single" w:space="0" w:color="D3D3D3"/>
+            </w:tcBorders>
+          </w:tcPr>
+          <w:p>
+            <w:pPr>
+              <w:spacing w:before="0" w:after="60"/>
+              <w:keepNext/>
+              <w:jc w:val="center"/>
+            </w:pPr>
+            <w:r>
+              <w:rPr>
+                <w:rFonts w:ascii="Calibri" w:hAnsi="Calibri"/>
+                <w:sz w:val="20"/>
+              </w:rPr>
+              <w:t xml:space="default">2,407 (90%)</w:t>
+            </w:r>
+          </w:p>
+        </w:tc>
+        <w:tc>
+          <w:tcPr>
+            <w:tcBorders>
+              <w:top w:val="single" w:space="0" w:color="D3D3D3"/>
+              <w:bottom w:val="single" w:space="0" w:color="D3D3D3"/>
+              <w:start w:val="single" w:space="0" w:color="D3D3D3"/>
+              <w:end w:val="single" w:space="0" w:color="D3D3D3"/>
+            </w:tcBorders>
+          </w:tcPr>
+          <w:p>
+            <w:pPr>
+              <w:spacing w:before="0" w:after="60"/>
+              <w:keepNext/>
+              <w:jc w:val="center"/>
+            </w:pPr>
+            <w:r>
+              <w:rPr>
+                <w:rFonts w:ascii="Calibri" w:hAnsi="Calibri"/>
+                <w:sz w:val="20"/>
+              </w:rPr>
+              <w:t xml:space="default">2,583 (87%)</w:t>
             </w:r>
           </w:p>
         </w:tc>
@@ -7534,55 +7545,55 @@
                 <w:rFonts w:ascii="Calibri" w:hAnsi="Calibri"/>
                 <w:sz w:val="20"/>
               </w:rPr>
-              <w:t xml:space="default">3,211 (20%)</w:t>
-            </w:r>
-          </w:p>
-        </w:tc>
-        <w:tc>
-          <w:tcPr>
-            <w:tcBorders>
-              <w:top w:val="single" w:space="0" w:color="D3D3D3"/>
-              <w:bottom w:val="single" w:space="0" w:color="D3D3D3"/>
-              <w:start w:val="single" w:space="0" w:color="D3D3D3"/>
-              <w:end w:val="single" w:space="0" w:color="D3D3D3"/>
-            </w:tcBorders>
-          </w:tcPr>
-          <w:p>
-            <w:pPr>
-              <w:spacing w:before="0" w:after="60"/>
-              <w:keepNext/>
-              <w:jc w:val="center"/>
-            </w:pPr>
-            <w:r>
-              <w:rPr>
-                <w:rFonts w:ascii="Calibri" w:hAnsi="Calibri"/>
-                <w:sz w:val="20"/>
-              </w:rPr>
-              <w:t xml:space="default">429 (17%)</w:t>
-            </w:r>
-          </w:p>
-        </w:tc>
-        <w:tc>
-          <w:tcPr>
-            <w:tcBorders>
-              <w:top w:val="single" w:space="0" w:color="D3D3D3"/>
-              <w:bottom w:val="single" w:space="0" w:color="D3D3D3"/>
-              <w:start w:val="single" w:space="0" w:color="D3D3D3"/>
-              <w:end w:val="single" w:space="0" w:color="D3D3D3"/>
-            </w:tcBorders>
-          </w:tcPr>
-          <w:p>
-            <w:pPr>
-              <w:spacing w:before="0" w:after="60"/>
-              <w:keepNext/>
-              <w:jc w:val="center"/>
-            </w:pPr>
-            <w:r>
-              <w:rPr>
-                <w:rFonts w:ascii="Calibri" w:hAnsi="Calibri"/>
-                <w:sz w:val="20"/>
-              </w:rPr>
-              <w:t xml:space="default">514 (21%)</w:t>
+              <w:t xml:space="default">2,481 (12%)</w:t>
+            </w:r>
+          </w:p>
+        </w:tc>
+        <w:tc>
+          <w:tcPr>
+            <w:tcBorders>
+              <w:top w:val="single" w:space="0" w:color="D3D3D3"/>
+              <w:bottom w:val="single" w:space="0" w:color="D3D3D3"/>
+              <w:start w:val="single" w:space="0" w:color="D3D3D3"/>
+              <w:end w:val="single" w:space="0" w:color="D3D3D3"/>
+            </w:tcBorders>
+          </w:tcPr>
+          <w:p>
+            <w:pPr>
+              <w:spacing w:before="0" w:after="60"/>
+              <w:keepNext/>
+              <w:jc w:val="center"/>
+            </w:pPr>
+            <w:r>
+              <w:rPr>
+                <w:rFonts w:ascii="Calibri" w:hAnsi="Calibri"/>
+                <w:sz w:val="20"/>
+              </w:rPr>
+              <w:t xml:space="default">277 (10%)</w:t>
+            </w:r>
+          </w:p>
+        </w:tc>
+        <w:tc>
+          <w:tcPr>
+            <w:tcBorders>
+              <w:top w:val="single" w:space="0" w:color="D3D3D3"/>
+              <w:bottom w:val="single" w:space="0" w:color="D3D3D3"/>
+              <w:start w:val="single" w:space="0" w:color="D3D3D3"/>
+              <w:end w:val="single" w:space="0" w:color="D3D3D3"/>
+            </w:tcBorders>
+          </w:tcPr>
+          <w:p>
+            <w:pPr>
+              <w:spacing w:before="0" w:after="60"/>
+              <w:keepNext/>
+              <w:jc w:val="center"/>
+            </w:pPr>
+            <w:r>
+              <w:rPr>
+                <w:rFonts w:ascii="Calibri" w:hAnsi="Calibri"/>
+                <w:sz w:val="20"/>
+              </w:rPr>
+              <w:t xml:space="default">377 (13%)</w:t>
             </w:r>
           </w:p>
         </w:tc>
@@ -7659,55 +7670,55 @@
                 <w:rFonts w:ascii="Calibri" w:hAnsi="Calibri"/>
                 <w:sz w:val="20"/>
               </w:rPr>
-              <w:t xml:space="default">2,230 (14%)</w:t>
-            </w:r>
-          </w:p>
-        </w:tc>
-        <w:tc>
-          <w:tcPr>
-            <w:tcBorders>
-              <w:top w:val="single" w:space="0" w:color="D3D3D3"/>
-              <w:bottom w:val="single" w:space="0" w:color="D3D3D3"/>
-              <w:start w:val="single" w:space="0" w:color="D3D3D3"/>
-              <w:end w:val="single" w:space="0" w:color="D3D3D3"/>
-            </w:tcBorders>
-          </w:tcPr>
-          <w:p>
-            <w:pPr>
-              <w:spacing w:before="0" w:after="60"/>
-              <w:keepNext/>
-              <w:jc w:val="center"/>
-            </w:pPr>
-            <w:r>
-              <w:rPr>
-                <w:rFonts w:ascii="Calibri" w:hAnsi="Calibri"/>
-                <w:sz w:val="20"/>
-              </w:rPr>
-              <w:t xml:space="default">322 (13%)</w:t>
-            </w:r>
-          </w:p>
-        </w:tc>
-        <w:tc>
-          <w:tcPr>
-            <w:tcBorders>
-              <w:top w:val="single" w:space="0" w:color="D3D3D3"/>
-              <w:bottom w:val="single" w:space="0" w:color="D3D3D3"/>
-              <w:start w:val="single" w:space="0" w:color="D3D3D3"/>
-              <w:end w:val="single" w:space="0" w:color="D3D3D3"/>
-            </w:tcBorders>
-          </w:tcPr>
-          <w:p>
-            <w:pPr>
-              <w:spacing w:before="0" w:after="60"/>
-              <w:keepNext/>
-              <w:jc w:val="center"/>
-            </w:pPr>
-            <w:r>
-              <w:rPr>
-                <w:rFonts w:ascii="Calibri" w:hAnsi="Calibri"/>
-                <w:sz w:val="20"/>
-              </w:rPr>
-              <w:t xml:space="default">118 (4.8%)</w:t>
+              <w:t xml:space="default">2,841 (14%)</w:t>
+            </w:r>
+          </w:p>
+        </w:tc>
+        <w:tc>
+          <w:tcPr>
+            <w:tcBorders>
+              <w:top w:val="single" w:space="0" w:color="D3D3D3"/>
+              <w:bottom w:val="single" w:space="0" w:color="D3D3D3"/>
+              <w:start w:val="single" w:space="0" w:color="D3D3D3"/>
+              <w:end w:val="single" w:space="0" w:color="D3D3D3"/>
+            </w:tcBorders>
+          </w:tcPr>
+          <w:p>
+            <w:pPr>
+              <w:spacing w:before="0" w:after="60"/>
+              <w:keepNext/>
+              <w:jc w:val="center"/>
+            </w:pPr>
+            <w:r>
+              <w:rPr>
+                <w:rFonts w:ascii="Calibri" w:hAnsi="Calibri"/>
+                <w:sz w:val="20"/>
+              </w:rPr>
+              <w:t xml:space="default">349 (13%)</w:t>
+            </w:r>
+          </w:p>
+        </w:tc>
+        <w:tc>
+          <w:tcPr>
+            <w:tcBorders>
+              <w:top w:val="single" w:space="0" w:color="D3D3D3"/>
+              <w:bottom w:val="single" w:space="0" w:color="D3D3D3"/>
+              <w:start w:val="single" w:space="0" w:color="D3D3D3"/>
+              <w:end w:val="single" w:space="0" w:color="D3D3D3"/>
+            </w:tcBorders>
+          </w:tcPr>
+          <w:p>
+            <w:pPr>
+              <w:spacing w:before="0" w:after="60"/>
+              <w:keepNext/>
+              <w:jc w:val="center"/>
+            </w:pPr>
+            <w:r>
+              <w:rPr>
+                <w:rFonts w:ascii="Calibri" w:hAnsi="Calibri"/>
+                <w:sz w:val="20"/>
+              </w:rPr>
+              <w:t xml:space="default">142 (4.8%)</w:t>
             </w:r>
           </w:p>
         </w:tc>
@@ -7784,7 +7795,7 @@
                 <w:rFonts w:ascii="Calibri" w:hAnsi="Calibri"/>
                 <w:sz w:val="20"/>
               </w:rPr>
-              <w:t xml:space="default">6 (3, 10)</w:t>
+              <w:t xml:space="default">6 (3, 11)</w:t>
             </w:r>
           </w:p>
         </w:tc>
@@ -7909,55 +7920,55 @@
                 <w:rFonts w:ascii="Calibri" w:hAnsi="Calibri"/>
                 <w:sz w:val="20"/>
               </w:rPr>
-              <w:t xml:space="default">106,906 (40,686, 249,381)</w:t>
-            </w:r>
-          </w:p>
-        </w:tc>
-        <w:tc>
-          <w:tcPr>
-            <w:tcBorders>
-              <w:top w:val="single" w:space="0" w:color="D3D3D3"/>
-              <w:bottom w:val="single" w:space="0" w:color="D3D3D3"/>
-              <w:start w:val="single" w:space="0" w:color="D3D3D3"/>
-              <w:end w:val="single" w:space="0" w:color="D3D3D3"/>
-            </w:tcBorders>
-          </w:tcPr>
-          <w:p>
-            <w:pPr>
-              <w:spacing w:before="0" w:after="60"/>
-              <w:keepNext/>
-              <w:jc w:val="center"/>
-            </w:pPr>
-            <w:r>
-              <w:rPr>
-                <w:rFonts w:ascii="Calibri" w:hAnsi="Calibri"/>
-                <w:sz w:val="20"/>
-              </w:rPr>
-              <w:t xml:space="default">251,841 (177,721, 418,576)</w:t>
-            </w:r>
-          </w:p>
-        </w:tc>
-        <w:tc>
-          <w:tcPr>
-            <w:tcBorders>
-              <w:top w:val="single" w:space="0" w:color="D3D3D3"/>
-              <w:bottom w:val="single" w:space="0" w:color="D3D3D3"/>
-              <w:start w:val="single" w:space="0" w:color="D3D3D3"/>
-              <w:end w:val="single" w:space="0" w:color="D3D3D3"/>
-            </w:tcBorders>
-          </w:tcPr>
-          <w:p>
-            <w:pPr>
-              <w:spacing w:before="0" w:after="60"/>
-              <w:keepNext/>
-              <w:jc w:val="center"/>
-            </w:pPr>
-            <w:r>
-              <w:rPr>
-                <w:rFonts w:ascii="Calibri" w:hAnsi="Calibri"/>
-                <w:sz w:val="20"/>
-              </w:rPr>
-              <w:t xml:space="default">222,734 (145,813, 329,552)</w:t>
+              <w:t xml:space="default">112,626 (41,560, 256,211)</w:t>
+            </w:r>
+          </w:p>
+        </w:tc>
+        <w:tc>
+          <w:tcPr>
+            <w:tcBorders>
+              <w:top w:val="single" w:space="0" w:color="D3D3D3"/>
+              <w:bottom w:val="single" w:space="0" w:color="D3D3D3"/>
+              <w:start w:val="single" w:space="0" w:color="D3D3D3"/>
+              <w:end w:val="single" w:space="0" w:color="D3D3D3"/>
+            </w:tcBorders>
+          </w:tcPr>
+          <w:p>
+            <w:pPr>
+              <w:spacing w:before="0" w:after="60"/>
+              <w:keepNext/>
+              <w:jc w:val="center"/>
+            </w:pPr>
+            <w:r>
+              <w:rPr>
+                <w:rFonts w:ascii="Calibri" w:hAnsi="Calibri"/>
+                <w:sz w:val="20"/>
+              </w:rPr>
+              <w:t xml:space="default">257,419 (178,816, 424,125)</w:t>
+            </w:r>
+          </w:p>
+        </w:tc>
+        <w:tc>
+          <w:tcPr>
+            <w:tcBorders>
+              <w:top w:val="single" w:space="0" w:color="D3D3D3"/>
+              <w:bottom w:val="single" w:space="0" w:color="D3D3D3"/>
+              <w:start w:val="single" w:space="0" w:color="D3D3D3"/>
+              <w:end w:val="single" w:space="0" w:color="D3D3D3"/>
+            </w:tcBorders>
+          </w:tcPr>
+          <w:p>
+            <w:pPr>
+              <w:spacing w:before="0" w:after="60"/>
+              <w:keepNext/>
+              <w:jc w:val="center"/>
+            </w:pPr>
+            <w:r>
+              <w:rPr>
+                <w:rFonts w:ascii="Calibri" w:hAnsi="Calibri"/>
+                <w:sz w:val="20"/>
+              </w:rPr>
+              <w:t xml:space="default">223,877 (146,057, 333,955)</w:t>
             </w:r>
           </w:p>
         </w:tc>
@@ -8255,31 +8266,31 @@
                 <w:rFonts w:ascii="Calibri" w:hAnsi="Calibri"/>
                 <w:sz w:val="20"/>
               </w:rPr>
-              <w:t xml:space="default">0.98, 0.99</w:t>
-            </w:r>
-          </w:p>
-        </w:tc>
-        <w:tc>
-          <w:tcPr>
-            <w:tcBorders>
-              <w:top w:val="single" w:space="0" w:color="D3D3D3"/>
-              <w:bottom w:val="single" w:space="0" w:color="D3D3D3"/>
-              <w:start w:val="single" w:space="0" w:color="D3D3D3"/>
-              <w:end w:val="single" w:space="0" w:color="D3D3D3"/>
-            </w:tcBorders>
-          </w:tcPr>
-          <w:p>
-            <w:pPr>
-              <w:spacing w:before="0" w:after="60"/>
-              <w:keepNext/>
-              <w:jc w:val="center"/>
-            </w:pPr>
-            <w:r>
-              <w:rPr>
-                <w:rFonts w:ascii="Calibri" w:hAnsi="Calibri"/>
-                <w:sz w:val="20"/>
-              </w:rPr>
-              <w:t xml:space="default">&lt;0.001</w:t>
+              <w:t xml:space="default">0.99, 1.00</w:t>
+            </w:r>
+          </w:p>
+        </w:tc>
+        <w:tc>
+          <w:tcPr>
+            <w:tcBorders>
+              <w:top w:val="single" w:space="0" w:color="D3D3D3"/>
+              <w:bottom w:val="single" w:space="0" w:color="D3D3D3"/>
+              <w:start w:val="single" w:space="0" w:color="D3D3D3"/>
+              <w:end w:val="single" w:space="0" w:color="D3D3D3"/>
+            </w:tcBorders>
+          </w:tcPr>
+          <w:p>
+            <w:pPr>
+              <w:spacing w:before="0" w:after="60"/>
+              <w:keepNext/>
+              <w:jc w:val="center"/>
+            </w:pPr>
+            <w:r>
+              <w:rPr>
+                <w:rFonts w:ascii="Calibri" w:hAnsi="Calibri"/>
+                <w:sz w:val="20"/>
+              </w:rPr>
+              <w:t xml:space="default">0.001</w:t>
             </w:r>
           </w:p>
         </w:tc>
@@ -8534,55 +8545,55 @@
                 <w:rFonts w:ascii="Calibri" w:hAnsi="Calibri"/>
                 <w:sz w:val="20"/>
               </w:rPr>
-              <w:t xml:space="default">0.98</w:t>
-            </w:r>
-          </w:p>
-        </w:tc>
-        <w:tc>
-          <w:tcPr>
-            <w:tcBorders>
-              <w:top w:val="single" w:space="0" w:color="D3D3D3"/>
-              <w:bottom w:val="single" w:space="0" w:color="D3D3D3"/>
-              <w:start w:val="single" w:space="0" w:color="D3D3D3"/>
-              <w:end w:val="single" w:space="0" w:color="D3D3D3"/>
-            </w:tcBorders>
-          </w:tcPr>
-          <w:p>
-            <w:pPr>
-              <w:spacing w:before="0" w:after="60"/>
-              <w:keepNext/>
-              <w:jc w:val="center"/>
-            </w:pPr>
-            <w:r>
-              <w:rPr>
-                <w:rFonts w:ascii="Calibri" w:hAnsi="Calibri"/>
-                <w:sz w:val="20"/>
-              </w:rPr>
-              <w:t xml:space="default">0.88, 1.09</w:t>
-            </w:r>
-          </w:p>
-        </w:tc>
-        <w:tc>
-          <w:tcPr>
-            <w:tcBorders>
-              <w:top w:val="single" w:space="0" w:color="D3D3D3"/>
-              <w:bottom w:val="single" w:space="0" w:color="D3D3D3"/>
-              <w:start w:val="single" w:space="0" w:color="D3D3D3"/>
-              <w:end w:val="single" w:space="0" w:color="D3D3D3"/>
-            </w:tcBorders>
-          </w:tcPr>
-          <w:p>
-            <w:pPr>
-              <w:spacing w:before="0" w:after="60"/>
-              <w:keepNext/>
-              <w:jc w:val="center"/>
-            </w:pPr>
-            <w:r>
-              <w:rPr>
-                <w:rFonts w:ascii="Calibri" w:hAnsi="Calibri"/>
-                <w:sz w:val="20"/>
-              </w:rPr>
-              <w:t xml:space="default">0.7</w:t>
+              <w:t xml:space="default">0.96</w:t>
+            </w:r>
+          </w:p>
+        </w:tc>
+        <w:tc>
+          <w:tcPr>
+            <w:tcBorders>
+              <w:top w:val="single" w:space="0" w:color="D3D3D3"/>
+              <w:bottom w:val="single" w:space="0" w:color="D3D3D3"/>
+              <w:start w:val="single" w:space="0" w:color="D3D3D3"/>
+              <w:end w:val="single" w:space="0" w:color="D3D3D3"/>
+            </w:tcBorders>
+          </w:tcPr>
+          <w:p>
+            <w:pPr>
+              <w:spacing w:before="0" w:after="60"/>
+              <w:keepNext/>
+              <w:jc w:val="center"/>
+            </w:pPr>
+            <w:r>
+              <w:rPr>
+                <w:rFonts w:ascii="Calibri" w:hAnsi="Calibri"/>
+                <w:sz w:val="20"/>
+              </w:rPr>
+              <w:t xml:space="default">0.85, 1.08</w:t>
+            </w:r>
+          </w:p>
+        </w:tc>
+        <w:tc>
+          <w:tcPr>
+            <w:tcBorders>
+              <w:top w:val="single" w:space="0" w:color="D3D3D3"/>
+              <w:bottom w:val="single" w:space="0" w:color="D3D3D3"/>
+              <w:start w:val="single" w:space="0" w:color="D3D3D3"/>
+              <w:end w:val="single" w:space="0" w:color="D3D3D3"/>
+            </w:tcBorders>
+          </w:tcPr>
+          <w:p>
+            <w:pPr>
+              <w:spacing w:before="0" w:after="60"/>
+              <w:keepNext/>
+              <w:jc w:val="center"/>
+            </w:pPr>
+            <w:r>
+              <w:rPr>
+                <w:rFonts w:ascii="Calibri" w:hAnsi="Calibri"/>
+                <w:sz w:val="20"/>
+              </w:rPr>
+              <w:t xml:space="default">0.5</w:t>
             </w:r>
           </w:p>
         </w:tc>
@@ -8837,55 +8848,55 @@
                 <w:rFonts w:ascii="Calibri" w:hAnsi="Calibri"/>
                 <w:sz w:val="20"/>
               </w:rPr>
-              <w:t xml:space="default">1.35</w:t>
-            </w:r>
-          </w:p>
-        </w:tc>
-        <w:tc>
-          <w:tcPr>
-            <w:tcBorders>
-              <w:top w:val="single" w:space="0" w:color="D3D3D3"/>
-              <w:bottom w:val="single" w:space="0" w:color="D3D3D3"/>
-              <w:start w:val="single" w:space="0" w:color="D3D3D3"/>
-              <w:end w:val="single" w:space="0" w:color="D3D3D3"/>
-            </w:tcBorders>
-          </w:tcPr>
-          <w:p>
-            <w:pPr>
-              <w:spacing w:before="0" w:after="60"/>
-              <w:keepNext/>
-              <w:jc w:val="center"/>
-            </w:pPr>
-            <w:r>
-              <w:rPr>
-                <w:rFonts w:ascii="Calibri" w:hAnsi="Calibri"/>
-                <w:sz w:val="20"/>
-              </w:rPr>
-              <w:t xml:space="default">1.11, 1.64</w:t>
-            </w:r>
-          </w:p>
-        </w:tc>
-        <w:tc>
-          <w:tcPr>
-            <w:tcBorders>
-              <w:top w:val="single" w:space="0" w:color="D3D3D3"/>
-              <w:bottom w:val="single" w:space="0" w:color="D3D3D3"/>
-              <w:start w:val="single" w:space="0" w:color="D3D3D3"/>
-              <w:end w:val="single" w:space="0" w:color="D3D3D3"/>
-            </w:tcBorders>
-          </w:tcPr>
-          <w:p>
-            <w:pPr>
-              <w:spacing w:before="0" w:after="60"/>
-              <w:keepNext/>
-              <w:jc w:val="center"/>
-            </w:pPr>
-            <w:r>
-              <w:rPr>
-                <w:rFonts w:ascii="Calibri" w:hAnsi="Calibri"/>
-                <w:sz w:val="20"/>
-              </w:rPr>
-              <w:t xml:space="default">0.002</w:t>
+              <w:t xml:space="default">1.23</w:t>
+            </w:r>
+          </w:p>
+        </w:tc>
+        <w:tc>
+          <w:tcPr>
+            <w:tcBorders>
+              <w:top w:val="single" w:space="0" w:color="D3D3D3"/>
+              <w:bottom w:val="single" w:space="0" w:color="D3D3D3"/>
+              <w:start w:val="single" w:space="0" w:color="D3D3D3"/>
+              <w:end w:val="single" w:space="0" w:color="D3D3D3"/>
+            </w:tcBorders>
+          </w:tcPr>
+          <w:p>
+            <w:pPr>
+              <w:spacing w:before="0" w:after="60"/>
+              <w:keepNext/>
+              <w:jc w:val="center"/>
+            </w:pPr>
+            <w:r>
+              <w:rPr>
+                <w:rFonts w:ascii="Calibri" w:hAnsi="Calibri"/>
+                <w:sz w:val="20"/>
+              </w:rPr>
+              <w:t xml:space="default">1.02, 1.49</w:t>
+            </w:r>
+          </w:p>
+        </w:tc>
+        <w:tc>
+          <w:tcPr>
+            <w:tcBorders>
+              <w:top w:val="single" w:space="0" w:color="D3D3D3"/>
+              <w:bottom w:val="single" w:space="0" w:color="D3D3D3"/>
+              <w:start w:val="single" w:space="0" w:color="D3D3D3"/>
+              <w:end w:val="single" w:space="0" w:color="D3D3D3"/>
+            </w:tcBorders>
+          </w:tcPr>
+          <w:p>
+            <w:pPr>
+              <w:spacing w:before="0" w:after="60"/>
+              <w:keepNext/>
+              <w:jc w:val="center"/>
+            </w:pPr>
+            <w:r>
+              <w:rPr>
+                <w:rFonts w:ascii="Calibri" w:hAnsi="Calibri"/>
+                <w:sz w:val="20"/>
+              </w:rPr>
+              <w:t xml:space="default">0.034</w:t>
             </w:r>
           </w:p>
         </w:tc>
@@ -8938,55 +8949,55 @@
                 <w:rFonts w:ascii="Calibri" w:hAnsi="Calibri"/>
                 <w:sz w:val="20"/>
               </w:rPr>
-              <w:t xml:space="default">1.29</w:t>
-            </w:r>
-          </w:p>
-        </w:tc>
-        <w:tc>
-          <w:tcPr>
-            <w:tcBorders>
-              <w:top w:val="single" w:space="0" w:color="D3D3D3"/>
-              <w:bottom w:val="single" w:space="0" w:color="D3D3D3"/>
-              <w:start w:val="single" w:space="0" w:color="D3D3D3"/>
-              <w:end w:val="single" w:space="0" w:color="D3D3D3"/>
-            </w:tcBorders>
-          </w:tcPr>
-          <w:p>
-            <w:pPr>
-              <w:spacing w:before="0" w:after="60"/>
-              <w:keepNext/>
-              <w:jc w:val="center"/>
-            </w:pPr>
-            <w:r>
-              <w:rPr>
-                <w:rFonts w:ascii="Calibri" w:hAnsi="Calibri"/>
-                <w:sz w:val="20"/>
-              </w:rPr>
-              <w:t xml:space="default">1.11, 1.51</w:t>
-            </w:r>
-          </w:p>
-        </w:tc>
-        <w:tc>
-          <w:tcPr>
-            <w:tcBorders>
-              <w:top w:val="single" w:space="0" w:color="D3D3D3"/>
-              <w:bottom w:val="single" w:space="0" w:color="D3D3D3"/>
-              <w:start w:val="single" w:space="0" w:color="D3D3D3"/>
-              <w:end w:val="single" w:space="0" w:color="D3D3D3"/>
-            </w:tcBorders>
-          </w:tcPr>
-          <w:p>
-            <w:pPr>
-              <w:spacing w:before="0" w:after="60"/>
-              <w:keepNext/>
-              <w:jc w:val="center"/>
-            </w:pPr>
-            <w:r>
-              <w:rPr>
-                <w:rFonts w:ascii="Calibri" w:hAnsi="Calibri"/>
-                <w:sz w:val="20"/>
-              </w:rPr>
-              <w:t xml:space="default">0.001</w:t>
+              <w:t xml:space="default">1.20</w:t>
+            </w:r>
+          </w:p>
+        </w:tc>
+        <w:tc>
+          <w:tcPr>
+            <w:tcBorders>
+              <w:top w:val="single" w:space="0" w:color="D3D3D3"/>
+              <w:bottom w:val="single" w:space="0" w:color="D3D3D3"/>
+              <w:start w:val="single" w:space="0" w:color="D3D3D3"/>
+              <w:end w:val="single" w:space="0" w:color="D3D3D3"/>
+            </w:tcBorders>
+          </w:tcPr>
+          <w:p>
+            <w:pPr>
+              <w:spacing w:before="0" w:after="60"/>
+              <w:keepNext/>
+              <w:jc w:val="center"/>
+            </w:pPr>
+            <w:r>
+              <w:rPr>
+                <w:rFonts w:ascii="Calibri" w:hAnsi="Calibri"/>
+                <w:sz w:val="20"/>
+              </w:rPr>
+              <w:t xml:space="default">1.01, 1.44</w:t>
+            </w:r>
+          </w:p>
+        </w:tc>
+        <w:tc>
+          <w:tcPr>
+            <w:tcBorders>
+              <w:top w:val="single" w:space="0" w:color="D3D3D3"/>
+              <w:bottom w:val="single" w:space="0" w:color="D3D3D3"/>
+              <w:start w:val="single" w:space="0" w:color="D3D3D3"/>
+              <w:end w:val="single" w:space="0" w:color="D3D3D3"/>
+            </w:tcBorders>
+          </w:tcPr>
+          <w:p>
+            <w:pPr>
+              <w:spacing w:before="0" w:after="60"/>
+              <w:keepNext/>
+              <w:jc w:val="center"/>
+            </w:pPr>
+            <w:r>
+              <w:rPr>
+                <w:rFonts w:ascii="Calibri" w:hAnsi="Calibri"/>
+                <w:sz w:val="20"/>
+              </w:rPr>
+              <w:t xml:space="default">0.040</w:t>
             </w:r>
           </w:p>
         </w:tc>
@@ -9039,55 +9050,55 @@
                 <w:rFonts w:ascii="Calibri" w:hAnsi="Calibri"/>
                 <w:sz w:val="20"/>
               </w:rPr>
-              <w:t xml:space="default">1.07</w:t>
-            </w:r>
-          </w:p>
-        </w:tc>
-        <w:tc>
-          <w:tcPr>
-            <w:tcBorders>
-              <w:top w:val="single" w:space="0" w:color="D3D3D3"/>
-              <w:bottom w:val="single" w:space="0" w:color="D3D3D3"/>
-              <w:start w:val="single" w:space="0" w:color="D3D3D3"/>
-              <w:end w:val="single" w:space="0" w:color="D3D3D3"/>
-            </w:tcBorders>
-          </w:tcPr>
-          <w:p>
-            <w:pPr>
-              <w:spacing w:before="0" w:after="60"/>
-              <w:keepNext/>
-              <w:jc w:val="center"/>
-            </w:pPr>
-            <w:r>
-              <w:rPr>
-                <w:rFonts w:ascii="Calibri" w:hAnsi="Calibri"/>
-                <w:sz w:val="20"/>
-              </w:rPr>
-              <w:t xml:space="default">0.86, 1.34</w:t>
-            </w:r>
-          </w:p>
-        </w:tc>
-        <w:tc>
-          <w:tcPr>
-            <w:tcBorders>
-              <w:top w:val="single" w:space="0" w:color="D3D3D3"/>
-              <w:bottom w:val="single" w:space="0" w:color="D3D3D3"/>
-              <w:start w:val="single" w:space="0" w:color="D3D3D3"/>
-              <w:end w:val="single" w:space="0" w:color="D3D3D3"/>
-            </w:tcBorders>
-          </w:tcPr>
-          <w:p>
-            <w:pPr>
-              <w:spacing w:before="0" w:after="60"/>
-              <w:keepNext/>
-              <w:jc w:val="center"/>
-            </w:pPr>
-            <w:r>
-              <w:rPr>
-                <w:rFonts w:ascii="Calibri" w:hAnsi="Calibri"/>
-                <w:sz w:val="20"/>
-              </w:rPr>
-              <w:t xml:space="default">0.5</w:t>
+              <w:t xml:space="default">1.10</w:t>
+            </w:r>
+          </w:p>
+        </w:tc>
+        <w:tc>
+          <w:tcPr>
+            <w:tcBorders>
+              <w:top w:val="single" w:space="0" w:color="D3D3D3"/>
+              <w:bottom w:val="single" w:space="0" w:color="D3D3D3"/>
+              <w:start w:val="single" w:space="0" w:color="D3D3D3"/>
+              <w:end w:val="single" w:space="0" w:color="D3D3D3"/>
+            </w:tcBorders>
+          </w:tcPr>
+          <w:p>
+            <w:pPr>
+              <w:spacing w:before="0" w:after="60"/>
+              <w:keepNext/>
+              <w:jc w:val="center"/>
+            </w:pPr>
+            <w:r>
+              <w:rPr>
+                <w:rFonts w:ascii="Calibri" w:hAnsi="Calibri"/>
+                <w:sz w:val="20"/>
+              </w:rPr>
+              <w:t xml:space="default">0.89, 1.36</w:t>
+            </w:r>
+          </w:p>
+        </w:tc>
+        <w:tc>
+          <w:tcPr>
+            <w:tcBorders>
+              <w:top w:val="single" w:space="0" w:color="D3D3D3"/>
+              <w:bottom w:val="single" w:space="0" w:color="D3D3D3"/>
+              <w:start w:val="single" w:space="0" w:color="D3D3D3"/>
+              <w:end w:val="single" w:space="0" w:color="D3D3D3"/>
+            </w:tcBorders>
+          </w:tcPr>
+          <w:p>
+            <w:pPr>
+              <w:spacing w:before="0" w:after="60"/>
+              <w:keepNext/>
+              <w:jc w:val="center"/>
+            </w:pPr>
+            <w:r>
+              <w:rPr>
+                <w:rFonts w:ascii="Calibri" w:hAnsi="Calibri"/>
+                <w:sz w:val="20"/>
+              </w:rPr>
+              <w:t xml:space="default">0.4</w:t>
             </w:r>
           </w:p>
         </w:tc>
@@ -9342,55 +9353,55 @@
                 <w:rFonts w:ascii="Calibri" w:hAnsi="Calibri"/>
                 <w:sz w:val="20"/>
               </w:rPr>
-              <w:t xml:space="default">0.90</w:t>
-            </w:r>
-          </w:p>
-        </w:tc>
-        <w:tc>
-          <w:tcPr>
-            <w:tcBorders>
-              <w:top w:val="single" w:space="0" w:color="D3D3D3"/>
-              <w:bottom w:val="single" w:space="0" w:color="D3D3D3"/>
-              <w:start w:val="single" w:space="0" w:color="D3D3D3"/>
-              <w:end w:val="single" w:space="0" w:color="D3D3D3"/>
-            </w:tcBorders>
-          </w:tcPr>
-          <w:p>
-            <w:pPr>
-              <w:spacing w:before="0" w:after="60"/>
-              <w:keepNext/>
-              <w:jc w:val="center"/>
-            </w:pPr>
-            <w:r>
-              <w:rPr>
-                <w:rFonts w:ascii="Calibri" w:hAnsi="Calibri"/>
-                <w:sz w:val="20"/>
-              </w:rPr>
-              <w:t xml:space="default">0.79, 1.03</w:t>
-            </w:r>
-          </w:p>
-        </w:tc>
-        <w:tc>
-          <w:tcPr>
-            <w:tcBorders>
-              <w:top w:val="single" w:space="0" w:color="D3D3D3"/>
-              <w:bottom w:val="single" w:space="0" w:color="D3D3D3"/>
-              <w:start w:val="single" w:space="0" w:color="D3D3D3"/>
-              <w:end w:val="single" w:space="0" w:color="D3D3D3"/>
-            </w:tcBorders>
-          </w:tcPr>
-          <w:p>
-            <w:pPr>
-              <w:spacing w:before="0" w:after="60"/>
-              <w:keepNext/>
-              <w:jc w:val="center"/>
-            </w:pPr>
-            <w:r>
-              <w:rPr>
-                <w:rFonts w:ascii="Calibri" w:hAnsi="Calibri"/>
-                <w:sz w:val="20"/>
-              </w:rPr>
-              <w:t xml:space="default">0.12</w:t>
+              <w:t xml:space="default">0.96</w:t>
+            </w:r>
+          </w:p>
+        </w:tc>
+        <w:tc>
+          <w:tcPr>
+            <w:tcBorders>
+              <w:top w:val="single" w:space="0" w:color="D3D3D3"/>
+              <w:bottom w:val="single" w:space="0" w:color="D3D3D3"/>
+              <w:start w:val="single" w:space="0" w:color="D3D3D3"/>
+              <w:end w:val="single" w:space="0" w:color="D3D3D3"/>
+            </w:tcBorders>
+          </w:tcPr>
+          <w:p>
+            <w:pPr>
+              <w:spacing w:before="0" w:after="60"/>
+              <w:keepNext/>
+              <w:jc w:val="center"/>
+            </w:pPr>
+            <w:r>
+              <w:rPr>
+                <w:rFonts w:ascii="Calibri" w:hAnsi="Calibri"/>
+                <w:sz w:val="20"/>
+              </w:rPr>
+              <w:t xml:space="default">0.82, 1.11</w:t>
+            </w:r>
+          </w:p>
+        </w:tc>
+        <w:tc>
+          <w:tcPr>
+            <w:tcBorders>
+              <w:top w:val="single" w:space="0" w:color="D3D3D3"/>
+              <w:bottom w:val="single" w:space="0" w:color="D3D3D3"/>
+              <w:start w:val="single" w:space="0" w:color="D3D3D3"/>
+              <w:end w:val="single" w:space="0" w:color="D3D3D3"/>
+            </w:tcBorders>
+          </w:tcPr>
+          <w:p>
+            <w:pPr>
+              <w:spacing w:before="0" w:after="60"/>
+              <w:keepNext/>
+              <w:jc w:val="center"/>
+            </w:pPr>
+            <w:r>
+              <w:rPr>
+                <w:rFonts w:ascii="Calibri" w:hAnsi="Calibri"/>
+                <w:sz w:val="20"/>
+              </w:rPr>
+              <w:t xml:space="default">0.6</w:t>
             </w:r>
           </w:p>
         </w:tc>
@@ -9443,55 +9454,55 @@
                 <w:rFonts w:ascii="Calibri" w:hAnsi="Calibri"/>
                 <w:sz w:val="20"/>
               </w:rPr>
-              <w:t xml:space="default">0.93</w:t>
-            </w:r>
-          </w:p>
-        </w:tc>
-        <w:tc>
-          <w:tcPr>
-            <w:tcBorders>
-              <w:top w:val="single" w:space="0" w:color="D3D3D3"/>
-              <w:bottom w:val="single" w:space="0" w:color="D3D3D3"/>
-              <w:start w:val="single" w:space="0" w:color="D3D3D3"/>
-              <w:end w:val="single" w:space="0" w:color="D3D3D3"/>
-            </w:tcBorders>
-          </w:tcPr>
-          <w:p>
-            <w:pPr>
-              <w:spacing w:before="0" w:after="60"/>
-              <w:keepNext/>
-              <w:jc w:val="center"/>
-            </w:pPr>
-            <w:r>
-              <w:rPr>
-                <w:rFonts w:ascii="Calibri" w:hAnsi="Calibri"/>
-                <w:sz w:val="20"/>
-              </w:rPr>
-              <w:t xml:space="default">0.81, 1.07</w:t>
-            </w:r>
-          </w:p>
-        </w:tc>
-        <w:tc>
-          <w:tcPr>
-            <w:tcBorders>
-              <w:top w:val="single" w:space="0" w:color="D3D3D3"/>
-              <w:bottom w:val="single" w:space="0" w:color="D3D3D3"/>
-              <w:start w:val="single" w:space="0" w:color="D3D3D3"/>
-              <w:end w:val="single" w:space="0" w:color="D3D3D3"/>
-            </w:tcBorders>
-          </w:tcPr>
-          <w:p>
-            <w:pPr>
-              <w:spacing w:before="0" w:after="60"/>
-              <w:keepNext/>
-              <w:jc w:val="center"/>
-            </w:pPr>
-            <w:r>
-              <w:rPr>
-                <w:rFonts w:ascii="Calibri" w:hAnsi="Calibri"/>
-                <w:sz w:val="20"/>
-              </w:rPr>
-              <w:t xml:space="default">0.3</w:t>
+              <w:t xml:space="default">0.97</w:t>
+            </w:r>
+          </w:p>
+        </w:tc>
+        <w:tc>
+          <w:tcPr>
+            <w:tcBorders>
+              <w:top w:val="single" w:space="0" w:color="D3D3D3"/>
+              <w:bottom w:val="single" w:space="0" w:color="D3D3D3"/>
+              <w:start w:val="single" w:space="0" w:color="D3D3D3"/>
+              <w:end w:val="single" w:space="0" w:color="D3D3D3"/>
+            </w:tcBorders>
+          </w:tcPr>
+          <w:p>
+            <w:pPr>
+              <w:spacing w:before="0" w:after="60"/>
+              <w:keepNext/>
+              <w:jc w:val="center"/>
+            </w:pPr>
+            <w:r>
+              <w:rPr>
+                <w:rFonts w:ascii="Calibri" w:hAnsi="Calibri"/>
+                <w:sz w:val="20"/>
+              </w:rPr>
+              <w:t xml:space="default">0.84, 1.12</w:t>
+            </w:r>
+          </w:p>
+        </w:tc>
+        <w:tc>
+          <w:tcPr>
+            <w:tcBorders>
+              <w:top w:val="single" w:space="0" w:color="D3D3D3"/>
+              <w:bottom w:val="single" w:space="0" w:color="D3D3D3"/>
+              <w:start w:val="single" w:space="0" w:color="D3D3D3"/>
+              <w:end w:val="single" w:space="0" w:color="D3D3D3"/>
+            </w:tcBorders>
+          </w:tcPr>
+          <w:p>
+            <w:pPr>
+              <w:spacing w:before="0" w:after="60"/>
+              <w:keepNext/>
+              <w:jc w:val="center"/>
+            </w:pPr>
+            <w:r>
+              <w:rPr>
+                <w:rFonts w:ascii="Calibri" w:hAnsi="Calibri"/>
+                <w:sz w:val="20"/>
+              </w:rPr>
+              <w:t xml:space="default">0.7</w:t>
             </w:r>
           </w:p>
         </w:tc>
@@ -9544,55 +9555,55 @@
                 <w:rFonts w:ascii="Calibri" w:hAnsi="Calibri"/>
                 <w:sz w:val="20"/>
               </w:rPr>
-              <w:t xml:space="default">0.94</w:t>
-            </w:r>
-          </w:p>
-        </w:tc>
-        <w:tc>
-          <w:tcPr>
-            <w:tcBorders>
-              <w:top w:val="single" w:space="0" w:color="D3D3D3"/>
-              <w:bottom w:val="single" w:space="0" w:color="D3D3D3"/>
-              <w:start w:val="single" w:space="0" w:color="D3D3D3"/>
-              <w:end w:val="single" w:space="0" w:color="D3D3D3"/>
-            </w:tcBorders>
-          </w:tcPr>
-          <w:p>
-            <w:pPr>
-              <w:spacing w:before="0" w:after="60"/>
-              <w:keepNext/>
-              <w:jc w:val="center"/>
-            </w:pPr>
-            <w:r>
-              <w:rPr>
-                <w:rFonts w:ascii="Calibri" w:hAnsi="Calibri"/>
-                <w:sz w:val="20"/>
-              </w:rPr>
-              <w:t xml:space="default">0.81, 1.08</w:t>
-            </w:r>
-          </w:p>
-        </w:tc>
-        <w:tc>
-          <w:tcPr>
-            <w:tcBorders>
-              <w:top w:val="single" w:space="0" w:color="D3D3D3"/>
-              <w:bottom w:val="single" w:space="0" w:color="D3D3D3"/>
-              <w:start w:val="single" w:space="0" w:color="D3D3D3"/>
-              <w:end w:val="single" w:space="0" w:color="D3D3D3"/>
-            </w:tcBorders>
-          </w:tcPr>
-          <w:p>
-            <w:pPr>
-              <w:spacing w:before="0" w:after="60"/>
-              <w:keepNext/>
-              <w:jc w:val="center"/>
-            </w:pPr>
-            <w:r>
-              <w:rPr>
-                <w:rFonts w:ascii="Calibri" w:hAnsi="Calibri"/>
-                <w:sz w:val="20"/>
-              </w:rPr>
-              <w:t xml:space="default">0.4</w:t>
+              <w:t xml:space="default">0.96</w:t>
+            </w:r>
+          </w:p>
+        </w:tc>
+        <w:tc>
+          <w:tcPr>
+            <w:tcBorders>
+              <w:top w:val="single" w:space="0" w:color="D3D3D3"/>
+              <w:bottom w:val="single" w:space="0" w:color="D3D3D3"/>
+              <w:start w:val="single" w:space="0" w:color="D3D3D3"/>
+              <w:end w:val="single" w:space="0" w:color="D3D3D3"/>
+            </w:tcBorders>
+          </w:tcPr>
+          <w:p>
+            <w:pPr>
+              <w:spacing w:before="0" w:after="60"/>
+              <w:keepNext/>
+              <w:jc w:val="center"/>
+            </w:pPr>
+            <w:r>
+              <w:rPr>
+                <w:rFonts w:ascii="Calibri" w:hAnsi="Calibri"/>
+                <w:sz w:val="20"/>
+              </w:rPr>
+              <w:t xml:space="default">0.82, 1.12</w:t>
+            </w:r>
+          </w:p>
+        </w:tc>
+        <w:tc>
+          <w:tcPr>
+            <w:tcBorders>
+              <w:top w:val="single" w:space="0" w:color="D3D3D3"/>
+              <w:bottom w:val="single" w:space="0" w:color="D3D3D3"/>
+              <w:start w:val="single" w:space="0" w:color="D3D3D3"/>
+              <w:end w:val="single" w:space="0" w:color="D3D3D3"/>
+            </w:tcBorders>
+          </w:tcPr>
+          <w:p>
+            <w:pPr>
+              <w:spacing w:before="0" w:after="60"/>
+              <w:keepNext/>
+              <w:jc w:val="center"/>
+            </w:pPr>
+            <w:r>
+              <w:rPr>
+                <w:rFonts w:ascii="Calibri" w:hAnsi="Calibri"/>
+                <w:sz w:val="20"/>
+              </w:rPr>
+              <w:t xml:space="default">0.6</w:t>
             </w:r>
           </w:p>
         </w:tc>
@@ -9847,31 +9858,31 @@
                 <w:rFonts w:ascii="Calibri" w:hAnsi="Calibri"/>
                 <w:sz w:val="20"/>
               </w:rPr>
-              <w:t xml:space="default">1.09</w:t>
-            </w:r>
-          </w:p>
-        </w:tc>
-        <w:tc>
-          <w:tcPr>
-            <w:tcBorders>
-              <w:top w:val="single" w:space="0" w:color="D3D3D3"/>
-              <w:bottom w:val="single" w:space="0" w:color="D3D3D3"/>
-              <w:start w:val="single" w:space="0" w:color="D3D3D3"/>
-              <w:end w:val="single" w:space="0" w:color="D3D3D3"/>
-            </w:tcBorders>
-          </w:tcPr>
-          <w:p>
-            <w:pPr>
-              <w:spacing w:before="0" w:after="60"/>
-              <w:keepNext/>
-              <w:jc w:val="center"/>
-            </w:pPr>
-            <w:r>
-              <w:rPr>
-                <w:rFonts w:ascii="Calibri" w:hAnsi="Calibri"/>
-                <w:sz w:val="20"/>
-              </w:rPr>
-              <w:t xml:space="default">0.97, 1.23</w:t>
+              <w:t xml:space="default">1.10</w:t>
+            </w:r>
+          </w:p>
+        </w:tc>
+        <w:tc>
+          <w:tcPr>
+            <w:tcBorders>
+              <w:top w:val="single" w:space="0" w:color="D3D3D3"/>
+              <w:bottom w:val="single" w:space="0" w:color="D3D3D3"/>
+              <w:start w:val="single" w:space="0" w:color="D3D3D3"/>
+              <w:end w:val="single" w:space="0" w:color="D3D3D3"/>
+            </w:tcBorders>
+          </w:tcPr>
+          <w:p>
+            <w:pPr>
+              <w:spacing w:before="0" w:after="60"/>
+              <w:keepNext/>
+              <w:jc w:val="center"/>
+            </w:pPr>
+            <w:r>
+              <w:rPr>
+                <w:rFonts w:ascii="Calibri" w:hAnsi="Calibri"/>
+                <w:sz w:val="20"/>
+              </w:rPr>
+              <w:t xml:space="default">0.97, 1.24</w:t>
             </w:r>
           </w:p>
         </w:tc>
@@ -10150,55 +10161,55 @@
                 <w:rFonts w:ascii="Calibri" w:hAnsi="Calibri"/>
                 <w:sz w:val="20"/>
               </w:rPr>
-              <w:t xml:space="default">1.04</w:t>
-            </w:r>
-          </w:p>
-        </w:tc>
-        <w:tc>
-          <w:tcPr>
-            <w:tcBorders>
-              <w:top w:val="single" w:space="0" w:color="D3D3D3"/>
-              <w:bottom w:val="single" w:space="0" w:color="D3D3D3"/>
-              <w:start w:val="single" w:space="0" w:color="D3D3D3"/>
-              <w:end w:val="single" w:space="0" w:color="D3D3D3"/>
-            </w:tcBorders>
-          </w:tcPr>
-          <w:p>
-            <w:pPr>
-              <w:spacing w:before="0" w:after="60"/>
-              <w:keepNext/>
-              <w:jc w:val="center"/>
-            </w:pPr>
-            <w:r>
-              <w:rPr>
-                <w:rFonts w:ascii="Calibri" w:hAnsi="Calibri"/>
-                <w:sz w:val="20"/>
-              </w:rPr>
-              <w:t xml:space="default">0.80, 1.35</w:t>
-            </w:r>
-          </w:p>
-        </w:tc>
-        <w:tc>
-          <w:tcPr>
-            <w:tcBorders>
-              <w:top w:val="single" w:space="0" w:color="D3D3D3"/>
-              <w:bottom w:val="single" w:space="0" w:color="D3D3D3"/>
-              <w:start w:val="single" w:space="0" w:color="D3D3D3"/>
-              <w:end w:val="single" w:space="0" w:color="D3D3D3"/>
-            </w:tcBorders>
-          </w:tcPr>
-          <w:p>
-            <w:pPr>
-              <w:spacing w:before="0" w:after="60"/>
-              <w:keepNext/>
-              <w:jc w:val="center"/>
-            </w:pPr>
-            <w:r>
-              <w:rPr>
-                <w:rFonts w:ascii="Calibri" w:hAnsi="Calibri"/>
-                <w:sz w:val="20"/>
-              </w:rPr>
-              <w:t xml:space="default">0.8</w:t>
+              <w:t xml:space="default">0.86</w:t>
+            </w:r>
+          </w:p>
+        </w:tc>
+        <w:tc>
+          <w:tcPr>
+            <w:tcBorders>
+              <w:top w:val="single" w:space="0" w:color="D3D3D3"/>
+              <w:bottom w:val="single" w:space="0" w:color="D3D3D3"/>
+              <w:start w:val="single" w:space="0" w:color="D3D3D3"/>
+              <w:end w:val="single" w:space="0" w:color="D3D3D3"/>
+            </w:tcBorders>
+          </w:tcPr>
+          <w:p>
+            <w:pPr>
+              <w:spacing w:before="0" w:after="60"/>
+              <w:keepNext/>
+              <w:jc w:val="center"/>
+            </w:pPr>
+            <w:r>
+              <w:rPr>
+                <w:rFonts w:ascii="Calibri" w:hAnsi="Calibri"/>
+                <w:sz w:val="20"/>
+              </w:rPr>
+              <w:t xml:space="default">0.66, 1.13</w:t>
+            </w:r>
+          </w:p>
+        </w:tc>
+        <w:tc>
+          <w:tcPr>
+            <w:tcBorders>
+              <w:top w:val="single" w:space="0" w:color="D3D3D3"/>
+              <w:bottom w:val="single" w:space="0" w:color="D3D3D3"/>
+              <w:start w:val="single" w:space="0" w:color="D3D3D3"/>
+              <w:end w:val="single" w:space="0" w:color="D3D3D3"/>
+            </w:tcBorders>
+          </w:tcPr>
+          <w:p>
+            <w:pPr>
+              <w:spacing w:before="0" w:after="60"/>
+              <w:keepNext/>
+              <w:jc w:val="center"/>
+            </w:pPr>
+            <w:r>
+              <w:rPr>
+                <w:rFonts w:ascii="Calibri" w:hAnsi="Calibri"/>
+                <w:sz w:val="20"/>
+              </w:rPr>
+              <w:t xml:space="default">0.3</w:t>
             </w:r>
           </w:p>
         </w:tc>
@@ -10251,55 +10262,55 @@
                 <w:rFonts w:ascii="Calibri" w:hAnsi="Calibri"/>
                 <w:sz w:val="20"/>
               </w:rPr>
-              <w:t xml:space="default">1.08</w:t>
-            </w:r>
-          </w:p>
-        </w:tc>
-        <w:tc>
-          <w:tcPr>
-            <w:tcBorders>
-              <w:top w:val="single" w:space="0" w:color="D3D3D3"/>
-              <w:bottom w:val="single" w:space="0" w:color="D3D3D3"/>
-              <w:start w:val="single" w:space="0" w:color="D3D3D3"/>
-              <w:end w:val="single" w:space="0" w:color="D3D3D3"/>
-            </w:tcBorders>
-          </w:tcPr>
-          <w:p>
-            <w:pPr>
-              <w:spacing w:before="0" w:after="60"/>
-              <w:keepNext/>
-              <w:jc w:val="center"/>
-            </w:pPr>
-            <w:r>
-              <w:rPr>
-                <w:rFonts w:ascii="Calibri" w:hAnsi="Calibri"/>
-                <w:sz w:val="20"/>
-              </w:rPr>
-              <w:t xml:space="default">0.81, 1.43</w:t>
-            </w:r>
-          </w:p>
-        </w:tc>
-        <w:tc>
-          <w:tcPr>
-            <w:tcBorders>
-              <w:top w:val="single" w:space="0" w:color="D3D3D3"/>
-              <w:bottom w:val="single" w:space="0" w:color="D3D3D3"/>
-              <w:start w:val="single" w:space="0" w:color="D3D3D3"/>
-              <w:end w:val="single" w:space="0" w:color="D3D3D3"/>
-            </w:tcBorders>
-          </w:tcPr>
-          <w:p>
-            <w:pPr>
-              <w:spacing w:before="0" w:after="60"/>
-              <w:keepNext/>
-              <w:jc w:val="center"/>
-            </w:pPr>
-            <w:r>
-              <w:rPr>
-                <w:rFonts w:ascii="Calibri" w:hAnsi="Calibri"/>
-                <w:sz w:val="20"/>
-              </w:rPr>
-              <w:t xml:space="default">0.6</w:t>
+              <w:t xml:space="default">0.84</w:t>
+            </w:r>
+          </w:p>
+        </w:tc>
+        <w:tc>
+          <w:tcPr>
+            <w:tcBorders>
+              <w:top w:val="single" w:space="0" w:color="D3D3D3"/>
+              <w:bottom w:val="single" w:space="0" w:color="D3D3D3"/>
+              <w:start w:val="single" w:space="0" w:color="D3D3D3"/>
+              <w:end w:val="single" w:space="0" w:color="D3D3D3"/>
+            </w:tcBorders>
+          </w:tcPr>
+          <w:p>
+            <w:pPr>
+              <w:spacing w:before="0" w:after="60"/>
+              <w:keepNext/>
+              <w:jc w:val="center"/>
+            </w:pPr>
+            <w:r>
+              <w:rPr>
+                <w:rFonts w:ascii="Calibri" w:hAnsi="Calibri"/>
+                <w:sz w:val="20"/>
+              </w:rPr>
+              <w:t xml:space="default">0.63, 1.13</w:t>
+            </w:r>
+          </w:p>
+        </w:tc>
+        <w:tc>
+          <w:tcPr>
+            <w:tcBorders>
+              <w:top w:val="single" w:space="0" w:color="D3D3D3"/>
+              <w:bottom w:val="single" w:space="0" w:color="D3D3D3"/>
+              <w:start w:val="single" w:space="0" w:color="D3D3D3"/>
+              <w:end w:val="single" w:space="0" w:color="D3D3D3"/>
+            </w:tcBorders>
+          </w:tcPr>
+          <w:p>
+            <w:pPr>
+              <w:spacing w:before="0" w:after="60"/>
+              <w:keepNext/>
+              <w:jc w:val="center"/>
+            </w:pPr>
+            <w:r>
+              <w:rPr>
+                <w:rFonts w:ascii="Calibri" w:hAnsi="Calibri"/>
+                <w:sz w:val="20"/>
+              </w:rPr>
+              <w:t xml:space="default">0.2</w:t>
             </w:r>
           </w:p>
         </w:tc>
@@ -10554,55 +10565,55 @@
                 <w:rFonts w:ascii="Calibri" w:hAnsi="Calibri"/>
                 <w:sz w:val="20"/>
               </w:rPr>
-              <w:t xml:space="default">0.98</w:t>
-            </w:r>
-          </w:p>
-        </w:tc>
-        <w:tc>
-          <w:tcPr>
-            <w:tcBorders>
-              <w:top w:val="single" w:space="0" w:color="D3D3D3"/>
-              <w:bottom w:val="single" w:space="0" w:color="D3D3D3"/>
-              <w:start w:val="single" w:space="0" w:color="D3D3D3"/>
-              <w:end w:val="single" w:space="0" w:color="D3D3D3"/>
-            </w:tcBorders>
-          </w:tcPr>
-          <w:p>
-            <w:pPr>
-              <w:spacing w:before="0" w:after="60"/>
-              <w:keepNext/>
-              <w:jc w:val="center"/>
-            </w:pPr>
-            <w:r>
-              <w:rPr>
-                <w:rFonts w:ascii="Calibri" w:hAnsi="Calibri"/>
-                <w:sz w:val="20"/>
-              </w:rPr>
-              <w:t xml:space="default">0.82, 1.18</w:t>
-            </w:r>
-          </w:p>
-        </w:tc>
-        <w:tc>
-          <w:tcPr>
-            <w:tcBorders>
-              <w:top w:val="single" w:space="0" w:color="D3D3D3"/>
-              <w:bottom w:val="single" w:space="0" w:color="D3D3D3"/>
-              <w:start w:val="single" w:space="0" w:color="D3D3D3"/>
-              <w:end w:val="single" w:space="0" w:color="D3D3D3"/>
-            </w:tcBorders>
-          </w:tcPr>
-          <w:p>
-            <w:pPr>
-              <w:spacing w:before="0" w:after="60"/>
-              <w:keepNext/>
-              <w:jc w:val="center"/>
-            </w:pPr>
-            <w:r>
-              <w:rPr>
-                <w:rFonts w:ascii="Calibri" w:hAnsi="Calibri"/>
-                <w:sz w:val="20"/>
-              </w:rPr>
-              <w:t xml:space="default">0.9</w:t>
+              <w:t xml:space="default">1.01</w:t>
+            </w:r>
+          </w:p>
+        </w:tc>
+        <w:tc>
+          <w:tcPr>
+            <w:tcBorders>
+              <w:top w:val="single" w:space="0" w:color="D3D3D3"/>
+              <w:bottom w:val="single" w:space="0" w:color="D3D3D3"/>
+              <w:start w:val="single" w:space="0" w:color="D3D3D3"/>
+              <w:end w:val="single" w:space="0" w:color="D3D3D3"/>
+            </w:tcBorders>
+          </w:tcPr>
+          <w:p>
+            <w:pPr>
+              <w:spacing w:before="0" w:after="60"/>
+              <w:keepNext/>
+              <w:jc w:val="center"/>
+            </w:pPr>
+            <w:r>
+              <w:rPr>
+                <w:rFonts w:ascii="Calibri" w:hAnsi="Calibri"/>
+                <w:sz w:val="20"/>
+              </w:rPr>
+              <w:t xml:space="default">0.83, 1.22</w:t>
+            </w:r>
+          </w:p>
+        </w:tc>
+        <w:tc>
+          <w:tcPr>
+            <w:tcBorders>
+              <w:top w:val="single" w:space="0" w:color="D3D3D3"/>
+              <w:bottom w:val="single" w:space="0" w:color="D3D3D3"/>
+              <w:start w:val="single" w:space="0" w:color="D3D3D3"/>
+              <w:end w:val="single" w:space="0" w:color="D3D3D3"/>
+            </w:tcBorders>
+          </w:tcPr>
+          <w:p>
+            <w:pPr>
+              <w:spacing w:before="0" w:after="60"/>
+              <w:keepNext/>
+              <w:jc w:val="center"/>
+            </w:pPr>
+            <w:r>
+              <w:rPr>
+                <w:rFonts w:ascii="Calibri" w:hAnsi="Calibri"/>
+                <w:sz w:val="20"/>
+              </w:rPr>
+              <w:t xml:space="default">&gt;0.9</w:t>
             </w:r>
           </w:p>
         </w:tc>
@@ -10857,55 +10868,55 @@
                 <w:rFonts w:ascii="Calibri" w:hAnsi="Calibri"/>
                 <w:sz w:val="20"/>
               </w:rPr>
-              <w:t xml:space="default">0.99</w:t>
-            </w:r>
-          </w:p>
-        </w:tc>
-        <w:tc>
-          <w:tcPr>
-            <w:tcBorders>
-              <w:top w:val="single" w:space="0" w:color="D3D3D3"/>
-              <w:bottom w:val="single" w:space="0" w:color="D3D3D3"/>
-              <w:start w:val="single" w:space="0" w:color="D3D3D3"/>
-              <w:end w:val="single" w:space="0" w:color="D3D3D3"/>
-            </w:tcBorders>
-          </w:tcPr>
-          <w:p>
-            <w:pPr>
-              <w:spacing w:before="0" w:after="60"/>
-              <w:keepNext/>
-              <w:jc w:val="center"/>
-            </w:pPr>
-            <w:r>
-              <w:rPr>
-                <w:rFonts w:ascii="Calibri" w:hAnsi="Calibri"/>
-                <w:sz w:val="20"/>
-              </w:rPr>
-              <w:t xml:space="default">0.87, 1.13</w:t>
-            </w:r>
-          </w:p>
-        </w:tc>
-        <w:tc>
-          <w:tcPr>
-            <w:tcBorders>
-              <w:top w:val="single" w:space="0" w:color="D3D3D3"/>
-              <w:bottom w:val="single" w:space="0" w:color="D3D3D3"/>
-              <w:start w:val="single" w:space="0" w:color="D3D3D3"/>
-              <w:end w:val="single" w:space="0" w:color="D3D3D3"/>
-            </w:tcBorders>
-          </w:tcPr>
-          <w:p>
-            <w:pPr>
-              <w:spacing w:before="0" w:after="60"/>
-              <w:keepNext/>
-              <w:jc w:val="center"/>
-            </w:pPr>
-            <w:r>
-              <w:rPr>
-                <w:rFonts w:ascii="Calibri" w:hAnsi="Calibri"/>
-                <w:sz w:val="20"/>
-              </w:rPr>
-              <w:t xml:space="default">&gt;0.9</w:t>
+              <w:t xml:space="default">0.94</w:t>
+            </w:r>
+          </w:p>
+        </w:tc>
+        <w:tc>
+          <w:tcPr>
+            <w:tcBorders>
+              <w:top w:val="single" w:space="0" w:color="D3D3D3"/>
+              <w:bottom w:val="single" w:space="0" w:color="D3D3D3"/>
+              <w:start w:val="single" w:space="0" w:color="D3D3D3"/>
+              <w:end w:val="single" w:space="0" w:color="D3D3D3"/>
+            </w:tcBorders>
+          </w:tcPr>
+          <w:p>
+            <w:pPr>
+              <w:spacing w:before="0" w:after="60"/>
+              <w:keepNext/>
+              <w:jc w:val="center"/>
+            </w:pPr>
+            <w:r>
+              <w:rPr>
+                <w:rFonts w:ascii="Calibri" w:hAnsi="Calibri"/>
+                <w:sz w:val="20"/>
+              </w:rPr>
+              <w:t xml:space="default">0.81, 1.09</w:t>
+            </w:r>
+          </w:p>
+        </w:tc>
+        <w:tc>
+          <w:tcPr>
+            <w:tcBorders>
+              <w:top w:val="single" w:space="0" w:color="D3D3D3"/>
+              <w:bottom w:val="single" w:space="0" w:color="D3D3D3"/>
+              <w:start w:val="single" w:space="0" w:color="D3D3D3"/>
+              <w:end w:val="single" w:space="0" w:color="D3D3D3"/>
+            </w:tcBorders>
+          </w:tcPr>
+          <w:p>
+            <w:pPr>
+              <w:spacing w:before="0" w:after="60"/>
+              <w:keepNext/>
+              <w:jc w:val="center"/>
+            </w:pPr>
+            <w:r>
+              <w:rPr>
+                <w:rFonts w:ascii="Calibri" w:hAnsi="Calibri"/>
+                <w:sz w:val="20"/>
+              </w:rPr>
+              <w:t xml:space="default">0.4</w:t>
             </w:r>
           </w:p>
         </w:tc>
@@ -11160,55 +11171,55 @@
                 <w:rFonts w:ascii="Calibri" w:hAnsi="Calibri"/>
                 <w:sz w:val="20"/>
               </w:rPr>
-              <w:t xml:space="default">0.93</w:t>
-            </w:r>
-          </w:p>
-        </w:tc>
-        <w:tc>
-          <w:tcPr>
-            <w:tcBorders>
-              <w:top w:val="single" w:space="0" w:color="D3D3D3"/>
-              <w:bottom w:val="single" w:space="0" w:color="D3D3D3"/>
-              <w:start w:val="single" w:space="0" w:color="D3D3D3"/>
-              <w:end w:val="single" w:space="0" w:color="D3D3D3"/>
-            </w:tcBorders>
-          </w:tcPr>
-          <w:p>
-            <w:pPr>
-              <w:spacing w:before="0" w:after="60"/>
-              <w:keepNext/>
-              <w:jc w:val="center"/>
-            </w:pPr>
-            <w:r>
-              <w:rPr>
-                <w:rFonts w:ascii="Calibri" w:hAnsi="Calibri"/>
-                <w:sz w:val="20"/>
-              </w:rPr>
-              <w:t xml:space="default">0.82, 1.06</w:t>
-            </w:r>
-          </w:p>
-        </w:tc>
-        <w:tc>
-          <w:tcPr>
-            <w:tcBorders>
-              <w:top w:val="single" w:space="0" w:color="D3D3D3"/>
-              <w:bottom w:val="single" w:space="0" w:color="D3D3D3"/>
-              <w:start w:val="single" w:space="0" w:color="D3D3D3"/>
-              <w:end w:val="single" w:space="0" w:color="D3D3D3"/>
-            </w:tcBorders>
-          </w:tcPr>
-          <w:p>
-            <w:pPr>
-              <w:spacing w:before="0" w:after="60"/>
-              <w:keepNext/>
-              <w:jc w:val="center"/>
-            </w:pPr>
-            <w:r>
-              <w:rPr>
-                <w:rFonts w:ascii="Calibri" w:hAnsi="Calibri"/>
-                <w:sz w:val="20"/>
-              </w:rPr>
-              <w:t xml:space="default">0.3</w:t>
+              <w:t xml:space="default">0.95</w:t>
+            </w:r>
+          </w:p>
+        </w:tc>
+        <w:tc>
+          <w:tcPr>
+            <w:tcBorders>
+              <w:top w:val="single" w:space="0" w:color="D3D3D3"/>
+              <w:bottom w:val="single" w:space="0" w:color="D3D3D3"/>
+              <w:start w:val="single" w:space="0" w:color="D3D3D3"/>
+              <w:end w:val="single" w:space="0" w:color="D3D3D3"/>
+            </w:tcBorders>
+          </w:tcPr>
+          <w:p>
+            <w:pPr>
+              <w:spacing w:before="0" w:after="60"/>
+              <w:keepNext/>
+              <w:jc w:val="center"/>
+            </w:pPr>
+            <w:r>
+              <w:rPr>
+                <w:rFonts w:ascii="Calibri" w:hAnsi="Calibri"/>
+                <w:sz w:val="20"/>
+              </w:rPr>
+              <w:t xml:space="default">0.83, 1.09</w:t>
+            </w:r>
+          </w:p>
+        </w:tc>
+        <w:tc>
+          <w:tcPr>
+            <w:tcBorders>
+              <w:top w:val="single" w:space="0" w:color="D3D3D3"/>
+              <w:bottom w:val="single" w:space="0" w:color="D3D3D3"/>
+              <w:start w:val="single" w:space="0" w:color="D3D3D3"/>
+              <w:end w:val="single" w:space="0" w:color="D3D3D3"/>
+            </w:tcBorders>
+          </w:tcPr>
+          <w:p>
+            <w:pPr>
+              <w:spacing w:before="0" w:after="60"/>
+              <w:keepNext/>
+              <w:jc w:val="center"/>
+            </w:pPr>
+            <w:r>
+              <w:rPr>
+                <w:rFonts w:ascii="Calibri" w:hAnsi="Calibri"/>
+                <w:sz w:val="20"/>
+              </w:rPr>
+              <w:t xml:space="default">0.5</w:t>
             </w:r>
           </w:p>
         </w:tc>
@@ -11487,7 +11498,7 @@
                 <w:rFonts w:ascii="Calibri" w:hAnsi="Calibri"/>
                 <w:sz w:val="20"/>
               </w:rPr>
-              <w:t xml:space="default">0.85, 1.11</w:t>
+              <w:t xml:space="default">0.84, 1.13</w:t>
             </w:r>
           </w:p>
         </w:tc>
@@ -11790,31 +11801,31 @@
                 <w:rFonts w:ascii="Calibri" w:hAnsi="Calibri"/>
                 <w:sz w:val="20"/>
               </w:rPr>
-              <w:t xml:space="default">0.86, 1.05</w:t>
-            </w:r>
-          </w:p>
-        </w:tc>
-        <w:tc>
-          <w:tcPr>
-            <w:tcBorders>
-              <w:top w:val="single" w:space="0" w:color="D3D3D3"/>
-              <w:bottom w:val="single" w:space="0" w:color="D3D3D3"/>
-              <w:start w:val="single" w:space="0" w:color="D3D3D3"/>
-              <w:end w:val="single" w:space="0" w:color="D3D3D3"/>
-            </w:tcBorders>
-          </w:tcPr>
-          <w:p>
-            <w:pPr>
-              <w:spacing w:before="0" w:after="60"/>
-              <w:keepNext/>
-              <w:jc w:val="center"/>
-            </w:pPr>
-            <w:r>
-              <w:rPr>
-                <w:rFonts w:ascii="Calibri" w:hAnsi="Calibri"/>
-                <w:sz w:val="20"/>
-              </w:rPr>
-              <w:t xml:space="default">0.3</w:t>
+              <w:t xml:space="default">0.84, 1.06</w:t>
+            </w:r>
+          </w:p>
+        </w:tc>
+        <w:tc>
+          <w:tcPr>
+            <w:tcBorders>
+              <w:top w:val="single" w:space="0" w:color="D3D3D3"/>
+              <w:bottom w:val="single" w:space="0" w:color="D3D3D3"/>
+              <w:start w:val="single" w:space="0" w:color="D3D3D3"/>
+              <w:end w:val="single" w:space="0" w:color="D3D3D3"/>
+            </w:tcBorders>
+          </w:tcPr>
+          <w:p>
+            <w:pPr>
+              <w:spacing w:before="0" w:after="60"/>
+              <w:keepNext/>
+              <w:jc w:val="center"/>
+            </w:pPr>
+            <w:r>
+              <w:rPr>
+                <w:rFonts w:ascii="Calibri" w:hAnsi="Calibri"/>
+                <w:sz w:val="20"/>
+              </w:rPr>
+              <w:t xml:space="default">0.4</w:t>
             </w:r>
           </w:p>
         </w:tc>
@@ -12069,31 +12080,31 @@
                 <w:rFonts w:ascii="Calibri" w:hAnsi="Calibri"/>
                 <w:sz w:val="20"/>
               </w:rPr>
-              <w:t xml:space="default">1.33</w:t>
-            </w:r>
-          </w:p>
-        </w:tc>
-        <w:tc>
-          <w:tcPr>
-            <w:tcBorders>
-              <w:top w:val="single" w:space="0" w:color="D3D3D3"/>
-              <w:bottom w:val="single" w:space="0" w:color="D3D3D3"/>
-              <w:start w:val="single" w:space="0" w:color="D3D3D3"/>
-              <w:end w:val="single" w:space="0" w:color="D3D3D3"/>
-            </w:tcBorders>
-          </w:tcPr>
-          <w:p>
-            <w:pPr>
-              <w:spacing w:before="0" w:after="60"/>
-              <w:keepNext/>
-              <w:jc w:val="center"/>
-            </w:pPr>
-            <w:r>
-              <w:rPr>
-                <w:rFonts w:ascii="Calibri" w:hAnsi="Calibri"/>
-                <w:sz w:val="20"/>
-              </w:rPr>
-              <w:t xml:space="default">1.16, 1.53</w:t>
+              <w:t xml:space="default">1.28</w:t>
+            </w:r>
+          </w:p>
+        </w:tc>
+        <w:tc>
+          <w:tcPr>
+            <w:tcBorders>
+              <w:top w:val="single" w:space="0" w:color="D3D3D3"/>
+              <w:bottom w:val="single" w:space="0" w:color="D3D3D3"/>
+              <w:start w:val="single" w:space="0" w:color="D3D3D3"/>
+              <w:end w:val="single" w:space="0" w:color="D3D3D3"/>
+            </w:tcBorders>
+          </w:tcPr>
+          <w:p>
+            <w:pPr>
+              <w:spacing w:before="0" w:after="60"/>
+              <w:keepNext/>
+              <w:jc w:val="center"/>
+            </w:pPr>
+            <w:r>
+              <w:rPr>
+                <w:rFonts w:ascii="Calibri" w:hAnsi="Calibri"/>
+                <w:sz w:val="20"/>
+              </w:rPr>
+              <w:t xml:space="default">1.11, 1.48</w:t>
             </w:r>
           </w:p>
         </w:tc>
@@ -12372,31 +12383,31 @@
                 <w:rFonts w:ascii="Calibri" w:hAnsi="Calibri"/>
                 <w:sz w:val="20"/>
               </w:rPr>
-              <w:t xml:space="default">1.33</w:t>
-            </w:r>
-          </w:p>
-        </w:tc>
-        <w:tc>
-          <w:tcPr>
-            <w:tcBorders>
-              <w:top w:val="single" w:space="0" w:color="D3D3D3"/>
-              <w:bottom w:val="single" w:space="0" w:color="D3D3D3"/>
-              <w:start w:val="single" w:space="0" w:color="D3D3D3"/>
-              <w:end w:val="single" w:space="0" w:color="D3D3D3"/>
-            </w:tcBorders>
-          </w:tcPr>
-          <w:p>
-            <w:pPr>
-              <w:spacing w:before="0" w:after="60"/>
-              <w:keepNext/>
-              <w:jc w:val="center"/>
-            </w:pPr>
-            <w:r>
-              <w:rPr>
-                <w:rFonts w:ascii="Calibri" w:hAnsi="Calibri"/>
-                <w:sz w:val="20"/>
-              </w:rPr>
-              <w:t xml:space="default">1.15, 1.54</w:t>
+              <w:t xml:space="default">1.38</w:t>
+            </w:r>
+          </w:p>
+        </w:tc>
+        <w:tc>
+          <w:tcPr>
+            <w:tcBorders>
+              <w:top w:val="single" w:space="0" w:color="D3D3D3"/>
+              <w:bottom w:val="single" w:space="0" w:color="D3D3D3"/>
+              <w:start w:val="single" w:space="0" w:color="D3D3D3"/>
+              <w:end w:val="single" w:space="0" w:color="D3D3D3"/>
+            </w:tcBorders>
+          </w:tcPr>
+          <w:p>
+            <w:pPr>
+              <w:spacing w:before="0" w:after="60"/>
+              <w:keepNext/>
+              <w:jc w:val="center"/>
+            </w:pPr>
+            <w:r>
+              <w:rPr>
+                <w:rFonts w:ascii="Calibri" w:hAnsi="Calibri"/>
+                <w:sz w:val="20"/>
+              </w:rPr>
+              <w:t xml:space="default">1.20, 1.58</w:t>
             </w:r>
           </w:p>
         </w:tc>
@@ -12675,55 +12686,55 @@
                 <w:rFonts w:ascii="Calibri" w:hAnsi="Calibri"/>
                 <w:sz w:val="20"/>
               </w:rPr>
-              <w:t xml:space="default">1.05</w:t>
-            </w:r>
-          </w:p>
-        </w:tc>
-        <w:tc>
-          <w:tcPr>
-            <w:tcBorders>
-              <w:top w:val="single" w:space="0" w:color="D3D3D3"/>
-              <w:bottom w:val="single" w:space="0" w:color="D3D3D3"/>
-              <w:start w:val="single" w:space="0" w:color="D3D3D3"/>
-              <w:end w:val="single" w:space="0" w:color="D3D3D3"/>
-            </w:tcBorders>
-          </w:tcPr>
-          <w:p>
-            <w:pPr>
-              <w:spacing w:before="0" w:after="60"/>
-              <w:keepNext/>
-              <w:jc w:val="center"/>
-            </w:pPr>
-            <w:r>
-              <w:rPr>
-                <w:rFonts w:ascii="Calibri" w:hAnsi="Calibri"/>
-                <w:sz w:val="20"/>
-              </w:rPr>
-              <w:t xml:space="default">0.92, 1.20</w:t>
-            </w:r>
-          </w:p>
-        </w:tc>
-        <w:tc>
-          <w:tcPr>
-            <w:tcBorders>
-              <w:top w:val="single" w:space="0" w:color="D3D3D3"/>
-              <w:bottom w:val="single" w:space="0" w:color="D3D3D3"/>
-              <w:start w:val="single" w:space="0" w:color="D3D3D3"/>
-              <w:end w:val="single" w:space="0" w:color="D3D3D3"/>
-            </w:tcBorders>
-          </w:tcPr>
-          <w:p>
-            <w:pPr>
-              <w:spacing w:before="0" w:after="60"/>
-              <w:keepNext/>
-              <w:jc w:val="center"/>
-            </w:pPr>
-            <w:r>
-              <w:rPr>
-                <w:rFonts w:ascii="Calibri" w:hAnsi="Calibri"/>
-                <w:sz w:val="20"/>
-              </w:rPr>
-              <w:t xml:space="default">0.5</w:t>
+              <w:t xml:space="default">1.06</w:t>
+            </w:r>
+          </w:p>
+        </w:tc>
+        <w:tc>
+          <w:tcPr>
+            <w:tcBorders>
+              <w:top w:val="single" w:space="0" w:color="D3D3D3"/>
+              <w:bottom w:val="single" w:space="0" w:color="D3D3D3"/>
+              <w:start w:val="single" w:space="0" w:color="D3D3D3"/>
+              <w:end w:val="single" w:space="0" w:color="D3D3D3"/>
+            </w:tcBorders>
+          </w:tcPr>
+          <w:p>
+            <w:pPr>
+              <w:spacing w:before="0" w:after="60"/>
+              <w:keepNext/>
+              <w:jc w:val="center"/>
+            </w:pPr>
+            <w:r>
+              <w:rPr>
+                <w:rFonts w:ascii="Calibri" w:hAnsi="Calibri"/>
+                <w:sz w:val="20"/>
+              </w:rPr>
+              <w:t xml:space="default">0.92, 1.22</w:t>
+            </w:r>
+          </w:p>
+        </w:tc>
+        <w:tc>
+          <w:tcPr>
+            <w:tcBorders>
+              <w:top w:val="single" w:space="0" w:color="D3D3D3"/>
+              <w:bottom w:val="single" w:space="0" w:color="D3D3D3"/>
+              <w:start w:val="single" w:space="0" w:color="D3D3D3"/>
+              <w:end w:val="single" w:space="0" w:color="D3D3D3"/>
+            </w:tcBorders>
+          </w:tcPr>
+          <w:p>
+            <w:pPr>
+              <w:spacing w:before="0" w:after="60"/>
+              <w:keepNext/>
+              <w:jc w:val="center"/>
+            </w:pPr>
+            <w:r>
+              <w:rPr>
+                <w:rFonts w:ascii="Calibri" w:hAnsi="Calibri"/>
+                <w:sz w:val="20"/>
+              </w:rPr>
+              <w:t xml:space="default">0.4</w:t>
             </w:r>
           </w:p>
         </w:tc>
@@ -12978,55 +12989,55 @@
                 <w:rFonts w:ascii="Calibri" w:hAnsi="Calibri"/>
                 <w:sz w:val="20"/>
               </w:rPr>
-              <w:t xml:space="default">1.15</w:t>
-            </w:r>
-          </w:p>
-        </w:tc>
-        <w:tc>
-          <w:tcPr>
-            <w:tcBorders>
-              <w:top w:val="single" w:space="0" w:color="D3D3D3"/>
-              <w:bottom w:val="single" w:space="0" w:color="D3D3D3"/>
-              <w:start w:val="single" w:space="0" w:color="D3D3D3"/>
-              <w:end w:val="single" w:space="0" w:color="D3D3D3"/>
-            </w:tcBorders>
-          </w:tcPr>
-          <w:p>
-            <w:pPr>
-              <w:spacing w:before="0" w:after="60"/>
-              <w:keepNext/>
-              <w:jc w:val="center"/>
-            </w:pPr>
-            <w:r>
-              <w:rPr>
-                <w:rFonts w:ascii="Calibri" w:hAnsi="Calibri"/>
-                <w:sz w:val="20"/>
-              </w:rPr>
-              <w:t xml:space="default">0.99, 1.34</w:t>
-            </w:r>
-          </w:p>
-        </w:tc>
-        <w:tc>
-          <w:tcPr>
-            <w:tcBorders>
-              <w:top w:val="single" w:space="0" w:color="D3D3D3"/>
-              <w:bottom w:val="single" w:space="0" w:color="D3D3D3"/>
-              <w:start w:val="single" w:space="0" w:color="D3D3D3"/>
-              <w:end w:val="single" w:space="0" w:color="D3D3D3"/>
-            </w:tcBorders>
-          </w:tcPr>
-          <w:p>
-            <w:pPr>
-              <w:spacing w:before="0" w:after="60"/>
-              <w:keepNext/>
-              <w:jc w:val="center"/>
-            </w:pPr>
-            <w:r>
-              <w:rPr>
-                <w:rFonts w:ascii="Calibri" w:hAnsi="Calibri"/>
-                <w:sz w:val="20"/>
-              </w:rPr>
-              <w:t xml:space="default">0.077</w:t>
+              <w:t xml:space="default">1.13</w:t>
+            </w:r>
+          </w:p>
+        </w:tc>
+        <w:tc>
+          <w:tcPr>
+            <w:tcBorders>
+              <w:top w:val="single" w:space="0" w:color="D3D3D3"/>
+              <w:bottom w:val="single" w:space="0" w:color="D3D3D3"/>
+              <w:start w:val="single" w:space="0" w:color="D3D3D3"/>
+              <w:end w:val="single" w:space="0" w:color="D3D3D3"/>
+            </w:tcBorders>
+          </w:tcPr>
+          <w:p>
+            <w:pPr>
+              <w:spacing w:before="0" w:after="60"/>
+              <w:keepNext/>
+              <w:jc w:val="center"/>
+            </w:pPr>
+            <w:r>
+              <w:rPr>
+                <w:rFonts w:ascii="Calibri" w:hAnsi="Calibri"/>
+                <w:sz w:val="20"/>
+              </w:rPr>
+              <w:t xml:space="default">0.95, 1.35</w:t>
+            </w:r>
+          </w:p>
+        </w:tc>
+        <w:tc>
+          <w:tcPr>
+            <w:tcBorders>
+              <w:top w:val="single" w:space="0" w:color="D3D3D3"/>
+              <w:bottom w:val="single" w:space="0" w:color="D3D3D3"/>
+              <w:start w:val="single" w:space="0" w:color="D3D3D3"/>
+              <w:end w:val="single" w:space="0" w:color="D3D3D3"/>
+            </w:tcBorders>
+          </w:tcPr>
+          <w:p>
+            <w:pPr>
+              <w:spacing w:before="0" w:after="60"/>
+              <w:keepNext/>
+              <w:jc w:val="center"/>
+            </w:pPr>
+            <w:r>
+              <w:rPr>
+                <w:rFonts w:ascii="Calibri" w:hAnsi="Calibri"/>
+                <w:sz w:val="20"/>
+              </w:rPr>
+              <w:t xml:space="default">0.2</w:t>
             </w:r>
           </w:p>
         </w:tc>
@@ -13281,55 +13292,55 @@
                 <w:rFonts w:ascii="Calibri" w:hAnsi="Calibri"/>
                 <w:sz w:val="20"/>
               </w:rPr>
-              <w:t xml:space="default">1.04</w:t>
-            </w:r>
-          </w:p>
-        </w:tc>
-        <w:tc>
-          <w:tcPr>
-            <w:tcBorders>
-              <w:top w:val="single" w:space="0" w:color="D3D3D3"/>
-              <w:bottom w:val="single" w:space="0" w:color="D3D3D3"/>
-              <w:start w:val="single" w:space="0" w:color="D3D3D3"/>
-              <w:end w:val="single" w:space="0" w:color="D3D3D3"/>
-            </w:tcBorders>
-          </w:tcPr>
-          <w:p>
-            <w:pPr>
-              <w:spacing w:before="0" w:after="60"/>
-              <w:keepNext/>
-              <w:jc w:val="center"/>
-            </w:pPr>
-            <w:r>
-              <w:rPr>
-                <w:rFonts w:ascii="Calibri" w:hAnsi="Calibri"/>
-                <w:sz w:val="20"/>
-              </w:rPr>
-              <w:t xml:space="default">0.93, 1.16</w:t>
-            </w:r>
-          </w:p>
-        </w:tc>
-        <w:tc>
-          <w:tcPr>
-            <w:tcBorders>
-              <w:top w:val="single" w:space="0" w:color="D3D3D3"/>
-              <w:bottom w:val="single" w:space="0" w:color="D3D3D3"/>
-              <w:start w:val="single" w:space="0" w:color="D3D3D3"/>
-              <w:end w:val="single" w:space="0" w:color="D3D3D3"/>
-            </w:tcBorders>
-          </w:tcPr>
-          <w:p>
-            <w:pPr>
-              <w:spacing w:before="0" w:after="60"/>
-              <w:keepNext/>
-              <w:jc w:val="center"/>
-            </w:pPr>
-            <w:r>
-              <w:rPr>
-                <w:rFonts w:ascii="Calibri" w:hAnsi="Calibri"/>
-                <w:sz w:val="20"/>
-              </w:rPr>
-              <w:t xml:space="default">0.5</w:t>
+              <w:t xml:space="default">1.00</w:t>
+            </w:r>
+          </w:p>
+        </w:tc>
+        <w:tc>
+          <w:tcPr>
+            <w:tcBorders>
+              <w:top w:val="single" w:space="0" w:color="D3D3D3"/>
+              <w:bottom w:val="single" w:space="0" w:color="D3D3D3"/>
+              <w:start w:val="single" w:space="0" w:color="D3D3D3"/>
+              <w:end w:val="single" w:space="0" w:color="D3D3D3"/>
+            </w:tcBorders>
+          </w:tcPr>
+          <w:p>
+            <w:pPr>
+              <w:spacing w:before="0" w:after="60"/>
+              <w:keepNext/>
+              <w:jc w:val="center"/>
+            </w:pPr>
+            <w:r>
+              <w:rPr>
+                <w:rFonts w:ascii="Calibri" w:hAnsi="Calibri"/>
+                <w:sz w:val="20"/>
+              </w:rPr>
+              <w:t xml:space="default">0.88, 1.13</w:t>
+            </w:r>
+          </w:p>
+        </w:tc>
+        <w:tc>
+          <w:tcPr>
+            <w:tcBorders>
+              <w:top w:val="single" w:space="0" w:color="D3D3D3"/>
+              <w:bottom w:val="single" w:space="0" w:color="D3D3D3"/>
+              <w:start w:val="single" w:space="0" w:color="D3D3D3"/>
+              <w:end w:val="single" w:space="0" w:color="D3D3D3"/>
+            </w:tcBorders>
+          </w:tcPr>
+          <w:p>
+            <w:pPr>
+              <w:spacing w:before="0" w:after="60"/>
+              <w:keepNext/>
+              <w:jc w:val="center"/>
+            </w:pPr>
+            <w:r>
+              <w:rPr>
+                <w:rFonts w:ascii="Calibri" w:hAnsi="Calibri"/>
+                <w:sz w:val="20"/>
+              </w:rPr>
+              <w:t xml:space="default">&gt;0.9</w:t>
             </w:r>
           </w:p>
         </w:tc>
@@ -13584,55 +13595,55 @@
                 <w:rFonts w:ascii="Calibri" w:hAnsi="Calibri"/>
                 <w:sz w:val="20"/>
               </w:rPr>
-              <w:t xml:space="default">1.04</w:t>
-            </w:r>
-          </w:p>
-        </w:tc>
-        <w:tc>
-          <w:tcPr>
-            <w:tcBorders>
-              <w:top w:val="single" w:space="0" w:color="D3D3D3"/>
-              <w:bottom w:val="single" w:space="0" w:color="D3D3D3"/>
-              <w:start w:val="single" w:space="0" w:color="D3D3D3"/>
-              <w:end w:val="single" w:space="0" w:color="D3D3D3"/>
-            </w:tcBorders>
-          </w:tcPr>
-          <w:p>
-            <w:pPr>
-              <w:spacing w:before="0" w:after="60"/>
-              <w:keepNext/>
-              <w:jc w:val="center"/>
-            </w:pPr>
-            <w:r>
-              <w:rPr>
-                <w:rFonts w:ascii="Calibri" w:hAnsi="Calibri"/>
-                <w:sz w:val="20"/>
-              </w:rPr>
-              <w:t xml:space="default">0.86, 1.27</w:t>
-            </w:r>
-          </w:p>
-        </w:tc>
-        <w:tc>
-          <w:tcPr>
-            <w:tcBorders>
-              <w:top w:val="single" w:space="0" w:color="D3D3D3"/>
-              <w:bottom w:val="single" w:space="0" w:color="D3D3D3"/>
-              <w:start w:val="single" w:space="0" w:color="D3D3D3"/>
-              <w:end w:val="single" w:space="0" w:color="D3D3D3"/>
-            </w:tcBorders>
-          </w:tcPr>
-          <w:p>
-            <w:pPr>
-              <w:spacing w:before="0" w:after="60"/>
-              <w:keepNext/>
-              <w:jc w:val="center"/>
-            </w:pPr>
-            <w:r>
-              <w:rPr>
-                <w:rFonts w:ascii="Calibri" w:hAnsi="Calibri"/>
-                <w:sz w:val="20"/>
-              </w:rPr>
-              <w:t xml:space="default">0.7</w:t>
+              <w:t xml:space="default">1.10</w:t>
+            </w:r>
+          </w:p>
+        </w:tc>
+        <w:tc>
+          <w:tcPr>
+            <w:tcBorders>
+              <w:top w:val="single" w:space="0" w:color="D3D3D3"/>
+              <w:bottom w:val="single" w:space="0" w:color="D3D3D3"/>
+              <w:start w:val="single" w:space="0" w:color="D3D3D3"/>
+              <w:end w:val="single" w:space="0" w:color="D3D3D3"/>
+            </w:tcBorders>
+          </w:tcPr>
+          <w:p>
+            <w:pPr>
+              <w:spacing w:before="0" w:after="60"/>
+              <w:keepNext/>
+              <w:jc w:val="center"/>
+            </w:pPr>
+            <w:r>
+              <w:rPr>
+                <w:rFonts w:ascii="Calibri" w:hAnsi="Calibri"/>
+                <w:sz w:val="20"/>
+              </w:rPr>
+              <w:t xml:space="default">0.90, 1.34</w:t>
+            </w:r>
+          </w:p>
+        </w:tc>
+        <w:tc>
+          <w:tcPr>
+            <w:tcBorders>
+              <w:top w:val="single" w:space="0" w:color="D3D3D3"/>
+              <w:bottom w:val="single" w:space="0" w:color="D3D3D3"/>
+              <w:start w:val="single" w:space="0" w:color="D3D3D3"/>
+              <w:end w:val="single" w:space="0" w:color="D3D3D3"/>
+            </w:tcBorders>
+          </w:tcPr>
+          <w:p>
+            <w:pPr>
+              <w:spacing w:before="0" w:after="60"/>
+              <w:keepNext/>
+              <w:jc w:val="center"/>
+            </w:pPr>
+            <w:r>
+              <w:rPr>
+                <w:rFonts w:ascii="Calibri" w:hAnsi="Calibri"/>
+                <w:sz w:val="20"/>
+              </w:rPr>
+              <w:t xml:space="default">0.3</w:t>
             </w:r>
           </w:p>
         </w:tc>
@@ -14033,55 +14044,55 @@
                 <w:rFonts w:ascii="Calibri" w:hAnsi="Calibri"/>
                 <w:sz w:val="20"/>
               </w:rPr>
-              <w:t xml:space="default">0.84</w:t>
-            </w:r>
-          </w:p>
-        </w:tc>
-        <w:tc>
-          <w:tcPr>
-            <w:tcBorders>
-              <w:top w:val="single" w:space="0" w:color="D3D3D3"/>
-              <w:bottom w:val="single" w:space="0" w:color="D3D3D3"/>
-              <w:start w:val="single" w:space="0" w:color="D3D3D3"/>
-              <w:end w:val="single" w:space="0" w:color="D3D3D3"/>
-            </w:tcBorders>
-          </w:tcPr>
-          <w:p>
-            <w:pPr>
-              <w:spacing w:before="0" w:after="60"/>
-              <w:keepNext/>
-              <w:jc w:val="center"/>
-            </w:pPr>
-            <w:r>
-              <w:rPr>
-                <w:rFonts w:ascii="Calibri" w:hAnsi="Calibri"/>
-                <w:sz w:val="20"/>
-              </w:rPr>
-              <w:t xml:space="default">0.71, 1.00</w:t>
-            </w:r>
-          </w:p>
-        </w:tc>
-        <w:tc>
-          <w:tcPr>
-            <w:tcBorders>
-              <w:top w:val="single" w:space="0" w:color="D3D3D3"/>
-              <w:bottom w:val="single" w:space="0" w:color="D3D3D3"/>
-              <w:start w:val="single" w:space="0" w:color="D3D3D3"/>
-              <w:end w:val="single" w:space="0" w:color="D3D3D3"/>
-            </w:tcBorders>
-          </w:tcPr>
-          <w:p>
-            <w:pPr>
-              <w:spacing w:before="0" w:after="60"/>
-              <w:keepNext/>
-              <w:jc w:val="center"/>
-            </w:pPr>
-            <w:r>
-              <w:rPr>
-                <w:rFonts w:ascii="Calibri" w:hAnsi="Calibri"/>
-                <w:sz w:val="20"/>
-              </w:rPr>
-              <w:t xml:space="default">0.054</w:t>
+              <w:t xml:space="default">0.82</w:t>
+            </w:r>
+          </w:p>
+        </w:tc>
+        <w:tc>
+          <w:tcPr>
+            <w:tcBorders>
+              <w:top w:val="single" w:space="0" w:color="D3D3D3"/>
+              <w:bottom w:val="single" w:space="0" w:color="D3D3D3"/>
+              <w:start w:val="single" w:space="0" w:color="D3D3D3"/>
+              <w:end w:val="single" w:space="0" w:color="D3D3D3"/>
+            </w:tcBorders>
+          </w:tcPr>
+          <w:p>
+            <w:pPr>
+              <w:spacing w:before="0" w:after="60"/>
+              <w:keepNext/>
+              <w:jc w:val="center"/>
+            </w:pPr>
+            <w:r>
+              <w:rPr>
+                <w:rFonts w:ascii="Calibri" w:hAnsi="Calibri"/>
+                <w:sz w:val="20"/>
+              </w:rPr>
+              <w:t xml:space="default">0.67, 1.01</w:t>
+            </w:r>
+          </w:p>
+        </w:tc>
+        <w:tc>
+          <w:tcPr>
+            <w:tcBorders>
+              <w:top w:val="single" w:space="0" w:color="D3D3D3"/>
+              <w:bottom w:val="single" w:space="0" w:color="D3D3D3"/>
+              <w:start w:val="single" w:space="0" w:color="D3D3D3"/>
+              <w:end w:val="single" w:space="0" w:color="D3D3D3"/>
+            </w:tcBorders>
+          </w:tcPr>
+          <w:p>
+            <w:pPr>
+              <w:spacing w:before="0" w:after="60"/>
+              <w:keepNext/>
+              <w:jc w:val="center"/>
+            </w:pPr>
+            <w:r>
+              <w:rPr>
+                <w:rFonts w:ascii="Calibri" w:hAnsi="Calibri"/>
+                <w:sz w:val="20"/>
+              </w:rPr>
+              <w:t xml:space="default">0.061</w:t>
             </w:r>
           </w:p>
         </w:tc>
@@ -14134,31 +14145,31 @@
                 <w:rFonts w:ascii="Calibri" w:hAnsi="Calibri"/>
                 <w:sz w:val="20"/>
               </w:rPr>
-              <w:t xml:space="default">1.04</w:t>
-            </w:r>
-          </w:p>
-        </w:tc>
-        <w:tc>
-          <w:tcPr>
-            <w:tcBorders>
-              <w:top w:val="single" w:space="0" w:color="D3D3D3"/>
-              <w:bottom w:val="single" w:space="0" w:color="D3D3D3"/>
-              <w:start w:val="single" w:space="0" w:color="D3D3D3"/>
-              <w:end w:val="single" w:space="0" w:color="D3D3D3"/>
-            </w:tcBorders>
-          </w:tcPr>
-          <w:p>
-            <w:pPr>
-              <w:spacing w:before="0" w:after="60"/>
-              <w:keepNext/>
-              <w:jc w:val="center"/>
-            </w:pPr>
-            <w:r>
-              <w:rPr>
-                <w:rFonts w:ascii="Calibri" w:hAnsi="Calibri"/>
-                <w:sz w:val="20"/>
-              </w:rPr>
-              <w:t xml:space="default">0.89, 1.21</w:t>
+              <w:t xml:space="default">1.05</w:t>
+            </w:r>
+          </w:p>
+        </w:tc>
+        <w:tc>
+          <w:tcPr>
+            <w:tcBorders>
+              <w:top w:val="single" w:space="0" w:color="D3D3D3"/>
+              <w:bottom w:val="single" w:space="0" w:color="D3D3D3"/>
+              <w:start w:val="single" w:space="0" w:color="D3D3D3"/>
+              <w:end w:val="single" w:space="0" w:color="D3D3D3"/>
+            </w:tcBorders>
+          </w:tcPr>
+          <w:p>
+            <w:pPr>
+              <w:spacing w:before="0" w:after="60"/>
+              <w:keepNext/>
+              <w:jc w:val="center"/>
+            </w:pPr>
+            <w:r>
+              <w:rPr>
+                <w:rFonts w:ascii="Calibri" w:hAnsi="Calibri"/>
+                <w:sz w:val="20"/>
+              </w:rPr>
+              <w:t xml:space="default">0.89, 1.24</w:t>
             </w:r>
           </w:p>
         </w:tc>
@@ -14259,31 +14270,31 @@
                 <w:rFonts w:ascii="Calibri" w:hAnsi="Calibri"/>
                 <w:sz w:val="20"/>
               </w:rPr>
-              <w:t xml:space="default">0.98, 0.99</w:t>
-            </w:r>
-          </w:p>
-        </w:tc>
-        <w:tc>
-          <w:tcPr>
-            <w:tcBorders>
-              <w:top w:val="single" w:space="0" w:color="D3D3D3"/>
-              <w:bottom w:val="single" w:space="0" w:color="D3D3D3"/>
-              <w:start w:val="single" w:space="0" w:color="D3D3D3"/>
-              <w:end w:val="single" w:space="0" w:color="D3D3D3"/>
-            </w:tcBorders>
-          </w:tcPr>
-          <w:p>
-            <w:pPr>
-              <w:spacing w:before="0" w:after="60"/>
-              <w:keepNext/>
-              <w:jc w:val="center"/>
-            </w:pPr>
-            <w:r>
-              <w:rPr>
-                <w:rFonts w:ascii="Calibri" w:hAnsi="Calibri"/>
-                <w:sz w:val="20"/>
-              </w:rPr>
-              <w:t xml:space="default">&lt;0.001</w:t>
+              <w:t xml:space="default">0.98, 1.00</w:t>
+            </w:r>
+          </w:p>
+        </w:tc>
+        <w:tc>
+          <w:tcPr>
+            <w:tcBorders>
+              <w:top w:val="single" w:space="0" w:color="D3D3D3"/>
+              <w:bottom w:val="single" w:space="0" w:color="D3D3D3"/>
+              <w:start w:val="single" w:space="0" w:color="D3D3D3"/>
+              <w:end w:val="single" w:space="0" w:color="D3D3D3"/>
+            </w:tcBorders>
+          </w:tcPr>
+          <w:p>
+            <w:pPr>
+              <w:spacing w:before="0" w:after="60"/>
+              <w:keepNext/>
+              <w:jc w:val="center"/>
+            </w:pPr>
+            <w:r>
+              <w:rPr>
+                <w:rFonts w:ascii="Calibri" w:hAnsi="Calibri"/>
+                <w:sz w:val="20"/>
+              </w:rPr>
+              <w:t xml:space="default">0.001</w:t>
             </w:r>
           </w:p>
         </w:tc>
@@ -14538,55 +14549,55 @@
                 <w:rFonts w:ascii="Calibri" w:hAnsi="Calibri"/>
                 <w:sz w:val="20"/>
               </w:rPr>
-              <w:t xml:space="default">0.98</w:t>
-            </w:r>
-          </w:p>
-        </w:tc>
-        <w:tc>
-          <w:tcPr>
-            <w:tcBorders>
-              <w:top w:val="single" w:space="0" w:color="D3D3D3"/>
-              <w:bottom w:val="single" w:space="0" w:color="D3D3D3"/>
-              <w:start w:val="single" w:space="0" w:color="D3D3D3"/>
-              <w:end w:val="single" w:space="0" w:color="D3D3D3"/>
-            </w:tcBorders>
-          </w:tcPr>
-          <w:p>
-            <w:pPr>
-              <w:spacing w:before="0" w:after="60"/>
-              <w:keepNext/>
-              <w:jc w:val="center"/>
-            </w:pPr>
-            <w:r>
-              <w:rPr>
-                <w:rFonts w:ascii="Calibri" w:hAnsi="Calibri"/>
-                <w:sz w:val="20"/>
-              </w:rPr>
-              <w:t xml:space="default">0.88, 1.09</w:t>
-            </w:r>
-          </w:p>
-        </w:tc>
-        <w:tc>
-          <w:tcPr>
-            <w:tcBorders>
-              <w:top w:val="single" w:space="0" w:color="D3D3D3"/>
-              <w:bottom w:val="single" w:space="0" w:color="D3D3D3"/>
-              <w:start w:val="single" w:space="0" w:color="D3D3D3"/>
-              <w:end w:val="single" w:space="0" w:color="D3D3D3"/>
-            </w:tcBorders>
-          </w:tcPr>
-          <w:p>
-            <w:pPr>
-              <w:spacing w:before="0" w:after="60"/>
-              <w:keepNext/>
-              <w:jc w:val="center"/>
-            </w:pPr>
-            <w:r>
-              <w:rPr>
-                <w:rFonts w:ascii="Calibri" w:hAnsi="Calibri"/>
-                <w:sz w:val="20"/>
-              </w:rPr>
-              <w:t xml:space="default">0.7</w:t>
+              <w:t xml:space="default">0.96</w:t>
+            </w:r>
+          </w:p>
+        </w:tc>
+        <w:tc>
+          <w:tcPr>
+            <w:tcBorders>
+              <w:top w:val="single" w:space="0" w:color="D3D3D3"/>
+              <w:bottom w:val="single" w:space="0" w:color="D3D3D3"/>
+              <w:start w:val="single" w:space="0" w:color="D3D3D3"/>
+              <w:end w:val="single" w:space="0" w:color="D3D3D3"/>
+            </w:tcBorders>
+          </w:tcPr>
+          <w:p>
+            <w:pPr>
+              <w:spacing w:before="0" w:after="60"/>
+              <w:keepNext/>
+              <w:jc w:val="center"/>
+            </w:pPr>
+            <w:r>
+              <w:rPr>
+                <w:rFonts w:ascii="Calibri" w:hAnsi="Calibri"/>
+                <w:sz w:val="20"/>
+              </w:rPr>
+              <w:t xml:space="default">0.85, 1.08</w:t>
+            </w:r>
+          </w:p>
+        </w:tc>
+        <w:tc>
+          <w:tcPr>
+            <w:tcBorders>
+              <w:top w:val="single" w:space="0" w:color="D3D3D3"/>
+              <w:bottom w:val="single" w:space="0" w:color="D3D3D3"/>
+              <w:start w:val="single" w:space="0" w:color="D3D3D3"/>
+              <w:end w:val="single" w:space="0" w:color="D3D3D3"/>
+            </w:tcBorders>
+          </w:tcPr>
+          <w:p>
+            <w:pPr>
+              <w:spacing w:before="0" w:after="60"/>
+              <w:keepNext/>
+              <w:jc w:val="center"/>
+            </w:pPr>
+            <w:r>
+              <w:rPr>
+                <w:rFonts w:ascii="Calibri" w:hAnsi="Calibri"/>
+                <w:sz w:val="20"/>
+              </w:rPr>
+              <w:t xml:space="default">0.5</w:t>
             </w:r>
           </w:p>
         </w:tc>
@@ -14841,55 +14852,55 @@
                 <w:rFonts w:ascii="Calibri" w:hAnsi="Calibri"/>
                 <w:sz w:val="20"/>
               </w:rPr>
-              <w:t xml:space="default">1.35</w:t>
-            </w:r>
-          </w:p>
-        </w:tc>
-        <w:tc>
-          <w:tcPr>
-            <w:tcBorders>
-              <w:top w:val="single" w:space="0" w:color="D3D3D3"/>
-              <w:bottom w:val="single" w:space="0" w:color="D3D3D3"/>
-              <w:start w:val="single" w:space="0" w:color="D3D3D3"/>
-              <w:end w:val="single" w:space="0" w:color="D3D3D3"/>
-            </w:tcBorders>
-          </w:tcPr>
-          <w:p>
-            <w:pPr>
-              <w:spacing w:before="0" w:after="60"/>
-              <w:keepNext/>
-              <w:jc w:val="center"/>
-            </w:pPr>
-            <w:r>
-              <w:rPr>
-                <w:rFonts w:ascii="Calibri" w:hAnsi="Calibri"/>
-                <w:sz w:val="20"/>
-              </w:rPr>
-              <w:t xml:space="default">1.11, 1.64</w:t>
-            </w:r>
-          </w:p>
-        </w:tc>
-        <w:tc>
-          <w:tcPr>
-            <w:tcBorders>
-              <w:top w:val="single" w:space="0" w:color="D3D3D3"/>
-              <w:bottom w:val="single" w:space="0" w:color="D3D3D3"/>
-              <w:start w:val="single" w:space="0" w:color="D3D3D3"/>
-              <w:end w:val="single" w:space="0" w:color="D3D3D3"/>
-            </w:tcBorders>
-          </w:tcPr>
-          <w:p>
-            <w:pPr>
-              <w:spacing w:before="0" w:after="60"/>
-              <w:keepNext/>
-              <w:jc w:val="center"/>
-            </w:pPr>
-            <w:r>
-              <w:rPr>
-                <w:rFonts w:ascii="Calibri" w:hAnsi="Calibri"/>
-                <w:sz w:val="20"/>
-              </w:rPr>
-              <w:t xml:space="default">0.002</w:t>
+              <w:t xml:space="default">1.23</w:t>
+            </w:r>
+          </w:p>
+        </w:tc>
+        <w:tc>
+          <w:tcPr>
+            <w:tcBorders>
+              <w:top w:val="single" w:space="0" w:color="D3D3D3"/>
+              <w:bottom w:val="single" w:space="0" w:color="D3D3D3"/>
+              <w:start w:val="single" w:space="0" w:color="D3D3D3"/>
+              <w:end w:val="single" w:space="0" w:color="D3D3D3"/>
+            </w:tcBorders>
+          </w:tcPr>
+          <w:p>
+            <w:pPr>
+              <w:spacing w:before="0" w:after="60"/>
+              <w:keepNext/>
+              <w:jc w:val="center"/>
+            </w:pPr>
+            <w:r>
+              <w:rPr>
+                <w:rFonts w:ascii="Calibri" w:hAnsi="Calibri"/>
+                <w:sz w:val="20"/>
+              </w:rPr>
+              <w:t xml:space="default">1.01, 1.48</w:t>
+            </w:r>
+          </w:p>
+        </w:tc>
+        <w:tc>
+          <w:tcPr>
+            <w:tcBorders>
+              <w:top w:val="single" w:space="0" w:color="D3D3D3"/>
+              <w:bottom w:val="single" w:space="0" w:color="D3D3D3"/>
+              <w:start w:val="single" w:space="0" w:color="D3D3D3"/>
+              <w:end w:val="single" w:space="0" w:color="D3D3D3"/>
+            </w:tcBorders>
+          </w:tcPr>
+          <w:p>
+            <w:pPr>
+              <w:spacing w:before="0" w:after="60"/>
+              <w:keepNext/>
+              <w:jc w:val="center"/>
+            </w:pPr>
+            <w:r>
+              <w:rPr>
+                <w:rFonts w:ascii="Calibri" w:hAnsi="Calibri"/>
+                <w:sz w:val="20"/>
+              </w:rPr>
+              <w:t xml:space="default">0.036</w:t>
             </w:r>
           </w:p>
         </w:tc>
@@ -14942,55 +14953,55 @@
                 <w:rFonts w:ascii="Calibri" w:hAnsi="Calibri"/>
                 <w:sz w:val="20"/>
               </w:rPr>
-              <w:t xml:space="default">1.29</w:t>
-            </w:r>
-          </w:p>
-        </w:tc>
-        <w:tc>
-          <w:tcPr>
-            <w:tcBorders>
-              <w:top w:val="single" w:space="0" w:color="D3D3D3"/>
-              <w:bottom w:val="single" w:space="0" w:color="D3D3D3"/>
-              <w:start w:val="single" w:space="0" w:color="D3D3D3"/>
-              <w:end w:val="single" w:space="0" w:color="D3D3D3"/>
-            </w:tcBorders>
-          </w:tcPr>
-          <w:p>
-            <w:pPr>
-              <w:spacing w:before="0" w:after="60"/>
-              <w:keepNext/>
-              <w:jc w:val="center"/>
-            </w:pPr>
-            <w:r>
-              <w:rPr>
-                <w:rFonts w:ascii="Calibri" w:hAnsi="Calibri"/>
-                <w:sz w:val="20"/>
-              </w:rPr>
-              <w:t xml:space="default">1.10, 1.50</w:t>
-            </w:r>
-          </w:p>
-        </w:tc>
-        <w:tc>
-          <w:tcPr>
-            <w:tcBorders>
-              <w:top w:val="single" w:space="0" w:color="D3D3D3"/>
-              <w:bottom w:val="single" w:space="0" w:color="D3D3D3"/>
-              <w:start w:val="single" w:space="0" w:color="D3D3D3"/>
-              <w:end w:val="single" w:space="0" w:color="D3D3D3"/>
-            </w:tcBorders>
-          </w:tcPr>
-          <w:p>
-            <w:pPr>
-              <w:spacing w:before="0" w:after="60"/>
-              <w:keepNext/>
-              <w:jc w:val="center"/>
-            </w:pPr>
-            <w:r>
-              <w:rPr>
-                <w:rFonts w:ascii="Calibri" w:hAnsi="Calibri"/>
-                <w:sz w:val="20"/>
-              </w:rPr>
-              <w:t xml:space="default">0.001</w:t>
+              <w:t xml:space="default">1.20</w:t>
+            </w:r>
+          </w:p>
+        </w:tc>
+        <w:tc>
+          <w:tcPr>
+            <w:tcBorders>
+              <w:top w:val="single" w:space="0" w:color="D3D3D3"/>
+              <w:bottom w:val="single" w:space="0" w:color="D3D3D3"/>
+              <w:start w:val="single" w:space="0" w:color="D3D3D3"/>
+              <w:end w:val="single" w:space="0" w:color="D3D3D3"/>
+            </w:tcBorders>
+          </w:tcPr>
+          <w:p>
+            <w:pPr>
+              <w:spacing w:before="0" w:after="60"/>
+              <w:keepNext/>
+              <w:jc w:val="center"/>
+            </w:pPr>
+            <w:r>
+              <w:rPr>
+                <w:rFonts w:ascii="Calibri" w:hAnsi="Calibri"/>
+                <w:sz w:val="20"/>
+              </w:rPr>
+              <w:t xml:space="default">1.00, 1.43</w:t>
+            </w:r>
+          </w:p>
+        </w:tc>
+        <w:tc>
+          <w:tcPr>
+            <w:tcBorders>
+              <w:top w:val="single" w:space="0" w:color="D3D3D3"/>
+              <w:bottom w:val="single" w:space="0" w:color="D3D3D3"/>
+              <w:start w:val="single" w:space="0" w:color="D3D3D3"/>
+              <w:end w:val="single" w:space="0" w:color="D3D3D3"/>
+            </w:tcBorders>
+          </w:tcPr>
+          <w:p>
+            <w:pPr>
+              <w:spacing w:before="0" w:after="60"/>
+              <w:keepNext/>
+              <w:jc w:val="center"/>
+            </w:pPr>
+            <w:r>
+              <w:rPr>
+                <w:rFonts w:ascii="Calibri" w:hAnsi="Calibri"/>
+                <w:sz w:val="20"/>
+              </w:rPr>
+              <w:t xml:space="default">0.044</w:t>
             </w:r>
           </w:p>
         </w:tc>
@@ -15043,55 +15054,55 @@
                 <w:rFonts w:ascii="Calibri" w:hAnsi="Calibri"/>
                 <w:sz w:val="20"/>
               </w:rPr>
-              <w:t xml:space="default">1.07</w:t>
-            </w:r>
-          </w:p>
-        </w:tc>
-        <w:tc>
-          <w:tcPr>
-            <w:tcBorders>
-              <w:top w:val="single" w:space="0" w:color="D3D3D3"/>
-              <w:bottom w:val="single" w:space="0" w:color="D3D3D3"/>
-              <w:start w:val="single" w:space="0" w:color="D3D3D3"/>
-              <w:end w:val="single" w:space="0" w:color="D3D3D3"/>
-            </w:tcBorders>
-          </w:tcPr>
-          <w:p>
-            <w:pPr>
-              <w:spacing w:before="0" w:after="60"/>
-              <w:keepNext/>
-              <w:jc w:val="center"/>
-            </w:pPr>
-            <w:r>
-              <w:rPr>
-                <w:rFonts w:ascii="Calibri" w:hAnsi="Calibri"/>
-                <w:sz w:val="20"/>
-              </w:rPr>
-              <w:t xml:space="default">0.85, 1.33</w:t>
-            </w:r>
-          </w:p>
-        </w:tc>
-        <w:tc>
-          <w:tcPr>
-            <w:tcBorders>
-              <w:top w:val="single" w:space="0" w:color="D3D3D3"/>
-              <w:bottom w:val="single" w:space="0" w:color="D3D3D3"/>
-              <w:start w:val="single" w:space="0" w:color="D3D3D3"/>
-              <w:end w:val="single" w:space="0" w:color="D3D3D3"/>
-            </w:tcBorders>
-          </w:tcPr>
-          <w:p>
-            <w:pPr>
-              <w:spacing w:before="0" w:after="60"/>
-              <w:keepNext/>
-              <w:jc w:val="center"/>
-            </w:pPr>
-            <w:r>
-              <w:rPr>
-                <w:rFonts w:ascii="Calibri" w:hAnsi="Calibri"/>
-                <w:sz w:val="20"/>
-              </w:rPr>
-              <w:t xml:space="default">0.6</w:t>
+              <w:t xml:space="default">1.10</w:t>
+            </w:r>
+          </w:p>
+        </w:tc>
+        <w:tc>
+          <w:tcPr>
+            <w:tcBorders>
+              <w:top w:val="single" w:space="0" w:color="D3D3D3"/>
+              <w:bottom w:val="single" w:space="0" w:color="D3D3D3"/>
+              <w:start w:val="single" w:space="0" w:color="D3D3D3"/>
+              <w:end w:val="single" w:space="0" w:color="D3D3D3"/>
+            </w:tcBorders>
+          </w:tcPr>
+          <w:p>
+            <w:pPr>
+              <w:spacing w:before="0" w:after="60"/>
+              <w:keepNext/>
+              <w:jc w:val="center"/>
+            </w:pPr>
+            <w:r>
+              <w:rPr>
+                <w:rFonts w:ascii="Calibri" w:hAnsi="Calibri"/>
+                <w:sz w:val="20"/>
+              </w:rPr>
+              <w:t xml:space="default">0.88, 1.36</w:t>
+            </w:r>
+          </w:p>
+        </w:tc>
+        <w:tc>
+          <w:tcPr>
+            <w:tcBorders>
+              <w:top w:val="single" w:space="0" w:color="D3D3D3"/>
+              <w:bottom w:val="single" w:space="0" w:color="D3D3D3"/>
+              <w:start w:val="single" w:space="0" w:color="D3D3D3"/>
+              <w:end w:val="single" w:space="0" w:color="D3D3D3"/>
+            </w:tcBorders>
+          </w:tcPr>
+          <w:p>
+            <w:pPr>
+              <w:spacing w:before="0" w:after="60"/>
+              <w:keepNext/>
+              <w:jc w:val="center"/>
+            </w:pPr>
+            <w:r>
+              <w:rPr>
+                <w:rFonts w:ascii="Calibri" w:hAnsi="Calibri"/>
+                <w:sz w:val="20"/>
+              </w:rPr>
+              <w:t xml:space="default">0.4</w:t>
             </w:r>
           </w:p>
         </w:tc>
@@ -15346,55 +15357,55 @@
                 <w:rFonts w:ascii="Calibri" w:hAnsi="Calibri"/>
                 <w:sz w:val="20"/>
               </w:rPr>
-              <w:t xml:space="default">0.90</w:t>
-            </w:r>
-          </w:p>
-        </w:tc>
-        <w:tc>
-          <w:tcPr>
-            <w:tcBorders>
-              <w:top w:val="single" w:space="0" w:color="D3D3D3"/>
-              <w:bottom w:val="single" w:space="0" w:color="D3D3D3"/>
-              <w:start w:val="single" w:space="0" w:color="D3D3D3"/>
-              <w:end w:val="single" w:space="0" w:color="D3D3D3"/>
-            </w:tcBorders>
-          </w:tcPr>
-          <w:p>
-            <w:pPr>
-              <w:spacing w:before="0" w:after="60"/>
-              <w:keepNext/>
-              <w:jc w:val="center"/>
-            </w:pPr>
-            <w:r>
-              <w:rPr>
-                <w:rFonts w:ascii="Calibri" w:hAnsi="Calibri"/>
-                <w:sz w:val="20"/>
-              </w:rPr>
-              <w:t xml:space="default">0.79, 1.03</w:t>
-            </w:r>
-          </w:p>
-        </w:tc>
-        <w:tc>
-          <w:tcPr>
-            <w:tcBorders>
-              <w:top w:val="single" w:space="0" w:color="D3D3D3"/>
-              <w:bottom w:val="single" w:space="0" w:color="D3D3D3"/>
-              <w:start w:val="single" w:space="0" w:color="D3D3D3"/>
-              <w:end w:val="single" w:space="0" w:color="D3D3D3"/>
-            </w:tcBorders>
-          </w:tcPr>
-          <w:p>
-            <w:pPr>
-              <w:spacing w:before="0" w:after="60"/>
-              <w:keepNext/>
-              <w:jc w:val="center"/>
-            </w:pPr>
-            <w:r>
-              <w:rPr>
-                <w:rFonts w:ascii="Calibri" w:hAnsi="Calibri"/>
-                <w:sz w:val="20"/>
-              </w:rPr>
-              <w:t xml:space="default">0.12</w:t>
+              <w:t xml:space="default">0.96</w:t>
+            </w:r>
+          </w:p>
+        </w:tc>
+        <w:tc>
+          <w:tcPr>
+            <w:tcBorders>
+              <w:top w:val="single" w:space="0" w:color="D3D3D3"/>
+              <w:bottom w:val="single" w:space="0" w:color="D3D3D3"/>
+              <w:start w:val="single" w:space="0" w:color="D3D3D3"/>
+              <w:end w:val="single" w:space="0" w:color="D3D3D3"/>
+            </w:tcBorders>
+          </w:tcPr>
+          <w:p>
+            <w:pPr>
+              <w:spacing w:before="0" w:after="60"/>
+              <w:keepNext/>
+              <w:jc w:val="center"/>
+            </w:pPr>
+            <w:r>
+              <w:rPr>
+                <w:rFonts w:ascii="Calibri" w:hAnsi="Calibri"/>
+                <w:sz w:val="20"/>
+              </w:rPr>
+              <w:t xml:space="default">0.82, 1.11</w:t>
+            </w:r>
+          </w:p>
+        </w:tc>
+        <w:tc>
+          <w:tcPr>
+            <w:tcBorders>
+              <w:top w:val="single" w:space="0" w:color="D3D3D3"/>
+              <w:bottom w:val="single" w:space="0" w:color="D3D3D3"/>
+              <w:start w:val="single" w:space="0" w:color="D3D3D3"/>
+              <w:end w:val="single" w:space="0" w:color="D3D3D3"/>
+            </w:tcBorders>
+          </w:tcPr>
+          <w:p>
+            <w:pPr>
+              <w:spacing w:before="0" w:after="60"/>
+              <w:keepNext/>
+              <w:jc w:val="center"/>
+            </w:pPr>
+            <w:r>
+              <w:rPr>
+                <w:rFonts w:ascii="Calibri" w:hAnsi="Calibri"/>
+                <w:sz w:val="20"/>
+              </w:rPr>
+              <w:t xml:space="default">0.6</w:t>
             </w:r>
           </w:p>
         </w:tc>
@@ -15447,55 +15458,55 @@
                 <w:rFonts w:ascii="Calibri" w:hAnsi="Calibri"/>
                 <w:sz w:val="20"/>
               </w:rPr>
-              <w:t xml:space="default">0.93</w:t>
-            </w:r>
-          </w:p>
-        </w:tc>
-        <w:tc>
-          <w:tcPr>
-            <w:tcBorders>
-              <w:top w:val="single" w:space="0" w:color="D3D3D3"/>
-              <w:bottom w:val="single" w:space="0" w:color="D3D3D3"/>
-              <w:start w:val="single" w:space="0" w:color="D3D3D3"/>
-              <w:end w:val="single" w:space="0" w:color="D3D3D3"/>
-            </w:tcBorders>
-          </w:tcPr>
-          <w:p>
-            <w:pPr>
-              <w:spacing w:before="0" w:after="60"/>
-              <w:keepNext/>
-              <w:jc w:val="center"/>
-            </w:pPr>
-            <w:r>
-              <w:rPr>
-                <w:rFonts w:ascii="Calibri" w:hAnsi="Calibri"/>
-                <w:sz w:val="20"/>
-              </w:rPr>
-              <w:t xml:space="default">0.81, 1.07</w:t>
-            </w:r>
-          </w:p>
-        </w:tc>
-        <w:tc>
-          <w:tcPr>
-            <w:tcBorders>
-              <w:top w:val="single" w:space="0" w:color="D3D3D3"/>
-              <w:bottom w:val="single" w:space="0" w:color="D3D3D3"/>
-              <w:start w:val="single" w:space="0" w:color="D3D3D3"/>
-              <w:end w:val="single" w:space="0" w:color="D3D3D3"/>
-            </w:tcBorders>
-          </w:tcPr>
-          <w:p>
-            <w:pPr>
-              <w:spacing w:before="0" w:after="60"/>
-              <w:keepNext/>
-              <w:jc w:val="center"/>
-            </w:pPr>
-            <w:r>
-              <w:rPr>
-                <w:rFonts w:ascii="Calibri" w:hAnsi="Calibri"/>
-                <w:sz w:val="20"/>
-              </w:rPr>
-              <w:t xml:space="default">0.3</w:t>
+              <w:t xml:space="default">0.97</w:t>
+            </w:r>
+          </w:p>
+        </w:tc>
+        <w:tc>
+          <w:tcPr>
+            <w:tcBorders>
+              <w:top w:val="single" w:space="0" w:color="D3D3D3"/>
+              <w:bottom w:val="single" w:space="0" w:color="D3D3D3"/>
+              <w:start w:val="single" w:space="0" w:color="D3D3D3"/>
+              <w:end w:val="single" w:space="0" w:color="D3D3D3"/>
+            </w:tcBorders>
+          </w:tcPr>
+          <w:p>
+            <w:pPr>
+              <w:spacing w:before="0" w:after="60"/>
+              <w:keepNext/>
+              <w:jc w:val="center"/>
+            </w:pPr>
+            <w:r>
+              <w:rPr>
+                <w:rFonts w:ascii="Calibri" w:hAnsi="Calibri"/>
+                <w:sz w:val="20"/>
+              </w:rPr>
+              <w:t xml:space="default">0.84, 1.13</w:t>
+            </w:r>
+          </w:p>
+        </w:tc>
+        <w:tc>
+          <w:tcPr>
+            <w:tcBorders>
+              <w:top w:val="single" w:space="0" w:color="D3D3D3"/>
+              <w:bottom w:val="single" w:space="0" w:color="D3D3D3"/>
+              <w:start w:val="single" w:space="0" w:color="D3D3D3"/>
+              <w:end w:val="single" w:space="0" w:color="D3D3D3"/>
+            </w:tcBorders>
+          </w:tcPr>
+          <w:p>
+            <w:pPr>
+              <w:spacing w:before="0" w:after="60"/>
+              <w:keepNext/>
+              <w:jc w:val="center"/>
+            </w:pPr>
+            <w:r>
+              <w:rPr>
+                <w:rFonts w:ascii="Calibri" w:hAnsi="Calibri"/>
+                <w:sz w:val="20"/>
+              </w:rPr>
+              <w:t xml:space="default">0.7</w:t>
             </w:r>
           </w:p>
         </w:tc>
@@ -15548,55 +15559,55 @@
                 <w:rFonts w:ascii="Calibri" w:hAnsi="Calibri"/>
                 <w:sz w:val="20"/>
               </w:rPr>
-              <w:t xml:space="default">0.94</w:t>
-            </w:r>
-          </w:p>
-        </w:tc>
-        <w:tc>
-          <w:tcPr>
-            <w:tcBorders>
-              <w:top w:val="single" w:space="0" w:color="D3D3D3"/>
-              <w:bottom w:val="single" w:space="0" w:color="D3D3D3"/>
-              <w:start w:val="single" w:space="0" w:color="D3D3D3"/>
-              <w:end w:val="single" w:space="0" w:color="D3D3D3"/>
-            </w:tcBorders>
-          </w:tcPr>
-          <w:p>
-            <w:pPr>
-              <w:spacing w:before="0" w:after="60"/>
-              <w:keepNext/>
-              <w:jc w:val="center"/>
-            </w:pPr>
-            <w:r>
-              <w:rPr>
-                <w:rFonts w:ascii="Calibri" w:hAnsi="Calibri"/>
-                <w:sz w:val="20"/>
-              </w:rPr>
-              <w:t xml:space="default">0.81, 1.09</w:t>
-            </w:r>
-          </w:p>
-        </w:tc>
-        <w:tc>
-          <w:tcPr>
-            <w:tcBorders>
-              <w:top w:val="single" w:space="0" w:color="D3D3D3"/>
-              <w:bottom w:val="single" w:space="0" w:color="D3D3D3"/>
-              <w:start w:val="single" w:space="0" w:color="D3D3D3"/>
-              <w:end w:val="single" w:space="0" w:color="D3D3D3"/>
-            </w:tcBorders>
-          </w:tcPr>
-          <w:p>
-            <w:pPr>
-              <w:spacing w:before="0" w:after="60"/>
-              <w:keepNext/>
-              <w:jc w:val="center"/>
-            </w:pPr>
-            <w:r>
-              <w:rPr>
-                <w:rFonts w:ascii="Calibri" w:hAnsi="Calibri"/>
-                <w:sz w:val="20"/>
-              </w:rPr>
-              <w:t xml:space="default">0.4</w:t>
+              <w:t xml:space="default">0.96</w:t>
+            </w:r>
+          </w:p>
+        </w:tc>
+        <w:tc>
+          <w:tcPr>
+            <w:tcBorders>
+              <w:top w:val="single" w:space="0" w:color="D3D3D3"/>
+              <w:bottom w:val="single" w:space="0" w:color="D3D3D3"/>
+              <w:start w:val="single" w:space="0" w:color="D3D3D3"/>
+              <w:end w:val="single" w:space="0" w:color="D3D3D3"/>
+            </w:tcBorders>
+          </w:tcPr>
+          <w:p>
+            <w:pPr>
+              <w:spacing w:before="0" w:after="60"/>
+              <w:keepNext/>
+              <w:jc w:val="center"/>
+            </w:pPr>
+            <w:r>
+              <w:rPr>
+                <w:rFonts w:ascii="Calibri" w:hAnsi="Calibri"/>
+                <w:sz w:val="20"/>
+              </w:rPr>
+              <w:t xml:space="default">0.82, 1.12</w:t>
+            </w:r>
+          </w:p>
+        </w:tc>
+        <w:tc>
+          <w:tcPr>
+            <w:tcBorders>
+              <w:top w:val="single" w:space="0" w:color="D3D3D3"/>
+              <w:bottom w:val="single" w:space="0" w:color="D3D3D3"/>
+              <w:start w:val="single" w:space="0" w:color="D3D3D3"/>
+              <w:end w:val="single" w:space="0" w:color="D3D3D3"/>
+            </w:tcBorders>
+          </w:tcPr>
+          <w:p>
+            <w:pPr>
+              <w:spacing w:before="0" w:after="60"/>
+              <w:keepNext/>
+              <w:jc w:val="center"/>
+            </w:pPr>
+            <w:r>
+              <w:rPr>
+                <w:rFonts w:ascii="Calibri" w:hAnsi="Calibri"/>
+                <w:sz w:val="20"/>
+              </w:rPr>
+              <w:t xml:space="default">0.6</w:t>
             </w:r>
           </w:p>
         </w:tc>
@@ -15851,31 +15862,31 @@
                 <w:rFonts w:ascii="Calibri" w:hAnsi="Calibri"/>
                 <w:sz w:val="20"/>
               </w:rPr>
-              <w:t xml:space="default">1.09</w:t>
-            </w:r>
-          </w:p>
-        </w:tc>
-        <w:tc>
-          <w:tcPr>
-            <w:tcBorders>
-              <w:top w:val="single" w:space="0" w:color="D3D3D3"/>
-              <w:bottom w:val="single" w:space="0" w:color="D3D3D3"/>
-              <w:start w:val="single" w:space="0" w:color="D3D3D3"/>
-              <w:end w:val="single" w:space="0" w:color="D3D3D3"/>
-            </w:tcBorders>
-          </w:tcPr>
-          <w:p>
-            <w:pPr>
-              <w:spacing w:before="0" w:after="60"/>
-              <w:keepNext/>
-              <w:jc w:val="center"/>
-            </w:pPr>
-            <w:r>
-              <w:rPr>
-                <w:rFonts w:ascii="Calibri" w:hAnsi="Calibri"/>
-                <w:sz w:val="20"/>
-              </w:rPr>
-              <w:t xml:space="default">0.97, 1.23</w:t>
+              <w:t xml:space="default">1.10</w:t>
+            </w:r>
+          </w:p>
+        </w:tc>
+        <w:tc>
+          <w:tcPr>
+            <w:tcBorders>
+              <w:top w:val="single" w:space="0" w:color="D3D3D3"/>
+              <w:bottom w:val="single" w:space="0" w:color="D3D3D3"/>
+              <w:start w:val="single" w:space="0" w:color="D3D3D3"/>
+              <w:end w:val="single" w:space="0" w:color="D3D3D3"/>
+            </w:tcBorders>
+          </w:tcPr>
+          <w:p>
+            <w:pPr>
+              <w:spacing w:before="0" w:after="60"/>
+              <w:keepNext/>
+              <w:jc w:val="center"/>
+            </w:pPr>
+            <w:r>
+              <w:rPr>
+                <w:rFonts w:ascii="Calibri" w:hAnsi="Calibri"/>
+                <w:sz w:val="20"/>
+              </w:rPr>
+              <w:t xml:space="default">0.97, 1.25</w:t>
             </w:r>
           </w:p>
         </w:tc>
@@ -16154,55 +16165,55 @@
                 <w:rFonts w:ascii="Calibri" w:hAnsi="Calibri"/>
                 <w:sz w:val="20"/>
               </w:rPr>
-              <w:t xml:space="default">1.04</w:t>
-            </w:r>
-          </w:p>
-        </w:tc>
-        <w:tc>
-          <w:tcPr>
-            <w:tcBorders>
-              <w:top w:val="single" w:space="0" w:color="D3D3D3"/>
-              <w:bottom w:val="single" w:space="0" w:color="D3D3D3"/>
-              <w:start w:val="single" w:space="0" w:color="D3D3D3"/>
-              <w:end w:val="single" w:space="0" w:color="D3D3D3"/>
-            </w:tcBorders>
-          </w:tcPr>
-          <w:p>
-            <w:pPr>
-              <w:spacing w:before="0" w:after="60"/>
-              <w:keepNext/>
-              <w:jc w:val="center"/>
-            </w:pPr>
-            <w:r>
-              <w:rPr>
-                <w:rFonts w:ascii="Calibri" w:hAnsi="Calibri"/>
-                <w:sz w:val="20"/>
-              </w:rPr>
-              <w:t xml:space="default">0.80, 1.35</w:t>
-            </w:r>
-          </w:p>
-        </w:tc>
-        <w:tc>
-          <w:tcPr>
-            <w:tcBorders>
-              <w:top w:val="single" w:space="0" w:color="D3D3D3"/>
-              <w:bottom w:val="single" w:space="0" w:color="D3D3D3"/>
-              <w:start w:val="single" w:space="0" w:color="D3D3D3"/>
-              <w:end w:val="single" w:space="0" w:color="D3D3D3"/>
-            </w:tcBorders>
-          </w:tcPr>
-          <w:p>
-            <w:pPr>
-              <w:spacing w:before="0" w:after="60"/>
-              <w:keepNext/>
-              <w:jc w:val="center"/>
-            </w:pPr>
-            <w:r>
-              <w:rPr>
-                <w:rFonts w:ascii="Calibri" w:hAnsi="Calibri"/>
-                <w:sz w:val="20"/>
-              </w:rPr>
-              <w:t xml:space="default">0.8</w:t>
+              <w:t xml:space="default">0.87</w:t>
+            </w:r>
+          </w:p>
+        </w:tc>
+        <w:tc>
+          <w:tcPr>
+            <w:tcBorders>
+              <w:top w:val="single" w:space="0" w:color="D3D3D3"/>
+              <w:bottom w:val="single" w:space="0" w:color="D3D3D3"/>
+              <w:start w:val="single" w:space="0" w:color="D3D3D3"/>
+              <w:end w:val="single" w:space="0" w:color="D3D3D3"/>
+            </w:tcBorders>
+          </w:tcPr>
+          <w:p>
+            <w:pPr>
+              <w:spacing w:before="0" w:after="60"/>
+              <w:keepNext/>
+              <w:jc w:val="center"/>
+            </w:pPr>
+            <w:r>
+              <w:rPr>
+                <w:rFonts w:ascii="Calibri" w:hAnsi="Calibri"/>
+                <w:sz w:val="20"/>
+              </w:rPr>
+              <w:t xml:space="default">0.66, 1.14</w:t>
+            </w:r>
+          </w:p>
+        </w:tc>
+        <w:tc>
+          <w:tcPr>
+            <w:tcBorders>
+              <w:top w:val="single" w:space="0" w:color="D3D3D3"/>
+              <w:bottom w:val="single" w:space="0" w:color="D3D3D3"/>
+              <w:start w:val="single" w:space="0" w:color="D3D3D3"/>
+              <w:end w:val="single" w:space="0" w:color="D3D3D3"/>
+            </w:tcBorders>
+          </w:tcPr>
+          <w:p>
+            <w:pPr>
+              <w:spacing w:before="0" w:after="60"/>
+              <w:keepNext/>
+              <w:jc w:val="center"/>
+            </w:pPr>
+            <w:r>
+              <w:rPr>
+                <w:rFonts w:ascii="Calibri" w:hAnsi="Calibri"/>
+                <w:sz w:val="20"/>
+              </w:rPr>
+              <w:t xml:space="default">0.3</w:t>
             </w:r>
           </w:p>
         </w:tc>
@@ -16255,55 +16266,55 @@
                 <w:rFonts w:ascii="Calibri" w:hAnsi="Calibri"/>
                 <w:sz w:val="20"/>
               </w:rPr>
-              <w:t xml:space="default">1.08</w:t>
-            </w:r>
-          </w:p>
-        </w:tc>
-        <w:tc>
-          <w:tcPr>
-            <w:tcBorders>
-              <w:top w:val="single" w:space="0" w:color="D3D3D3"/>
-              <w:bottom w:val="single" w:space="0" w:color="D3D3D3"/>
-              <w:start w:val="single" w:space="0" w:color="D3D3D3"/>
-              <w:end w:val="single" w:space="0" w:color="D3D3D3"/>
-            </w:tcBorders>
-          </w:tcPr>
-          <w:p>
-            <w:pPr>
-              <w:spacing w:before="0" w:after="60"/>
-              <w:keepNext/>
-              <w:jc w:val="center"/>
-            </w:pPr>
-            <w:r>
-              <w:rPr>
-                <w:rFonts w:ascii="Calibri" w:hAnsi="Calibri"/>
-                <w:sz w:val="20"/>
-              </w:rPr>
-              <w:t xml:space="default">0.82, 1.43</w:t>
-            </w:r>
-          </w:p>
-        </w:tc>
-        <w:tc>
-          <w:tcPr>
-            <w:tcBorders>
-              <w:top w:val="single" w:space="0" w:color="D3D3D3"/>
-              <w:bottom w:val="single" w:space="0" w:color="D3D3D3"/>
-              <w:start w:val="single" w:space="0" w:color="D3D3D3"/>
-              <w:end w:val="single" w:space="0" w:color="D3D3D3"/>
-            </w:tcBorders>
-          </w:tcPr>
-          <w:p>
-            <w:pPr>
-              <w:spacing w:before="0" w:after="60"/>
-              <w:keepNext/>
-              <w:jc w:val="center"/>
-            </w:pPr>
-            <w:r>
-              <w:rPr>
-                <w:rFonts w:ascii="Calibri" w:hAnsi="Calibri"/>
-                <w:sz w:val="20"/>
-              </w:rPr>
-              <w:t xml:space="default">0.6</w:t>
+              <w:t xml:space="default">0.84</w:t>
+            </w:r>
+          </w:p>
+        </w:tc>
+        <w:tc>
+          <w:tcPr>
+            <w:tcBorders>
+              <w:top w:val="single" w:space="0" w:color="D3D3D3"/>
+              <w:bottom w:val="single" w:space="0" w:color="D3D3D3"/>
+              <w:start w:val="single" w:space="0" w:color="D3D3D3"/>
+              <w:end w:val="single" w:space="0" w:color="D3D3D3"/>
+            </w:tcBorders>
+          </w:tcPr>
+          <w:p>
+            <w:pPr>
+              <w:spacing w:before="0" w:after="60"/>
+              <w:keepNext/>
+              <w:jc w:val="center"/>
+            </w:pPr>
+            <w:r>
+              <w:rPr>
+                <w:rFonts w:ascii="Calibri" w:hAnsi="Calibri"/>
+                <w:sz w:val="20"/>
+              </w:rPr>
+              <w:t xml:space="default">0.63, 1.13</w:t>
+            </w:r>
+          </w:p>
+        </w:tc>
+        <w:tc>
+          <w:tcPr>
+            <w:tcBorders>
+              <w:top w:val="single" w:space="0" w:color="D3D3D3"/>
+              <w:bottom w:val="single" w:space="0" w:color="D3D3D3"/>
+              <w:start w:val="single" w:space="0" w:color="D3D3D3"/>
+              <w:end w:val="single" w:space="0" w:color="D3D3D3"/>
+            </w:tcBorders>
+          </w:tcPr>
+          <w:p>
+            <w:pPr>
+              <w:spacing w:before="0" w:after="60"/>
+              <w:keepNext/>
+              <w:jc w:val="center"/>
+            </w:pPr>
+            <w:r>
+              <w:rPr>
+                <w:rFonts w:ascii="Calibri" w:hAnsi="Calibri"/>
+                <w:sz w:val="20"/>
+              </w:rPr>
+              <w:t xml:space="default">0.2</w:t>
             </w:r>
           </w:p>
         </w:tc>
@@ -16558,55 +16569,55 @@
                 <w:rFonts w:ascii="Calibri" w:hAnsi="Calibri"/>
                 <w:sz w:val="20"/>
               </w:rPr>
-              <w:t xml:space="default">0.98</w:t>
-            </w:r>
-          </w:p>
-        </w:tc>
-        <w:tc>
-          <w:tcPr>
-            <w:tcBorders>
-              <w:top w:val="single" w:space="0" w:color="D3D3D3"/>
-              <w:bottom w:val="single" w:space="0" w:color="D3D3D3"/>
-              <w:start w:val="single" w:space="0" w:color="D3D3D3"/>
-              <w:end w:val="single" w:space="0" w:color="D3D3D3"/>
-            </w:tcBorders>
-          </w:tcPr>
-          <w:p>
-            <w:pPr>
-              <w:spacing w:before="0" w:after="60"/>
-              <w:keepNext/>
-              <w:jc w:val="center"/>
-            </w:pPr>
-            <w:r>
-              <w:rPr>
-                <w:rFonts w:ascii="Calibri" w:hAnsi="Calibri"/>
-                <w:sz w:val="20"/>
-              </w:rPr>
-              <w:t xml:space="default">0.81, 1.17</w:t>
-            </w:r>
-          </w:p>
-        </w:tc>
-        <w:tc>
-          <w:tcPr>
-            <w:tcBorders>
-              <w:top w:val="single" w:space="0" w:color="D3D3D3"/>
-              <w:bottom w:val="single" w:space="0" w:color="D3D3D3"/>
-              <w:start w:val="single" w:space="0" w:color="D3D3D3"/>
-              <w:end w:val="single" w:space="0" w:color="D3D3D3"/>
-            </w:tcBorders>
-          </w:tcPr>
-          <w:p>
-            <w:pPr>
-              <w:spacing w:before="0" w:after="60"/>
-              <w:keepNext/>
-              <w:jc w:val="center"/>
-            </w:pPr>
-            <w:r>
-              <w:rPr>
-                <w:rFonts w:ascii="Calibri" w:hAnsi="Calibri"/>
-                <w:sz w:val="20"/>
-              </w:rPr>
-              <w:t xml:space="default">0.8</w:t>
+              <w:t xml:space="default">1.00</w:t>
+            </w:r>
+          </w:p>
+        </w:tc>
+        <w:tc>
+          <w:tcPr>
+            <w:tcBorders>
+              <w:top w:val="single" w:space="0" w:color="D3D3D3"/>
+              <w:bottom w:val="single" w:space="0" w:color="D3D3D3"/>
+              <w:start w:val="single" w:space="0" w:color="D3D3D3"/>
+              <w:end w:val="single" w:space="0" w:color="D3D3D3"/>
+            </w:tcBorders>
+          </w:tcPr>
+          <w:p>
+            <w:pPr>
+              <w:spacing w:before="0" w:after="60"/>
+              <w:keepNext/>
+              <w:jc w:val="center"/>
+            </w:pPr>
+            <w:r>
+              <w:rPr>
+                <w:rFonts w:ascii="Calibri" w:hAnsi="Calibri"/>
+                <w:sz w:val="20"/>
+              </w:rPr>
+              <w:t xml:space="default">0.83, 1.21</w:t>
+            </w:r>
+          </w:p>
+        </w:tc>
+        <w:tc>
+          <w:tcPr>
+            <w:tcBorders>
+              <w:top w:val="single" w:space="0" w:color="D3D3D3"/>
+              <w:bottom w:val="single" w:space="0" w:color="D3D3D3"/>
+              <w:start w:val="single" w:space="0" w:color="D3D3D3"/>
+              <w:end w:val="single" w:space="0" w:color="D3D3D3"/>
+            </w:tcBorders>
+          </w:tcPr>
+          <w:p>
+            <w:pPr>
+              <w:spacing w:before="0" w:after="60"/>
+              <w:keepNext/>
+              <w:jc w:val="center"/>
+            </w:pPr>
+            <w:r>
+              <w:rPr>
+                <w:rFonts w:ascii="Calibri" w:hAnsi="Calibri"/>
+                <w:sz w:val="20"/>
+              </w:rPr>
+              <w:t xml:space="default">&gt;0.9</w:t>
             </w:r>
           </w:p>
         </w:tc>
@@ -16861,55 +16872,55 @@
                 <w:rFonts w:ascii="Calibri" w:hAnsi="Calibri"/>
                 <w:sz w:val="20"/>
               </w:rPr>
-              <w:t xml:space="default">1.00</w:t>
-            </w:r>
-          </w:p>
-        </w:tc>
-        <w:tc>
-          <w:tcPr>
-            <w:tcBorders>
-              <w:top w:val="single" w:space="0" w:color="D3D3D3"/>
-              <w:bottom w:val="single" w:space="0" w:color="D3D3D3"/>
-              <w:start w:val="single" w:space="0" w:color="D3D3D3"/>
-              <w:end w:val="single" w:space="0" w:color="D3D3D3"/>
-            </w:tcBorders>
-          </w:tcPr>
-          <w:p>
-            <w:pPr>
-              <w:spacing w:before="0" w:after="60"/>
-              <w:keepNext/>
-              <w:jc w:val="center"/>
-            </w:pPr>
-            <w:r>
-              <w:rPr>
-                <w:rFonts w:ascii="Calibri" w:hAnsi="Calibri"/>
-                <w:sz w:val="20"/>
-              </w:rPr>
-              <w:t xml:space="default">0.88, 1.14</w:t>
-            </w:r>
-          </w:p>
-        </w:tc>
-        <w:tc>
-          <w:tcPr>
-            <w:tcBorders>
-              <w:top w:val="single" w:space="0" w:color="D3D3D3"/>
-              <w:bottom w:val="single" w:space="0" w:color="D3D3D3"/>
-              <w:start w:val="single" w:space="0" w:color="D3D3D3"/>
-              <w:end w:val="single" w:space="0" w:color="D3D3D3"/>
-            </w:tcBorders>
-          </w:tcPr>
-          <w:p>
-            <w:pPr>
-              <w:spacing w:before="0" w:after="60"/>
-              <w:keepNext/>
-              <w:jc w:val="center"/>
-            </w:pPr>
-            <w:r>
-              <w:rPr>
-                <w:rFonts w:ascii="Calibri" w:hAnsi="Calibri"/>
-                <w:sz w:val="20"/>
-              </w:rPr>
-              <w:t xml:space="default">&gt;0.9</w:t>
+              <w:t xml:space="default">0.95</w:t>
+            </w:r>
+          </w:p>
+        </w:tc>
+        <w:tc>
+          <w:tcPr>
+            <w:tcBorders>
+              <w:top w:val="single" w:space="0" w:color="D3D3D3"/>
+              <w:bottom w:val="single" w:space="0" w:color="D3D3D3"/>
+              <w:start w:val="single" w:space="0" w:color="D3D3D3"/>
+              <w:end w:val="single" w:space="0" w:color="D3D3D3"/>
+            </w:tcBorders>
+          </w:tcPr>
+          <w:p>
+            <w:pPr>
+              <w:spacing w:before="0" w:after="60"/>
+              <w:keepNext/>
+              <w:jc w:val="center"/>
+            </w:pPr>
+            <w:r>
+              <w:rPr>
+                <w:rFonts w:ascii="Calibri" w:hAnsi="Calibri"/>
+                <w:sz w:val="20"/>
+              </w:rPr>
+              <w:t xml:space="default">0.81, 1.10</w:t>
+            </w:r>
+          </w:p>
+        </w:tc>
+        <w:tc>
+          <w:tcPr>
+            <w:tcBorders>
+              <w:top w:val="single" w:space="0" w:color="D3D3D3"/>
+              <w:bottom w:val="single" w:space="0" w:color="D3D3D3"/>
+              <w:start w:val="single" w:space="0" w:color="D3D3D3"/>
+              <w:end w:val="single" w:space="0" w:color="D3D3D3"/>
+            </w:tcBorders>
+          </w:tcPr>
+          <w:p>
+            <w:pPr>
+              <w:spacing w:before="0" w:after="60"/>
+              <w:keepNext/>
+              <w:jc w:val="center"/>
+            </w:pPr>
+            <w:r>
+              <w:rPr>
+                <w:rFonts w:ascii="Calibri" w:hAnsi="Calibri"/>
+                <w:sz w:val="20"/>
+              </w:rPr>
+              <w:t xml:space="default">0.5</w:t>
             </w:r>
           </w:p>
         </w:tc>
@@ -17164,55 +17175,55 @@
                 <w:rFonts w:ascii="Calibri" w:hAnsi="Calibri"/>
                 <w:sz w:val="20"/>
               </w:rPr>
-              <w:t xml:space="default">0.95</w:t>
-            </w:r>
-          </w:p>
-        </w:tc>
-        <w:tc>
-          <w:tcPr>
-            <w:tcBorders>
-              <w:top w:val="single" w:space="0" w:color="D3D3D3"/>
-              <w:bottom w:val="single" w:space="0" w:color="D3D3D3"/>
-              <w:start w:val="single" w:space="0" w:color="D3D3D3"/>
-              <w:end w:val="single" w:space="0" w:color="D3D3D3"/>
-            </w:tcBorders>
-          </w:tcPr>
-          <w:p>
-            <w:pPr>
-              <w:spacing w:before="0" w:after="60"/>
-              <w:keepNext/>
-              <w:jc w:val="center"/>
-            </w:pPr>
-            <w:r>
-              <w:rPr>
-                <w:rFonts w:ascii="Calibri" w:hAnsi="Calibri"/>
-                <w:sz w:val="20"/>
-              </w:rPr>
-              <w:t xml:space="default">0.84, 1.08</w:t>
-            </w:r>
-          </w:p>
-        </w:tc>
-        <w:tc>
-          <w:tcPr>
-            <w:tcBorders>
-              <w:top w:val="single" w:space="0" w:color="D3D3D3"/>
-              <w:bottom w:val="single" w:space="0" w:color="D3D3D3"/>
-              <w:start w:val="single" w:space="0" w:color="D3D3D3"/>
-              <w:end w:val="single" w:space="0" w:color="D3D3D3"/>
-            </w:tcBorders>
-          </w:tcPr>
-          <w:p>
-            <w:pPr>
-              <w:spacing w:before="0" w:after="60"/>
-              <w:keepNext/>
-              <w:jc w:val="center"/>
-            </w:pPr>
-            <w:r>
-              <w:rPr>
-                <w:rFonts w:ascii="Calibri" w:hAnsi="Calibri"/>
-                <w:sz w:val="20"/>
-              </w:rPr>
-              <w:t xml:space="default">0.4</w:t>
+              <w:t xml:space="default">0.97</w:t>
+            </w:r>
+          </w:p>
+        </w:tc>
+        <w:tc>
+          <w:tcPr>
+            <w:tcBorders>
+              <w:top w:val="single" w:space="0" w:color="D3D3D3"/>
+              <w:bottom w:val="single" w:space="0" w:color="D3D3D3"/>
+              <w:start w:val="single" w:space="0" w:color="D3D3D3"/>
+              <w:end w:val="single" w:space="0" w:color="D3D3D3"/>
+            </w:tcBorders>
+          </w:tcPr>
+          <w:p>
+            <w:pPr>
+              <w:spacing w:before="0" w:after="60"/>
+              <w:keepNext/>
+              <w:jc w:val="center"/>
+            </w:pPr>
+            <w:r>
+              <w:rPr>
+                <w:rFonts w:ascii="Calibri" w:hAnsi="Calibri"/>
+                <w:sz w:val="20"/>
+              </w:rPr>
+              <w:t xml:space="default">0.84, 1.11</w:t>
+            </w:r>
+          </w:p>
+        </w:tc>
+        <w:tc>
+          <w:tcPr>
+            <w:tcBorders>
+              <w:top w:val="single" w:space="0" w:color="D3D3D3"/>
+              <w:bottom w:val="single" w:space="0" w:color="D3D3D3"/>
+              <w:start w:val="single" w:space="0" w:color="D3D3D3"/>
+              <w:end w:val="single" w:space="0" w:color="D3D3D3"/>
+            </w:tcBorders>
+          </w:tcPr>
+          <w:p>
+            <w:pPr>
+              <w:spacing w:before="0" w:after="60"/>
+              <w:keepNext/>
+              <w:jc w:val="center"/>
+            </w:pPr>
+            <w:r>
+              <w:rPr>
+                <w:rFonts w:ascii="Calibri" w:hAnsi="Calibri"/>
+                <w:sz w:val="20"/>
+              </w:rPr>
+              <w:t xml:space="default">0.6</w:t>
             </w:r>
           </w:p>
         </w:tc>
@@ -17491,7 +17502,7 @@
                 <w:rFonts w:ascii="Calibri" w:hAnsi="Calibri"/>
                 <w:sz w:val="20"/>
               </w:rPr>
-              <w:t xml:space="default">0.85, 1.11</w:t>
+              <w:t xml:space="default">0.84, 1.13</w:t>
             </w:r>
           </w:p>
         </w:tc>
@@ -17770,31 +17781,31 @@
                 <w:rFonts w:ascii="Calibri" w:hAnsi="Calibri"/>
                 <w:sz w:val="20"/>
               </w:rPr>
-              <w:t xml:space="default">0.96</w:t>
-            </w:r>
-          </w:p>
-        </w:tc>
-        <w:tc>
-          <w:tcPr>
-            <w:tcBorders>
-              <w:top w:val="single" w:space="0" w:color="D3D3D3"/>
-              <w:bottom w:val="single" w:space="0" w:color="D3D3D3"/>
-              <w:start w:val="single" w:space="0" w:color="D3D3D3"/>
-              <w:end w:val="single" w:space="0" w:color="D3D3D3"/>
-            </w:tcBorders>
-          </w:tcPr>
-          <w:p>
-            <w:pPr>
-              <w:spacing w:before="0" w:after="60"/>
-              <w:keepNext/>
-              <w:jc w:val="center"/>
-            </w:pPr>
-            <w:r>
-              <w:rPr>
-                <w:rFonts w:ascii="Calibri" w:hAnsi="Calibri"/>
-                <w:sz w:val="20"/>
-              </w:rPr>
-              <w:t xml:space="default">0.86, 1.06</w:t>
+              <w:t xml:space="default">0.95</w:t>
+            </w:r>
+          </w:p>
+        </w:tc>
+        <w:tc>
+          <w:tcPr>
+            <w:tcBorders>
+              <w:top w:val="single" w:space="0" w:color="D3D3D3"/>
+              <w:bottom w:val="single" w:space="0" w:color="D3D3D3"/>
+              <w:start w:val="single" w:space="0" w:color="D3D3D3"/>
+              <w:end w:val="single" w:space="0" w:color="D3D3D3"/>
+            </w:tcBorders>
+          </w:tcPr>
+          <w:p>
+            <w:pPr>
+              <w:spacing w:before="0" w:after="60"/>
+              <w:keepNext/>
+              <w:jc w:val="center"/>
+            </w:pPr>
+            <w:r>
+              <w:rPr>
+                <w:rFonts w:ascii="Calibri" w:hAnsi="Calibri"/>
+                <w:sz w:val="20"/>
+              </w:rPr>
+              <w:t xml:space="default">0.85, 1.07</w:t>
             </w:r>
           </w:p>
         </w:tc>
@@ -18073,31 +18084,31 @@
                 <w:rFonts w:ascii="Calibri" w:hAnsi="Calibri"/>
                 <w:sz w:val="20"/>
               </w:rPr>
-              <w:t xml:space="default">1.33</w:t>
-            </w:r>
-          </w:p>
-        </w:tc>
-        <w:tc>
-          <w:tcPr>
-            <w:tcBorders>
-              <w:top w:val="single" w:space="0" w:color="D3D3D3"/>
-              <w:bottom w:val="single" w:space="0" w:color="D3D3D3"/>
-              <w:start w:val="single" w:space="0" w:color="D3D3D3"/>
-              <w:end w:val="single" w:space="0" w:color="D3D3D3"/>
-            </w:tcBorders>
-          </w:tcPr>
-          <w:p>
-            <w:pPr>
-              <w:spacing w:before="0" w:after="60"/>
-              <w:keepNext/>
-              <w:jc w:val="center"/>
-            </w:pPr>
-            <w:r>
-              <w:rPr>
-                <w:rFonts w:ascii="Calibri" w:hAnsi="Calibri"/>
-                <w:sz w:val="20"/>
-              </w:rPr>
-              <w:t xml:space="default">1.16, 1.52</w:t>
+              <w:t xml:space="default">1.28</w:t>
+            </w:r>
+          </w:p>
+        </w:tc>
+        <w:tc>
+          <w:tcPr>
+            <w:tcBorders>
+              <w:top w:val="single" w:space="0" w:color="D3D3D3"/>
+              <w:bottom w:val="single" w:space="0" w:color="D3D3D3"/>
+              <w:start w:val="single" w:space="0" w:color="D3D3D3"/>
+              <w:end w:val="single" w:space="0" w:color="D3D3D3"/>
+            </w:tcBorders>
+          </w:tcPr>
+          <w:p>
+            <w:pPr>
+              <w:spacing w:before="0" w:after="60"/>
+              <w:keepNext/>
+              <w:jc w:val="center"/>
+            </w:pPr>
+            <w:r>
+              <w:rPr>
+                <w:rFonts w:ascii="Calibri" w:hAnsi="Calibri"/>
+                <w:sz w:val="20"/>
+              </w:rPr>
+              <w:t xml:space="default">1.11, 1.47</w:t>
             </w:r>
           </w:p>
         </w:tc>
@@ -18376,31 +18387,31 @@
                 <w:rFonts w:ascii="Calibri" w:hAnsi="Calibri"/>
                 <w:sz w:val="20"/>
               </w:rPr>
-              <w:t xml:space="default">1.33</w:t>
-            </w:r>
-          </w:p>
-        </w:tc>
-        <w:tc>
-          <w:tcPr>
-            <w:tcBorders>
-              <w:top w:val="single" w:space="0" w:color="D3D3D3"/>
-              <w:bottom w:val="single" w:space="0" w:color="D3D3D3"/>
-              <w:start w:val="single" w:space="0" w:color="D3D3D3"/>
-              <w:end w:val="single" w:space="0" w:color="D3D3D3"/>
-            </w:tcBorders>
-          </w:tcPr>
-          <w:p>
-            <w:pPr>
-              <w:spacing w:before="0" w:after="60"/>
-              <w:keepNext/>
-              <w:jc w:val="center"/>
-            </w:pPr>
-            <w:r>
-              <w:rPr>
-                <w:rFonts w:ascii="Calibri" w:hAnsi="Calibri"/>
-                <w:sz w:val="20"/>
-              </w:rPr>
-              <w:t xml:space="default">1.15, 1.54</w:t>
+              <w:t xml:space="default">1.38</w:t>
+            </w:r>
+          </w:p>
+        </w:tc>
+        <w:tc>
+          <w:tcPr>
+            <w:tcBorders>
+              <w:top w:val="single" w:space="0" w:color="D3D3D3"/>
+              <w:bottom w:val="single" w:space="0" w:color="D3D3D3"/>
+              <w:start w:val="single" w:space="0" w:color="D3D3D3"/>
+              <w:end w:val="single" w:space="0" w:color="D3D3D3"/>
+            </w:tcBorders>
+          </w:tcPr>
+          <w:p>
+            <w:pPr>
+              <w:spacing w:before="0" w:after="60"/>
+              <w:keepNext/>
+              <w:jc w:val="center"/>
+            </w:pPr>
+            <w:r>
+              <w:rPr>
+                <w:rFonts w:ascii="Calibri" w:hAnsi="Calibri"/>
+                <w:sz w:val="20"/>
+              </w:rPr>
+              <w:t xml:space="default">1.20, 1.58</w:t>
             </w:r>
           </w:p>
         </w:tc>
@@ -18679,31 +18690,31 @@
                 <w:rFonts w:ascii="Calibri" w:hAnsi="Calibri"/>
                 <w:sz w:val="20"/>
               </w:rPr>
-              <w:t xml:space="default">1.05</w:t>
-            </w:r>
-          </w:p>
-        </w:tc>
-        <w:tc>
-          <w:tcPr>
-            <w:tcBorders>
-              <w:top w:val="single" w:space="0" w:color="D3D3D3"/>
-              <w:bottom w:val="single" w:space="0" w:color="D3D3D3"/>
-              <w:start w:val="single" w:space="0" w:color="D3D3D3"/>
-              <w:end w:val="single" w:space="0" w:color="D3D3D3"/>
-            </w:tcBorders>
-          </w:tcPr>
-          <w:p>
-            <w:pPr>
-              <w:spacing w:before="0" w:after="60"/>
-              <w:keepNext/>
-              <w:jc w:val="center"/>
-            </w:pPr>
-            <w:r>
-              <w:rPr>
-                <w:rFonts w:ascii="Calibri" w:hAnsi="Calibri"/>
-                <w:sz w:val="20"/>
-              </w:rPr>
-              <w:t xml:space="default">0.92, 1.20</w:t>
+              <w:t xml:space="default">1.06</w:t>
+            </w:r>
+          </w:p>
+        </w:tc>
+        <w:tc>
+          <w:tcPr>
+            <w:tcBorders>
+              <w:top w:val="single" w:space="0" w:color="D3D3D3"/>
+              <w:bottom w:val="single" w:space="0" w:color="D3D3D3"/>
+              <w:start w:val="single" w:space="0" w:color="D3D3D3"/>
+              <w:end w:val="single" w:space="0" w:color="D3D3D3"/>
+            </w:tcBorders>
+          </w:tcPr>
+          <w:p>
+            <w:pPr>
+              <w:spacing w:before="0" w:after="60"/>
+              <w:keepNext/>
+              <w:jc w:val="center"/>
+            </w:pPr>
+            <w:r>
+              <w:rPr>
+                <w:rFonts w:ascii="Calibri" w:hAnsi="Calibri"/>
+                <w:sz w:val="20"/>
+              </w:rPr>
+              <w:t xml:space="default">0.92, 1.22</w:t>
             </w:r>
           </w:p>
         </w:tc>
@@ -18982,55 +18993,55 @@
                 <w:rFonts w:ascii="Calibri" w:hAnsi="Calibri"/>
                 <w:sz w:val="20"/>
               </w:rPr>
-              <w:t xml:space="default">1.15</w:t>
-            </w:r>
-          </w:p>
-        </w:tc>
-        <w:tc>
-          <w:tcPr>
-            <w:tcBorders>
-              <w:top w:val="single" w:space="0" w:color="D3D3D3"/>
-              <w:bottom w:val="single" w:space="0" w:color="D3D3D3"/>
-              <w:start w:val="single" w:space="0" w:color="D3D3D3"/>
-              <w:end w:val="single" w:space="0" w:color="D3D3D3"/>
-            </w:tcBorders>
-          </w:tcPr>
-          <w:p>
-            <w:pPr>
-              <w:spacing w:before="0" w:after="60"/>
-              <w:keepNext/>
-              <w:jc w:val="center"/>
-            </w:pPr>
-            <w:r>
-              <w:rPr>
-                <w:rFonts w:ascii="Calibri" w:hAnsi="Calibri"/>
-                <w:sz w:val="20"/>
-              </w:rPr>
-              <w:t xml:space="default">0.99, 1.34</w:t>
-            </w:r>
-          </w:p>
-        </w:tc>
-        <w:tc>
-          <w:tcPr>
-            <w:tcBorders>
-              <w:top w:val="single" w:space="0" w:color="D3D3D3"/>
-              <w:bottom w:val="single" w:space="0" w:color="D3D3D3"/>
-              <w:start w:val="single" w:space="0" w:color="D3D3D3"/>
-              <w:end w:val="single" w:space="0" w:color="D3D3D3"/>
-            </w:tcBorders>
-          </w:tcPr>
-          <w:p>
-            <w:pPr>
-              <w:spacing w:before="0" w:after="60"/>
-              <w:keepNext/>
-              <w:jc w:val="center"/>
-            </w:pPr>
-            <w:r>
-              <w:rPr>
-                <w:rFonts w:ascii="Calibri" w:hAnsi="Calibri"/>
-                <w:sz w:val="20"/>
-              </w:rPr>
-              <w:t xml:space="default">0.071</w:t>
+              <w:t xml:space="default">1.14</w:t>
+            </w:r>
+          </w:p>
+        </w:tc>
+        <w:tc>
+          <w:tcPr>
+            <w:tcBorders>
+              <w:top w:val="single" w:space="0" w:color="D3D3D3"/>
+              <w:bottom w:val="single" w:space="0" w:color="D3D3D3"/>
+              <w:start w:val="single" w:space="0" w:color="D3D3D3"/>
+              <w:end w:val="single" w:space="0" w:color="D3D3D3"/>
+            </w:tcBorders>
+          </w:tcPr>
+          <w:p>
+            <w:pPr>
+              <w:spacing w:before="0" w:after="60"/>
+              <w:keepNext/>
+              <w:jc w:val="center"/>
+            </w:pPr>
+            <w:r>
+              <w:rPr>
+                <w:rFonts w:ascii="Calibri" w:hAnsi="Calibri"/>
+                <w:sz w:val="20"/>
+              </w:rPr>
+              <w:t xml:space="default">0.96, 1.35</w:t>
+            </w:r>
+          </w:p>
+        </w:tc>
+        <w:tc>
+          <w:tcPr>
+            <w:tcBorders>
+              <w:top w:val="single" w:space="0" w:color="D3D3D3"/>
+              <w:bottom w:val="single" w:space="0" w:color="D3D3D3"/>
+              <w:start w:val="single" w:space="0" w:color="D3D3D3"/>
+              <w:end w:val="single" w:space="0" w:color="D3D3D3"/>
+            </w:tcBorders>
+          </w:tcPr>
+          <w:p>
+            <w:pPr>
+              <w:spacing w:before="0" w:after="60"/>
+              <w:keepNext/>
+              <w:jc w:val="center"/>
+            </w:pPr>
+            <w:r>
+              <w:rPr>
+                <w:rFonts w:ascii="Calibri" w:hAnsi="Calibri"/>
+                <w:sz w:val="20"/>
+              </w:rPr>
+              <w:t xml:space="default">0.14</w:t>
             </w:r>
           </w:p>
         </w:tc>
@@ -19285,55 +19296,55 @@
                 <w:rFonts w:ascii="Calibri" w:hAnsi="Calibri"/>
                 <w:sz w:val="20"/>
               </w:rPr>
-              <w:t xml:space="default">1.04</w:t>
-            </w:r>
-          </w:p>
-        </w:tc>
-        <w:tc>
-          <w:tcPr>
-            <w:tcBorders>
-              <w:top w:val="single" w:space="0" w:color="D3D3D3"/>
-              <w:bottom w:val="single" w:space="0" w:color="D3D3D3"/>
-              <w:start w:val="single" w:space="0" w:color="D3D3D3"/>
-              <w:end w:val="single" w:space="0" w:color="D3D3D3"/>
-            </w:tcBorders>
-          </w:tcPr>
-          <w:p>
-            <w:pPr>
-              <w:spacing w:before="0" w:after="60"/>
-              <w:keepNext/>
-              <w:jc w:val="center"/>
-            </w:pPr>
-            <w:r>
-              <w:rPr>
-                <w:rFonts w:ascii="Calibri" w:hAnsi="Calibri"/>
-                <w:sz w:val="20"/>
-              </w:rPr>
-              <w:t xml:space="default">0.93, 1.16</w:t>
-            </w:r>
-          </w:p>
-        </w:tc>
-        <w:tc>
-          <w:tcPr>
-            <w:tcBorders>
-              <w:top w:val="single" w:space="0" w:color="D3D3D3"/>
-              <w:bottom w:val="single" w:space="0" w:color="D3D3D3"/>
-              <w:start w:val="single" w:space="0" w:color="D3D3D3"/>
-              <w:end w:val="single" w:space="0" w:color="D3D3D3"/>
-            </w:tcBorders>
-          </w:tcPr>
-          <w:p>
-            <w:pPr>
-              <w:spacing w:before="0" w:after="60"/>
-              <w:keepNext/>
-              <w:jc w:val="center"/>
-            </w:pPr>
-            <w:r>
-              <w:rPr>
-                <w:rFonts w:ascii="Calibri" w:hAnsi="Calibri"/>
-                <w:sz w:val="20"/>
-              </w:rPr>
-              <w:t xml:space="default">0.5</w:t>
+              <w:t xml:space="default">1.00</w:t>
+            </w:r>
+          </w:p>
+        </w:tc>
+        <w:tc>
+          <w:tcPr>
+            <w:tcBorders>
+              <w:top w:val="single" w:space="0" w:color="D3D3D3"/>
+              <w:bottom w:val="single" w:space="0" w:color="D3D3D3"/>
+              <w:start w:val="single" w:space="0" w:color="D3D3D3"/>
+              <w:end w:val="single" w:space="0" w:color="D3D3D3"/>
+            </w:tcBorders>
+          </w:tcPr>
+          <w:p>
+            <w:pPr>
+              <w:spacing w:before="0" w:after="60"/>
+              <w:keepNext/>
+              <w:jc w:val="center"/>
+            </w:pPr>
+            <w:r>
+              <w:rPr>
+                <w:rFonts w:ascii="Calibri" w:hAnsi="Calibri"/>
+                <w:sz w:val="20"/>
+              </w:rPr>
+              <w:t xml:space="default">0.88, 1.13</w:t>
+            </w:r>
+          </w:p>
+        </w:tc>
+        <w:tc>
+          <w:tcPr>
+            <w:tcBorders>
+              <w:top w:val="single" w:space="0" w:color="D3D3D3"/>
+              <w:bottom w:val="single" w:space="0" w:color="D3D3D3"/>
+              <w:start w:val="single" w:space="0" w:color="D3D3D3"/>
+              <w:end w:val="single" w:space="0" w:color="D3D3D3"/>
+            </w:tcBorders>
+          </w:tcPr>
+          <w:p>
+            <w:pPr>
+              <w:spacing w:before="0" w:after="60"/>
+              <w:keepNext/>
+              <w:jc w:val="center"/>
+            </w:pPr>
+            <w:r>
+              <w:rPr>
+                <w:rFonts w:ascii="Calibri" w:hAnsi="Calibri"/>
+                <w:sz w:val="20"/>
+              </w:rPr>
+              <w:t xml:space="default">&gt;0.9</w:t>
             </w:r>
           </w:p>
         </w:tc>
@@ -19588,55 +19599,55 @@
                 <w:rFonts w:ascii="Calibri" w:hAnsi="Calibri"/>
                 <w:sz w:val="20"/>
               </w:rPr>
-              <w:t xml:space="default">1.04</w:t>
-            </w:r>
-          </w:p>
-        </w:tc>
-        <w:tc>
-          <w:tcPr>
-            <w:tcBorders>
-              <w:top w:val="single" w:space="0" w:color="D3D3D3"/>
-              <w:bottom w:val="single" w:space="0" w:color="D3D3D3"/>
-              <w:start w:val="single" w:space="0" w:color="D3D3D3"/>
-              <w:end w:val="single" w:space="0" w:color="D3D3D3"/>
-            </w:tcBorders>
-          </w:tcPr>
-          <w:p>
-            <w:pPr>
-              <w:spacing w:before="0" w:after="60"/>
-              <w:keepNext/>
-              <w:jc w:val="center"/>
-            </w:pPr>
-            <w:r>
-              <w:rPr>
-                <w:rFonts w:ascii="Calibri" w:hAnsi="Calibri"/>
-                <w:sz w:val="20"/>
-              </w:rPr>
-              <w:t xml:space="default">0.86, 1.27</w:t>
-            </w:r>
-          </w:p>
-        </w:tc>
-        <w:tc>
-          <w:tcPr>
-            <w:tcBorders>
-              <w:top w:val="single" w:space="0" w:color="D3D3D3"/>
-              <w:bottom w:val="single" w:space="0" w:color="D3D3D3"/>
-              <w:start w:val="single" w:space="0" w:color="D3D3D3"/>
-              <w:end w:val="single" w:space="0" w:color="D3D3D3"/>
-            </w:tcBorders>
-          </w:tcPr>
-          <w:p>
-            <w:pPr>
-              <w:spacing w:before="0" w:after="60"/>
-              <w:keepNext/>
-              <w:jc w:val="center"/>
-            </w:pPr>
-            <w:r>
-              <w:rPr>
-                <w:rFonts w:ascii="Calibri" w:hAnsi="Calibri"/>
-                <w:sz w:val="20"/>
-              </w:rPr>
-              <w:t xml:space="default">0.7</w:t>
+              <w:t xml:space="default">1.10</w:t>
+            </w:r>
+          </w:p>
+        </w:tc>
+        <w:tc>
+          <w:tcPr>
+            <w:tcBorders>
+              <w:top w:val="single" w:space="0" w:color="D3D3D3"/>
+              <w:bottom w:val="single" w:space="0" w:color="D3D3D3"/>
+              <w:start w:val="single" w:space="0" w:color="D3D3D3"/>
+              <w:end w:val="single" w:space="0" w:color="D3D3D3"/>
+            </w:tcBorders>
+          </w:tcPr>
+          <w:p>
+            <w:pPr>
+              <w:spacing w:before="0" w:after="60"/>
+              <w:keepNext/>
+              <w:jc w:val="center"/>
+            </w:pPr>
+            <w:r>
+              <w:rPr>
+                <w:rFonts w:ascii="Calibri" w:hAnsi="Calibri"/>
+                <w:sz w:val="20"/>
+              </w:rPr>
+              <w:t xml:space="default">0.90, 1.33</w:t>
+            </w:r>
+          </w:p>
+        </w:tc>
+        <w:tc>
+          <w:tcPr>
+            <w:tcBorders>
+              <w:top w:val="single" w:space="0" w:color="D3D3D3"/>
+              <w:bottom w:val="single" w:space="0" w:color="D3D3D3"/>
+              <w:start w:val="single" w:space="0" w:color="D3D3D3"/>
+              <w:end w:val="single" w:space="0" w:color="D3D3D3"/>
+            </w:tcBorders>
+          </w:tcPr>
+          <w:p>
+            <w:pPr>
+              <w:spacing w:before="0" w:after="60"/>
+              <w:keepNext/>
+              <w:jc w:val="center"/>
+            </w:pPr>
+            <w:r>
+              <w:rPr>
+                <w:rFonts w:ascii="Calibri" w:hAnsi="Calibri"/>
+                <w:sz w:val="20"/>
+              </w:rPr>
+              <w:t xml:space="default">0.4</w:t>
             </w:r>
           </w:p>
         </w:tc>

--- a/docs/quarto/index.docx
+++ b/docs/quarto/index.docx
@@ -847,17 +847,6 @@
     <w:p>
       <w:pPr>
         <w:numPr>
-          <w:ilvl w:val="1"/>
-          <w:numId w:val="1017"/>
-        </w:numPr>
-      </w:pPr>
-      <w:r>
-        <w:t xml:space="preserve">The ten most common principle diagnoses for readmission were reported according to decreasing prevalence</w:t>
-      </w:r>
-    </w:p>
-    <w:p>
-      <w:pPr>
-        <w:numPr>
           <w:ilvl w:val="0"/>
           <w:numId w:val="1001"/>
         </w:numPr>
@@ -895,5055 +884,6 @@
         <w:t xml:space="preserve">Baseline Characteristics of Index Hospitalizations</w:t>
       </w:r>
     </w:p>
-    <w:tbl xmlns:w="http://schemas.openxmlformats.org/wordprocessingml/2006/main" xmlns:wp="http://schemas.openxmlformats.org/drawingml/2006/wordprocessingDrawing" xmlns:r="http://schemas.openxmlformats.org/officeDocument/2006/relationships" xmlns:w14="http://schemas.microsoft.com/office/word/2010/wordml">
-      <w:tblPr>
-        <w:tblCellMar>
-          <w:top w:w="0" w:type="dxa"/>
-          <w:bottom w:w="0" w:type="dxa"/>
-          <w:start w:w="60" w:type="dxa"/>
-          <w:end w:w="60" w:type="dxa"/>
-        </w:tblCellMar>
-        <w:tblW w:type="auto" w:w="0"/>
-        <w:tblLook w:firstRow="0" w:lastRow="0" w:firstColumn="0" w:lastColumn="0" w:noHBand="0" w:noVBand="0"/>
-        <w:jc w:val="center"/>
-      </w:tblPr>
-      <w:tr>
-        <w:trPr>
-          <w:cantSplit/>
-          <w:tblHeader/>
-        </w:trPr>
-        <w:tc>
-          <w:tcPr>
-            <w:tcBorders>
-              <w:top w:val="single" w:sz="16" w:space="0" w:color="D3D3D3"/>
-              <w:bottom w:val="single" w:sz="16" w:space="0" w:color="D3D3D3"/>
-              <w:start w:val="single" w:space="0" w:color="D3D3D3"/>
-            </w:tcBorders>
-          </w:tcPr>
-          <w:p>
-            <w:pPr>
-              <w:spacing w:before="0" w:after="60"/>
-              <w:keepNext/>
-              <w:jc w:val="start"/>
-            </w:pPr>
-            <w:r>
-              <w:rPr>
-                <w:b w:val="true"/>
-                <w:rFonts w:ascii="Calibri" w:hAnsi="Calibri"/>
-                <w:sz w:val="20"/>
-              </w:rPr>
-              <w:t xml:space="preserve">Characteristic</w:t>
-            </w:r>
-          </w:p>
-        </w:tc>
-        <w:tc>
-          <w:tcPr>
-            <w:tcBorders>
-              <w:top w:val="single" w:sz="16" w:space="0" w:color="D3D3D3"/>
-              <w:bottom w:val="single" w:sz="16" w:space="0" w:color="D3D3D3"/>
-            </w:tcBorders>
-          </w:tcPr>
-          <w:p>
-            <w:pPr>
-              <w:spacing w:before="0" w:after="60"/>
-              <w:keepNext/>
-              <w:jc w:val="center"/>
-            </w:pPr>
-            <w:r>
-              <w:rPr>
-                <w:b w:val="true"/>
-                <w:rFonts w:ascii="Calibri" w:hAnsi="Calibri"/>
-                <w:sz w:val="20"/>
-              </w:rPr>
-              <w:t xml:space="preserve">Overall</w:t>
-            </w:r>
-            <w:r>
-              <w:rPr>
-                <w:rFonts w:ascii="Calibri" w:hAnsi="Calibri"/>
-                <w:sz w:val="20"/>
-              </w:rPr>
-              <w:t xml:space="preserve"/>
-            </w:r>
-            <w:r xmlns:w="http://schemas.openxmlformats.org/wordprocessingml/2006/main">
-              <w:rPr>
-                <w:rFonts w:ascii="Calibri" w:hAnsi="Calibri"/>
-                <w:sz w:val="20"/>
-              </w:rPr>
-              <w:t xml:space="preserve"> </w:t>
-            </w:r>
-            <w:r>
-              <w:rPr>
-                <w:rFonts w:ascii="Calibri" w:hAnsi="Calibri"/>
-                <w:sz w:val="20"/>
-              </w:rPr>
-              <w:t xml:space="preserve">N = 26,348</w:t>
-            </w:r>
-            <w:r>
-              <w:rPr>
-                <w:vertAlign w:val="superscript"/>
-                <w:i/>
-                <w:rFonts w:ascii="Calibri" w:hAnsi="Calibri"/>
-                <w:sz w:val="20"/>
-              </w:rPr>
-              <w:t xml:space="default">1</w:t>
-            </w:r>
-          </w:p>
-        </w:tc>
-        <w:tc>
-          <w:tcPr>
-            <w:tcBorders>
-              <w:top w:val="single" w:sz="16" w:space="0" w:color="D3D3D3"/>
-              <w:bottom w:val="single" w:sz="16" w:space="0" w:color="D3D3D3"/>
-            </w:tcBorders>
-          </w:tcPr>
-          <w:p>
-            <w:pPr>
-              <w:spacing w:before="0" w:after="60"/>
-              <w:keepNext/>
-              <w:jc w:val="center"/>
-            </w:pPr>
-            <w:r>
-              <w:rPr>
-                <w:b w:val="true"/>
-                <w:rFonts w:ascii="Calibri" w:hAnsi="Calibri"/>
-                <w:sz w:val="20"/>
-              </w:rPr>
-              <w:t xml:space="preserve">Type A</w:t>
-            </w:r>
-            <w:r>
-              <w:rPr>
-                <w:rFonts w:ascii="Calibri" w:hAnsi="Calibri"/>
-                <w:sz w:val="20"/>
-              </w:rPr>
-              <w:t xml:space="preserve"/>
-            </w:r>
-            <w:r xmlns:w="http://schemas.openxmlformats.org/wordprocessingml/2006/main">
-              <w:rPr>
-                <w:rFonts w:ascii="Calibri" w:hAnsi="Calibri"/>
-                <w:sz w:val="20"/>
-              </w:rPr>
-              <w:t xml:space="preserve"> </w:t>
-            </w:r>
-            <w:r>
-              <w:rPr>
-                <w:rFonts w:ascii="Calibri" w:hAnsi="Calibri"/>
-                <w:sz w:val="20"/>
-              </w:rPr>
-              <w:t xml:space="preserve">N = 5,989</w:t>
-            </w:r>
-            <w:r>
-              <w:rPr>
-                <w:vertAlign w:val="superscript"/>
-                <w:i/>
-                <w:rFonts w:ascii="Calibri" w:hAnsi="Calibri"/>
-                <w:sz w:val="20"/>
-              </w:rPr>
-              <w:t xml:space="default">1</w:t>
-            </w:r>
-          </w:p>
-        </w:tc>
-        <w:tc>
-          <w:tcPr>
-            <w:tcBorders>
-              <w:top w:val="single" w:sz="16" w:space="0" w:color="D3D3D3"/>
-              <w:bottom w:val="single" w:sz="16" w:space="0" w:color="D3D3D3"/>
-            </w:tcBorders>
-          </w:tcPr>
-          <w:p>
-            <w:pPr>
-              <w:spacing w:before="0" w:after="60"/>
-              <w:keepNext/>
-              <w:jc w:val="center"/>
-            </w:pPr>
-            <w:r>
-              <w:rPr>
-                <w:b w:val="true"/>
-                <w:rFonts w:ascii="Calibri" w:hAnsi="Calibri"/>
-                <w:sz w:val="20"/>
-              </w:rPr>
-              <w:t xml:space="preserve">Type B</w:t>
-            </w:r>
-            <w:r>
-              <w:rPr>
-                <w:rFonts w:ascii="Calibri" w:hAnsi="Calibri"/>
-                <w:sz w:val="20"/>
-              </w:rPr>
-              <w:t xml:space="preserve"/>
-            </w:r>
-            <w:r xmlns:w="http://schemas.openxmlformats.org/wordprocessingml/2006/main">
-              <w:rPr>
-                <w:rFonts w:ascii="Calibri" w:hAnsi="Calibri"/>
-                <w:sz w:val="20"/>
-              </w:rPr>
-              <w:t xml:space="preserve"> </w:t>
-            </w:r>
-            <w:r>
-              <w:rPr>
-                <w:rFonts w:ascii="Calibri" w:hAnsi="Calibri"/>
-                <w:sz w:val="20"/>
-              </w:rPr>
-              <w:t xml:space="preserve">N = 20,360</w:t>
-            </w:r>
-            <w:r>
-              <w:rPr>
-                <w:vertAlign w:val="superscript"/>
-                <w:i/>
-                <w:rFonts w:ascii="Calibri" w:hAnsi="Calibri"/>
-                <w:sz w:val="20"/>
-              </w:rPr>
-              <w:t xml:space="default">1</w:t>
-            </w:r>
-          </w:p>
-        </w:tc>
-        <w:tc>
-          <w:tcPr>
-            <w:tcBorders>
-              <w:top w:val="single" w:sz="16" w:space="0" w:color="D3D3D3"/>
-              <w:bottom w:val="single" w:sz="16" w:space="0" w:color="D3D3D3"/>
-              <w:end w:val="single" w:space="0" w:color="D3D3D3"/>
-            </w:tcBorders>
-          </w:tcPr>
-          <w:p>
-            <w:pPr>
-              <w:spacing w:before="0" w:after="60"/>
-              <w:keepNext/>
-              <w:jc w:val="center"/>
-            </w:pPr>
-            <w:r>
-              <w:rPr>
-                <w:b w:val="true"/>
-                <w:rFonts w:ascii="Calibri" w:hAnsi="Calibri"/>
-                <w:sz w:val="20"/>
-              </w:rPr>
-              <w:t xml:space="preserve">p-value</w:t>
-            </w:r>
-            <w:r>
-              <w:rPr>
-                <w:vertAlign w:val="superscript"/>
-                <w:i/>
-                <w:rFonts w:ascii="Calibri" w:hAnsi="Calibri"/>
-                <w:sz w:val="20"/>
-              </w:rPr>
-              <w:t xml:space="default">2</w:t>
-            </w:r>
-          </w:p>
-        </w:tc>
-      </w:tr>
-      <w:tr>
-        <w:trPr>
-          <w:cantSplit/>
-        </w:trPr>
-        <w:tc>
-          <w:tcPr>
-            <w:tcBorders>
-              <w:top w:val="single" w:space="0" w:color="D3D3D3"/>
-              <w:bottom w:val="single" w:space="0" w:color="D3D3D3"/>
-              <w:start w:val="single" w:space="0" w:color="D3D3D3"/>
-              <w:end w:val="single" w:space="0" w:color="D3D3D3"/>
-            </w:tcBorders>
-          </w:tcPr>
-          <w:p>
-            <w:pPr>
-              <w:spacing w:before="0" w:after="60"/>
-              <w:keepNext/>
-              <w:jc w:val="start"/>
-            </w:pPr>
-            <w:r>
-              <w:rPr>
-                <w:rFonts w:ascii="Calibri" w:hAnsi="Calibri"/>
-                <w:sz w:val="20"/>
-              </w:rPr>
-              <w:t xml:space="default">Age (years)</w:t>
-            </w:r>
-          </w:p>
-        </w:tc>
-        <w:tc>
-          <w:tcPr>
-            <w:tcBorders>
-              <w:top w:val="single" w:space="0" w:color="D3D3D3"/>
-              <w:bottom w:val="single" w:space="0" w:color="D3D3D3"/>
-              <w:start w:val="single" w:space="0" w:color="D3D3D3"/>
-              <w:end w:val="single" w:space="0" w:color="D3D3D3"/>
-            </w:tcBorders>
-          </w:tcPr>
-          <w:p>
-            <w:pPr>
-              <w:spacing w:before="0" w:after="60"/>
-              <w:keepNext/>
-              <w:jc w:val="center"/>
-            </w:pPr>
-            <w:r>
-              <w:rPr>
-                <w:rFonts w:ascii="Calibri" w:hAnsi="Calibri"/>
-                <w:sz w:val="20"/>
-              </w:rPr>
-              <w:t xml:space="default">64 (15)</w:t>
-            </w:r>
-          </w:p>
-        </w:tc>
-        <w:tc>
-          <w:tcPr>
-            <w:tcBorders>
-              <w:top w:val="single" w:space="0" w:color="D3D3D3"/>
-              <w:bottom w:val="single" w:space="0" w:color="D3D3D3"/>
-              <w:start w:val="single" w:space="0" w:color="D3D3D3"/>
-              <w:end w:val="single" w:space="0" w:color="D3D3D3"/>
-            </w:tcBorders>
-          </w:tcPr>
-          <w:p>
-            <w:pPr>
-              <w:spacing w:before="0" w:after="60"/>
-              <w:keepNext/>
-              <w:jc w:val="center"/>
-            </w:pPr>
-            <w:r>
-              <w:rPr>
-                <w:rFonts w:ascii="Calibri" w:hAnsi="Calibri"/>
-                <w:sz w:val="20"/>
-              </w:rPr>
-              <w:t xml:space="default">60 (14)</w:t>
-            </w:r>
-          </w:p>
-        </w:tc>
-        <w:tc>
-          <w:tcPr>
-            <w:tcBorders>
-              <w:top w:val="single" w:space="0" w:color="D3D3D3"/>
-              <w:bottom w:val="single" w:space="0" w:color="D3D3D3"/>
-              <w:start w:val="single" w:space="0" w:color="D3D3D3"/>
-              <w:end w:val="single" w:space="0" w:color="D3D3D3"/>
-            </w:tcBorders>
-          </w:tcPr>
-          <w:p>
-            <w:pPr>
-              <w:spacing w:before="0" w:after="60"/>
-              <w:keepNext/>
-              <w:jc w:val="center"/>
-            </w:pPr>
-            <w:r>
-              <w:rPr>
-                <w:rFonts w:ascii="Calibri" w:hAnsi="Calibri"/>
-                <w:sz w:val="20"/>
-              </w:rPr>
-              <w:t xml:space="default">65 (15)</w:t>
-            </w:r>
-          </w:p>
-        </w:tc>
-        <w:tc>
-          <w:tcPr>
-            <w:tcBorders>
-              <w:top w:val="single" w:space="0" w:color="D3D3D3"/>
-              <w:bottom w:val="single" w:space="0" w:color="D3D3D3"/>
-              <w:start w:val="single" w:space="0" w:color="D3D3D3"/>
-              <w:end w:val="single" w:space="0" w:color="D3D3D3"/>
-            </w:tcBorders>
-          </w:tcPr>
-          <w:p>
-            <w:pPr>
-              <w:spacing w:before="0" w:after="60"/>
-              <w:keepNext/>
-              <w:jc w:val="center"/>
-            </w:pPr>
-            <w:r>
-              <w:rPr>
-                <w:rFonts w:ascii="Calibri" w:hAnsi="Calibri"/>
-                <w:sz w:val="20"/>
-              </w:rPr>
-              <w:t xml:space="default">&lt;0.001</w:t>
-            </w:r>
-          </w:p>
-        </w:tc>
-      </w:tr>
-      <w:tr>
-        <w:trPr>
-          <w:cantSplit/>
-        </w:trPr>
-        <w:tc>
-          <w:tcPr>
-            <w:tcBorders>
-              <w:top w:val="single" w:space="0" w:color="D3D3D3"/>
-              <w:bottom w:val="single" w:space="0" w:color="D3D3D3"/>
-              <w:start w:val="single" w:space="0" w:color="D3D3D3"/>
-              <w:end w:val="single" w:space="0" w:color="D3D3D3"/>
-            </w:tcBorders>
-          </w:tcPr>
-          <w:p>
-            <w:pPr>
-              <w:spacing w:before="0" w:after="60"/>
-              <w:keepNext/>
-              <w:jc w:val="start"/>
-            </w:pPr>
-            <w:r>
-              <w:rPr>
-                <w:rFonts w:ascii="Calibri" w:hAnsi="Calibri"/>
-                <w:sz w:val="20"/>
-              </w:rPr>
-              <w:t xml:space="default">Sex</w:t>
-            </w:r>
-          </w:p>
-        </w:tc>
-        <w:tc>
-          <w:tcPr>
-            <w:tcBorders>
-              <w:top w:val="single" w:space="0" w:color="D3D3D3"/>
-              <w:bottom w:val="single" w:space="0" w:color="D3D3D3"/>
-              <w:start w:val="single" w:space="0" w:color="D3D3D3"/>
-              <w:end w:val="single" w:space="0" w:color="D3D3D3"/>
-            </w:tcBorders>
-          </w:tcPr>
-          <w:p>
-            <w:pPr>
-              <w:spacing w:before="0" w:after="60"/>
-              <w:keepNext/>
-              <w:jc w:val="center"/>
-            </w:pPr>
-            <w:r>
-              <w:rPr>
-                <w:rFonts w:ascii="Calibri" w:hAnsi="Calibri"/>
-                <w:sz w:val="20"/>
-              </w:rPr>
-              <w:t xml:space="default"/>
-            </w:r>
-          </w:p>
-        </w:tc>
-        <w:tc>
-          <w:tcPr>
-            <w:tcBorders>
-              <w:top w:val="single" w:space="0" w:color="D3D3D3"/>
-              <w:bottom w:val="single" w:space="0" w:color="D3D3D3"/>
-              <w:start w:val="single" w:space="0" w:color="D3D3D3"/>
-              <w:end w:val="single" w:space="0" w:color="D3D3D3"/>
-            </w:tcBorders>
-          </w:tcPr>
-          <w:p>
-            <w:pPr>
-              <w:spacing w:before="0" w:after="60"/>
-              <w:keepNext/>
-              <w:jc w:val="center"/>
-            </w:pPr>
-            <w:r>
-              <w:rPr>
-                <w:rFonts w:ascii="Calibri" w:hAnsi="Calibri"/>
-                <w:sz w:val="20"/>
-              </w:rPr>
-              <w:t xml:space="default"/>
-            </w:r>
-          </w:p>
-        </w:tc>
-        <w:tc>
-          <w:tcPr>
-            <w:tcBorders>
-              <w:top w:val="single" w:space="0" w:color="D3D3D3"/>
-              <w:bottom w:val="single" w:space="0" w:color="D3D3D3"/>
-              <w:start w:val="single" w:space="0" w:color="D3D3D3"/>
-              <w:end w:val="single" w:space="0" w:color="D3D3D3"/>
-            </w:tcBorders>
-          </w:tcPr>
-          <w:p>
-            <w:pPr>
-              <w:spacing w:before="0" w:after="60"/>
-              <w:keepNext/>
-              <w:jc w:val="center"/>
-            </w:pPr>
-            <w:r>
-              <w:rPr>
-                <w:rFonts w:ascii="Calibri" w:hAnsi="Calibri"/>
-                <w:sz w:val="20"/>
-              </w:rPr>
-              <w:t xml:space="default"/>
-            </w:r>
-          </w:p>
-        </w:tc>
-        <w:tc>
-          <w:tcPr>
-            <w:tcBorders>
-              <w:top w:val="single" w:space="0" w:color="D3D3D3"/>
-              <w:bottom w:val="single" w:space="0" w:color="D3D3D3"/>
-              <w:start w:val="single" w:space="0" w:color="D3D3D3"/>
-              <w:end w:val="single" w:space="0" w:color="D3D3D3"/>
-            </w:tcBorders>
-          </w:tcPr>
-          <w:p>
-            <w:pPr>
-              <w:spacing w:before="0" w:after="60"/>
-              <w:keepNext/>
-              <w:jc w:val="center"/>
-            </w:pPr>
-            <w:r>
-              <w:rPr>
-                <w:rFonts w:ascii="Calibri" w:hAnsi="Calibri"/>
-                <w:sz w:val="20"/>
-              </w:rPr>
-              <w:t xml:space="default">&lt;0.001</w:t>
-            </w:r>
-          </w:p>
-        </w:tc>
-      </w:tr>
-      <w:tr>
-        <w:trPr>
-          <w:cantSplit/>
-        </w:trPr>
-        <w:tc>
-          <w:tcPr>
-            <w:tcBorders>
-              <w:top w:val="single" w:space="0" w:color="D3D3D3"/>
-              <w:bottom w:val="single" w:space="0" w:color="D3D3D3"/>
-              <w:start w:val="single" w:space="0" w:color="D3D3D3"/>
-              <w:end w:val="single" w:space="0" w:color="D3D3D3"/>
-            </w:tcBorders>
-          </w:tcPr>
-          <w:p>
-            <w:pPr>
-              <w:spacing w:before="0" w:after="60"/>
-              <w:keepNext/>
-              <w:jc w:val="start"/>
-            </w:pPr>
-            <w:r>
-              <w:rPr>
-                <w:rFonts w:ascii="Calibri" w:hAnsi="Calibri"/>
-                <w:sz w:val="20"/>
-              </w:rPr>
-              <w:t xml:space="default">    Male</w:t>
-            </w:r>
-          </w:p>
-        </w:tc>
-        <w:tc>
-          <w:tcPr>
-            <w:tcBorders>
-              <w:top w:val="single" w:space="0" w:color="D3D3D3"/>
-              <w:bottom w:val="single" w:space="0" w:color="D3D3D3"/>
-              <w:start w:val="single" w:space="0" w:color="D3D3D3"/>
-              <w:end w:val="single" w:space="0" w:color="D3D3D3"/>
-            </w:tcBorders>
-          </w:tcPr>
-          <w:p>
-            <w:pPr>
-              <w:spacing w:before="0" w:after="60"/>
-              <w:keepNext/>
-              <w:jc w:val="center"/>
-            </w:pPr>
-            <w:r>
-              <w:rPr>
-                <w:rFonts w:ascii="Calibri" w:hAnsi="Calibri"/>
-                <w:sz w:val="20"/>
-              </w:rPr>
-              <w:t xml:space="default">16,453 (62%)</w:t>
-            </w:r>
-          </w:p>
-        </w:tc>
-        <w:tc>
-          <w:tcPr>
-            <w:tcBorders>
-              <w:top w:val="single" w:space="0" w:color="D3D3D3"/>
-              <w:bottom w:val="single" w:space="0" w:color="D3D3D3"/>
-              <w:start w:val="single" w:space="0" w:color="D3D3D3"/>
-              <w:end w:val="single" w:space="0" w:color="D3D3D3"/>
-            </w:tcBorders>
-          </w:tcPr>
-          <w:p>
-            <w:pPr>
-              <w:spacing w:before="0" w:after="60"/>
-              <w:keepNext/>
-              <w:jc w:val="center"/>
-            </w:pPr>
-            <w:r>
-              <w:rPr>
-                <w:rFonts w:ascii="Calibri" w:hAnsi="Calibri"/>
-                <w:sz w:val="20"/>
-              </w:rPr>
-              <w:t xml:space="default">4,033 (67%)</w:t>
-            </w:r>
-          </w:p>
-        </w:tc>
-        <w:tc>
-          <w:tcPr>
-            <w:tcBorders>
-              <w:top w:val="single" w:space="0" w:color="D3D3D3"/>
-              <w:bottom w:val="single" w:space="0" w:color="D3D3D3"/>
-              <w:start w:val="single" w:space="0" w:color="D3D3D3"/>
-              <w:end w:val="single" w:space="0" w:color="D3D3D3"/>
-            </w:tcBorders>
-          </w:tcPr>
-          <w:p>
-            <w:pPr>
-              <w:spacing w:before="0" w:after="60"/>
-              <w:keepNext/>
-              <w:jc w:val="center"/>
-            </w:pPr>
-            <w:r>
-              <w:rPr>
-                <w:rFonts w:ascii="Calibri" w:hAnsi="Calibri"/>
-                <w:sz w:val="20"/>
-              </w:rPr>
-              <w:t xml:space="default">12,420 (61%)</w:t>
-            </w:r>
-          </w:p>
-        </w:tc>
-        <w:tc>
-          <w:tcPr>
-            <w:tcBorders>
-              <w:top w:val="single" w:space="0" w:color="D3D3D3"/>
-              <w:bottom w:val="single" w:space="0" w:color="D3D3D3"/>
-              <w:start w:val="single" w:space="0" w:color="D3D3D3"/>
-              <w:end w:val="single" w:space="0" w:color="D3D3D3"/>
-            </w:tcBorders>
-          </w:tcPr>
-          <w:p>
-            <w:pPr>
-              <w:spacing w:before="0" w:after="60"/>
-              <w:keepNext/>
-              <w:jc w:val="center"/>
-            </w:pPr>
-            <w:r>
-              <w:rPr>
-                <w:rFonts w:ascii="Calibri" w:hAnsi="Calibri"/>
-                <w:sz w:val="20"/>
-              </w:rPr>
-              <w:t xml:space="default"/>
-            </w:r>
-          </w:p>
-        </w:tc>
-      </w:tr>
-      <w:tr>
-        <w:trPr>
-          <w:cantSplit/>
-        </w:trPr>
-        <w:tc>
-          <w:tcPr>
-            <w:tcBorders>
-              <w:top w:val="single" w:space="0" w:color="D3D3D3"/>
-              <w:bottom w:val="single" w:space="0" w:color="D3D3D3"/>
-              <w:start w:val="single" w:space="0" w:color="D3D3D3"/>
-              <w:end w:val="single" w:space="0" w:color="D3D3D3"/>
-            </w:tcBorders>
-          </w:tcPr>
-          <w:p>
-            <w:pPr>
-              <w:spacing w:before="0" w:after="60"/>
-              <w:keepNext/>
-              <w:jc w:val="start"/>
-            </w:pPr>
-            <w:r>
-              <w:rPr>
-                <w:rFonts w:ascii="Calibri" w:hAnsi="Calibri"/>
-                <w:sz w:val="20"/>
-              </w:rPr>
-              <w:t xml:space="default">    Female</w:t>
-            </w:r>
-          </w:p>
-        </w:tc>
-        <w:tc>
-          <w:tcPr>
-            <w:tcBorders>
-              <w:top w:val="single" w:space="0" w:color="D3D3D3"/>
-              <w:bottom w:val="single" w:space="0" w:color="D3D3D3"/>
-              <w:start w:val="single" w:space="0" w:color="D3D3D3"/>
-              <w:end w:val="single" w:space="0" w:color="D3D3D3"/>
-            </w:tcBorders>
-          </w:tcPr>
-          <w:p>
-            <w:pPr>
-              <w:spacing w:before="0" w:after="60"/>
-              <w:keepNext/>
-              <w:jc w:val="center"/>
-            </w:pPr>
-            <w:r>
-              <w:rPr>
-                <w:rFonts w:ascii="Calibri" w:hAnsi="Calibri"/>
-                <w:sz w:val="20"/>
-              </w:rPr>
-              <w:t xml:space="default">9,895 (38%)</w:t>
-            </w:r>
-          </w:p>
-        </w:tc>
-        <w:tc>
-          <w:tcPr>
-            <w:tcBorders>
-              <w:top w:val="single" w:space="0" w:color="D3D3D3"/>
-              <w:bottom w:val="single" w:space="0" w:color="D3D3D3"/>
-              <w:start w:val="single" w:space="0" w:color="D3D3D3"/>
-              <w:end w:val="single" w:space="0" w:color="D3D3D3"/>
-            </w:tcBorders>
-          </w:tcPr>
-          <w:p>
-            <w:pPr>
-              <w:spacing w:before="0" w:after="60"/>
-              <w:keepNext/>
-              <w:jc w:val="center"/>
-            </w:pPr>
-            <w:r>
-              <w:rPr>
-                <w:rFonts w:ascii="Calibri" w:hAnsi="Calibri"/>
-                <w:sz w:val="20"/>
-              </w:rPr>
-              <w:t xml:space="default">1,955 (33%)</w:t>
-            </w:r>
-          </w:p>
-        </w:tc>
-        <w:tc>
-          <w:tcPr>
-            <w:tcBorders>
-              <w:top w:val="single" w:space="0" w:color="D3D3D3"/>
-              <w:bottom w:val="single" w:space="0" w:color="D3D3D3"/>
-              <w:start w:val="single" w:space="0" w:color="D3D3D3"/>
-              <w:end w:val="single" w:space="0" w:color="D3D3D3"/>
-            </w:tcBorders>
-          </w:tcPr>
-          <w:p>
-            <w:pPr>
-              <w:spacing w:before="0" w:after="60"/>
-              <w:keepNext/>
-              <w:jc w:val="center"/>
-            </w:pPr>
-            <w:r>
-              <w:rPr>
-                <w:rFonts w:ascii="Calibri" w:hAnsi="Calibri"/>
-                <w:sz w:val="20"/>
-              </w:rPr>
-              <w:t xml:space="default">7,940 (39%)</w:t>
-            </w:r>
-          </w:p>
-        </w:tc>
-        <w:tc>
-          <w:tcPr>
-            <w:tcBorders>
-              <w:top w:val="single" w:space="0" w:color="D3D3D3"/>
-              <w:bottom w:val="single" w:space="0" w:color="D3D3D3"/>
-              <w:start w:val="single" w:space="0" w:color="D3D3D3"/>
-              <w:end w:val="single" w:space="0" w:color="D3D3D3"/>
-            </w:tcBorders>
-          </w:tcPr>
-          <w:p>
-            <w:pPr>
-              <w:spacing w:before="0" w:after="60"/>
-              <w:keepNext/>
-              <w:jc w:val="center"/>
-            </w:pPr>
-            <w:r>
-              <w:rPr>
-                <w:rFonts w:ascii="Calibri" w:hAnsi="Calibri"/>
-                <w:sz w:val="20"/>
-              </w:rPr>
-              <w:t xml:space="default"/>
-            </w:r>
-          </w:p>
-        </w:tc>
-      </w:tr>
-      <w:tr>
-        <w:trPr>
-          <w:cantSplit/>
-        </w:trPr>
-        <w:tc>
-          <w:tcPr>
-            <w:tcBorders>
-              <w:top w:val="single" w:space="0" w:color="D3D3D3"/>
-              <w:bottom w:val="single" w:space="0" w:color="D3D3D3"/>
-              <w:start w:val="single" w:space="0" w:color="D3D3D3"/>
-              <w:end w:val="single" w:space="0" w:color="D3D3D3"/>
-            </w:tcBorders>
-          </w:tcPr>
-          <w:p>
-            <w:pPr>
-              <w:spacing w:before="0" w:after="60"/>
-              <w:keepNext/>
-              <w:jc w:val="start"/>
-            </w:pPr>
-            <w:r>
-              <w:rPr>
-                <w:rFonts w:ascii="Calibri" w:hAnsi="Calibri"/>
-                <w:sz w:val="20"/>
-              </w:rPr>
-              <w:t xml:space="default">Primary Expected Payer</w:t>
-            </w:r>
-          </w:p>
-        </w:tc>
-        <w:tc>
-          <w:tcPr>
-            <w:tcBorders>
-              <w:top w:val="single" w:space="0" w:color="D3D3D3"/>
-              <w:bottom w:val="single" w:space="0" w:color="D3D3D3"/>
-              <w:start w:val="single" w:space="0" w:color="D3D3D3"/>
-              <w:end w:val="single" w:space="0" w:color="D3D3D3"/>
-            </w:tcBorders>
-          </w:tcPr>
-          <w:p>
-            <w:pPr>
-              <w:spacing w:before="0" w:after="60"/>
-              <w:keepNext/>
-              <w:jc w:val="center"/>
-            </w:pPr>
-            <w:r>
-              <w:rPr>
-                <w:rFonts w:ascii="Calibri" w:hAnsi="Calibri"/>
-                <w:sz w:val="20"/>
-              </w:rPr>
-              <w:t xml:space="default"/>
-            </w:r>
-          </w:p>
-        </w:tc>
-        <w:tc>
-          <w:tcPr>
-            <w:tcBorders>
-              <w:top w:val="single" w:space="0" w:color="D3D3D3"/>
-              <w:bottom w:val="single" w:space="0" w:color="D3D3D3"/>
-              <w:start w:val="single" w:space="0" w:color="D3D3D3"/>
-              <w:end w:val="single" w:space="0" w:color="D3D3D3"/>
-            </w:tcBorders>
-          </w:tcPr>
-          <w:p>
-            <w:pPr>
-              <w:spacing w:before="0" w:after="60"/>
-              <w:keepNext/>
-              <w:jc w:val="center"/>
-            </w:pPr>
-            <w:r>
-              <w:rPr>
-                <w:rFonts w:ascii="Calibri" w:hAnsi="Calibri"/>
-                <w:sz w:val="20"/>
-              </w:rPr>
-              <w:t xml:space="default"/>
-            </w:r>
-          </w:p>
-        </w:tc>
-        <w:tc>
-          <w:tcPr>
-            <w:tcBorders>
-              <w:top w:val="single" w:space="0" w:color="D3D3D3"/>
-              <w:bottom w:val="single" w:space="0" w:color="D3D3D3"/>
-              <w:start w:val="single" w:space="0" w:color="D3D3D3"/>
-              <w:end w:val="single" w:space="0" w:color="D3D3D3"/>
-            </w:tcBorders>
-          </w:tcPr>
-          <w:p>
-            <w:pPr>
-              <w:spacing w:before="0" w:after="60"/>
-              <w:keepNext/>
-              <w:jc w:val="center"/>
-            </w:pPr>
-            <w:r>
-              <w:rPr>
-                <w:rFonts w:ascii="Calibri" w:hAnsi="Calibri"/>
-                <w:sz w:val="20"/>
-              </w:rPr>
-              <w:t xml:space="default"/>
-            </w:r>
-          </w:p>
-        </w:tc>
-        <w:tc>
-          <w:tcPr>
-            <w:tcBorders>
-              <w:top w:val="single" w:space="0" w:color="D3D3D3"/>
-              <w:bottom w:val="single" w:space="0" w:color="D3D3D3"/>
-              <w:start w:val="single" w:space="0" w:color="D3D3D3"/>
-              <w:end w:val="single" w:space="0" w:color="D3D3D3"/>
-            </w:tcBorders>
-          </w:tcPr>
-          <w:p>
-            <w:pPr>
-              <w:spacing w:before="0" w:after="60"/>
-              <w:keepNext/>
-              <w:jc w:val="center"/>
-            </w:pPr>
-            <w:r>
-              <w:rPr>
-                <w:rFonts w:ascii="Calibri" w:hAnsi="Calibri"/>
-                <w:sz w:val="20"/>
-              </w:rPr>
-              <w:t xml:space="default">&lt;0.001</w:t>
-            </w:r>
-          </w:p>
-        </w:tc>
-      </w:tr>
-      <w:tr>
-        <w:trPr>
-          <w:cantSplit/>
-        </w:trPr>
-        <w:tc>
-          <w:tcPr>
-            <w:tcBorders>
-              <w:top w:val="single" w:space="0" w:color="D3D3D3"/>
-              <w:bottom w:val="single" w:space="0" w:color="D3D3D3"/>
-              <w:start w:val="single" w:space="0" w:color="D3D3D3"/>
-              <w:end w:val="single" w:space="0" w:color="D3D3D3"/>
-            </w:tcBorders>
-          </w:tcPr>
-          <w:p>
-            <w:pPr>
-              <w:spacing w:before="0" w:after="60"/>
-              <w:keepNext/>
-              <w:jc w:val="start"/>
-            </w:pPr>
-            <w:r>
-              <w:rPr>
-                <w:rFonts w:ascii="Calibri" w:hAnsi="Calibri"/>
-                <w:sz w:val="20"/>
-              </w:rPr>
-              <w:t xml:space="default">    Private</w:t>
-            </w:r>
-          </w:p>
-        </w:tc>
-        <w:tc>
-          <w:tcPr>
-            <w:tcBorders>
-              <w:top w:val="single" w:space="0" w:color="D3D3D3"/>
-              <w:bottom w:val="single" w:space="0" w:color="D3D3D3"/>
-              <w:start w:val="single" w:space="0" w:color="D3D3D3"/>
-              <w:end w:val="single" w:space="0" w:color="D3D3D3"/>
-            </w:tcBorders>
-          </w:tcPr>
-          <w:p>
-            <w:pPr>
-              <w:spacing w:before="0" w:after="60"/>
-              <w:keepNext/>
-              <w:jc w:val="center"/>
-            </w:pPr>
-            <w:r>
-              <w:rPr>
-                <w:rFonts w:ascii="Calibri" w:hAnsi="Calibri"/>
-                <w:sz w:val="20"/>
-              </w:rPr>
-              <w:t xml:space="default">7,091 (27%)</w:t>
-            </w:r>
-          </w:p>
-        </w:tc>
-        <w:tc>
-          <w:tcPr>
-            <w:tcBorders>
-              <w:top w:val="single" w:space="0" w:color="D3D3D3"/>
-              <w:bottom w:val="single" w:space="0" w:color="D3D3D3"/>
-              <w:start w:val="single" w:space="0" w:color="D3D3D3"/>
-              <w:end w:val="single" w:space="0" w:color="D3D3D3"/>
-            </w:tcBorders>
-          </w:tcPr>
-          <w:p>
-            <w:pPr>
-              <w:spacing w:before="0" w:after="60"/>
-              <w:keepNext/>
-              <w:jc w:val="center"/>
-            </w:pPr>
-            <w:r>
-              <w:rPr>
-                <w:rFonts w:ascii="Calibri" w:hAnsi="Calibri"/>
-                <w:sz w:val="20"/>
-              </w:rPr>
-              <w:t xml:space="default">2,043 (34%)</w:t>
-            </w:r>
-          </w:p>
-        </w:tc>
-        <w:tc>
-          <w:tcPr>
-            <w:tcBorders>
-              <w:top w:val="single" w:space="0" w:color="D3D3D3"/>
-              <w:bottom w:val="single" w:space="0" w:color="D3D3D3"/>
-              <w:start w:val="single" w:space="0" w:color="D3D3D3"/>
-              <w:end w:val="single" w:space="0" w:color="D3D3D3"/>
-            </w:tcBorders>
-          </w:tcPr>
-          <w:p>
-            <w:pPr>
-              <w:spacing w:before="0" w:after="60"/>
-              <w:keepNext/>
-              <w:jc w:val="center"/>
-            </w:pPr>
-            <w:r>
-              <w:rPr>
-                <w:rFonts w:ascii="Calibri" w:hAnsi="Calibri"/>
-                <w:sz w:val="20"/>
-              </w:rPr>
-              <w:t xml:space="default">5,049 (25%)</w:t>
-            </w:r>
-          </w:p>
-        </w:tc>
-        <w:tc>
-          <w:tcPr>
-            <w:tcBorders>
-              <w:top w:val="single" w:space="0" w:color="D3D3D3"/>
-              <w:bottom w:val="single" w:space="0" w:color="D3D3D3"/>
-              <w:start w:val="single" w:space="0" w:color="D3D3D3"/>
-              <w:end w:val="single" w:space="0" w:color="D3D3D3"/>
-            </w:tcBorders>
-          </w:tcPr>
-          <w:p>
-            <w:pPr>
-              <w:spacing w:before="0" w:after="60"/>
-              <w:keepNext/>
-              <w:jc w:val="center"/>
-            </w:pPr>
-            <w:r>
-              <w:rPr>
-                <w:rFonts w:ascii="Calibri" w:hAnsi="Calibri"/>
-                <w:sz w:val="20"/>
-              </w:rPr>
-              <w:t xml:space="default"/>
-            </w:r>
-          </w:p>
-        </w:tc>
-      </w:tr>
-      <w:tr>
-        <w:trPr>
-          <w:cantSplit/>
-        </w:trPr>
-        <w:tc>
-          <w:tcPr>
-            <w:tcBorders>
-              <w:top w:val="single" w:space="0" w:color="D3D3D3"/>
-              <w:bottom w:val="single" w:space="0" w:color="D3D3D3"/>
-              <w:start w:val="single" w:space="0" w:color="D3D3D3"/>
-              <w:end w:val="single" w:space="0" w:color="D3D3D3"/>
-            </w:tcBorders>
-          </w:tcPr>
-          <w:p>
-            <w:pPr>
-              <w:spacing w:before="0" w:after="60"/>
-              <w:keepNext/>
-              <w:jc w:val="start"/>
-            </w:pPr>
-            <w:r>
-              <w:rPr>
-                <w:rFonts w:ascii="Calibri" w:hAnsi="Calibri"/>
-                <w:sz w:val="20"/>
-              </w:rPr>
-              <w:t xml:space="default">    Medicaid</w:t>
-            </w:r>
-          </w:p>
-        </w:tc>
-        <w:tc>
-          <w:tcPr>
-            <w:tcBorders>
-              <w:top w:val="single" w:space="0" w:color="D3D3D3"/>
-              <w:bottom w:val="single" w:space="0" w:color="D3D3D3"/>
-              <w:start w:val="single" w:space="0" w:color="D3D3D3"/>
-              <w:end w:val="single" w:space="0" w:color="D3D3D3"/>
-            </w:tcBorders>
-          </w:tcPr>
-          <w:p>
-            <w:pPr>
-              <w:spacing w:before="0" w:after="60"/>
-              <w:keepNext/>
-              <w:jc w:val="center"/>
-            </w:pPr>
-            <w:r>
-              <w:rPr>
-                <w:rFonts w:ascii="Calibri" w:hAnsi="Calibri"/>
-                <w:sz w:val="20"/>
-              </w:rPr>
-              <w:t xml:space="default">3,311 (13%)</w:t>
-            </w:r>
-          </w:p>
-        </w:tc>
-        <w:tc>
-          <w:tcPr>
-            <w:tcBorders>
-              <w:top w:val="single" w:space="0" w:color="D3D3D3"/>
-              <w:bottom w:val="single" w:space="0" w:color="D3D3D3"/>
-              <w:start w:val="single" w:space="0" w:color="D3D3D3"/>
-              <w:end w:val="single" w:space="0" w:color="D3D3D3"/>
-            </w:tcBorders>
-          </w:tcPr>
-          <w:p>
-            <w:pPr>
-              <w:spacing w:before="0" w:after="60"/>
-              <w:keepNext/>
-              <w:jc w:val="center"/>
-            </w:pPr>
-            <w:r>
-              <w:rPr>
-                <w:rFonts w:ascii="Calibri" w:hAnsi="Calibri"/>
-                <w:sz w:val="20"/>
-              </w:rPr>
-              <w:t xml:space="default">786 (13%)</w:t>
-            </w:r>
-          </w:p>
-        </w:tc>
-        <w:tc>
-          <w:tcPr>
-            <w:tcBorders>
-              <w:top w:val="single" w:space="0" w:color="D3D3D3"/>
-              <w:bottom w:val="single" w:space="0" w:color="D3D3D3"/>
-              <w:start w:val="single" w:space="0" w:color="D3D3D3"/>
-              <w:end w:val="single" w:space="0" w:color="D3D3D3"/>
-            </w:tcBorders>
-          </w:tcPr>
-          <w:p>
-            <w:pPr>
-              <w:spacing w:before="0" w:after="60"/>
-              <w:keepNext/>
-              <w:jc w:val="center"/>
-            </w:pPr>
-            <w:r>
-              <w:rPr>
-                <w:rFonts w:ascii="Calibri" w:hAnsi="Calibri"/>
-                <w:sz w:val="20"/>
-              </w:rPr>
-              <w:t xml:space="default">2,525 (12%)</w:t>
-            </w:r>
-          </w:p>
-        </w:tc>
-        <w:tc>
-          <w:tcPr>
-            <w:tcBorders>
-              <w:top w:val="single" w:space="0" w:color="D3D3D3"/>
-              <w:bottom w:val="single" w:space="0" w:color="D3D3D3"/>
-              <w:start w:val="single" w:space="0" w:color="D3D3D3"/>
-              <w:end w:val="single" w:space="0" w:color="D3D3D3"/>
-            </w:tcBorders>
-          </w:tcPr>
-          <w:p>
-            <w:pPr>
-              <w:spacing w:before="0" w:after="60"/>
-              <w:keepNext/>
-              <w:jc w:val="center"/>
-            </w:pPr>
-            <w:r>
-              <w:rPr>
-                <w:rFonts w:ascii="Calibri" w:hAnsi="Calibri"/>
-                <w:sz w:val="20"/>
-              </w:rPr>
-              <w:t xml:space="default"/>
-            </w:r>
-          </w:p>
-        </w:tc>
-      </w:tr>
-      <w:tr>
-        <w:trPr>
-          <w:cantSplit/>
-        </w:trPr>
-        <w:tc>
-          <w:tcPr>
-            <w:tcBorders>
-              <w:top w:val="single" w:space="0" w:color="D3D3D3"/>
-              <w:bottom w:val="single" w:space="0" w:color="D3D3D3"/>
-              <w:start w:val="single" w:space="0" w:color="D3D3D3"/>
-              <w:end w:val="single" w:space="0" w:color="D3D3D3"/>
-            </w:tcBorders>
-          </w:tcPr>
-          <w:p>
-            <w:pPr>
-              <w:spacing w:before="0" w:after="60"/>
-              <w:keepNext/>
-              <w:jc w:val="start"/>
-            </w:pPr>
-            <w:r>
-              <w:rPr>
-                <w:rFonts w:ascii="Calibri" w:hAnsi="Calibri"/>
-                <w:sz w:val="20"/>
-              </w:rPr>
-              <w:t xml:space="default">    Medicare</w:t>
-            </w:r>
-          </w:p>
-        </w:tc>
-        <w:tc>
-          <w:tcPr>
-            <w:tcBorders>
-              <w:top w:val="single" w:space="0" w:color="D3D3D3"/>
-              <w:bottom w:val="single" w:space="0" w:color="D3D3D3"/>
-              <w:start w:val="single" w:space="0" w:color="D3D3D3"/>
-              <w:end w:val="single" w:space="0" w:color="D3D3D3"/>
-            </w:tcBorders>
-          </w:tcPr>
-          <w:p>
-            <w:pPr>
-              <w:spacing w:before="0" w:after="60"/>
-              <w:keepNext/>
-              <w:jc w:val="center"/>
-            </w:pPr>
-            <w:r>
-              <w:rPr>
-                <w:rFonts w:ascii="Calibri" w:hAnsi="Calibri"/>
-                <w:sz w:val="20"/>
-              </w:rPr>
-              <w:t xml:space="default">13,409 (51%)</w:t>
-            </w:r>
-          </w:p>
-        </w:tc>
-        <w:tc>
-          <w:tcPr>
-            <w:tcBorders>
-              <w:top w:val="single" w:space="0" w:color="D3D3D3"/>
-              <w:bottom w:val="single" w:space="0" w:color="D3D3D3"/>
-              <w:start w:val="single" w:space="0" w:color="D3D3D3"/>
-              <w:end w:val="single" w:space="0" w:color="D3D3D3"/>
-            </w:tcBorders>
-          </w:tcPr>
-          <w:p>
-            <w:pPr>
-              <w:spacing w:before="0" w:after="60"/>
-              <w:keepNext/>
-              <w:jc w:val="center"/>
-            </w:pPr>
-            <w:r>
-              <w:rPr>
-                <w:rFonts w:ascii="Calibri" w:hAnsi="Calibri"/>
-                <w:sz w:val="20"/>
-              </w:rPr>
-              <w:t xml:space="default">2,505 (42%)</w:t>
-            </w:r>
-          </w:p>
-        </w:tc>
-        <w:tc>
-          <w:tcPr>
-            <w:tcBorders>
-              <w:top w:val="single" w:space="0" w:color="D3D3D3"/>
-              <w:bottom w:val="single" w:space="0" w:color="D3D3D3"/>
-              <w:start w:val="single" w:space="0" w:color="D3D3D3"/>
-              <w:end w:val="single" w:space="0" w:color="D3D3D3"/>
-            </w:tcBorders>
-          </w:tcPr>
-          <w:p>
-            <w:pPr>
-              <w:spacing w:before="0" w:after="60"/>
-              <w:keepNext/>
-              <w:jc w:val="center"/>
-            </w:pPr>
-            <w:r>
-              <w:rPr>
-                <w:rFonts w:ascii="Calibri" w:hAnsi="Calibri"/>
-                <w:sz w:val="20"/>
-              </w:rPr>
-              <w:t xml:space="default">10,904 (54%)</w:t>
-            </w:r>
-          </w:p>
-        </w:tc>
-        <w:tc>
-          <w:tcPr>
-            <w:tcBorders>
-              <w:top w:val="single" w:space="0" w:color="D3D3D3"/>
-              <w:bottom w:val="single" w:space="0" w:color="D3D3D3"/>
-              <w:start w:val="single" w:space="0" w:color="D3D3D3"/>
-              <w:end w:val="single" w:space="0" w:color="D3D3D3"/>
-            </w:tcBorders>
-          </w:tcPr>
-          <w:p>
-            <w:pPr>
-              <w:spacing w:before="0" w:after="60"/>
-              <w:keepNext/>
-              <w:jc w:val="center"/>
-            </w:pPr>
-            <w:r>
-              <w:rPr>
-                <w:rFonts w:ascii="Calibri" w:hAnsi="Calibri"/>
-                <w:sz w:val="20"/>
-              </w:rPr>
-              <w:t xml:space="default"/>
-            </w:r>
-          </w:p>
-        </w:tc>
-      </w:tr>
-      <w:tr>
-        <w:trPr>
-          <w:cantSplit/>
-        </w:trPr>
-        <w:tc>
-          <w:tcPr>
-            <w:tcBorders>
-              <w:top w:val="single" w:space="0" w:color="D3D3D3"/>
-              <w:bottom w:val="single" w:space="0" w:color="D3D3D3"/>
-              <w:start w:val="single" w:space="0" w:color="D3D3D3"/>
-              <w:end w:val="single" w:space="0" w:color="D3D3D3"/>
-            </w:tcBorders>
-          </w:tcPr>
-          <w:p>
-            <w:pPr>
-              <w:spacing w:before="0" w:after="60"/>
-              <w:keepNext/>
-              <w:jc w:val="start"/>
-            </w:pPr>
-            <w:r>
-              <w:rPr>
-                <w:rFonts w:ascii="Calibri" w:hAnsi="Calibri"/>
-                <w:sz w:val="20"/>
-              </w:rPr>
-              <w:t xml:space="default">    Other</w:t>
-            </w:r>
-          </w:p>
-        </w:tc>
-        <w:tc>
-          <w:tcPr>
-            <w:tcBorders>
-              <w:top w:val="single" w:space="0" w:color="D3D3D3"/>
-              <w:bottom w:val="single" w:space="0" w:color="D3D3D3"/>
-              <w:start w:val="single" w:space="0" w:color="D3D3D3"/>
-              <w:end w:val="single" w:space="0" w:color="D3D3D3"/>
-            </w:tcBorders>
-          </w:tcPr>
-          <w:p>
-            <w:pPr>
-              <w:spacing w:before="0" w:after="60"/>
-              <w:keepNext/>
-              <w:jc w:val="center"/>
-            </w:pPr>
-            <w:r>
-              <w:rPr>
-                <w:rFonts w:ascii="Calibri" w:hAnsi="Calibri"/>
-                <w:sz w:val="20"/>
-              </w:rPr>
-              <w:t xml:space="default">2,481 (9.4%)</w:t>
-            </w:r>
-          </w:p>
-        </w:tc>
-        <w:tc>
-          <w:tcPr>
-            <w:tcBorders>
-              <w:top w:val="single" w:space="0" w:color="D3D3D3"/>
-              <w:bottom w:val="single" w:space="0" w:color="D3D3D3"/>
-              <w:start w:val="single" w:space="0" w:color="D3D3D3"/>
-              <w:end w:val="single" w:space="0" w:color="D3D3D3"/>
-            </w:tcBorders>
-          </w:tcPr>
-          <w:p>
-            <w:pPr>
-              <w:spacing w:before="0" w:after="60"/>
-              <w:keepNext/>
-              <w:jc w:val="center"/>
-            </w:pPr>
-            <w:r>
-              <w:rPr>
-                <w:rFonts w:ascii="Calibri" w:hAnsi="Calibri"/>
-                <w:sz w:val="20"/>
-              </w:rPr>
-              <w:t xml:space="default">635 (11%)</w:t>
-            </w:r>
-          </w:p>
-        </w:tc>
-        <w:tc>
-          <w:tcPr>
-            <w:tcBorders>
-              <w:top w:val="single" w:space="0" w:color="D3D3D3"/>
-              <w:bottom w:val="single" w:space="0" w:color="D3D3D3"/>
-              <w:start w:val="single" w:space="0" w:color="D3D3D3"/>
-              <w:end w:val="single" w:space="0" w:color="D3D3D3"/>
-            </w:tcBorders>
-          </w:tcPr>
-          <w:p>
-            <w:pPr>
-              <w:spacing w:before="0" w:after="60"/>
-              <w:keepNext/>
-              <w:jc w:val="center"/>
-            </w:pPr>
-            <w:r>
-              <w:rPr>
-                <w:rFonts w:ascii="Calibri" w:hAnsi="Calibri"/>
-                <w:sz w:val="20"/>
-              </w:rPr>
-              <w:t xml:space="default">1,846 (9.1%)</w:t>
-            </w:r>
-          </w:p>
-        </w:tc>
-        <w:tc>
-          <w:tcPr>
-            <w:tcBorders>
-              <w:top w:val="single" w:space="0" w:color="D3D3D3"/>
-              <w:bottom w:val="single" w:space="0" w:color="D3D3D3"/>
-              <w:start w:val="single" w:space="0" w:color="D3D3D3"/>
-              <w:end w:val="single" w:space="0" w:color="D3D3D3"/>
-            </w:tcBorders>
-          </w:tcPr>
-          <w:p>
-            <w:pPr>
-              <w:spacing w:before="0" w:after="60"/>
-              <w:keepNext/>
-              <w:jc w:val="center"/>
-            </w:pPr>
-            <w:r>
-              <w:rPr>
-                <w:rFonts w:ascii="Calibri" w:hAnsi="Calibri"/>
-                <w:sz w:val="20"/>
-              </w:rPr>
-              <w:t xml:space="default"/>
-            </w:r>
-          </w:p>
-        </w:tc>
-      </w:tr>
-      <w:tr>
-        <w:trPr>
-          <w:cantSplit/>
-        </w:trPr>
-        <w:tc>
-          <w:tcPr>
-            <w:tcBorders>
-              <w:top w:val="single" w:space="0" w:color="D3D3D3"/>
-              <w:bottom w:val="single" w:space="0" w:color="D3D3D3"/>
-              <w:start w:val="single" w:space="0" w:color="D3D3D3"/>
-              <w:end w:val="single" w:space="0" w:color="D3D3D3"/>
-            </w:tcBorders>
-          </w:tcPr>
-          <w:p>
-            <w:pPr>
-              <w:spacing w:before="0" w:after="60"/>
-              <w:keepNext/>
-              <w:jc w:val="start"/>
-            </w:pPr>
-            <w:r>
-              <w:rPr>
-                <w:rFonts w:ascii="Calibri" w:hAnsi="Calibri"/>
-                <w:sz w:val="20"/>
-              </w:rPr>
-              <w:t xml:space="default">Median Household Income Quartile</w:t>
-            </w:r>
-          </w:p>
-        </w:tc>
-        <w:tc>
-          <w:tcPr>
-            <w:tcBorders>
-              <w:top w:val="single" w:space="0" w:color="D3D3D3"/>
-              <w:bottom w:val="single" w:space="0" w:color="D3D3D3"/>
-              <w:start w:val="single" w:space="0" w:color="D3D3D3"/>
-              <w:end w:val="single" w:space="0" w:color="D3D3D3"/>
-            </w:tcBorders>
-          </w:tcPr>
-          <w:p>
-            <w:pPr>
-              <w:spacing w:before="0" w:after="60"/>
-              <w:keepNext/>
-              <w:jc w:val="center"/>
-            </w:pPr>
-            <w:r>
-              <w:rPr>
-                <w:rFonts w:ascii="Calibri" w:hAnsi="Calibri"/>
-                <w:sz w:val="20"/>
-              </w:rPr>
-              <w:t xml:space="default"/>
-            </w:r>
-          </w:p>
-        </w:tc>
-        <w:tc>
-          <w:tcPr>
-            <w:tcBorders>
-              <w:top w:val="single" w:space="0" w:color="D3D3D3"/>
-              <w:bottom w:val="single" w:space="0" w:color="D3D3D3"/>
-              <w:start w:val="single" w:space="0" w:color="D3D3D3"/>
-              <w:end w:val="single" w:space="0" w:color="D3D3D3"/>
-            </w:tcBorders>
-          </w:tcPr>
-          <w:p>
-            <w:pPr>
-              <w:spacing w:before="0" w:after="60"/>
-              <w:keepNext/>
-              <w:jc w:val="center"/>
-            </w:pPr>
-            <w:r>
-              <w:rPr>
-                <w:rFonts w:ascii="Calibri" w:hAnsi="Calibri"/>
-                <w:sz w:val="20"/>
-              </w:rPr>
-              <w:t xml:space="default"/>
-            </w:r>
-          </w:p>
-        </w:tc>
-        <w:tc>
-          <w:tcPr>
-            <w:tcBorders>
-              <w:top w:val="single" w:space="0" w:color="D3D3D3"/>
-              <w:bottom w:val="single" w:space="0" w:color="D3D3D3"/>
-              <w:start w:val="single" w:space="0" w:color="D3D3D3"/>
-              <w:end w:val="single" w:space="0" w:color="D3D3D3"/>
-            </w:tcBorders>
-          </w:tcPr>
-          <w:p>
-            <w:pPr>
-              <w:spacing w:before="0" w:after="60"/>
-              <w:keepNext/>
-              <w:jc w:val="center"/>
-            </w:pPr>
-            <w:r>
-              <w:rPr>
-                <w:rFonts w:ascii="Calibri" w:hAnsi="Calibri"/>
-                <w:sz w:val="20"/>
-              </w:rPr>
-              <w:t xml:space="default"/>
-            </w:r>
-          </w:p>
-        </w:tc>
-        <w:tc>
-          <w:tcPr>
-            <w:tcBorders>
-              <w:top w:val="single" w:space="0" w:color="D3D3D3"/>
-              <w:bottom w:val="single" w:space="0" w:color="D3D3D3"/>
-              <w:start w:val="single" w:space="0" w:color="D3D3D3"/>
-              <w:end w:val="single" w:space="0" w:color="D3D3D3"/>
-            </w:tcBorders>
-          </w:tcPr>
-          <w:p>
-            <w:pPr>
-              <w:spacing w:before="0" w:after="60"/>
-              <w:keepNext/>
-              <w:jc w:val="center"/>
-            </w:pPr>
-            <w:r>
-              <w:rPr>
-                <w:rFonts w:ascii="Calibri" w:hAnsi="Calibri"/>
-                <w:sz w:val="20"/>
-              </w:rPr>
-              <w:t xml:space="default">&lt;0.001</w:t>
-            </w:r>
-          </w:p>
-        </w:tc>
-      </w:tr>
-      <w:tr>
-        <w:trPr>
-          <w:cantSplit/>
-        </w:trPr>
-        <w:tc>
-          <w:tcPr>
-            <w:tcBorders>
-              <w:top w:val="single" w:space="0" w:color="D3D3D3"/>
-              <w:bottom w:val="single" w:space="0" w:color="D3D3D3"/>
-              <w:start w:val="single" w:space="0" w:color="D3D3D3"/>
-              <w:end w:val="single" w:space="0" w:color="D3D3D3"/>
-            </w:tcBorders>
-          </w:tcPr>
-          <w:p>
-            <w:pPr>
-              <w:spacing w:before="0" w:after="60"/>
-              <w:keepNext/>
-              <w:jc w:val="start"/>
-            </w:pPr>
-            <w:r>
-              <w:rPr>
-                <w:rFonts w:ascii="Calibri" w:hAnsi="Calibri"/>
-                <w:sz w:val="20"/>
-              </w:rPr>
-              <w:t xml:space="default">    0-25th percentile</w:t>
-            </w:r>
-          </w:p>
-        </w:tc>
-        <w:tc>
-          <w:tcPr>
-            <w:tcBorders>
-              <w:top w:val="single" w:space="0" w:color="D3D3D3"/>
-              <w:bottom w:val="single" w:space="0" w:color="D3D3D3"/>
-              <w:start w:val="single" w:space="0" w:color="D3D3D3"/>
-              <w:end w:val="single" w:space="0" w:color="D3D3D3"/>
-            </w:tcBorders>
-          </w:tcPr>
-          <w:p>
-            <w:pPr>
-              <w:spacing w:before="0" w:after="60"/>
-              <w:keepNext/>
-              <w:jc w:val="center"/>
-            </w:pPr>
-            <w:r>
-              <w:rPr>
-                <w:rFonts w:ascii="Calibri" w:hAnsi="Calibri"/>
-                <w:sz w:val="20"/>
-              </w:rPr>
-              <w:t xml:space="default">7,892 (30%)</w:t>
-            </w:r>
-          </w:p>
-        </w:tc>
-        <w:tc>
-          <w:tcPr>
-            <w:tcBorders>
-              <w:top w:val="single" w:space="0" w:color="D3D3D3"/>
-              <w:bottom w:val="single" w:space="0" w:color="D3D3D3"/>
-              <w:start w:val="single" w:space="0" w:color="D3D3D3"/>
-              <w:end w:val="single" w:space="0" w:color="D3D3D3"/>
-            </w:tcBorders>
-          </w:tcPr>
-          <w:p>
-            <w:pPr>
-              <w:spacing w:before="0" w:after="60"/>
-              <w:keepNext/>
-              <w:jc w:val="center"/>
-            </w:pPr>
-            <w:r>
-              <w:rPr>
-                <w:rFonts w:ascii="Calibri" w:hAnsi="Calibri"/>
-                <w:sz w:val="20"/>
-              </w:rPr>
-              <w:t xml:space="default">1,657 (28%)</w:t>
-            </w:r>
-          </w:p>
-        </w:tc>
-        <w:tc>
-          <w:tcPr>
-            <w:tcBorders>
-              <w:top w:val="single" w:space="0" w:color="D3D3D3"/>
-              <w:bottom w:val="single" w:space="0" w:color="D3D3D3"/>
-              <w:start w:val="single" w:space="0" w:color="D3D3D3"/>
-              <w:end w:val="single" w:space="0" w:color="D3D3D3"/>
-            </w:tcBorders>
-          </w:tcPr>
-          <w:p>
-            <w:pPr>
-              <w:spacing w:before="0" w:after="60"/>
-              <w:keepNext/>
-              <w:jc w:val="center"/>
-            </w:pPr>
-            <w:r>
-              <w:rPr>
-                <w:rFonts w:ascii="Calibri" w:hAnsi="Calibri"/>
-                <w:sz w:val="20"/>
-              </w:rPr>
-              <w:t xml:space="default">6,235 (31%)</w:t>
-            </w:r>
-          </w:p>
-        </w:tc>
-        <w:tc>
-          <w:tcPr>
-            <w:tcBorders>
-              <w:top w:val="single" w:space="0" w:color="D3D3D3"/>
-              <w:bottom w:val="single" w:space="0" w:color="D3D3D3"/>
-              <w:start w:val="single" w:space="0" w:color="D3D3D3"/>
-              <w:end w:val="single" w:space="0" w:color="D3D3D3"/>
-            </w:tcBorders>
-          </w:tcPr>
-          <w:p>
-            <w:pPr>
-              <w:spacing w:before="0" w:after="60"/>
-              <w:keepNext/>
-              <w:jc w:val="center"/>
-            </w:pPr>
-            <w:r>
-              <w:rPr>
-                <w:rFonts w:ascii="Calibri" w:hAnsi="Calibri"/>
-                <w:sz w:val="20"/>
-              </w:rPr>
-              <w:t xml:space="default"/>
-            </w:r>
-          </w:p>
-        </w:tc>
-      </w:tr>
-      <w:tr>
-        <w:trPr>
-          <w:cantSplit/>
-        </w:trPr>
-        <w:tc>
-          <w:tcPr>
-            <w:tcBorders>
-              <w:top w:val="single" w:space="0" w:color="D3D3D3"/>
-              <w:bottom w:val="single" w:space="0" w:color="D3D3D3"/>
-              <w:start w:val="single" w:space="0" w:color="D3D3D3"/>
-              <w:end w:val="single" w:space="0" w:color="D3D3D3"/>
-            </w:tcBorders>
-          </w:tcPr>
-          <w:p>
-            <w:pPr>
-              <w:spacing w:before="0" w:after="60"/>
-              <w:keepNext/>
-              <w:jc w:val="start"/>
-            </w:pPr>
-            <w:r>
-              <w:rPr>
-                <w:rFonts w:ascii="Calibri" w:hAnsi="Calibri"/>
-                <w:sz w:val="20"/>
-              </w:rPr>
-              <w:t xml:space="default">    26th to 50th percentile</w:t>
-            </w:r>
-          </w:p>
-        </w:tc>
-        <w:tc>
-          <w:tcPr>
-            <w:tcBorders>
-              <w:top w:val="single" w:space="0" w:color="D3D3D3"/>
-              <w:bottom w:val="single" w:space="0" w:color="D3D3D3"/>
-              <w:start w:val="single" w:space="0" w:color="D3D3D3"/>
-              <w:end w:val="single" w:space="0" w:color="D3D3D3"/>
-            </w:tcBorders>
-          </w:tcPr>
-          <w:p>
-            <w:pPr>
-              <w:spacing w:before="0" w:after="60"/>
-              <w:keepNext/>
-              <w:jc w:val="center"/>
-            </w:pPr>
-            <w:r>
-              <w:rPr>
-                <w:rFonts w:ascii="Calibri" w:hAnsi="Calibri"/>
-                <w:sz w:val="20"/>
-              </w:rPr>
-              <w:t xml:space="default">6,788 (26%)</w:t>
-            </w:r>
-          </w:p>
-        </w:tc>
-        <w:tc>
-          <w:tcPr>
-            <w:tcBorders>
-              <w:top w:val="single" w:space="0" w:color="D3D3D3"/>
-              <w:bottom w:val="single" w:space="0" w:color="D3D3D3"/>
-              <w:start w:val="single" w:space="0" w:color="D3D3D3"/>
-              <w:end w:val="single" w:space="0" w:color="D3D3D3"/>
-            </w:tcBorders>
-          </w:tcPr>
-          <w:p>
-            <w:pPr>
-              <w:spacing w:before="0" w:after="60"/>
-              <w:keepNext/>
-              <w:jc w:val="center"/>
-            </w:pPr>
-            <w:r>
-              <w:rPr>
-                <w:rFonts w:ascii="Calibri" w:hAnsi="Calibri"/>
-                <w:sz w:val="20"/>
-              </w:rPr>
-              <w:t xml:space="default">1,467 (25%)</w:t>
-            </w:r>
-          </w:p>
-        </w:tc>
-        <w:tc>
-          <w:tcPr>
-            <w:tcBorders>
-              <w:top w:val="single" w:space="0" w:color="D3D3D3"/>
-              <w:bottom w:val="single" w:space="0" w:color="D3D3D3"/>
-              <w:start w:val="single" w:space="0" w:color="D3D3D3"/>
-              <w:end w:val="single" w:space="0" w:color="D3D3D3"/>
-            </w:tcBorders>
-          </w:tcPr>
-          <w:p>
-            <w:pPr>
-              <w:spacing w:before="0" w:after="60"/>
-              <w:keepNext/>
-              <w:jc w:val="center"/>
-            </w:pPr>
-            <w:r>
-              <w:rPr>
-                <w:rFonts w:ascii="Calibri" w:hAnsi="Calibri"/>
-                <w:sz w:val="20"/>
-              </w:rPr>
-              <w:t xml:space="default">5,321 (27%)</w:t>
-            </w:r>
-          </w:p>
-        </w:tc>
-        <w:tc>
-          <w:tcPr>
-            <w:tcBorders>
-              <w:top w:val="single" w:space="0" w:color="D3D3D3"/>
-              <w:bottom w:val="single" w:space="0" w:color="D3D3D3"/>
-              <w:start w:val="single" w:space="0" w:color="D3D3D3"/>
-              <w:end w:val="single" w:space="0" w:color="D3D3D3"/>
-            </w:tcBorders>
-          </w:tcPr>
-          <w:p>
-            <w:pPr>
-              <w:spacing w:before="0" w:after="60"/>
-              <w:keepNext/>
-              <w:jc w:val="center"/>
-            </w:pPr>
-            <w:r>
-              <w:rPr>
-                <w:rFonts w:ascii="Calibri" w:hAnsi="Calibri"/>
-                <w:sz w:val="20"/>
-              </w:rPr>
-              <w:t xml:space="default"/>
-            </w:r>
-          </w:p>
-        </w:tc>
-      </w:tr>
-      <w:tr>
-        <w:trPr>
-          <w:cantSplit/>
-        </w:trPr>
-        <w:tc>
-          <w:tcPr>
-            <w:tcBorders>
-              <w:top w:val="single" w:space="0" w:color="D3D3D3"/>
-              <w:bottom w:val="single" w:space="0" w:color="D3D3D3"/>
-              <w:start w:val="single" w:space="0" w:color="D3D3D3"/>
-              <w:end w:val="single" w:space="0" w:color="D3D3D3"/>
-            </w:tcBorders>
-          </w:tcPr>
-          <w:p>
-            <w:pPr>
-              <w:spacing w:before="0" w:after="60"/>
-              <w:keepNext/>
-              <w:jc w:val="start"/>
-            </w:pPr>
-            <w:r>
-              <w:rPr>
-                <w:rFonts w:ascii="Calibri" w:hAnsi="Calibri"/>
-                <w:sz w:val="20"/>
-              </w:rPr>
-              <w:t xml:space="default">    51st to 75th percentile</w:t>
-            </w:r>
-          </w:p>
-        </w:tc>
-        <w:tc>
-          <w:tcPr>
-            <w:tcBorders>
-              <w:top w:val="single" w:space="0" w:color="D3D3D3"/>
-              <w:bottom w:val="single" w:space="0" w:color="D3D3D3"/>
-              <w:start w:val="single" w:space="0" w:color="D3D3D3"/>
-              <w:end w:val="single" w:space="0" w:color="D3D3D3"/>
-            </w:tcBorders>
-          </w:tcPr>
-          <w:p>
-            <w:pPr>
-              <w:spacing w:before="0" w:after="60"/>
-              <w:keepNext/>
-              <w:jc w:val="center"/>
-            </w:pPr>
-            <w:r>
-              <w:rPr>
-                <w:rFonts w:ascii="Calibri" w:hAnsi="Calibri"/>
-                <w:sz w:val="20"/>
-              </w:rPr>
-              <w:t xml:space="default">6,299 (24%)</w:t>
-            </w:r>
-          </w:p>
-        </w:tc>
-        <w:tc>
-          <w:tcPr>
-            <w:tcBorders>
-              <w:top w:val="single" w:space="0" w:color="D3D3D3"/>
-              <w:bottom w:val="single" w:space="0" w:color="D3D3D3"/>
-              <w:start w:val="single" w:space="0" w:color="D3D3D3"/>
-              <w:end w:val="single" w:space="0" w:color="D3D3D3"/>
-            </w:tcBorders>
-          </w:tcPr>
-          <w:p>
-            <w:pPr>
-              <w:spacing w:before="0" w:after="60"/>
-              <w:keepNext/>
-              <w:jc w:val="center"/>
-            </w:pPr>
-            <w:r>
-              <w:rPr>
-                <w:rFonts w:ascii="Calibri" w:hAnsi="Calibri"/>
-                <w:sz w:val="20"/>
-              </w:rPr>
-              <w:t xml:space="default">1,502 (25%)</w:t>
-            </w:r>
-          </w:p>
-        </w:tc>
-        <w:tc>
-          <w:tcPr>
-            <w:tcBorders>
-              <w:top w:val="single" w:space="0" w:color="D3D3D3"/>
-              <w:bottom w:val="single" w:space="0" w:color="D3D3D3"/>
-              <w:start w:val="single" w:space="0" w:color="D3D3D3"/>
-              <w:end w:val="single" w:space="0" w:color="D3D3D3"/>
-            </w:tcBorders>
-          </w:tcPr>
-          <w:p>
-            <w:pPr>
-              <w:spacing w:before="0" w:after="60"/>
-              <w:keepNext/>
-              <w:jc w:val="center"/>
-            </w:pPr>
-            <w:r>
-              <w:rPr>
-                <w:rFonts w:ascii="Calibri" w:hAnsi="Calibri"/>
-                <w:sz w:val="20"/>
-              </w:rPr>
-              <w:t xml:space="default">4,797 (24%)</w:t>
-            </w:r>
-          </w:p>
-        </w:tc>
-        <w:tc>
-          <w:tcPr>
-            <w:tcBorders>
-              <w:top w:val="single" w:space="0" w:color="D3D3D3"/>
-              <w:bottom w:val="single" w:space="0" w:color="D3D3D3"/>
-              <w:start w:val="single" w:space="0" w:color="D3D3D3"/>
-              <w:end w:val="single" w:space="0" w:color="D3D3D3"/>
-            </w:tcBorders>
-          </w:tcPr>
-          <w:p>
-            <w:pPr>
-              <w:spacing w:before="0" w:after="60"/>
-              <w:keepNext/>
-              <w:jc w:val="center"/>
-            </w:pPr>
-            <w:r>
-              <w:rPr>
-                <w:rFonts w:ascii="Calibri" w:hAnsi="Calibri"/>
-                <w:sz w:val="20"/>
-              </w:rPr>
-              <w:t xml:space="default"/>
-            </w:r>
-          </w:p>
-        </w:tc>
-      </w:tr>
-      <w:tr>
-        <w:trPr>
-          <w:cantSplit/>
-        </w:trPr>
-        <w:tc>
-          <w:tcPr>
-            <w:tcBorders>
-              <w:top w:val="single" w:space="0" w:color="D3D3D3"/>
-              <w:bottom w:val="single" w:space="0" w:color="D3D3D3"/>
-              <w:start w:val="single" w:space="0" w:color="D3D3D3"/>
-              <w:end w:val="single" w:space="0" w:color="D3D3D3"/>
-            </w:tcBorders>
-          </w:tcPr>
-          <w:p>
-            <w:pPr>
-              <w:spacing w:before="0" w:after="60"/>
-              <w:keepNext/>
-              <w:jc w:val="start"/>
-            </w:pPr>
-            <w:r>
-              <w:rPr>
-                <w:rFonts w:ascii="Calibri" w:hAnsi="Calibri"/>
-                <w:sz w:val="20"/>
-              </w:rPr>
-              <w:t xml:space="default">    76th to 100th percentile</w:t>
-            </w:r>
-          </w:p>
-        </w:tc>
-        <w:tc>
-          <w:tcPr>
-            <w:tcBorders>
-              <w:top w:val="single" w:space="0" w:color="D3D3D3"/>
-              <w:bottom w:val="single" w:space="0" w:color="D3D3D3"/>
-              <w:start w:val="single" w:space="0" w:color="D3D3D3"/>
-              <w:end w:val="single" w:space="0" w:color="D3D3D3"/>
-            </w:tcBorders>
-          </w:tcPr>
-          <w:p>
-            <w:pPr>
-              <w:spacing w:before="0" w:after="60"/>
-              <w:keepNext/>
-              <w:jc w:val="center"/>
-            </w:pPr>
-            <w:r>
-              <w:rPr>
-                <w:rFonts w:ascii="Calibri" w:hAnsi="Calibri"/>
-                <w:sz w:val="20"/>
-              </w:rPr>
-              <w:t xml:space="default">4,947 (19%)</w:t>
-            </w:r>
-          </w:p>
-        </w:tc>
-        <w:tc>
-          <w:tcPr>
-            <w:tcBorders>
-              <w:top w:val="single" w:space="0" w:color="D3D3D3"/>
-              <w:bottom w:val="single" w:space="0" w:color="D3D3D3"/>
-              <w:start w:val="single" w:space="0" w:color="D3D3D3"/>
-              <w:end w:val="single" w:space="0" w:color="D3D3D3"/>
-            </w:tcBorders>
-          </w:tcPr>
-          <w:p>
-            <w:pPr>
-              <w:spacing w:before="0" w:after="60"/>
-              <w:keepNext/>
-              <w:jc w:val="center"/>
-            </w:pPr>
-            <w:r>
-              <w:rPr>
-                <w:rFonts w:ascii="Calibri" w:hAnsi="Calibri"/>
-                <w:sz w:val="20"/>
-              </w:rPr>
-              <w:t xml:space="default">1,290 (22%)</w:t>
-            </w:r>
-          </w:p>
-        </w:tc>
-        <w:tc>
-          <w:tcPr>
-            <w:tcBorders>
-              <w:top w:val="single" w:space="0" w:color="D3D3D3"/>
-              <w:bottom w:val="single" w:space="0" w:color="D3D3D3"/>
-              <w:start w:val="single" w:space="0" w:color="D3D3D3"/>
-              <w:end w:val="single" w:space="0" w:color="D3D3D3"/>
-            </w:tcBorders>
-          </w:tcPr>
-          <w:p>
-            <w:pPr>
-              <w:spacing w:before="0" w:after="60"/>
-              <w:keepNext/>
-              <w:jc w:val="center"/>
-            </w:pPr>
-            <w:r>
-              <w:rPr>
-                <w:rFonts w:ascii="Calibri" w:hAnsi="Calibri"/>
-                <w:sz w:val="20"/>
-              </w:rPr>
-              <w:t xml:space="default">3,657 (18%)</w:t>
-            </w:r>
-          </w:p>
-        </w:tc>
-        <w:tc>
-          <w:tcPr>
-            <w:tcBorders>
-              <w:top w:val="single" w:space="0" w:color="D3D3D3"/>
-              <w:bottom w:val="single" w:space="0" w:color="D3D3D3"/>
-              <w:start w:val="single" w:space="0" w:color="D3D3D3"/>
-              <w:end w:val="single" w:space="0" w:color="D3D3D3"/>
-            </w:tcBorders>
-          </w:tcPr>
-          <w:p>
-            <w:pPr>
-              <w:spacing w:before="0" w:after="60"/>
-              <w:keepNext/>
-              <w:jc w:val="center"/>
-            </w:pPr>
-            <w:r>
-              <w:rPr>
-                <w:rFonts w:ascii="Calibri" w:hAnsi="Calibri"/>
-                <w:sz w:val="20"/>
-              </w:rPr>
-              <w:t xml:space="default"/>
-            </w:r>
-          </w:p>
-        </w:tc>
-      </w:tr>
-      <w:tr>
-        <w:trPr>
-          <w:cantSplit/>
-        </w:trPr>
-        <w:tc>
-          <w:tcPr>
-            <w:tcBorders>
-              <w:top w:val="single" w:space="0" w:color="D3D3D3"/>
-              <w:bottom w:val="single" w:space="0" w:color="D3D3D3"/>
-              <w:start w:val="single" w:space="0" w:color="D3D3D3"/>
-              <w:end w:val="single" w:space="0" w:color="D3D3D3"/>
-            </w:tcBorders>
-          </w:tcPr>
-          <w:p>
-            <w:pPr>
-              <w:spacing w:before="0" w:after="60"/>
-              <w:keepNext/>
-              <w:jc w:val="start"/>
-            </w:pPr>
-            <w:r>
-              <w:rPr>
-                <w:rFonts w:ascii="Calibri" w:hAnsi="Calibri"/>
-                <w:sz w:val="20"/>
-              </w:rPr>
-              <w:t xml:space="default">Admission Day</w:t>
-            </w:r>
-          </w:p>
-        </w:tc>
-        <w:tc>
-          <w:tcPr>
-            <w:tcBorders>
-              <w:top w:val="single" w:space="0" w:color="D3D3D3"/>
-              <w:bottom w:val="single" w:space="0" w:color="D3D3D3"/>
-              <w:start w:val="single" w:space="0" w:color="D3D3D3"/>
-              <w:end w:val="single" w:space="0" w:color="D3D3D3"/>
-            </w:tcBorders>
-          </w:tcPr>
-          <w:p>
-            <w:pPr>
-              <w:spacing w:before="0" w:after="60"/>
-              <w:keepNext/>
-              <w:jc w:val="center"/>
-            </w:pPr>
-            <w:r>
-              <w:rPr>
-                <w:rFonts w:ascii="Calibri" w:hAnsi="Calibri"/>
-                <w:sz w:val="20"/>
-              </w:rPr>
-              <w:t xml:space="default"/>
-            </w:r>
-          </w:p>
-        </w:tc>
-        <w:tc>
-          <w:tcPr>
-            <w:tcBorders>
-              <w:top w:val="single" w:space="0" w:color="D3D3D3"/>
-              <w:bottom w:val="single" w:space="0" w:color="D3D3D3"/>
-              <w:start w:val="single" w:space="0" w:color="D3D3D3"/>
-              <w:end w:val="single" w:space="0" w:color="D3D3D3"/>
-            </w:tcBorders>
-          </w:tcPr>
-          <w:p>
-            <w:pPr>
-              <w:spacing w:before="0" w:after="60"/>
-              <w:keepNext/>
-              <w:jc w:val="center"/>
-            </w:pPr>
-            <w:r>
-              <w:rPr>
-                <w:rFonts w:ascii="Calibri" w:hAnsi="Calibri"/>
-                <w:sz w:val="20"/>
-              </w:rPr>
-              <w:t xml:space="default"/>
-            </w:r>
-          </w:p>
-        </w:tc>
-        <w:tc>
-          <w:tcPr>
-            <w:tcBorders>
-              <w:top w:val="single" w:space="0" w:color="D3D3D3"/>
-              <w:bottom w:val="single" w:space="0" w:color="D3D3D3"/>
-              <w:start w:val="single" w:space="0" w:color="D3D3D3"/>
-              <w:end w:val="single" w:space="0" w:color="D3D3D3"/>
-            </w:tcBorders>
-          </w:tcPr>
-          <w:p>
-            <w:pPr>
-              <w:spacing w:before="0" w:after="60"/>
-              <w:keepNext/>
-              <w:jc w:val="center"/>
-            </w:pPr>
-            <w:r>
-              <w:rPr>
-                <w:rFonts w:ascii="Calibri" w:hAnsi="Calibri"/>
-                <w:sz w:val="20"/>
-              </w:rPr>
-              <w:t xml:space="default"/>
-            </w:r>
-          </w:p>
-        </w:tc>
-        <w:tc>
-          <w:tcPr>
-            <w:tcBorders>
-              <w:top w:val="single" w:space="0" w:color="D3D3D3"/>
-              <w:bottom w:val="single" w:space="0" w:color="D3D3D3"/>
-              <w:start w:val="single" w:space="0" w:color="D3D3D3"/>
-              <w:end w:val="single" w:space="0" w:color="D3D3D3"/>
-            </w:tcBorders>
-          </w:tcPr>
-          <w:p>
-            <w:pPr>
-              <w:spacing w:before="0" w:after="60"/>
-              <w:keepNext/>
-              <w:jc w:val="center"/>
-            </w:pPr>
-            <w:r>
-              <w:rPr>
-                <w:rFonts w:ascii="Calibri" w:hAnsi="Calibri"/>
-                <w:sz w:val="20"/>
-              </w:rPr>
-              <w:t xml:space="default">0.092</w:t>
-            </w:r>
-          </w:p>
-        </w:tc>
-      </w:tr>
-      <w:tr>
-        <w:trPr>
-          <w:cantSplit/>
-        </w:trPr>
-        <w:tc>
-          <w:tcPr>
-            <w:tcBorders>
-              <w:top w:val="single" w:space="0" w:color="D3D3D3"/>
-              <w:bottom w:val="single" w:space="0" w:color="D3D3D3"/>
-              <w:start w:val="single" w:space="0" w:color="D3D3D3"/>
-              <w:end w:val="single" w:space="0" w:color="D3D3D3"/>
-            </w:tcBorders>
-          </w:tcPr>
-          <w:p>
-            <w:pPr>
-              <w:spacing w:before="0" w:after="60"/>
-              <w:keepNext/>
-              <w:jc w:val="start"/>
-            </w:pPr>
-            <w:r>
-              <w:rPr>
-                <w:rFonts w:ascii="Calibri" w:hAnsi="Calibri"/>
-                <w:sz w:val="20"/>
-              </w:rPr>
-              <w:t xml:space="default">    Monday-Friday</w:t>
-            </w:r>
-          </w:p>
-        </w:tc>
-        <w:tc>
-          <w:tcPr>
-            <w:tcBorders>
-              <w:top w:val="single" w:space="0" w:color="D3D3D3"/>
-              <w:bottom w:val="single" w:space="0" w:color="D3D3D3"/>
-              <w:start w:val="single" w:space="0" w:color="D3D3D3"/>
-              <w:end w:val="single" w:space="0" w:color="D3D3D3"/>
-            </w:tcBorders>
-          </w:tcPr>
-          <w:p>
-            <w:pPr>
-              <w:spacing w:before="0" w:after="60"/>
-              <w:keepNext/>
-              <w:jc w:val="center"/>
-            </w:pPr>
-            <w:r>
-              <w:rPr>
-                <w:rFonts w:ascii="Calibri" w:hAnsi="Calibri"/>
-                <w:sz w:val="20"/>
-              </w:rPr>
-              <w:t xml:space="default">20,280 (77%)</w:t>
-            </w:r>
-          </w:p>
-        </w:tc>
-        <w:tc>
-          <w:tcPr>
-            <w:tcBorders>
-              <w:top w:val="single" w:space="0" w:color="D3D3D3"/>
-              <w:bottom w:val="single" w:space="0" w:color="D3D3D3"/>
-              <w:start w:val="single" w:space="0" w:color="D3D3D3"/>
-              <w:end w:val="single" w:space="0" w:color="D3D3D3"/>
-            </w:tcBorders>
-          </w:tcPr>
-          <w:p>
-            <w:pPr>
-              <w:spacing w:before="0" w:after="60"/>
-              <w:keepNext/>
-              <w:jc w:val="center"/>
-            </w:pPr>
-            <w:r>
-              <w:rPr>
-                <w:rFonts w:ascii="Calibri" w:hAnsi="Calibri"/>
-                <w:sz w:val="20"/>
-              </w:rPr>
-              <w:t xml:space="default">4,531 (76%)</w:t>
-            </w:r>
-          </w:p>
-        </w:tc>
-        <w:tc>
-          <w:tcPr>
-            <w:tcBorders>
-              <w:top w:val="single" w:space="0" w:color="D3D3D3"/>
-              <w:bottom w:val="single" w:space="0" w:color="D3D3D3"/>
-              <w:start w:val="single" w:space="0" w:color="D3D3D3"/>
-              <w:end w:val="single" w:space="0" w:color="D3D3D3"/>
-            </w:tcBorders>
-          </w:tcPr>
-          <w:p>
-            <w:pPr>
-              <w:spacing w:before="0" w:after="60"/>
-              <w:keepNext/>
-              <w:jc w:val="center"/>
-            </w:pPr>
-            <w:r>
-              <w:rPr>
-                <w:rFonts w:ascii="Calibri" w:hAnsi="Calibri"/>
-                <w:sz w:val="20"/>
-              </w:rPr>
-              <w:t xml:space="default">15,750 (77%)</w:t>
-            </w:r>
-          </w:p>
-        </w:tc>
-        <w:tc>
-          <w:tcPr>
-            <w:tcBorders>
-              <w:top w:val="single" w:space="0" w:color="D3D3D3"/>
-              <w:bottom w:val="single" w:space="0" w:color="D3D3D3"/>
-              <w:start w:val="single" w:space="0" w:color="D3D3D3"/>
-              <w:end w:val="single" w:space="0" w:color="D3D3D3"/>
-            </w:tcBorders>
-          </w:tcPr>
-          <w:p>
-            <w:pPr>
-              <w:spacing w:before="0" w:after="60"/>
-              <w:keepNext/>
-              <w:jc w:val="center"/>
-            </w:pPr>
-            <w:r>
-              <w:rPr>
-                <w:rFonts w:ascii="Calibri" w:hAnsi="Calibri"/>
-                <w:sz w:val="20"/>
-              </w:rPr>
-              <w:t xml:space="default"/>
-            </w:r>
-          </w:p>
-        </w:tc>
-      </w:tr>
-      <w:tr>
-        <w:trPr>
-          <w:cantSplit/>
-        </w:trPr>
-        <w:tc>
-          <w:tcPr>
-            <w:tcBorders>
-              <w:top w:val="single" w:space="0" w:color="D3D3D3"/>
-              <w:bottom w:val="single" w:space="0" w:color="D3D3D3"/>
-              <w:start w:val="single" w:space="0" w:color="D3D3D3"/>
-              <w:end w:val="single" w:space="0" w:color="D3D3D3"/>
-            </w:tcBorders>
-          </w:tcPr>
-          <w:p>
-            <w:pPr>
-              <w:spacing w:before="0" w:after="60"/>
-              <w:keepNext/>
-              <w:jc w:val="start"/>
-            </w:pPr>
-            <w:r>
-              <w:rPr>
-                <w:rFonts w:ascii="Calibri" w:hAnsi="Calibri"/>
-                <w:sz w:val="20"/>
-              </w:rPr>
-              <w:t xml:space="default">    Saturday-Sunday</w:t>
-            </w:r>
-          </w:p>
-        </w:tc>
-        <w:tc>
-          <w:tcPr>
-            <w:tcBorders>
-              <w:top w:val="single" w:space="0" w:color="D3D3D3"/>
-              <w:bottom w:val="single" w:space="0" w:color="D3D3D3"/>
-              <w:start w:val="single" w:space="0" w:color="D3D3D3"/>
-              <w:end w:val="single" w:space="0" w:color="D3D3D3"/>
-            </w:tcBorders>
-          </w:tcPr>
-          <w:p>
-            <w:pPr>
-              <w:spacing w:before="0" w:after="60"/>
-              <w:keepNext/>
-              <w:jc w:val="center"/>
-            </w:pPr>
-            <w:r>
-              <w:rPr>
-                <w:rFonts w:ascii="Calibri" w:hAnsi="Calibri"/>
-                <w:sz w:val="20"/>
-              </w:rPr>
-              <w:t xml:space="default">6,068 (23%)</w:t>
-            </w:r>
-          </w:p>
-        </w:tc>
-        <w:tc>
-          <w:tcPr>
-            <w:tcBorders>
-              <w:top w:val="single" w:space="0" w:color="D3D3D3"/>
-              <w:bottom w:val="single" w:space="0" w:color="D3D3D3"/>
-              <w:start w:val="single" w:space="0" w:color="D3D3D3"/>
-              <w:end w:val="single" w:space="0" w:color="D3D3D3"/>
-            </w:tcBorders>
-          </w:tcPr>
-          <w:p>
-            <w:pPr>
-              <w:spacing w:before="0" w:after="60"/>
-              <w:keepNext/>
-              <w:jc w:val="center"/>
-            </w:pPr>
-            <w:r>
-              <w:rPr>
-                <w:rFonts w:ascii="Calibri" w:hAnsi="Calibri"/>
-                <w:sz w:val="20"/>
-              </w:rPr>
-              <w:t xml:space="default">1,458 (24%)</w:t>
-            </w:r>
-          </w:p>
-        </w:tc>
-        <w:tc>
-          <w:tcPr>
-            <w:tcBorders>
-              <w:top w:val="single" w:space="0" w:color="D3D3D3"/>
-              <w:bottom w:val="single" w:space="0" w:color="D3D3D3"/>
-              <w:start w:val="single" w:space="0" w:color="D3D3D3"/>
-              <w:end w:val="single" w:space="0" w:color="D3D3D3"/>
-            </w:tcBorders>
-          </w:tcPr>
-          <w:p>
-            <w:pPr>
-              <w:spacing w:before="0" w:after="60"/>
-              <w:keepNext/>
-              <w:jc w:val="center"/>
-            </w:pPr>
-            <w:r>
-              <w:rPr>
-                <w:rFonts w:ascii="Calibri" w:hAnsi="Calibri"/>
-                <w:sz w:val="20"/>
-              </w:rPr>
-              <w:t xml:space="default">4,610 (23%)</w:t>
-            </w:r>
-          </w:p>
-        </w:tc>
-        <w:tc>
-          <w:tcPr>
-            <w:tcBorders>
-              <w:top w:val="single" w:space="0" w:color="D3D3D3"/>
-              <w:bottom w:val="single" w:space="0" w:color="D3D3D3"/>
-              <w:start w:val="single" w:space="0" w:color="D3D3D3"/>
-              <w:end w:val="single" w:space="0" w:color="D3D3D3"/>
-            </w:tcBorders>
-          </w:tcPr>
-          <w:p>
-            <w:pPr>
-              <w:spacing w:before="0" w:after="60"/>
-              <w:keepNext/>
-              <w:jc w:val="center"/>
-            </w:pPr>
-            <w:r>
-              <w:rPr>
-                <w:rFonts w:ascii="Calibri" w:hAnsi="Calibri"/>
-                <w:sz w:val="20"/>
-              </w:rPr>
-              <w:t xml:space="default"/>
-            </w:r>
-          </w:p>
-        </w:tc>
-      </w:tr>
-      <w:tr>
-        <w:trPr>
-          <w:cantSplit/>
-        </w:trPr>
-        <w:tc>
-          <w:tcPr>
-            <w:tcBorders>
-              <w:top w:val="single" w:space="0" w:color="D3D3D3"/>
-              <w:bottom w:val="single" w:space="0" w:color="D3D3D3"/>
-              <w:start w:val="single" w:space="0" w:color="D3D3D3"/>
-              <w:end w:val="single" w:space="0" w:color="D3D3D3"/>
-            </w:tcBorders>
-          </w:tcPr>
-          <w:p>
-            <w:pPr>
-              <w:spacing w:before="0" w:after="60"/>
-              <w:keepNext/>
-              <w:jc w:val="start"/>
-            </w:pPr>
-            <w:r>
-              <w:rPr>
-                <w:rFonts w:ascii="Calibri" w:hAnsi="Calibri"/>
-                <w:sz w:val="20"/>
-              </w:rPr>
-              <w:t xml:space="default">Admission Type</w:t>
-            </w:r>
-          </w:p>
-        </w:tc>
-        <w:tc>
-          <w:tcPr>
-            <w:tcBorders>
-              <w:top w:val="single" w:space="0" w:color="D3D3D3"/>
-              <w:bottom w:val="single" w:space="0" w:color="D3D3D3"/>
-              <w:start w:val="single" w:space="0" w:color="D3D3D3"/>
-              <w:end w:val="single" w:space="0" w:color="D3D3D3"/>
-            </w:tcBorders>
-          </w:tcPr>
-          <w:p>
-            <w:pPr>
-              <w:spacing w:before="0" w:after="60"/>
-              <w:keepNext/>
-              <w:jc w:val="center"/>
-            </w:pPr>
-            <w:r>
-              <w:rPr>
-                <w:rFonts w:ascii="Calibri" w:hAnsi="Calibri"/>
-                <w:sz w:val="20"/>
-              </w:rPr>
-              <w:t xml:space="default"/>
-            </w:r>
-          </w:p>
-        </w:tc>
-        <w:tc>
-          <w:tcPr>
-            <w:tcBorders>
-              <w:top w:val="single" w:space="0" w:color="D3D3D3"/>
-              <w:bottom w:val="single" w:space="0" w:color="D3D3D3"/>
-              <w:start w:val="single" w:space="0" w:color="D3D3D3"/>
-              <w:end w:val="single" w:space="0" w:color="D3D3D3"/>
-            </w:tcBorders>
-          </w:tcPr>
-          <w:p>
-            <w:pPr>
-              <w:spacing w:before="0" w:after="60"/>
-              <w:keepNext/>
-              <w:jc w:val="center"/>
-            </w:pPr>
-            <w:r>
-              <w:rPr>
-                <w:rFonts w:ascii="Calibri" w:hAnsi="Calibri"/>
-                <w:sz w:val="20"/>
-              </w:rPr>
-              <w:t xml:space="default"/>
-            </w:r>
-          </w:p>
-        </w:tc>
-        <w:tc>
-          <w:tcPr>
-            <w:tcBorders>
-              <w:top w:val="single" w:space="0" w:color="D3D3D3"/>
-              <w:bottom w:val="single" w:space="0" w:color="D3D3D3"/>
-              <w:start w:val="single" w:space="0" w:color="D3D3D3"/>
-              <w:end w:val="single" w:space="0" w:color="D3D3D3"/>
-            </w:tcBorders>
-          </w:tcPr>
-          <w:p>
-            <w:pPr>
-              <w:spacing w:before="0" w:after="60"/>
-              <w:keepNext/>
-              <w:jc w:val="center"/>
-            </w:pPr>
-            <w:r>
-              <w:rPr>
-                <w:rFonts w:ascii="Calibri" w:hAnsi="Calibri"/>
-                <w:sz w:val="20"/>
-              </w:rPr>
-              <w:t xml:space="default"/>
-            </w:r>
-          </w:p>
-        </w:tc>
-        <w:tc>
-          <w:tcPr>
-            <w:tcBorders>
-              <w:top w:val="single" w:space="0" w:color="D3D3D3"/>
-              <w:bottom w:val="single" w:space="0" w:color="D3D3D3"/>
-              <w:start w:val="single" w:space="0" w:color="D3D3D3"/>
-              <w:end w:val="single" w:space="0" w:color="D3D3D3"/>
-            </w:tcBorders>
-          </w:tcPr>
-          <w:p>
-            <w:pPr>
-              <w:spacing w:before="0" w:after="60"/>
-              <w:keepNext/>
-              <w:jc w:val="center"/>
-            </w:pPr>
-            <w:r>
-              <w:rPr>
-                <w:rFonts w:ascii="Calibri" w:hAnsi="Calibri"/>
-                <w:sz w:val="20"/>
-              </w:rPr>
-              <w:t xml:space="default">&lt;0.001</w:t>
-            </w:r>
-          </w:p>
-        </w:tc>
-      </w:tr>
-      <w:tr>
-        <w:trPr>
-          <w:cantSplit/>
-        </w:trPr>
-        <w:tc>
-          <w:tcPr>
-            <w:tcBorders>
-              <w:top w:val="single" w:space="0" w:color="D3D3D3"/>
-              <w:bottom w:val="single" w:space="0" w:color="D3D3D3"/>
-              <w:start w:val="single" w:space="0" w:color="D3D3D3"/>
-              <w:end w:val="single" w:space="0" w:color="D3D3D3"/>
-            </w:tcBorders>
-          </w:tcPr>
-          <w:p>
-            <w:pPr>
-              <w:spacing w:before="0" w:after="60"/>
-              <w:keepNext/>
-              <w:jc w:val="start"/>
-            </w:pPr>
-            <w:r>
-              <w:rPr>
-                <w:rFonts w:ascii="Calibri" w:hAnsi="Calibri"/>
-                <w:sz w:val="20"/>
-              </w:rPr>
-              <w:t xml:space="default">    Elective</w:t>
-            </w:r>
-          </w:p>
-        </w:tc>
-        <w:tc>
-          <w:tcPr>
-            <w:tcBorders>
-              <w:top w:val="single" w:space="0" w:color="D3D3D3"/>
-              <w:bottom w:val="single" w:space="0" w:color="D3D3D3"/>
-              <w:start w:val="single" w:space="0" w:color="D3D3D3"/>
-              <w:end w:val="single" w:space="0" w:color="D3D3D3"/>
-            </w:tcBorders>
-          </w:tcPr>
-          <w:p>
-            <w:pPr>
-              <w:spacing w:before="0" w:after="60"/>
-              <w:keepNext/>
-              <w:jc w:val="center"/>
-            </w:pPr>
-            <w:r>
-              <w:rPr>
-                <w:rFonts w:ascii="Calibri" w:hAnsi="Calibri"/>
-                <w:sz w:val="20"/>
-              </w:rPr>
-              <w:t xml:space="default">3,731 (14%)</w:t>
-            </w:r>
-          </w:p>
-        </w:tc>
-        <w:tc>
-          <w:tcPr>
-            <w:tcBorders>
-              <w:top w:val="single" w:space="0" w:color="D3D3D3"/>
-              <w:bottom w:val="single" w:space="0" w:color="D3D3D3"/>
-              <w:start w:val="single" w:space="0" w:color="D3D3D3"/>
-              <w:end w:val="single" w:space="0" w:color="D3D3D3"/>
-            </w:tcBorders>
-          </w:tcPr>
-          <w:p>
-            <w:pPr>
-              <w:spacing w:before="0" w:after="60"/>
-              <w:keepNext/>
-              <w:jc w:val="center"/>
-            </w:pPr>
-            <w:r>
-              <w:rPr>
-                <w:rFonts w:ascii="Calibri" w:hAnsi="Calibri"/>
-                <w:sz w:val="20"/>
-              </w:rPr>
-              <w:t xml:space="default">649 (11%)</w:t>
-            </w:r>
-          </w:p>
-        </w:tc>
-        <w:tc>
-          <w:tcPr>
-            <w:tcBorders>
-              <w:top w:val="single" w:space="0" w:color="D3D3D3"/>
-              <w:bottom w:val="single" w:space="0" w:color="D3D3D3"/>
-              <w:start w:val="single" w:space="0" w:color="D3D3D3"/>
-              <w:end w:val="single" w:space="0" w:color="D3D3D3"/>
-            </w:tcBorders>
-          </w:tcPr>
-          <w:p>
-            <w:pPr>
-              <w:spacing w:before="0" w:after="60"/>
-              <w:keepNext/>
-              <w:jc w:val="center"/>
-            </w:pPr>
-            <w:r>
-              <w:rPr>
-                <w:rFonts w:ascii="Calibri" w:hAnsi="Calibri"/>
-                <w:sz w:val="20"/>
-              </w:rPr>
-              <w:t xml:space="default">3,083 (15%)</w:t>
-            </w:r>
-          </w:p>
-        </w:tc>
-        <w:tc>
-          <w:tcPr>
-            <w:tcBorders>
-              <w:top w:val="single" w:space="0" w:color="D3D3D3"/>
-              <w:bottom w:val="single" w:space="0" w:color="D3D3D3"/>
-              <w:start w:val="single" w:space="0" w:color="D3D3D3"/>
-              <w:end w:val="single" w:space="0" w:color="D3D3D3"/>
-            </w:tcBorders>
-          </w:tcPr>
-          <w:p>
-            <w:pPr>
-              <w:spacing w:before="0" w:after="60"/>
-              <w:keepNext/>
-              <w:jc w:val="center"/>
-            </w:pPr>
-            <w:r>
-              <w:rPr>
-                <w:rFonts w:ascii="Calibri" w:hAnsi="Calibri"/>
-                <w:sz w:val="20"/>
-              </w:rPr>
-              <w:t xml:space="default"/>
-            </w:r>
-          </w:p>
-        </w:tc>
-      </w:tr>
-      <w:tr>
-        <w:trPr>
-          <w:cantSplit/>
-        </w:trPr>
-        <w:tc>
-          <w:tcPr>
-            <w:tcBorders>
-              <w:top w:val="single" w:space="0" w:color="D3D3D3"/>
-              <w:bottom w:val="single" w:space="0" w:color="D3D3D3"/>
-              <w:start w:val="single" w:space="0" w:color="D3D3D3"/>
-              <w:end w:val="single" w:space="0" w:color="D3D3D3"/>
-            </w:tcBorders>
-          </w:tcPr>
-          <w:p>
-            <w:pPr>
-              <w:spacing w:before="0" w:after="60"/>
-              <w:keepNext/>
-              <w:jc w:val="start"/>
-            </w:pPr>
-            <w:r>
-              <w:rPr>
-                <w:rFonts w:ascii="Calibri" w:hAnsi="Calibri"/>
-                <w:sz w:val="20"/>
-              </w:rPr>
-              <w:t xml:space="default">    Non-elective</w:t>
-            </w:r>
-          </w:p>
-        </w:tc>
-        <w:tc>
-          <w:tcPr>
-            <w:tcBorders>
-              <w:top w:val="single" w:space="0" w:color="D3D3D3"/>
-              <w:bottom w:val="single" w:space="0" w:color="D3D3D3"/>
-              <w:start w:val="single" w:space="0" w:color="D3D3D3"/>
-              <w:end w:val="single" w:space="0" w:color="D3D3D3"/>
-            </w:tcBorders>
-          </w:tcPr>
-          <w:p>
-            <w:pPr>
-              <w:spacing w:before="0" w:after="60"/>
-              <w:keepNext/>
-              <w:jc w:val="center"/>
-            </w:pPr>
-            <w:r>
-              <w:rPr>
-                <w:rFonts w:ascii="Calibri" w:hAnsi="Calibri"/>
-                <w:sz w:val="20"/>
-              </w:rPr>
-              <w:t xml:space="default">22,531 (86%)</w:t>
-            </w:r>
-          </w:p>
-        </w:tc>
-        <w:tc>
-          <w:tcPr>
-            <w:tcBorders>
-              <w:top w:val="single" w:space="0" w:color="D3D3D3"/>
-              <w:bottom w:val="single" w:space="0" w:color="D3D3D3"/>
-              <w:start w:val="single" w:space="0" w:color="D3D3D3"/>
-              <w:end w:val="single" w:space="0" w:color="D3D3D3"/>
-            </w:tcBorders>
-          </w:tcPr>
-          <w:p>
-            <w:pPr>
-              <w:spacing w:before="0" w:after="60"/>
-              <w:keepNext/>
-              <w:jc w:val="center"/>
-            </w:pPr>
-            <w:r>
-              <w:rPr>
-                <w:rFonts w:ascii="Calibri" w:hAnsi="Calibri"/>
-                <w:sz w:val="20"/>
-              </w:rPr>
-              <w:t xml:space="default">5,329 (89%)</w:t>
-            </w:r>
-          </w:p>
-        </w:tc>
-        <w:tc>
-          <w:tcPr>
-            <w:tcBorders>
-              <w:top w:val="single" w:space="0" w:color="D3D3D3"/>
-              <w:bottom w:val="single" w:space="0" w:color="D3D3D3"/>
-              <w:start w:val="single" w:space="0" w:color="D3D3D3"/>
-              <w:end w:val="single" w:space="0" w:color="D3D3D3"/>
-            </w:tcBorders>
-          </w:tcPr>
-          <w:p>
-            <w:pPr>
-              <w:spacing w:before="0" w:after="60"/>
-              <w:keepNext/>
-              <w:jc w:val="center"/>
-            </w:pPr>
-            <w:r>
-              <w:rPr>
-                <w:rFonts w:ascii="Calibri" w:hAnsi="Calibri"/>
-                <w:sz w:val="20"/>
-              </w:rPr>
-              <w:t xml:space="default">17,202 (85%)</w:t>
-            </w:r>
-          </w:p>
-        </w:tc>
-        <w:tc>
-          <w:tcPr>
-            <w:tcBorders>
-              <w:top w:val="single" w:space="0" w:color="D3D3D3"/>
-              <w:bottom w:val="single" w:space="0" w:color="D3D3D3"/>
-              <w:start w:val="single" w:space="0" w:color="D3D3D3"/>
-              <w:end w:val="single" w:space="0" w:color="D3D3D3"/>
-            </w:tcBorders>
-          </w:tcPr>
-          <w:p>
-            <w:pPr>
-              <w:spacing w:before="0" w:after="60"/>
-              <w:keepNext/>
-              <w:jc w:val="center"/>
-            </w:pPr>
-            <w:r>
-              <w:rPr>
-                <w:rFonts w:ascii="Calibri" w:hAnsi="Calibri"/>
-                <w:sz w:val="20"/>
-              </w:rPr>
-              <w:t xml:space="default"/>
-            </w:r>
-          </w:p>
-        </w:tc>
-      </w:tr>
-      <w:tr>
-        <w:trPr>
-          <w:cantSplit/>
-        </w:trPr>
-        <w:tc>
-          <w:tcPr>
-            <w:tcBorders>
-              <w:top w:val="single" w:space="0" w:color="D3D3D3"/>
-              <w:bottom w:val="single" w:space="0" w:color="D3D3D3"/>
-              <w:start w:val="single" w:space="0" w:color="D3D3D3"/>
-              <w:end w:val="single" w:space="0" w:color="D3D3D3"/>
-            </w:tcBorders>
-          </w:tcPr>
-          <w:p>
-            <w:pPr>
-              <w:spacing w:before="0" w:after="60"/>
-              <w:keepNext/>
-              <w:jc w:val="start"/>
-            </w:pPr>
-            <w:r>
-              <w:rPr>
-                <w:rFonts w:ascii="Calibri" w:hAnsi="Calibri"/>
-                <w:sz w:val="20"/>
-              </w:rPr>
-              <w:t xml:space="default">Hospital Bed Size</w:t>
-            </w:r>
-          </w:p>
-        </w:tc>
-        <w:tc>
-          <w:tcPr>
-            <w:tcBorders>
-              <w:top w:val="single" w:space="0" w:color="D3D3D3"/>
-              <w:bottom w:val="single" w:space="0" w:color="D3D3D3"/>
-              <w:start w:val="single" w:space="0" w:color="D3D3D3"/>
-              <w:end w:val="single" w:space="0" w:color="D3D3D3"/>
-            </w:tcBorders>
-          </w:tcPr>
-          <w:p>
-            <w:pPr>
-              <w:spacing w:before="0" w:after="60"/>
-              <w:keepNext/>
-              <w:jc w:val="center"/>
-            </w:pPr>
-            <w:r>
-              <w:rPr>
-                <w:rFonts w:ascii="Calibri" w:hAnsi="Calibri"/>
-                <w:sz w:val="20"/>
-              </w:rPr>
-              <w:t xml:space="default"/>
-            </w:r>
-          </w:p>
-        </w:tc>
-        <w:tc>
-          <w:tcPr>
-            <w:tcBorders>
-              <w:top w:val="single" w:space="0" w:color="D3D3D3"/>
-              <w:bottom w:val="single" w:space="0" w:color="D3D3D3"/>
-              <w:start w:val="single" w:space="0" w:color="D3D3D3"/>
-              <w:end w:val="single" w:space="0" w:color="D3D3D3"/>
-            </w:tcBorders>
-          </w:tcPr>
-          <w:p>
-            <w:pPr>
-              <w:spacing w:before="0" w:after="60"/>
-              <w:keepNext/>
-              <w:jc w:val="center"/>
-            </w:pPr>
-            <w:r>
-              <w:rPr>
-                <w:rFonts w:ascii="Calibri" w:hAnsi="Calibri"/>
-                <w:sz w:val="20"/>
-              </w:rPr>
-              <w:t xml:space="default"/>
-            </w:r>
-          </w:p>
-        </w:tc>
-        <w:tc>
-          <w:tcPr>
-            <w:tcBorders>
-              <w:top w:val="single" w:space="0" w:color="D3D3D3"/>
-              <w:bottom w:val="single" w:space="0" w:color="D3D3D3"/>
-              <w:start w:val="single" w:space="0" w:color="D3D3D3"/>
-              <w:end w:val="single" w:space="0" w:color="D3D3D3"/>
-            </w:tcBorders>
-          </w:tcPr>
-          <w:p>
-            <w:pPr>
-              <w:spacing w:before="0" w:after="60"/>
-              <w:keepNext/>
-              <w:jc w:val="center"/>
-            </w:pPr>
-            <w:r>
-              <w:rPr>
-                <w:rFonts w:ascii="Calibri" w:hAnsi="Calibri"/>
-                <w:sz w:val="20"/>
-              </w:rPr>
-              <w:t xml:space="default"/>
-            </w:r>
-          </w:p>
-        </w:tc>
-        <w:tc>
-          <w:tcPr>
-            <w:tcBorders>
-              <w:top w:val="single" w:space="0" w:color="D3D3D3"/>
-              <w:bottom w:val="single" w:space="0" w:color="D3D3D3"/>
-              <w:start w:val="single" w:space="0" w:color="D3D3D3"/>
-              <w:end w:val="single" w:space="0" w:color="D3D3D3"/>
-            </w:tcBorders>
-          </w:tcPr>
-          <w:p>
-            <w:pPr>
-              <w:spacing w:before="0" w:after="60"/>
-              <w:keepNext/>
-              <w:jc w:val="center"/>
-            </w:pPr>
-            <w:r>
-              <w:rPr>
-                <w:rFonts w:ascii="Calibri" w:hAnsi="Calibri"/>
-                <w:sz w:val="20"/>
-              </w:rPr>
-              <w:t xml:space="default">0.012</w:t>
-            </w:r>
-          </w:p>
-        </w:tc>
-      </w:tr>
-      <w:tr>
-        <w:trPr>
-          <w:cantSplit/>
-        </w:trPr>
-        <w:tc>
-          <w:tcPr>
-            <w:tcBorders>
-              <w:top w:val="single" w:space="0" w:color="D3D3D3"/>
-              <w:bottom w:val="single" w:space="0" w:color="D3D3D3"/>
-              <w:start w:val="single" w:space="0" w:color="D3D3D3"/>
-              <w:end w:val="single" w:space="0" w:color="D3D3D3"/>
-            </w:tcBorders>
-          </w:tcPr>
-          <w:p>
-            <w:pPr>
-              <w:spacing w:before="0" w:after="60"/>
-              <w:keepNext/>
-              <w:jc w:val="start"/>
-            </w:pPr>
-            <w:r>
-              <w:rPr>
-                <w:rFonts w:ascii="Calibri" w:hAnsi="Calibri"/>
-                <w:sz w:val="20"/>
-              </w:rPr>
-              <w:t xml:space="default">    Small</w:t>
-            </w:r>
-          </w:p>
-        </w:tc>
-        <w:tc>
-          <w:tcPr>
-            <w:tcBorders>
-              <w:top w:val="single" w:space="0" w:color="D3D3D3"/>
-              <w:bottom w:val="single" w:space="0" w:color="D3D3D3"/>
-              <w:start w:val="single" w:space="0" w:color="D3D3D3"/>
-              <w:end w:val="single" w:space="0" w:color="D3D3D3"/>
-            </w:tcBorders>
-          </w:tcPr>
-          <w:p>
-            <w:pPr>
-              <w:spacing w:before="0" w:after="60"/>
-              <w:keepNext/>
-              <w:jc w:val="center"/>
-            </w:pPr>
-            <w:r>
-              <w:rPr>
-                <w:rFonts w:ascii="Calibri" w:hAnsi="Calibri"/>
-                <w:sz w:val="20"/>
-              </w:rPr>
-              <w:t xml:space="default">1,293 (4.9%)</w:t>
-            </w:r>
-          </w:p>
-        </w:tc>
-        <w:tc>
-          <w:tcPr>
-            <w:tcBorders>
-              <w:top w:val="single" w:space="0" w:color="D3D3D3"/>
-              <w:bottom w:val="single" w:space="0" w:color="D3D3D3"/>
-              <w:start w:val="single" w:space="0" w:color="D3D3D3"/>
-              <w:end w:val="single" w:space="0" w:color="D3D3D3"/>
-            </w:tcBorders>
-          </w:tcPr>
-          <w:p>
-            <w:pPr>
-              <w:spacing w:before="0" w:after="60"/>
-              <w:keepNext/>
-              <w:jc w:val="center"/>
-            </w:pPr>
-            <w:r>
-              <w:rPr>
-                <w:rFonts w:ascii="Calibri" w:hAnsi="Calibri"/>
-                <w:sz w:val="20"/>
-              </w:rPr>
-              <w:t xml:space="default">208 (3.5%)</w:t>
-            </w:r>
-          </w:p>
-        </w:tc>
-        <w:tc>
-          <w:tcPr>
-            <w:tcBorders>
-              <w:top w:val="single" w:space="0" w:color="D3D3D3"/>
-              <w:bottom w:val="single" w:space="0" w:color="D3D3D3"/>
-              <w:start w:val="single" w:space="0" w:color="D3D3D3"/>
-              <w:end w:val="single" w:space="0" w:color="D3D3D3"/>
-            </w:tcBorders>
-          </w:tcPr>
-          <w:p>
-            <w:pPr>
-              <w:spacing w:before="0" w:after="60"/>
-              <w:keepNext/>
-              <w:jc w:val="center"/>
-            </w:pPr>
-            <w:r>
-              <w:rPr>
-                <w:rFonts w:ascii="Calibri" w:hAnsi="Calibri"/>
-                <w:sz w:val="20"/>
-              </w:rPr>
-              <w:t xml:space="default">1,085 (5.3%)</w:t>
-            </w:r>
-          </w:p>
-        </w:tc>
-        <w:tc>
-          <w:tcPr>
-            <w:tcBorders>
-              <w:top w:val="single" w:space="0" w:color="D3D3D3"/>
-              <w:bottom w:val="single" w:space="0" w:color="D3D3D3"/>
-              <w:start w:val="single" w:space="0" w:color="D3D3D3"/>
-              <w:end w:val="single" w:space="0" w:color="D3D3D3"/>
-            </w:tcBorders>
-          </w:tcPr>
-          <w:p>
-            <w:pPr>
-              <w:spacing w:before="0" w:after="60"/>
-              <w:keepNext/>
-              <w:jc w:val="center"/>
-            </w:pPr>
-            <w:r>
-              <w:rPr>
-                <w:rFonts w:ascii="Calibri" w:hAnsi="Calibri"/>
-                <w:sz w:val="20"/>
-              </w:rPr>
-              <w:t xml:space="default"/>
-            </w:r>
-          </w:p>
-        </w:tc>
-      </w:tr>
-      <w:tr>
-        <w:trPr>
-          <w:cantSplit/>
-        </w:trPr>
-        <w:tc>
-          <w:tcPr>
-            <w:tcBorders>
-              <w:top w:val="single" w:space="0" w:color="D3D3D3"/>
-              <w:bottom w:val="single" w:space="0" w:color="D3D3D3"/>
-              <w:start w:val="single" w:space="0" w:color="D3D3D3"/>
-              <w:end w:val="single" w:space="0" w:color="D3D3D3"/>
-            </w:tcBorders>
-          </w:tcPr>
-          <w:p>
-            <w:pPr>
-              <w:spacing w:before="0" w:after="60"/>
-              <w:keepNext/>
-              <w:jc w:val="start"/>
-            </w:pPr>
-            <w:r>
-              <w:rPr>
-                <w:rFonts w:ascii="Calibri" w:hAnsi="Calibri"/>
-                <w:sz w:val="20"/>
-              </w:rPr>
-              <w:t xml:space="default">    Large</w:t>
-            </w:r>
-          </w:p>
-        </w:tc>
-        <w:tc>
-          <w:tcPr>
-            <w:tcBorders>
-              <w:top w:val="single" w:space="0" w:color="D3D3D3"/>
-              <w:bottom w:val="single" w:space="0" w:color="D3D3D3"/>
-              <w:start w:val="single" w:space="0" w:color="D3D3D3"/>
-              <w:end w:val="single" w:space="0" w:color="D3D3D3"/>
-            </w:tcBorders>
-          </w:tcPr>
-          <w:p>
-            <w:pPr>
-              <w:spacing w:before="0" w:after="60"/>
-              <w:keepNext/>
-              <w:jc w:val="center"/>
-            </w:pPr>
-            <w:r>
-              <w:rPr>
-                <w:rFonts w:ascii="Calibri" w:hAnsi="Calibri"/>
-                <w:sz w:val="20"/>
-              </w:rPr>
-              <w:t xml:space="default">20,470 (78%)</w:t>
-            </w:r>
-          </w:p>
-        </w:tc>
-        <w:tc>
-          <w:tcPr>
-            <w:tcBorders>
-              <w:top w:val="single" w:space="0" w:color="D3D3D3"/>
-              <w:bottom w:val="single" w:space="0" w:color="D3D3D3"/>
-              <w:start w:val="single" w:space="0" w:color="D3D3D3"/>
-              <w:end w:val="single" w:space="0" w:color="D3D3D3"/>
-            </w:tcBorders>
-          </w:tcPr>
-          <w:p>
-            <w:pPr>
-              <w:spacing w:before="0" w:after="60"/>
-              <w:keepNext/>
-              <w:jc w:val="center"/>
-            </w:pPr>
-            <w:r>
-              <w:rPr>
-                <w:rFonts w:ascii="Calibri" w:hAnsi="Calibri"/>
-                <w:sz w:val="20"/>
-              </w:rPr>
-              <w:t xml:space="default">4,780 (80%)</w:t>
-            </w:r>
-          </w:p>
-        </w:tc>
-        <w:tc>
-          <w:tcPr>
-            <w:tcBorders>
-              <w:top w:val="single" w:space="0" w:color="D3D3D3"/>
-              <w:bottom w:val="single" w:space="0" w:color="D3D3D3"/>
-              <w:start w:val="single" w:space="0" w:color="D3D3D3"/>
-              <w:end w:val="single" w:space="0" w:color="D3D3D3"/>
-            </w:tcBorders>
-          </w:tcPr>
-          <w:p>
-            <w:pPr>
-              <w:spacing w:before="0" w:after="60"/>
-              <w:keepNext/>
-              <w:jc w:val="center"/>
-            </w:pPr>
-            <w:r>
-              <w:rPr>
-                <w:rFonts w:ascii="Calibri" w:hAnsi="Calibri"/>
-                <w:sz w:val="20"/>
-              </w:rPr>
-              <w:t xml:space="default">15,690 (77%)</w:t>
-            </w:r>
-          </w:p>
-        </w:tc>
-        <w:tc>
-          <w:tcPr>
-            <w:tcBorders>
-              <w:top w:val="single" w:space="0" w:color="D3D3D3"/>
-              <w:bottom w:val="single" w:space="0" w:color="D3D3D3"/>
-              <w:start w:val="single" w:space="0" w:color="D3D3D3"/>
-              <w:end w:val="single" w:space="0" w:color="D3D3D3"/>
-            </w:tcBorders>
-          </w:tcPr>
-          <w:p>
-            <w:pPr>
-              <w:spacing w:before="0" w:after="60"/>
-              <w:keepNext/>
-              <w:jc w:val="center"/>
-            </w:pPr>
-            <w:r>
-              <w:rPr>
-                <w:rFonts w:ascii="Calibri" w:hAnsi="Calibri"/>
-                <w:sz w:val="20"/>
-              </w:rPr>
-              <w:t xml:space="default"/>
-            </w:r>
-          </w:p>
-        </w:tc>
-      </w:tr>
-      <w:tr>
-        <w:trPr>
-          <w:cantSplit/>
-        </w:trPr>
-        <w:tc>
-          <w:tcPr>
-            <w:tcBorders>
-              <w:top w:val="single" w:space="0" w:color="D3D3D3"/>
-              <w:bottom w:val="single" w:space="0" w:color="D3D3D3"/>
-              <w:start w:val="single" w:space="0" w:color="D3D3D3"/>
-              <w:end w:val="single" w:space="0" w:color="D3D3D3"/>
-            </w:tcBorders>
-          </w:tcPr>
-          <w:p>
-            <w:pPr>
-              <w:spacing w:before="0" w:after="60"/>
-              <w:keepNext/>
-              <w:jc w:val="start"/>
-            </w:pPr>
-            <w:r>
-              <w:rPr>
-                <w:rFonts w:ascii="Calibri" w:hAnsi="Calibri"/>
-                <w:sz w:val="20"/>
-              </w:rPr>
-              <w:t xml:space="default">    Medium</w:t>
-            </w:r>
-          </w:p>
-        </w:tc>
-        <w:tc>
-          <w:tcPr>
-            <w:tcBorders>
-              <w:top w:val="single" w:space="0" w:color="D3D3D3"/>
-              <w:bottom w:val="single" w:space="0" w:color="D3D3D3"/>
-              <w:start w:val="single" w:space="0" w:color="D3D3D3"/>
-              <w:end w:val="single" w:space="0" w:color="D3D3D3"/>
-            </w:tcBorders>
-          </w:tcPr>
-          <w:p>
-            <w:pPr>
-              <w:spacing w:before="0" w:after="60"/>
-              <w:keepNext/>
-              <w:jc w:val="center"/>
-            </w:pPr>
-            <w:r>
-              <w:rPr>
-                <w:rFonts w:ascii="Calibri" w:hAnsi="Calibri"/>
-                <w:sz w:val="20"/>
-              </w:rPr>
-              <w:t xml:space="default">4,585 (17%)</w:t>
-            </w:r>
-          </w:p>
-        </w:tc>
-        <w:tc>
-          <w:tcPr>
-            <w:tcBorders>
-              <w:top w:val="single" w:space="0" w:color="D3D3D3"/>
-              <w:bottom w:val="single" w:space="0" w:color="D3D3D3"/>
-              <w:start w:val="single" w:space="0" w:color="D3D3D3"/>
-              <w:end w:val="single" w:space="0" w:color="D3D3D3"/>
-            </w:tcBorders>
-          </w:tcPr>
-          <w:p>
-            <w:pPr>
-              <w:spacing w:before="0" w:after="60"/>
-              <w:keepNext/>
-              <w:jc w:val="center"/>
-            </w:pPr>
-            <w:r>
-              <w:rPr>
-                <w:rFonts w:ascii="Calibri" w:hAnsi="Calibri"/>
-                <w:sz w:val="20"/>
-              </w:rPr>
-              <w:t xml:space="default">1,000 (17%)</w:t>
-            </w:r>
-          </w:p>
-        </w:tc>
-        <w:tc>
-          <w:tcPr>
-            <w:tcBorders>
-              <w:top w:val="single" w:space="0" w:color="D3D3D3"/>
-              <w:bottom w:val="single" w:space="0" w:color="D3D3D3"/>
-              <w:start w:val="single" w:space="0" w:color="D3D3D3"/>
-              <w:end w:val="single" w:space="0" w:color="D3D3D3"/>
-            </w:tcBorders>
-          </w:tcPr>
-          <w:p>
-            <w:pPr>
-              <w:spacing w:before="0" w:after="60"/>
-              <w:keepNext/>
-              <w:jc w:val="center"/>
-            </w:pPr>
-            <w:r>
-              <w:rPr>
-                <w:rFonts w:ascii="Calibri" w:hAnsi="Calibri"/>
-                <w:sz w:val="20"/>
-              </w:rPr>
-              <w:t xml:space="default">3,585 (18%)</w:t>
-            </w:r>
-          </w:p>
-        </w:tc>
-        <w:tc>
-          <w:tcPr>
-            <w:tcBorders>
-              <w:top w:val="single" w:space="0" w:color="D3D3D3"/>
-              <w:bottom w:val="single" w:space="0" w:color="D3D3D3"/>
-              <w:start w:val="single" w:space="0" w:color="D3D3D3"/>
-              <w:end w:val="single" w:space="0" w:color="D3D3D3"/>
-            </w:tcBorders>
-          </w:tcPr>
-          <w:p>
-            <w:pPr>
-              <w:spacing w:before="0" w:after="60"/>
-              <w:keepNext/>
-              <w:jc w:val="center"/>
-            </w:pPr>
-            <w:r>
-              <w:rPr>
-                <w:rFonts w:ascii="Calibri" w:hAnsi="Calibri"/>
-                <w:sz w:val="20"/>
-              </w:rPr>
-              <w:t xml:space="default"/>
-            </w:r>
-          </w:p>
-        </w:tc>
-      </w:tr>
-      <w:tr>
-        <w:trPr>
-          <w:cantSplit/>
-        </w:trPr>
-        <w:tc>
-          <w:tcPr>
-            <w:tcBorders>
-              <w:top w:val="single" w:space="0" w:color="D3D3D3"/>
-              <w:bottom w:val="single" w:space="0" w:color="D3D3D3"/>
-              <w:start w:val="single" w:space="0" w:color="D3D3D3"/>
-              <w:end w:val="single" w:space="0" w:color="D3D3D3"/>
-            </w:tcBorders>
-          </w:tcPr>
-          <w:p>
-            <w:pPr>
-              <w:spacing w:before="0" w:after="60"/>
-              <w:keepNext/>
-              <w:jc w:val="start"/>
-            </w:pPr>
-            <w:r>
-              <w:rPr>
-                <w:rFonts w:ascii="Calibri" w:hAnsi="Calibri"/>
-                <w:sz w:val="20"/>
-              </w:rPr>
-              <w:t xml:space="default">Number of comorbidities</w:t>
-            </w:r>
-          </w:p>
-        </w:tc>
-        <w:tc>
-          <w:tcPr>
-            <w:tcBorders>
-              <w:top w:val="single" w:space="0" w:color="D3D3D3"/>
-              <w:bottom w:val="single" w:space="0" w:color="D3D3D3"/>
-              <w:start w:val="single" w:space="0" w:color="D3D3D3"/>
-              <w:end w:val="single" w:space="0" w:color="D3D3D3"/>
-            </w:tcBorders>
-          </w:tcPr>
-          <w:p>
-            <w:pPr>
-              <w:spacing w:before="0" w:after="60"/>
-              <w:keepNext/>
-              <w:jc w:val="center"/>
-            </w:pPr>
-            <w:r>
-              <w:rPr>
-                <w:rFonts w:ascii="Calibri" w:hAnsi="Calibri"/>
-                <w:sz w:val="20"/>
-              </w:rPr>
-              <w:t xml:space="default"/>
-            </w:r>
-          </w:p>
-        </w:tc>
-        <w:tc>
-          <w:tcPr>
-            <w:tcBorders>
-              <w:top w:val="single" w:space="0" w:color="D3D3D3"/>
-              <w:bottom w:val="single" w:space="0" w:color="D3D3D3"/>
-              <w:start w:val="single" w:space="0" w:color="D3D3D3"/>
-              <w:end w:val="single" w:space="0" w:color="D3D3D3"/>
-            </w:tcBorders>
-          </w:tcPr>
-          <w:p>
-            <w:pPr>
-              <w:spacing w:before="0" w:after="60"/>
-              <w:keepNext/>
-              <w:jc w:val="center"/>
-            </w:pPr>
-            <w:r>
-              <w:rPr>
-                <w:rFonts w:ascii="Calibri" w:hAnsi="Calibri"/>
-                <w:sz w:val="20"/>
-              </w:rPr>
-              <w:t xml:space="default"/>
-            </w:r>
-          </w:p>
-        </w:tc>
-        <w:tc>
-          <w:tcPr>
-            <w:tcBorders>
-              <w:top w:val="single" w:space="0" w:color="D3D3D3"/>
-              <w:bottom w:val="single" w:space="0" w:color="D3D3D3"/>
-              <w:start w:val="single" w:space="0" w:color="D3D3D3"/>
-              <w:end w:val="single" w:space="0" w:color="D3D3D3"/>
-            </w:tcBorders>
-          </w:tcPr>
-          <w:p>
-            <w:pPr>
-              <w:spacing w:before="0" w:after="60"/>
-              <w:keepNext/>
-              <w:jc w:val="center"/>
-            </w:pPr>
-            <w:r>
-              <w:rPr>
-                <w:rFonts w:ascii="Calibri" w:hAnsi="Calibri"/>
-                <w:sz w:val="20"/>
-              </w:rPr>
-              <w:t xml:space="default"/>
-            </w:r>
-          </w:p>
-        </w:tc>
-        <w:tc>
-          <w:tcPr>
-            <w:tcBorders>
-              <w:top w:val="single" w:space="0" w:color="D3D3D3"/>
-              <w:bottom w:val="single" w:space="0" w:color="D3D3D3"/>
-              <w:start w:val="single" w:space="0" w:color="D3D3D3"/>
-              <w:end w:val="single" w:space="0" w:color="D3D3D3"/>
-            </w:tcBorders>
-          </w:tcPr>
-          <w:p>
-            <w:pPr>
-              <w:spacing w:before="0" w:after="60"/>
-              <w:keepNext/>
-              <w:jc w:val="center"/>
-            </w:pPr>
-            <w:r>
-              <w:rPr>
-                <w:rFonts w:ascii="Calibri" w:hAnsi="Calibri"/>
-                <w:sz w:val="20"/>
-              </w:rPr>
-              <w:t xml:space="default">0.092</w:t>
-            </w:r>
-          </w:p>
-        </w:tc>
-      </w:tr>
-      <w:tr>
-        <w:trPr>
-          <w:cantSplit/>
-        </w:trPr>
-        <w:tc>
-          <w:tcPr>
-            <w:tcBorders>
-              <w:top w:val="single" w:space="0" w:color="D3D3D3"/>
-              <w:bottom w:val="single" w:space="0" w:color="D3D3D3"/>
-              <w:start w:val="single" w:space="0" w:color="D3D3D3"/>
-              <w:end w:val="single" w:space="0" w:color="D3D3D3"/>
-            </w:tcBorders>
-          </w:tcPr>
-          <w:p>
-            <w:pPr>
-              <w:spacing w:before="0" w:after="60"/>
-              <w:keepNext/>
-              <w:jc w:val="start"/>
-            </w:pPr>
-            <w:r>
-              <w:rPr>
-                <w:rFonts w:ascii="Calibri" w:hAnsi="Calibri"/>
-                <w:sz w:val="20"/>
-              </w:rPr>
-              <w:t xml:space="default">    One comorbidity</w:t>
-            </w:r>
-          </w:p>
-        </w:tc>
-        <w:tc>
-          <w:tcPr>
-            <w:tcBorders>
-              <w:top w:val="single" w:space="0" w:color="D3D3D3"/>
-              <w:bottom w:val="single" w:space="0" w:color="D3D3D3"/>
-              <w:start w:val="single" w:space="0" w:color="D3D3D3"/>
-              <w:end w:val="single" w:space="0" w:color="D3D3D3"/>
-            </w:tcBorders>
-          </w:tcPr>
-          <w:p>
-            <w:pPr>
-              <w:spacing w:before="0" w:after="60"/>
-              <w:keepNext/>
-              <w:jc w:val="center"/>
-            </w:pPr>
-            <w:r>
-              <w:rPr>
-                <w:rFonts w:ascii="Calibri" w:hAnsi="Calibri"/>
-                <w:sz w:val="20"/>
-              </w:rPr>
-              <w:t xml:space="default">9,481 (36%)</w:t>
-            </w:r>
-          </w:p>
-        </w:tc>
-        <w:tc>
-          <w:tcPr>
-            <w:tcBorders>
-              <w:top w:val="single" w:space="0" w:color="D3D3D3"/>
-              <w:bottom w:val="single" w:space="0" w:color="D3D3D3"/>
-              <w:start w:val="single" w:space="0" w:color="D3D3D3"/>
-              <w:end w:val="single" w:space="0" w:color="D3D3D3"/>
-            </w:tcBorders>
-          </w:tcPr>
-          <w:p>
-            <w:pPr>
-              <w:spacing w:before="0" w:after="60"/>
-              <w:keepNext/>
-              <w:jc w:val="center"/>
-            </w:pPr>
-            <w:r>
-              <w:rPr>
-                <w:rFonts w:ascii="Calibri" w:hAnsi="Calibri"/>
-                <w:sz w:val="20"/>
-              </w:rPr>
-              <w:t xml:space="default">2,257 (38%)</w:t>
-            </w:r>
-          </w:p>
-        </w:tc>
-        <w:tc>
-          <w:tcPr>
-            <w:tcBorders>
-              <w:top w:val="single" w:space="0" w:color="D3D3D3"/>
-              <w:bottom w:val="single" w:space="0" w:color="D3D3D3"/>
-              <w:start w:val="single" w:space="0" w:color="D3D3D3"/>
-              <w:end w:val="single" w:space="0" w:color="D3D3D3"/>
-            </w:tcBorders>
-          </w:tcPr>
-          <w:p>
-            <w:pPr>
-              <w:spacing w:before="0" w:after="60"/>
-              <w:keepNext/>
-              <w:jc w:val="center"/>
-            </w:pPr>
-            <w:r>
-              <w:rPr>
-                <w:rFonts w:ascii="Calibri" w:hAnsi="Calibri"/>
-                <w:sz w:val="20"/>
-              </w:rPr>
-              <w:t xml:space="default">7,224 (35%)</w:t>
-            </w:r>
-          </w:p>
-        </w:tc>
-        <w:tc>
-          <w:tcPr>
-            <w:tcBorders>
-              <w:top w:val="single" w:space="0" w:color="D3D3D3"/>
-              <w:bottom w:val="single" w:space="0" w:color="D3D3D3"/>
-              <w:start w:val="single" w:space="0" w:color="D3D3D3"/>
-              <w:end w:val="single" w:space="0" w:color="D3D3D3"/>
-            </w:tcBorders>
-          </w:tcPr>
-          <w:p>
-            <w:pPr>
-              <w:spacing w:before="0" w:after="60"/>
-              <w:keepNext/>
-              <w:jc w:val="center"/>
-            </w:pPr>
-            <w:r>
-              <w:rPr>
-                <w:rFonts w:ascii="Calibri" w:hAnsi="Calibri"/>
-                <w:sz w:val="20"/>
-              </w:rPr>
-              <w:t xml:space="default"/>
-            </w:r>
-          </w:p>
-        </w:tc>
-      </w:tr>
-      <w:tr>
-        <w:trPr>
-          <w:cantSplit/>
-        </w:trPr>
-        <w:tc>
-          <w:tcPr>
-            <w:tcBorders>
-              <w:top w:val="single" w:space="0" w:color="D3D3D3"/>
-              <w:bottom w:val="single" w:space="0" w:color="D3D3D3"/>
-              <w:start w:val="single" w:space="0" w:color="D3D3D3"/>
-              <w:end w:val="single" w:space="0" w:color="D3D3D3"/>
-            </w:tcBorders>
-          </w:tcPr>
-          <w:p>
-            <w:pPr>
-              <w:spacing w:before="0" w:after="60"/>
-              <w:keepNext/>
-              <w:jc w:val="start"/>
-            </w:pPr>
-            <w:r>
-              <w:rPr>
-                <w:rFonts w:ascii="Calibri" w:hAnsi="Calibri"/>
-                <w:sz w:val="20"/>
-              </w:rPr>
-              <w:t xml:space="default">    Two or more comorbidities</w:t>
-            </w:r>
-          </w:p>
-        </w:tc>
-        <w:tc>
-          <w:tcPr>
-            <w:tcBorders>
-              <w:top w:val="single" w:space="0" w:color="D3D3D3"/>
-              <w:bottom w:val="single" w:space="0" w:color="D3D3D3"/>
-              <w:start w:val="single" w:space="0" w:color="D3D3D3"/>
-              <w:end w:val="single" w:space="0" w:color="D3D3D3"/>
-            </w:tcBorders>
-          </w:tcPr>
-          <w:p>
-            <w:pPr>
-              <w:spacing w:before="0" w:after="60"/>
-              <w:keepNext/>
-              <w:jc w:val="center"/>
-            </w:pPr>
-            <w:r>
-              <w:rPr>
-                <w:rFonts w:ascii="Calibri" w:hAnsi="Calibri"/>
-                <w:sz w:val="20"/>
-              </w:rPr>
-              <w:t xml:space="default">16,867 (64%)</w:t>
-            </w:r>
-          </w:p>
-        </w:tc>
-        <w:tc>
-          <w:tcPr>
-            <w:tcBorders>
-              <w:top w:val="single" w:space="0" w:color="D3D3D3"/>
-              <w:bottom w:val="single" w:space="0" w:color="D3D3D3"/>
-              <w:start w:val="single" w:space="0" w:color="D3D3D3"/>
-              <w:end w:val="single" w:space="0" w:color="D3D3D3"/>
-            </w:tcBorders>
-          </w:tcPr>
-          <w:p>
-            <w:pPr>
-              <w:spacing w:before="0" w:after="60"/>
-              <w:keepNext/>
-              <w:jc w:val="center"/>
-            </w:pPr>
-            <w:r>
-              <w:rPr>
-                <w:rFonts w:ascii="Calibri" w:hAnsi="Calibri"/>
-                <w:sz w:val="20"/>
-              </w:rPr>
-              <w:t xml:space="default">3,732 (62%)</w:t>
-            </w:r>
-          </w:p>
-        </w:tc>
-        <w:tc>
-          <w:tcPr>
-            <w:tcBorders>
-              <w:top w:val="single" w:space="0" w:color="D3D3D3"/>
-              <w:bottom w:val="single" w:space="0" w:color="D3D3D3"/>
-              <w:start w:val="single" w:space="0" w:color="D3D3D3"/>
-              <w:end w:val="single" w:space="0" w:color="D3D3D3"/>
-            </w:tcBorders>
-          </w:tcPr>
-          <w:p>
-            <w:pPr>
-              <w:spacing w:before="0" w:after="60"/>
-              <w:keepNext/>
-              <w:jc w:val="center"/>
-            </w:pPr>
-            <w:r>
-              <w:rPr>
-                <w:rFonts w:ascii="Calibri" w:hAnsi="Calibri"/>
-                <w:sz w:val="20"/>
-              </w:rPr>
-              <w:t xml:space="default">13,135 (65%)</w:t>
-            </w:r>
-          </w:p>
-        </w:tc>
-        <w:tc>
-          <w:tcPr>
-            <w:tcBorders>
-              <w:top w:val="single" w:space="0" w:color="D3D3D3"/>
-              <w:bottom w:val="single" w:space="0" w:color="D3D3D3"/>
-              <w:start w:val="single" w:space="0" w:color="D3D3D3"/>
-              <w:end w:val="single" w:space="0" w:color="D3D3D3"/>
-            </w:tcBorders>
-          </w:tcPr>
-          <w:p>
-            <w:pPr>
-              <w:spacing w:before="0" w:after="60"/>
-              <w:keepNext/>
-              <w:jc w:val="center"/>
-            </w:pPr>
-            <w:r>
-              <w:rPr>
-                <w:rFonts w:ascii="Calibri" w:hAnsi="Calibri"/>
-                <w:sz w:val="20"/>
-              </w:rPr>
-              <w:t xml:space="default"/>
-            </w:r>
-          </w:p>
-        </w:tc>
-      </w:tr>
-      <w:tr>
-        <w:trPr>
-          <w:cantSplit/>
-        </w:trPr>
-        <w:tc>
-          <w:tcPr>
-            <w:tcBorders>
-              <w:top w:val="single" w:space="0" w:color="D3D3D3"/>
-              <w:bottom w:val="single" w:space="0" w:color="D3D3D3"/>
-              <w:start w:val="single" w:space="0" w:color="D3D3D3"/>
-              <w:end w:val="single" w:space="0" w:color="D3D3D3"/>
-            </w:tcBorders>
-          </w:tcPr>
-          <w:p>
-            <w:pPr>
-              <w:spacing w:before="0" w:after="60"/>
-              <w:keepNext/>
-              <w:jc w:val="start"/>
-            </w:pPr>
-            <w:r>
-              <w:rPr>
-                <w:rFonts w:ascii="Calibri" w:hAnsi="Calibri"/>
-                <w:sz w:val="20"/>
-              </w:rPr>
-              <w:t xml:space="default">Congestive heart failure</w:t>
-            </w:r>
-          </w:p>
-        </w:tc>
-        <w:tc>
-          <w:tcPr>
-            <w:tcBorders>
-              <w:top w:val="single" w:space="0" w:color="D3D3D3"/>
-              <w:bottom w:val="single" w:space="0" w:color="D3D3D3"/>
-              <w:start w:val="single" w:space="0" w:color="D3D3D3"/>
-              <w:end w:val="single" w:space="0" w:color="D3D3D3"/>
-            </w:tcBorders>
-          </w:tcPr>
-          <w:p>
-            <w:pPr>
-              <w:spacing w:before="0" w:after="60"/>
-              <w:keepNext/>
-              <w:jc w:val="center"/>
-            </w:pPr>
-            <w:r>
-              <w:rPr>
-                <w:rFonts w:ascii="Calibri" w:hAnsi="Calibri"/>
-                <w:sz w:val="20"/>
-              </w:rPr>
-              <w:t xml:space="default">2,404 (9.1%)</w:t>
-            </w:r>
-          </w:p>
-        </w:tc>
-        <w:tc>
-          <w:tcPr>
-            <w:tcBorders>
-              <w:top w:val="single" w:space="0" w:color="D3D3D3"/>
-              <w:bottom w:val="single" w:space="0" w:color="D3D3D3"/>
-              <w:start w:val="single" w:space="0" w:color="D3D3D3"/>
-              <w:end w:val="single" w:space="0" w:color="D3D3D3"/>
-            </w:tcBorders>
-          </w:tcPr>
-          <w:p>
-            <w:pPr>
-              <w:spacing w:before="0" w:after="60"/>
-              <w:keepNext/>
-              <w:jc w:val="center"/>
-            </w:pPr>
-            <w:r>
-              <w:rPr>
-                <w:rFonts w:ascii="Calibri" w:hAnsi="Calibri"/>
-                <w:sz w:val="20"/>
-              </w:rPr>
-              <w:t xml:space="default">585 (9.8%)</w:t>
-            </w:r>
-          </w:p>
-        </w:tc>
-        <w:tc>
-          <w:tcPr>
-            <w:tcBorders>
-              <w:top w:val="single" w:space="0" w:color="D3D3D3"/>
-              <w:bottom w:val="single" w:space="0" w:color="D3D3D3"/>
-              <w:start w:val="single" w:space="0" w:color="D3D3D3"/>
-              <w:end w:val="single" w:space="0" w:color="D3D3D3"/>
-            </w:tcBorders>
-          </w:tcPr>
-          <w:p>
-            <w:pPr>
-              <w:spacing w:before="0" w:after="60"/>
-              <w:keepNext/>
-              <w:jc w:val="center"/>
-            </w:pPr>
-            <w:r>
-              <w:rPr>
-                <w:rFonts w:ascii="Calibri" w:hAnsi="Calibri"/>
-                <w:sz w:val="20"/>
-              </w:rPr>
-              <w:t xml:space="default">1,819 (8.9%)</w:t>
-            </w:r>
-          </w:p>
-        </w:tc>
-        <w:tc>
-          <w:tcPr>
-            <w:tcBorders>
-              <w:top w:val="single" w:space="0" w:color="D3D3D3"/>
-              <w:bottom w:val="single" w:space="0" w:color="D3D3D3"/>
-              <w:start w:val="single" w:space="0" w:color="D3D3D3"/>
-              <w:end w:val="single" w:space="0" w:color="D3D3D3"/>
-            </w:tcBorders>
-          </w:tcPr>
-          <w:p>
-            <w:pPr>
-              <w:spacing w:before="0" w:after="60"/>
-              <w:keepNext/>
-              <w:jc w:val="center"/>
-            </w:pPr>
-            <w:r>
-              <w:rPr>
-                <w:rFonts w:ascii="Calibri" w:hAnsi="Calibri"/>
-                <w:sz w:val="20"/>
-              </w:rPr>
-              <w:t xml:space="default">0.2</w:t>
-            </w:r>
-          </w:p>
-        </w:tc>
-      </w:tr>
-      <w:tr>
-        <w:trPr>
-          <w:cantSplit/>
-        </w:trPr>
-        <w:tc>
-          <w:tcPr>
-            <w:tcBorders>
-              <w:top w:val="single" w:space="0" w:color="D3D3D3"/>
-              <w:bottom w:val="single" w:space="0" w:color="D3D3D3"/>
-              <w:start w:val="single" w:space="0" w:color="D3D3D3"/>
-              <w:end w:val="single" w:space="0" w:color="D3D3D3"/>
-            </w:tcBorders>
-          </w:tcPr>
-          <w:p>
-            <w:pPr>
-              <w:spacing w:before="0" w:after="60"/>
-              <w:keepNext/>
-              <w:jc w:val="start"/>
-            </w:pPr>
-            <w:r>
-              <w:rPr>
-                <w:rFonts w:ascii="Calibri" w:hAnsi="Calibri"/>
-                <w:sz w:val="20"/>
-              </w:rPr>
-              <w:t xml:space="default">Valvular Disease</w:t>
-            </w:r>
-          </w:p>
-        </w:tc>
-        <w:tc>
-          <w:tcPr>
-            <w:tcBorders>
-              <w:top w:val="single" w:space="0" w:color="D3D3D3"/>
-              <w:bottom w:val="single" w:space="0" w:color="D3D3D3"/>
-              <w:start w:val="single" w:space="0" w:color="D3D3D3"/>
-              <w:end w:val="single" w:space="0" w:color="D3D3D3"/>
-            </w:tcBorders>
-          </w:tcPr>
-          <w:p>
-            <w:pPr>
-              <w:spacing w:before="0" w:after="60"/>
-              <w:keepNext/>
-              <w:jc w:val="center"/>
-            </w:pPr>
-            <w:r>
-              <w:rPr>
-                <w:rFonts w:ascii="Calibri" w:hAnsi="Calibri"/>
-                <w:sz w:val="20"/>
-              </w:rPr>
-              <w:t xml:space="default">5,705 (22%)</w:t>
-            </w:r>
-          </w:p>
-        </w:tc>
-        <w:tc>
-          <w:tcPr>
-            <w:tcBorders>
-              <w:top w:val="single" w:space="0" w:color="D3D3D3"/>
-              <w:bottom w:val="single" w:space="0" w:color="D3D3D3"/>
-              <w:start w:val="single" w:space="0" w:color="D3D3D3"/>
-              <w:end w:val="single" w:space="0" w:color="D3D3D3"/>
-            </w:tcBorders>
-          </w:tcPr>
-          <w:p>
-            <w:pPr>
-              <w:spacing w:before="0" w:after="60"/>
-              <w:keepNext/>
-              <w:jc w:val="center"/>
-            </w:pPr>
-            <w:r>
-              <w:rPr>
-                <w:rFonts w:ascii="Calibri" w:hAnsi="Calibri"/>
-                <w:sz w:val="20"/>
-              </w:rPr>
-              <w:t xml:space="default">2,329 (39%)</w:t>
-            </w:r>
-          </w:p>
-        </w:tc>
-        <w:tc>
-          <w:tcPr>
-            <w:tcBorders>
-              <w:top w:val="single" w:space="0" w:color="D3D3D3"/>
-              <w:bottom w:val="single" w:space="0" w:color="D3D3D3"/>
-              <w:start w:val="single" w:space="0" w:color="D3D3D3"/>
-              <w:end w:val="single" w:space="0" w:color="D3D3D3"/>
-            </w:tcBorders>
-          </w:tcPr>
-          <w:p>
-            <w:pPr>
-              <w:spacing w:before="0" w:after="60"/>
-              <w:keepNext/>
-              <w:jc w:val="center"/>
-            </w:pPr>
-            <w:r>
-              <w:rPr>
-                <w:rFonts w:ascii="Calibri" w:hAnsi="Calibri"/>
-                <w:sz w:val="20"/>
-              </w:rPr>
-              <w:t xml:space="default">3,376 (17%)</w:t>
-            </w:r>
-          </w:p>
-        </w:tc>
-        <w:tc>
-          <w:tcPr>
-            <w:tcBorders>
-              <w:top w:val="single" w:space="0" w:color="D3D3D3"/>
-              <w:bottom w:val="single" w:space="0" w:color="D3D3D3"/>
-              <w:start w:val="single" w:space="0" w:color="D3D3D3"/>
-              <w:end w:val="single" w:space="0" w:color="D3D3D3"/>
-            </w:tcBorders>
-          </w:tcPr>
-          <w:p>
-            <w:pPr>
-              <w:spacing w:before="0" w:after="60"/>
-              <w:keepNext/>
-              <w:jc w:val="center"/>
-            </w:pPr>
-            <w:r>
-              <w:rPr>
-                <w:rFonts w:ascii="Calibri" w:hAnsi="Calibri"/>
-                <w:sz w:val="20"/>
-              </w:rPr>
-              <w:t xml:space="default">&lt;0.001</w:t>
-            </w:r>
-          </w:p>
-        </w:tc>
-      </w:tr>
-      <w:tr>
-        <w:trPr>
-          <w:cantSplit/>
-        </w:trPr>
-        <w:tc>
-          <w:tcPr>
-            <w:tcBorders>
-              <w:top w:val="single" w:space="0" w:color="D3D3D3"/>
-              <w:bottom w:val="single" w:space="0" w:color="D3D3D3"/>
-              <w:start w:val="single" w:space="0" w:color="D3D3D3"/>
-              <w:end w:val="single" w:space="0" w:color="D3D3D3"/>
-            </w:tcBorders>
-          </w:tcPr>
-          <w:p>
-            <w:pPr>
-              <w:spacing w:before="0" w:after="60"/>
-              <w:keepNext/>
-              <w:jc w:val="start"/>
-            </w:pPr>
-            <w:r>
-              <w:rPr>
-                <w:rFonts w:ascii="Calibri" w:hAnsi="Calibri"/>
-                <w:sz w:val="20"/>
-              </w:rPr>
-              <w:t xml:space="default">Coagulopathy</w:t>
-            </w:r>
-          </w:p>
-        </w:tc>
-        <w:tc>
-          <w:tcPr>
-            <w:tcBorders>
-              <w:top w:val="single" w:space="0" w:color="D3D3D3"/>
-              <w:bottom w:val="single" w:space="0" w:color="D3D3D3"/>
-              <w:start w:val="single" w:space="0" w:color="D3D3D3"/>
-              <w:end w:val="single" w:space="0" w:color="D3D3D3"/>
-            </w:tcBorders>
-          </w:tcPr>
-          <w:p>
-            <w:pPr>
-              <w:spacing w:before="0" w:after="60"/>
-              <w:keepNext/>
-              <w:jc w:val="center"/>
-            </w:pPr>
-            <w:r>
-              <w:rPr>
-                <w:rFonts w:ascii="Calibri" w:hAnsi="Calibri"/>
-                <w:sz w:val="20"/>
-              </w:rPr>
-              <w:t xml:space="default">6,005 (23%)</w:t>
-            </w:r>
-          </w:p>
-        </w:tc>
-        <w:tc>
-          <w:tcPr>
-            <w:tcBorders>
-              <w:top w:val="single" w:space="0" w:color="D3D3D3"/>
-              <w:bottom w:val="single" w:space="0" w:color="D3D3D3"/>
-              <w:start w:val="single" w:space="0" w:color="D3D3D3"/>
-              <w:end w:val="single" w:space="0" w:color="D3D3D3"/>
-            </w:tcBorders>
-          </w:tcPr>
-          <w:p>
-            <w:pPr>
-              <w:spacing w:before="0" w:after="60"/>
-              <w:keepNext/>
-              <w:jc w:val="center"/>
-            </w:pPr>
-            <w:r>
-              <w:rPr>
-                <w:rFonts w:ascii="Calibri" w:hAnsi="Calibri"/>
-                <w:sz w:val="20"/>
-              </w:rPr>
-              <w:t xml:space="default">2,795 (47%)</w:t>
-            </w:r>
-          </w:p>
-        </w:tc>
-        <w:tc>
-          <w:tcPr>
-            <w:tcBorders>
-              <w:top w:val="single" w:space="0" w:color="D3D3D3"/>
-              <w:bottom w:val="single" w:space="0" w:color="D3D3D3"/>
-              <w:start w:val="single" w:space="0" w:color="D3D3D3"/>
-              <w:end w:val="single" w:space="0" w:color="D3D3D3"/>
-            </w:tcBorders>
-          </w:tcPr>
-          <w:p>
-            <w:pPr>
-              <w:spacing w:before="0" w:after="60"/>
-              <w:keepNext/>
-              <w:jc w:val="center"/>
-            </w:pPr>
-            <w:r>
-              <w:rPr>
-                <w:rFonts w:ascii="Calibri" w:hAnsi="Calibri"/>
-                <w:sz w:val="20"/>
-              </w:rPr>
-              <w:t xml:space="default">3,210 (16%)</w:t>
-            </w:r>
-          </w:p>
-        </w:tc>
-        <w:tc>
-          <w:tcPr>
-            <w:tcBorders>
-              <w:top w:val="single" w:space="0" w:color="D3D3D3"/>
-              <w:bottom w:val="single" w:space="0" w:color="D3D3D3"/>
-              <w:start w:val="single" w:space="0" w:color="D3D3D3"/>
-              <w:end w:val="single" w:space="0" w:color="D3D3D3"/>
-            </w:tcBorders>
-          </w:tcPr>
-          <w:p>
-            <w:pPr>
-              <w:spacing w:before="0" w:after="60"/>
-              <w:keepNext/>
-              <w:jc w:val="center"/>
-            </w:pPr>
-            <w:r>
-              <w:rPr>
-                <w:rFonts w:ascii="Calibri" w:hAnsi="Calibri"/>
-                <w:sz w:val="20"/>
-              </w:rPr>
-              <w:t xml:space="default">&lt;0.001</w:t>
-            </w:r>
-          </w:p>
-        </w:tc>
-      </w:tr>
-      <w:tr>
-        <w:trPr>
-          <w:cantSplit/>
-        </w:trPr>
-        <w:tc>
-          <w:tcPr>
-            <w:tcBorders>
-              <w:top w:val="single" w:space="0" w:color="D3D3D3"/>
-              <w:bottom w:val="single" w:space="0" w:color="D3D3D3"/>
-              <w:start w:val="single" w:space="0" w:color="D3D3D3"/>
-              <w:end w:val="single" w:space="0" w:color="D3D3D3"/>
-            </w:tcBorders>
-          </w:tcPr>
-          <w:p>
-            <w:pPr>
-              <w:spacing w:before="0" w:after="60"/>
-              <w:keepNext/>
-              <w:jc w:val="start"/>
-            </w:pPr>
-            <w:r>
-              <w:rPr>
-                <w:rFonts w:ascii="Calibri" w:hAnsi="Calibri"/>
-                <w:sz w:val="20"/>
-              </w:rPr>
-              <w:t xml:space="default">Obesity</w:t>
-            </w:r>
-          </w:p>
-        </w:tc>
-        <w:tc>
-          <w:tcPr>
-            <w:tcBorders>
-              <w:top w:val="single" w:space="0" w:color="D3D3D3"/>
-              <w:bottom w:val="single" w:space="0" w:color="D3D3D3"/>
-              <w:start w:val="single" w:space="0" w:color="D3D3D3"/>
-              <w:end w:val="single" w:space="0" w:color="D3D3D3"/>
-            </w:tcBorders>
-          </w:tcPr>
-          <w:p>
-            <w:pPr>
-              <w:spacing w:before="0" w:after="60"/>
-              <w:keepNext/>
-              <w:jc w:val="center"/>
-            </w:pPr>
-            <w:r>
-              <w:rPr>
-                <w:rFonts w:ascii="Calibri" w:hAnsi="Calibri"/>
-                <w:sz w:val="20"/>
-              </w:rPr>
-              <w:t xml:space="default">4,627 (18%)</w:t>
-            </w:r>
-          </w:p>
-        </w:tc>
-        <w:tc>
-          <w:tcPr>
-            <w:tcBorders>
-              <w:top w:val="single" w:space="0" w:color="D3D3D3"/>
-              <w:bottom w:val="single" w:space="0" w:color="D3D3D3"/>
-              <w:start w:val="single" w:space="0" w:color="D3D3D3"/>
-              <w:end w:val="single" w:space="0" w:color="D3D3D3"/>
-            </w:tcBorders>
-          </w:tcPr>
-          <w:p>
-            <w:pPr>
-              <w:spacing w:before="0" w:after="60"/>
-              <w:keepNext/>
-              <w:jc w:val="center"/>
-            </w:pPr>
-            <w:r>
-              <w:rPr>
-                <w:rFonts w:ascii="Calibri" w:hAnsi="Calibri"/>
-                <w:sz w:val="20"/>
-              </w:rPr>
-              <w:t xml:space="default">1,193 (20%)</w:t>
-            </w:r>
-          </w:p>
-        </w:tc>
-        <w:tc>
-          <w:tcPr>
-            <w:tcBorders>
-              <w:top w:val="single" w:space="0" w:color="D3D3D3"/>
-              <w:bottom w:val="single" w:space="0" w:color="D3D3D3"/>
-              <w:start w:val="single" w:space="0" w:color="D3D3D3"/>
-              <w:end w:val="single" w:space="0" w:color="D3D3D3"/>
-            </w:tcBorders>
-          </w:tcPr>
-          <w:p>
-            <w:pPr>
-              <w:spacing w:before="0" w:after="60"/>
-              <w:keepNext/>
-              <w:jc w:val="center"/>
-            </w:pPr>
-            <w:r>
-              <w:rPr>
-                <w:rFonts w:ascii="Calibri" w:hAnsi="Calibri"/>
-                <w:sz w:val="20"/>
-              </w:rPr>
-              <w:t xml:space="default">3,434 (17%)</w:t>
-            </w:r>
-          </w:p>
-        </w:tc>
-        <w:tc>
-          <w:tcPr>
-            <w:tcBorders>
-              <w:top w:val="single" w:space="0" w:color="D3D3D3"/>
-              <w:bottom w:val="single" w:space="0" w:color="D3D3D3"/>
-              <w:start w:val="single" w:space="0" w:color="D3D3D3"/>
-              <w:end w:val="single" w:space="0" w:color="D3D3D3"/>
-            </w:tcBorders>
-          </w:tcPr>
-          <w:p>
-            <w:pPr>
-              <w:spacing w:before="0" w:after="60"/>
-              <w:keepNext/>
-              <w:jc w:val="center"/>
-            </w:pPr>
-            <w:r>
-              <w:rPr>
-                <w:rFonts w:ascii="Calibri" w:hAnsi="Calibri"/>
-                <w:sz w:val="20"/>
-              </w:rPr>
-              <w:t xml:space="default">&lt;0.001</w:t>
-            </w:r>
-          </w:p>
-        </w:tc>
-      </w:tr>
-      <w:tr>
-        <w:trPr>
-          <w:cantSplit/>
-        </w:trPr>
-        <w:tc>
-          <w:tcPr>
-            <w:tcBorders>
-              <w:top w:val="single" w:space="0" w:color="D3D3D3"/>
-              <w:bottom w:val="single" w:space="0" w:color="D3D3D3"/>
-              <w:start w:val="single" w:space="0" w:color="D3D3D3"/>
-              <w:end w:val="single" w:space="0" w:color="D3D3D3"/>
-            </w:tcBorders>
-          </w:tcPr>
-          <w:p>
-            <w:pPr>
-              <w:spacing w:before="0" w:after="60"/>
-              <w:keepNext/>
-              <w:jc w:val="start"/>
-            </w:pPr>
-            <w:r>
-              <w:rPr>
-                <w:rFonts w:ascii="Calibri" w:hAnsi="Calibri"/>
-                <w:sz w:val="20"/>
-              </w:rPr>
-              <w:t xml:space="default">Fluid and electrolyte disorders</w:t>
-            </w:r>
-          </w:p>
-        </w:tc>
-        <w:tc>
-          <w:tcPr>
-            <w:tcBorders>
-              <w:top w:val="single" w:space="0" w:color="D3D3D3"/>
-              <w:bottom w:val="single" w:space="0" w:color="D3D3D3"/>
-              <w:start w:val="single" w:space="0" w:color="D3D3D3"/>
-              <w:end w:val="single" w:space="0" w:color="D3D3D3"/>
-            </w:tcBorders>
-          </w:tcPr>
-          <w:p>
-            <w:pPr>
-              <w:spacing w:before="0" w:after="60"/>
-              <w:keepNext/>
-              <w:jc w:val="center"/>
-            </w:pPr>
-            <w:r>
-              <w:rPr>
-                <w:rFonts w:ascii="Calibri" w:hAnsi="Calibri"/>
-                <w:sz w:val="20"/>
-              </w:rPr>
-              <w:t xml:space="default">10,743 (41%)</w:t>
-            </w:r>
-          </w:p>
-        </w:tc>
-        <w:tc>
-          <w:tcPr>
-            <w:tcBorders>
-              <w:top w:val="single" w:space="0" w:color="D3D3D3"/>
-              <w:bottom w:val="single" w:space="0" w:color="D3D3D3"/>
-              <w:start w:val="single" w:space="0" w:color="D3D3D3"/>
-              <w:end w:val="single" w:space="0" w:color="D3D3D3"/>
-            </w:tcBorders>
-          </w:tcPr>
-          <w:p>
-            <w:pPr>
-              <w:spacing w:before="0" w:after="60"/>
-              <w:keepNext/>
-              <w:jc w:val="center"/>
-            </w:pPr>
-            <w:r>
-              <w:rPr>
-                <w:rFonts w:ascii="Calibri" w:hAnsi="Calibri"/>
-                <w:sz w:val="20"/>
-              </w:rPr>
-              <w:t xml:space="default">3,495 (58%)</w:t>
-            </w:r>
-          </w:p>
-        </w:tc>
-        <w:tc>
-          <w:tcPr>
-            <w:tcBorders>
-              <w:top w:val="single" w:space="0" w:color="D3D3D3"/>
-              <w:bottom w:val="single" w:space="0" w:color="D3D3D3"/>
-              <w:start w:val="single" w:space="0" w:color="D3D3D3"/>
-              <w:end w:val="single" w:space="0" w:color="D3D3D3"/>
-            </w:tcBorders>
-          </w:tcPr>
-          <w:p>
-            <w:pPr>
-              <w:spacing w:before="0" w:after="60"/>
-              <w:keepNext/>
-              <w:jc w:val="center"/>
-            </w:pPr>
-            <w:r>
-              <w:rPr>
-                <w:rFonts w:ascii="Calibri" w:hAnsi="Calibri"/>
-                <w:sz w:val="20"/>
-              </w:rPr>
-              <w:t xml:space="default">7,248 (36%)</w:t>
-            </w:r>
-          </w:p>
-        </w:tc>
-        <w:tc>
-          <w:tcPr>
-            <w:tcBorders>
-              <w:top w:val="single" w:space="0" w:color="D3D3D3"/>
-              <w:bottom w:val="single" w:space="0" w:color="D3D3D3"/>
-              <w:start w:val="single" w:space="0" w:color="D3D3D3"/>
-              <w:end w:val="single" w:space="0" w:color="D3D3D3"/>
-            </w:tcBorders>
-          </w:tcPr>
-          <w:p>
-            <w:pPr>
-              <w:spacing w:before="0" w:after="60"/>
-              <w:keepNext/>
-              <w:jc w:val="center"/>
-            </w:pPr>
-            <w:r>
-              <w:rPr>
-                <w:rFonts w:ascii="Calibri" w:hAnsi="Calibri"/>
-                <w:sz w:val="20"/>
-              </w:rPr>
-              <w:t xml:space="default">&lt;0.001</w:t>
-            </w:r>
-          </w:p>
-        </w:tc>
-      </w:tr>
-      <w:tr>
-        <w:trPr>
-          <w:cantSplit/>
-        </w:trPr>
-        <w:tc>
-          <w:tcPr>
-            <w:tcBorders>
-              <w:top w:val="single" w:space="0" w:color="D3D3D3"/>
-              <w:bottom w:val="single" w:space="0" w:color="D3D3D3"/>
-              <w:start w:val="single" w:space="0" w:color="D3D3D3"/>
-              <w:end w:val="single" w:space="0" w:color="D3D3D3"/>
-            </w:tcBorders>
-          </w:tcPr>
-          <w:p>
-            <w:pPr>
-              <w:spacing w:before="0" w:after="60"/>
-              <w:keepNext/>
-              <w:jc w:val="start"/>
-            </w:pPr>
-            <w:r>
-              <w:rPr>
-                <w:rFonts w:ascii="Calibri" w:hAnsi="Calibri"/>
-                <w:sz w:val="20"/>
-              </w:rPr>
-              <w:t xml:space="default">Chronic pulmonary disease</w:t>
-            </w:r>
-          </w:p>
-        </w:tc>
-        <w:tc>
-          <w:tcPr>
-            <w:tcBorders>
-              <w:top w:val="single" w:space="0" w:color="D3D3D3"/>
-              <w:bottom w:val="single" w:space="0" w:color="D3D3D3"/>
-              <w:start w:val="single" w:space="0" w:color="D3D3D3"/>
-              <w:end w:val="single" w:space="0" w:color="D3D3D3"/>
-            </w:tcBorders>
-          </w:tcPr>
-          <w:p>
-            <w:pPr>
-              <w:spacing w:before="0" w:after="60"/>
-              <w:keepNext/>
-              <w:jc w:val="center"/>
-            </w:pPr>
-            <w:r>
-              <w:rPr>
-                <w:rFonts w:ascii="Calibri" w:hAnsi="Calibri"/>
-                <w:sz w:val="20"/>
-              </w:rPr>
-              <w:t xml:space="default">5,615 (21%)</w:t>
-            </w:r>
-          </w:p>
-        </w:tc>
-        <w:tc>
-          <w:tcPr>
-            <w:tcBorders>
-              <w:top w:val="single" w:space="0" w:color="D3D3D3"/>
-              <w:bottom w:val="single" w:space="0" w:color="D3D3D3"/>
-              <w:start w:val="single" w:space="0" w:color="D3D3D3"/>
-              <w:end w:val="single" w:space="0" w:color="D3D3D3"/>
-            </w:tcBorders>
-          </w:tcPr>
-          <w:p>
-            <w:pPr>
-              <w:spacing w:before="0" w:after="60"/>
-              <w:keepNext/>
-              <w:jc w:val="center"/>
-            </w:pPr>
-            <w:r>
-              <w:rPr>
-                <w:rFonts w:ascii="Calibri" w:hAnsi="Calibri"/>
-                <w:sz w:val="20"/>
-              </w:rPr>
-              <w:t xml:space="default">1,088 (18%)</w:t>
-            </w:r>
-          </w:p>
-        </w:tc>
-        <w:tc>
-          <w:tcPr>
-            <w:tcBorders>
-              <w:top w:val="single" w:space="0" w:color="D3D3D3"/>
-              <w:bottom w:val="single" w:space="0" w:color="D3D3D3"/>
-              <w:start w:val="single" w:space="0" w:color="D3D3D3"/>
-              <w:end w:val="single" w:space="0" w:color="D3D3D3"/>
-            </w:tcBorders>
-          </w:tcPr>
-          <w:p>
-            <w:pPr>
-              <w:spacing w:before="0" w:after="60"/>
-              <w:keepNext/>
-              <w:jc w:val="center"/>
-            </w:pPr>
-            <w:r>
-              <w:rPr>
-                <w:rFonts w:ascii="Calibri" w:hAnsi="Calibri"/>
-                <w:sz w:val="20"/>
-              </w:rPr>
-              <w:t xml:space="default">4,528 (22%)</w:t>
-            </w:r>
-          </w:p>
-        </w:tc>
-        <w:tc>
-          <w:tcPr>
-            <w:tcBorders>
-              <w:top w:val="single" w:space="0" w:color="D3D3D3"/>
-              <w:bottom w:val="single" w:space="0" w:color="D3D3D3"/>
-              <w:start w:val="single" w:space="0" w:color="D3D3D3"/>
-              <w:end w:val="single" w:space="0" w:color="D3D3D3"/>
-            </w:tcBorders>
-          </w:tcPr>
-          <w:p>
-            <w:pPr>
-              <w:spacing w:before="0" w:after="60"/>
-              <w:keepNext/>
-              <w:jc w:val="center"/>
-            </w:pPr>
-            <w:r>
-              <w:rPr>
-                <w:rFonts w:ascii="Calibri" w:hAnsi="Calibri"/>
-                <w:sz w:val="20"/>
-              </w:rPr>
-              <w:t xml:space="default">&lt;0.001</w:t>
-            </w:r>
-          </w:p>
-        </w:tc>
-      </w:tr>
-      <w:tr>
-        <w:trPr>
-          <w:cantSplit/>
-        </w:trPr>
-        <w:tc>
-          <w:tcPr>
-            <w:tcBorders>
-              <w:top w:val="single" w:space="0" w:color="D3D3D3"/>
-              <w:bottom w:val="single" w:space="0" w:color="D3D3D3"/>
-              <w:start w:val="single" w:space="0" w:color="D3D3D3"/>
-              <w:end w:val="single" w:space="0" w:color="D3D3D3"/>
-            </w:tcBorders>
-          </w:tcPr>
-          <w:p>
-            <w:pPr>
-              <w:spacing w:before="0" w:after="60"/>
-              <w:keepNext/>
-              <w:jc w:val="start"/>
-            </w:pPr>
-            <w:r>
-              <w:rPr>
-                <w:rFonts w:ascii="Calibri" w:hAnsi="Calibri"/>
-                <w:sz w:val="20"/>
-              </w:rPr>
-              <w:t xml:space="default">Renal failure</w:t>
-            </w:r>
-          </w:p>
-        </w:tc>
-        <w:tc>
-          <w:tcPr>
-            <w:tcBorders>
-              <w:top w:val="single" w:space="0" w:color="D3D3D3"/>
-              <w:bottom w:val="single" w:space="0" w:color="D3D3D3"/>
-              <w:start w:val="single" w:space="0" w:color="D3D3D3"/>
-              <w:end w:val="single" w:space="0" w:color="D3D3D3"/>
-            </w:tcBorders>
-          </w:tcPr>
-          <w:p>
-            <w:pPr>
-              <w:spacing w:before="0" w:after="60"/>
-              <w:keepNext/>
-              <w:jc w:val="center"/>
-            </w:pPr>
-            <w:r>
-              <w:rPr>
-                <w:rFonts w:ascii="Calibri" w:hAnsi="Calibri"/>
-                <w:sz w:val="20"/>
-              </w:rPr>
-              <w:t xml:space="default">5,456 (21%)</w:t>
-            </w:r>
-          </w:p>
-        </w:tc>
-        <w:tc>
-          <w:tcPr>
-            <w:tcBorders>
-              <w:top w:val="single" w:space="0" w:color="D3D3D3"/>
-              <w:bottom w:val="single" w:space="0" w:color="D3D3D3"/>
-              <w:start w:val="single" w:space="0" w:color="D3D3D3"/>
-              <w:end w:val="single" w:space="0" w:color="D3D3D3"/>
-            </w:tcBorders>
-          </w:tcPr>
-          <w:p>
-            <w:pPr>
-              <w:spacing w:before="0" w:after="60"/>
-              <w:keepNext/>
-              <w:jc w:val="center"/>
-            </w:pPr>
-            <w:r>
-              <w:rPr>
-                <w:rFonts w:ascii="Calibri" w:hAnsi="Calibri"/>
-                <w:sz w:val="20"/>
-              </w:rPr>
-              <w:t xml:space="default">1,045 (17%)</w:t>
-            </w:r>
-          </w:p>
-        </w:tc>
-        <w:tc>
-          <w:tcPr>
-            <w:tcBorders>
-              <w:top w:val="single" w:space="0" w:color="D3D3D3"/>
-              <w:bottom w:val="single" w:space="0" w:color="D3D3D3"/>
-              <w:start w:val="single" w:space="0" w:color="D3D3D3"/>
-              <w:end w:val="single" w:space="0" w:color="D3D3D3"/>
-            </w:tcBorders>
-          </w:tcPr>
-          <w:p>
-            <w:pPr>
-              <w:spacing w:before="0" w:after="60"/>
-              <w:keepNext/>
-              <w:jc w:val="center"/>
-            </w:pPr>
-            <w:r>
-              <w:rPr>
-                <w:rFonts w:ascii="Calibri" w:hAnsi="Calibri"/>
-                <w:sz w:val="20"/>
-              </w:rPr>
-              <w:t xml:space="default">4,411 (22%)</w:t>
-            </w:r>
-          </w:p>
-        </w:tc>
-        <w:tc>
-          <w:tcPr>
-            <w:tcBorders>
-              <w:top w:val="single" w:space="0" w:color="D3D3D3"/>
-              <w:bottom w:val="single" w:space="0" w:color="D3D3D3"/>
-              <w:start w:val="single" w:space="0" w:color="D3D3D3"/>
-              <w:end w:val="single" w:space="0" w:color="D3D3D3"/>
-            </w:tcBorders>
-          </w:tcPr>
-          <w:p>
-            <w:pPr>
-              <w:spacing w:before="0" w:after="60"/>
-              <w:keepNext/>
-              <w:jc w:val="center"/>
-            </w:pPr>
-            <w:r>
-              <w:rPr>
-                <w:rFonts w:ascii="Calibri" w:hAnsi="Calibri"/>
-                <w:sz w:val="20"/>
-              </w:rPr>
-              <w:t xml:space="default">&lt;0.001</w:t>
-            </w:r>
-          </w:p>
-        </w:tc>
-      </w:tr>
-      <w:tr>
-        <w:trPr>
-          <w:cantSplit/>
-        </w:trPr>
-        <w:tc>
-          <w:tcPr>
-            <w:tcBorders>
-              <w:top w:val="single" w:space="0" w:color="D3D3D3"/>
-              <w:bottom w:val="single" w:space="0" w:color="D3D3D3"/>
-              <w:start w:val="single" w:space="0" w:color="D3D3D3"/>
-              <w:end w:val="single" w:space="0" w:color="D3D3D3"/>
-            </w:tcBorders>
-          </w:tcPr>
-          <w:p>
-            <w:pPr>
-              <w:spacing w:before="0" w:after="60"/>
-              <w:keepNext/>
-              <w:jc w:val="start"/>
-            </w:pPr>
-            <w:r>
-              <w:rPr>
-                <w:rFonts w:ascii="Calibri" w:hAnsi="Calibri"/>
-                <w:sz w:val="20"/>
-              </w:rPr>
-              <w:t xml:space="default">Hypertension</w:t>
-            </w:r>
-          </w:p>
-        </w:tc>
-        <w:tc>
-          <w:tcPr>
-            <w:tcBorders>
-              <w:top w:val="single" w:space="0" w:color="D3D3D3"/>
-              <w:bottom w:val="single" w:space="0" w:color="D3D3D3"/>
-              <w:start w:val="single" w:space="0" w:color="D3D3D3"/>
-              <w:end w:val="single" w:space="0" w:color="D3D3D3"/>
-            </w:tcBorders>
-          </w:tcPr>
-          <w:p>
-            <w:pPr>
-              <w:spacing w:before="0" w:after="60"/>
-              <w:keepNext/>
-              <w:jc w:val="center"/>
-            </w:pPr>
-            <w:r>
-              <w:rPr>
-                <w:rFonts w:ascii="Calibri" w:hAnsi="Calibri"/>
-                <w:sz w:val="20"/>
-              </w:rPr>
-              <w:t xml:space="default">21,475 (82%)</w:t>
-            </w:r>
-          </w:p>
-        </w:tc>
-        <w:tc>
-          <w:tcPr>
-            <w:tcBorders>
-              <w:top w:val="single" w:space="0" w:color="D3D3D3"/>
-              <w:bottom w:val="single" w:space="0" w:color="D3D3D3"/>
-              <w:start w:val="single" w:space="0" w:color="D3D3D3"/>
-              <w:end w:val="single" w:space="0" w:color="D3D3D3"/>
-            </w:tcBorders>
-          </w:tcPr>
-          <w:p>
-            <w:pPr>
-              <w:spacing w:before="0" w:after="60"/>
-              <w:keepNext/>
-              <w:jc w:val="center"/>
-            </w:pPr>
-            <w:r>
-              <w:rPr>
-                <w:rFonts w:ascii="Calibri" w:hAnsi="Calibri"/>
-                <w:sz w:val="20"/>
-              </w:rPr>
-              <w:t xml:space="default">4,367 (73%)</w:t>
-            </w:r>
-          </w:p>
-        </w:tc>
-        <w:tc>
-          <w:tcPr>
-            <w:tcBorders>
-              <w:top w:val="single" w:space="0" w:color="D3D3D3"/>
-              <w:bottom w:val="single" w:space="0" w:color="D3D3D3"/>
-              <w:start w:val="single" w:space="0" w:color="D3D3D3"/>
-              <w:end w:val="single" w:space="0" w:color="D3D3D3"/>
-            </w:tcBorders>
-          </w:tcPr>
-          <w:p>
-            <w:pPr>
-              <w:spacing w:before="0" w:after="60"/>
-              <w:keepNext/>
-              <w:jc w:val="center"/>
-            </w:pPr>
-            <w:r>
-              <w:rPr>
-                <w:rFonts w:ascii="Calibri" w:hAnsi="Calibri"/>
-                <w:sz w:val="20"/>
-              </w:rPr>
-              <w:t xml:space="default">17,107 (84%)</w:t>
-            </w:r>
-          </w:p>
-        </w:tc>
-        <w:tc>
-          <w:tcPr>
-            <w:tcBorders>
-              <w:top w:val="single" w:space="0" w:color="D3D3D3"/>
-              <w:bottom w:val="single" w:space="0" w:color="D3D3D3"/>
-              <w:start w:val="single" w:space="0" w:color="D3D3D3"/>
-              <w:end w:val="single" w:space="0" w:color="D3D3D3"/>
-            </w:tcBorders>
-          </w:tcPr>
-          <w:p>
-            <w:pPr>
-              <w:spacing w:before="0" w:after="60"/>
-              <w:keepNext/>
-              <w:jc w:val="center"/>
-            </w:pPr>
-            <w:r>
-              <w:rPr>
-                <w:rFonts w:ascii="Calibri" w:hAnsi="Calibri"/>
-                <w:sz w:val="20"/>
-              </w:rPr>
-              <w:t xml:space="default">&lt;0.001</w:t>
-            </w:r>
-          </w:p>
-        </w:tc>
-      </w:tr>
-      <w:tr>
-        <w:trPr>
-          <w:cantSplit/>
-        </w:trPr>
-        <w:tc>
-          <w:tcPr>
-            <w:tcBorders>
-              <w:top w:val="single" w:space="0" w:color="D3D3D3"/>
-              <w:bottom w:val="single" w:space="0" w:color="D3D3D3"/>
-              <w:start w:val="single" w:space="0" w:color="D3D3D3"/>
-              <w:end w:val="single" w:space="0" w:color="D3D3D3"/>
-            </w:tcBorders>
-          </w:tcPr>
-          <w:p>
-            <w:pPr>
-              <w:spacing w:before="0" w:after="60"/>
-              <w:keepNext/>
-              <w:jc w:val="start"/>
-            </w:pPr>
-            <w:r>
-              <w:rPr>
-                <w:rFonts w:ascii="Calibri" w:hAnsi="Calibri"/>
-                <w:sz w:val="20"/>
-              </w:rPr>
-              <w:t xml:space="default">Diabetes</w:t>
-            </w:r>
-          </w:p>
-        </w:tc>
-        <w:tc>
-          <w:tcPr>
-            <w:tcBorders>
-              <w:top w:val="single" w:space="0" w:color="D3D3D3"/>
-              <w:bottom w:val="single" w:space="0" w:color="D3D3D3"/>
-              <w:start w:val="single" w:space="0" w:color="D3D3D3"/>
-              <w:end w:val="single" w:space="0" w:color="D3D3D3"/>
-            </w:tcBorders>
-          </w:tcPr>
-          <w:p>
-            <w:pPr>
-              <w:spacing w:before="0" w:after="60"/>
-              <w:keepNext/>
-              <w:jc w:val="center"/>
-            </w:pPr>
-            <w:r>
-              <w:rPr>
-                <w:rFonts w:ascii="Calibri" w:hAnsi="Calibri"/>
-                <w:sz w:val="20"/>
-              </w:rPr>
-              <w:t xml:space="default">3,072 (12%)</w:t>
-            </w:r>
-          </w:p>
-        </w:tc>
-        <w:tc>
-          <w:tcPr>
-            <w:tcBorders>
-              <w:top w:val="single" w:space="0" w:color="D3D3D3"/>
-              <w:bottom w:val="single" w:space="0" w:color="D3D3D3"/>
-              <w:start w:val="single" w:space="0" w:color="D3D3D3"/>
-              <w:end w:val="single" w:space="0" w:color="D3D3D3"/>
-            </w:tcBorders>
-          </w:tcPr>
-          <w:p>
-            <w:pPr>
-              <w:spacing w:before="0" w:after="60"/>
-              <w:keepNext/>
-              <w:jc w:val="center"/>
-            </w:pPr>
-            <w:r>
-              <w:rPr>
-                <w:rFonts w:ascii="Calibri" w:hAnsi="Calibri"/>
-                <w:sz w:val="20"/>
-              </w:rPr>
-              <w:t xml:space="default">551 (9.2%)</w:t>
-            </w:r>
-          </w:p>
-        </w:tc>
-        <w:tc>
-          <w:tcPr>
-            <w:tcBorders>
-              <w:top w:val="single" w:space="0" w:color="D3D3D3"/>
-              <w:bottom w:val="single" w:space="0" w:color="D3D3D3"/>
-              <w:start w:val="single" w:space="0" w:color="D3D3D3"/>
-              <w:end w:val="single" w:space="0" w:color="D3D3D3"/>
-            </w:tcBorders>
-          </w:tcPr>
-          <w:p>
-            <w:pPr>
-              <w:spacing w:before="0" w:after="60"/>
-              <w:keepNext/>
-              <w:jc w:val="center"/>
-            </w:pPr>
-            <w:r>
-              <w:rPr>
-                <w:rFonts w:ascii="Calibri" w:hAnsi="Calibri"/>
-                <w:sz w:val="20"/>
-              </w:rPr>
-              <w:t xml:space="default">2,520 (12%)</w:t>
-            </w:r>
-          </w:p>
-        </w:tc>
-        <w:tc>
-          <w:tcPr>
-            <w:tcBorders>
-              <w:top w:val="single" w:space="0" w:color="D3D3D3"/>
-              <w:bottom w:val="single" w:space="0" w:color="D3D3D3"/>
-              <w:start w:val="single" w:space="0" w:color="D3D3D3"/>
-              <w:end w:val="single" w:space="0" w:color="D3D3D3"/>
-            </w:tcBorders>
-          </w:tcPr>
-          <w:p>
-            <w:pPr>
-              <w:spacing w:before="0" w:after="60"/>
-              <w:keepNext/>
-              <w:jc w:val="center"/>
-            </w:pPr>
-            <w:r>
-              <w:rPr>
-                <w:rFonts w:ascii="Calibri" w:hAnsi="Calibri"/>
-                <w:sz w:val="20"/>
-              </w:rPr>
-              <w:t xml:space="default">&lt;0.001</w:t>
-            </w:r>
-          </w:p>
-        </w:tc>
-      </w:tr>
-      <w:tr>
-        <w:trPr>
-          <w:cantSplit/>
-        </w:trPr>
-        <w:tc>
-          <w:tcPr>
-            <w:tcBorders>
-              <w:top w:val="single" w:space="0" w:color="D3D3D3"/>
-              <w:bottom w:val="single" w:space="0" w:color="D3D3D3"/>
-              <w:start w:val="single" w:space="0" w:color="D3D3D3"/>
-              <w:end w:val="single" w:space="0" w:color="D3D3D3"/>
-            </w:tcBorders>
-          </w:tcPr>
-          <w:p>
-            <w:pPr>
-              <w:spacing w:before="0" w:after="60"/>
-              <w:keepNext/>
-              <w:jc w:val="start"/>
-            </w:pPr>
-            <w:r>
-              <w:rPr>
-                <w:rFonts w:ascii="Calibri" w:hAnsi="Calibri"/>
-                <w:sz w:val="20"/>
-              </w:rPr>
-              <w:t xml:space="default">Hyperlipidemia</w:t>
-            </w:r>
-          </w:p>
-        </w:tc>
-        <w:tc>
-          <w:tcPr>
-            <w:tcBorders>
-              <w:top w:val="single" w:space="0" w:color="D3D3D3"/>
-              <w:bottom w:val="single" w:space="0" w:color="D3D3D3"/>
-              <w:start w:val="single" w:space="0" w:color="D3D3D3"/>
-              <w:end w:val="single" w:space="0" w:color="D3D3D3"/>
-            </w:tcBorders>
-          </w:tcPr>
-          <w:p>
-            <w:pPr>
-              <w:spacing w:before="0" w:after="60"/>
-              <w:keepNext/>
-              <w:jc w:val="center"/>
-            </w:pPr>
-            <w:r>
-              <w:rPr>
-                <w:rFonts w:ascii="Calibri" w:hAnsi="Calibri"/>
-                <w:sz w:val="20"/>
-              </w:rPr>
-              <w:t xml:space="default">10,181 (39%)</w:t>
-            </w:r>
-          </w:p>
-        </w:tc>
-        <w:tc>
-          <w:tcPr>
-            <w:tcBorders>
-              <w:top w:val="single" w:space="0" w:color="D3D3D3"/>
-              <w:bottom w:val="single" w:space="0" w:color="D3D3D3"/>
-              <w:start w:val="single" w:space="0" w:color="D3D3D3"/>
-              <w:end w:val="single" w:space="0" w:color="D3D3D3"/>
-            </w:tcBorders>
-          </w:tcPr>
-          <w:p>
-            <w:pPr>
-              <w:spacing w:before="0" w:after="60"/>
-              <w:keepNext/>
-              <w:jc w:val="center"/>
-            </w:pPr>
-            <w:r>
-              <w:rPr>
-                <w:rFonts w:ascii="Calibri" w:hAnsi="Calibri"/>
-                <w:sz w:val="20"/>
-              </w:rPr>
-              <w:t xml:space="default">2,039 (34%)</w:t>
-            </w:r>
-          </w:p>
-        </w:tc>
-        <w:tc>
-          <w:tcPr>
-            <w:tcBorders>
-              <w:top w:val="single" w:space="0" w:color="D3D3D3"/>
-              <w:bottom w:val="single" w:space="0" w:color="D3D3D3"/>
-              <w:start w:val="single" w:space="0" w:color="D3D3D3"/>
-              <w:end w:val="single" w:space="0" w:color="D3D3D3"/>
-            </w:tcBorders>
-          </w:tcPr>
-          <w:p>
-            <w:pPr>
-              <w:spacing w:before="0" w:after="60"/>
-              <w:keepNext/>
-              <w:jc w:val="center"/>
-            </w:pPr>
-            <w:r>
-              <w:rPr>
-                <w:rFonts w:ascii="Calibri" w:hAnsi="Calibri"/>
-                <w:sz w:val="20"/>
-              </w:rPr>
-              <w:t xml:space="default">8,142 (40%)</w:t>
-            </w:r>
-          </w:p>
-        </w:tc>
-        <w:tc>
-          <w:tcPr>
-            <w:tcBorders>
-              <w:top w:val="single" w:space="0" w:color="D3D3D3"/>
-              <w:bottom w:val="single" w:space="0" w:color="D3D3D3"/>
-              <w:start w:val="single" w:space="0" w:color="D3D3D3"/>
-              <w:end w:val="single" w:space="0" w:color="D3D3D3"/>
-            </w:tcBorders>
-          </w:tcPr>
-          <w:p>
-            <w:pPr>
-              <w:spacing w:before="0" w:after="60"/>
-              <w:keepNext/>
-              <w:jc w:val="center"/>
-            </w:pPr>
-            <w:r>
-              <w:rPr>
-                <w:rFonts w:ascii="Calibri" w:hAnsi="Calibri"/>
-                <w:sz w:val="20"/>
-              </w:rPr>
-              <w:t xml:space="default">&lt;0.001</w:t>
-            </w:r>
-          </w:p>
-        </w:tc>
-      </w:tr>
-      <w:tr>
-        <w:trPr>
-          <w:cantSplit/>
-        </w:trPr>
-        <w:tc>
-          <w:tcPr>
-            <w:tcBorders>
-              <w:top w:val="single" w:space="0" w:color="D3D3D3"/>
-              <w:bottom w:val="single" w:space="0" w:color="D3D3D3"/>
-              <w:start w:val="single" w:space="0" w:color="D3D3D3"/>
-              <w:end w:val="single" w:space="0" w:color="D3D3D3"/>
-            </w:tcBorders>
-          </w:tcPr>
-          <w:p>
-            <w:pPr>
-              <w:spacing w:before="0" w:after="60"/>
-              <w:keepNext/>
-              <w:jc w:val="start"/>
-            </w:pPr>
-            <w:r>
-              <w:rPr>
-                <w:rFonts w:ascii="Calibri" w:hAnsi="Calibri"/>
-                <w:sz w:val="20"/>
-              </w:rPr>
-              <w:t xml:space="default">Drug abuse</w:t>
-            </w:r>
-          </w:p>
-        </w:tc>
-        <w:tc>
-          <w:tcPr>
-            <w:tcBorders>
-              <w:top w:val="single" w:space="0" w:color="D3D3D3"/>
-              <w:bottom w:val="single" w:space="0" w:color="D3D3D3"/>
-              <w:start w:val="single" w:space="0" w:color="D3D3D3"/>
-              <w:end w:val="single" w:space="0" w:color="D3D3D3"/>
-            </w:tcBorders>
-          </w:tcPr>
-          <w:p>
-            <w:pPr>
-              <w:spacing w:before="0" w:after="60"/>
-              <w:keepNext/>
-              <w:jc w:val="center"/>
-            </w:pPr>
-            <w:r>
-              <w:rPr>
-                <w:rFonts w:ascii="Calibri" w:hAnsi="Calibri"/>
-                <w:sz w:val="20"/>
-              </w:rPr>
-              <w:t xml:space="default">1,806 (6.9%)</w:t>
-            </w:r>
-          </w:p>
-        </w:tc>
-        <w:tc>
-          <w:tcPr>
-            <w:tcBorders>
-              <w:top w:val="single" w:space="0" w:color="D3D3D3"/>
-              <w:bottom w:val="single" w:space="0" w:color="D3D3D3"/>
-              <w:start w:val="single" w:space="0" w:color="D3D3D3"/>
-              <w:end w:val="single" w:space="0" w:color="D3D3D3"/>
-            </w:tcBorders>
-          </w:tcPr>
-          <w:p>
-            <w:pPr>
-              <w:spacing w:before="0" w:after="60"/>
-              <w:keepNext/>
-              <w:jc w:val="center"/>
-            </w:pPr>
-            <w:r>
-              <w:rPr>
-                <w:rFonts w:ascii="Calibri" w:hAnsi="Calibri"/>
-                <w:sz w:val="20"/>
-              </w:rPr>
-              <w:t xml:space="default">383 (6.4%)</w:t>
-            </w:r>
-          </w:p>
-        </w:tc>
-        <w:tc>
-          <w:tcPr>
-            <w:tcBorders>
-              <w:top w:val="single" w:space="0" w:color="D3D3D3"/>
-              <w:bottom w:val="single" w:space="0" w:color="D3D3D3"/>
-              <w:start w:val="single" w:space="0" w:color="D3D3D3"/>
-              <w:end w:val="single" w:space="0" w:color="D3D3D3"/>
-            </w:tcBorders>
-          </w:tcPr>
-          <w:p>
-            <w:pPr>
-              <w:spacing w:before="0" w:after="60"/>
-              <w:keepNext/>
-              <w:jc w:val="center"/>
-            </w:pPr>
-            <w:r>
-              <w:rPr>
-                <w:rFonts w:ascii="Calibri" w:hAnsi="Calibri"/>
-                <w:sz w:val="20"/>
-              </w:rPr>
-              <w:t xml:space="default">1,424 (7.0%)</w:t>
-            </w:r>
-          </w:p>
-        </w:tc>
-        <w:tc>
-          <w:tcPr>
-            <w:tcBorders>
-              <w:top w:val="single" w:space="0" w:color="D3D3D3"/>
-              <w:bottom w:val="single" w:space="0" w:color="D3D3D3"/>
-              <w:start w:val="single" w:space="0" w:color="D3D3D3"/>
-              <w:end w:val="single" w:space="0" w:color="D3D3D3"/>
-            </w:tcBorders>
-          </w:tcPr>
-          <w:p>
-            <w:pPr>
-              <w:spacing w:before="0" w:after="60"/>
-              <w:keepNext/>
-              <w:jc w:val="center"/>
-            </w:pPr>
-            <w:r>
-              <w:rPr>
-                <w:rFonts w:ascii="Calibri" w:hAnsi="Calibri"/>
-                <w:sz w:val="20"/>
-              </w:rPr>
-              <w:t xml:space="default">0.2</w:t>
-            </w:r>
-          </w:p>
-        </w:tc>
-      </w:tr>
-      <w:tr>
-        <w:trPr>
-          <w:cantSplit/>
-        </w:trPr>
-        <w:tc>
-          <w:tcPr>
-            <w:gridSpan w:val="5"/>
-          </w:tcPr>
-          <w:p>
-            <w:pPr>
-              <w:spacing w:before="0" w:after="60"/>
-              <w:keepNext/>
-            </w:pPr>
-            <w:r>
-              <w:rPr>
-                <w:vertAlign w:val="superscript"/>
-                <w:i/>
-                <w:rFonts w:ascii="Calibri" w:hAnsi="Calibri"/>
-                <w:sz w:val="20"/>
-              </w:rPr>
-              <w:t xml:space="default">1</w:t>
-            </w:r>
-            <w:r>
-              <w:rPr>
-                <w:rFonts w:ascii="Calibri" w:hAnsi="Calibri"/>
-                <w:sz w:val="20"/>
-              </w:rPr>
-              <w:t xml:space="preserve">Mean (SD); n (%)</w:t>
-            </w:r>
-          </w:p>
-        </w:tc>
-      </w:tr>
-      <w:tr>
-        <w:trPr>
-          <w:cantSplit/>
-        </w:trPr>
-        <w:tc>
-          <w:tcPr>
-            <w:gridSpan w:val="5"/>
-          </w:tcPr>
-          <w:p>
-            <w:pPr>
-              <w:spacing w:before="0" w:after="60"/>
-              <w:keepNext/>
-            </w:pPr>
-            <w:r>
-              <w:rPr>
-                <w:vertAlign w:val="superscript"/>
-                <w:i/>
-                <w:rFonts w:ascii="Calibri" w:hAnsi="Calibri"/>
-                <w:sz w:val="20"/>
-              </w:rPr>
-              <w:t xml:space="default">2</w:t>
-            </w:r>
-            <w:r>
-              <w:rPr>
-                <w:rFonts w:ascii="Calibri" w:hAnsi="Calibri"/>
-                <w:sz w:val="20"/>
-              </w:rPr>
-              <w:t xml:space="preserve">Design-based KruskalWallis test; Pearson's X^2: Rao &amp; Scott adjustment</w:t>
-            </w:r>
-          </w:p>
-        </w:tc>
-      </w:tr>
-    </w:tbl>
     <w:bookmarkEnd w:id="22"/>
     <w:bookmarkStart w:id="23" w:name="outcomes-of-index-hospitalizations"/>
     <w:p>
@@ -6736,55 +1676,55 @@
                 <w:rFonts w:ascii="Calibri" w:hAnsi="Calibri"/>
                 <w:sz w:val="20"/>
               </w:rPr>
-              <w:t xml:space="default">7 (3, 11)</w:t>
-            </w:r>
-          </w:p>
-        </w:tc>
-        <w:tc>
-          <w:tcPr>
-            <w:tcBorders>
-              <w:top w:val="single" w:space="0" w:color="D3D3D3"/>
-              <w:bottom w:val="single" w:space="0" w:color="D3D3D3"/>
-              <w:start w:val="single" w:space="0" w:color="D3D3D3"/>
-              <w:end w:val="single" w:space="0" w:color="D3D3D3"/>
-            </w:tcBorders>
-          </w:tcPr>
-          <w:p>
-            <w:pPr>
-              <w:spacing w:before="0" w:after="60"/>
-              <w:keepNext/>
-              <w:jc w:val="center"/>
-            </w:pPr>
-            <w:r>
-              <w:rPr>
-                <w:rFonts w:ascii="Calibri" w:hAnsi="Calibri"/>
-                <w:sz w:val="20"/>
-              </w:rPr>
-              <w:t xml:space="default">10 (6, 16)</w:t>
-            </w:r>
-          </w:p>
-        </w:tc>
-        <w:tc>
-          <w:tcPr>
-            <w:tcBorders>
-              <w:top w:val="single" w:space="0" w:color="D3D3D3"/>
-              <w:bottom w:val="single" w:space="0" w:color="D3D3D3"/>
-              <w:start w:val="single" w:space="0" w:color="D3D3D3"/>
-              <w:end w:val="single" w:space="0" w:color="D3D3D3"/>
-            </w:tcBorders>
-          </w:tcPr>
-          <w:p>
-            <w:pPr>
-              <w:spacing w:before="0" w:after="60"/>
-              <w:keepNext/>
-              <w:jc w:val="center"/>
-            </w:pPr>
-            <w:r>
-              <w:rPr>
-                <w:rFonts w:ascii="Calibri" w:hAnsi="Calibri"/>
-                <w:sz w:val="20"/>
-              </w:rPr>
-              <w:t xml:space="default">6 (3, 10)</w:t>
+              <w:t xml:space="default">9 (11)</w:t>
+            </w:r>
+          </w:p>
+        </w:tc>
+        <w:tc>
+          <w:tcPr>
+            <w:tcBorders>
+              <w:top w:val="single" w:space="0" w:color="D3D3D3"/>
+              <w:bottom w:val="single" w:space="0" w:color="D3D3D3"/>
+              <w:start w:val="single" w:space="0" w:color="D3D3D3"/>
+              <w:end w:val="single" w:space="0" w:color="D3D3D3"/>
+            </w:tcBorders>
+          </w:tcPr>
+          <w:p>
+            <w:pPr>
+              <w:spacing w:before="0" w:after="60"/>
+              <w:keepNext/>
+              <w:jc w:val="center"/>
+            </w:pPr>
+            <w:r>
+              <w:rPr>
+                <w:rFonts w:ascii="Calibri" w:hAnsi="Calibri"/>
+                <w:sz w:val="20"/>
+              </w:rPr>
+              <w:t xml:space="default">13 (12)</w:t>
+            </w:r>
+          </w:p>
+        </w:tc>
+        <w:tc>
+          <w:tcPr>
+            <w:tcBorders>
+              <w:top w:val="single" w:space="0" w:color="D3D3D3"/>
+              <w:bottom w:val="single" w:space="0" w:color="D3D3D3"/>
+              <w:start w:val="single" w:space="0" w:color="D3D3D3"/>
+              <w:end w:val="single" w:space="0" w:color="D3D3D3"/>
+            </w:tcBorders>
+          </w:tcPr>
+          <w:p>
+            <w:pPr>
+              <w:spacing w:before="0" w:after="60"/>
+              <w:keepNext/>
+              <w:jc w:val="center"/>
+            </w:pPr>
+            <w:r>
+              <w:rPr>
+                <w:rFonts w:ascii="Calibri" w:hAnsi="Calibri"/>
+                <w:sz w:val="20"/>
+              </w:rPr>
+              <w:t xml:space="default">8 (11)</w:t>
             </w:r>
           </w:p>
         </w:tc>
@@ -6861,55 +1801,55 @@
                 <w:rFonts w:ascii="Calibri" w:hAnsi="Calibri"/>
                 <w:sz w:val="20"/>
               </w:rPr>
-              <w:t xml:space="default">149,001 (54,300, 289,313)</w:t>
-            </w:r>
-          </w:p>
-        </w:tc>
-        <w:tc>
-          <w:tcPr>
-            <w:tcBorders>
-              <w:top w:val="single" w:space="0" w:color="D3D3D3"/>
-              <w:bottom w:val="single" w:space="0" w:color="D3D3D3"/>
-              <w:start w:val="single" w:space="0" w:color="D3D3D3"/>
-              <w:end w:val="single" w:space="0" w:color="D3D3D3"/>
-            </w:tcBorders>
-          </w:tcPr>
-          <w:p>
-            <w:pPr>
-              <w:spacing w:before="0" w:after="60"/>
-              <w:keepNext/>
-              <w:jc w:val="center"/>
-            </w:pPr>
-            <w:r>
-              <w:rPr>
-                <w:rFonts w:ascii="Calibri" w:hAnsi="Calibri"/>
-                <w:sz w:val="20"/>
-              </w:rPr>
-              <w:t xml:space="default">289,938 (189,900, 470,608)</w:t>
-            </w:r>
-          </w:p>
-        </w:tc>
-        <w:tc>
-          <w:tcPr>
-            <w:tcBorders>
-              <w:top w:val="single" w:space="0" w:color="D3D3D3"/>
-              <w:bottom w:val="single" w:space="0" w:color="D3D3D3"/>
-              <w:start w:val="single" w:space="0" w:color="D3D3D3"/>
-              <w:end w:val="single" w:space="0" w:color="D3D3D3"/>
-            </w:tcBorders>
-          </w:tcPr>
-          <w:p>
-            <w:pPr>
-              <w:spacing w:before="0" w:after="60"/>
-              <w:keepNext/>
-              <w:jc w:val="center"/>
-            </w:pPr>
-            <w:r>
-              <w:rPr>
-                <w:rFonts w:ascii="Calibri" w:hAnsi="Calibri"/>
-                <w:sz w:val="20"/>
-              </w:rPr>
-              <w:t xml:space="default">103,791 (41,035, 228,535)</w:t>
+              <w:t xml:space="default">229,081 (292,078)</w:t>
+            </w:r>
+          </w:p>
+        </w:tc>
+        <w:tc>
+          <w:tcPr>
+            <w:tcBorders>
+              <w:top w:val="single" w:space="0" w:color="D3D3D3"/>
+              <w:bottom w:val="single" w:space="0" w:color="D3D3D3"/>
+              <w:start w:val="single" w:space="0" w:color="D3D3D3"/>
+              <w:end w:val="single" w:space="0" w:color="D3D3D3"/>
+            </w:tcBorders>
+          </w:tcPr>
+          <w:p>
+            <w:pPr>
+              <w:spacing w:before="0" w:after="60"/>
+              <w:keepNext/>
+              <w:jc w:val="center"/>
+            </w:pPr>
+            <w:r>
+              <w:rPr>
+                <w:rFonts w:ascii="Calibri" w:hAnsi="Calibri"/>
+                <w:sz w:val="20"/>
+              </w:rPr>
+              <w:t xml:space="default">391,826 (349,258)</w:t>
+            </w:r>
+          </w:p>
+        </w:tc>
+        <w:tc>
+          <w:tcPr>
+            <w:tcBorders>
+              <w:top w:val="single" w:space="0" w:color="D3D3D3"/>
+              <w:bottom w:val="single" w:space="0" w:color="D3D3D3"/>
+              <w:start w:val="single" w:space="0" w:color="D3D3D3"/>
+              <w:end w:val="single" w:space="0" w:color="D3D3D3"/>
+            </w:tcBorders>
+          </w:tcPr>
+          <w:p>
+            <w:pPr>
+              <w:spacing w:before="0" w:after="60"/>
+              <w:keepNext/>
+              <w:jc w:val="center"/>
+            </w:pPr>
+            <w:r>
+              <w:rPr>
+                <w:rFonts w:ascii="Calibri" w:hAnsi="Calibri"/>
+                <w:sz w:val="20"/>
+              </w:rPr>
+              <w:t xml:space="default">180,988 (253,657)</w:t>
             </w:r>
           </w:p>
         </w:tc>
@@ -6965,7 +1905,7 @@
                 <w:rFonts w:ascii="Calibri" w:hAnsi="Calibri"/>
                 <w:sz w:val="20"/>
               </w:rPr>
-              <w:t xml:space="preserve">n (%); Median (Q1, Q3)</w:t>
+              <w:t xml:space="preserve">n (%); Mean (SD)</w:t>
             </w:r>
           </w:p>
         </w:tc>

--- a/docs/quarto/index.docx
+++ b/docs/quarto/index.docx
@@ -884,6 +884,5055 @@
         <w:t xml:space="preserve">Baseline Characteristics of Index Hospitalizations</w:t>
       </w:r>
     </w:p>
+    <w:tbl xmlns:w="http://schemas.openxmlformats.org/wordprocessingml/2006/main" xmlns:wp="http://schemas.openxmlformats.org/drawingml/2006/wordprocessingDrawing" xmlns:r="http://schemas.openxmlformats.org/officeDocument/2006/relationships" xmlns:w14="http://schemas.microsoft.com/office/word/2010/wordml">
+      <w:tblPr>
+        <w:tblCellMar>
+          <w:top w:w="0" w:type="dxa"/>
+          <w:bottom w:w="0" w:type="dxa"/>
+          <w:start w:w="60" w:type="dxa"/>
+          <w:end w:w="60" w:type="dxa"/>
+        </w:tblCellMar>
+        <w:tblW w:type="auto" w:w="0"/>
+        <w:tblLook w:firstRow="0" w:lastRow="0" w:firstColumn="0" w:lastColumn="0" w:noHBand="0" w:noVBand="0"/>
+        <w:jc w:val="center"/>
+      </w:tblPr>
+      <w:tr>
+        <w:trPr>
+          <w:cantSplit/>
+          <w:tblHeader/>
+        </w:trPr>
+        <w:tc>
+          <w:tcPr>
+            <w:tcBorders>
+              <w:top w:val="single" w:sz="16" w:space="0" w:color="D3D3D3"/>
+              <w:bottom w:val="single" w:sz="16" w:space="0" w:color="D3D3D3"/>
+              <w:start w:val="single" w:space="0" w:color="D3D3D3"/>
+            </w:tcBorders>
+          </w:tcPr>
+          <w:p>
+            <w:pPr>
+              <w:spacing w:before="0" w:after="60"/>
+              <w:keepNext/>
+              <w:jc w:val="start"/>
+            </w:pPr>
+            <w:r>
+              <w:rPr>
+                <w:b w:val="true"/>
+                <w:rFonts w:ascii="Calibri" w:hAnsi="Calibri"/>
+                <w:sz w:val="20"/>
+              </w:rPr>
+              <w:t xml:space="preserve">Characteristic</w:t>
+            </w:r>
+          </w:p>
+        </w:tc>
+        <w:tc>
+          <w:tcPr>
+            <w:tcBorders>
+              <w:top w:val="single" w:sz="16" w:space="0" w:color="D3D3D3"/>
+              <w:bottom w:val="single" w:sz="16" w:space="0" w:color="D3D3D3"/>
+            </w:tcBorders>
+          </w:tcPr>
+          <w:p>
+            <w:pPr>
+              <w:spacing w:before="0" w:after="60"/>
+              <w:keepNext/>
+              <w:jc w:val="center"/>
+            </w:pPr>
+            <w:r>
+              <w:rPr>
+                <w:b w:val="true"/>
+                <w:rFonts w:ascii="Calibri" w:hAnsi="Calibri"/>
+                <w:sz w:val="20"/>
+              </w:rPr>
+              <w:t xml:space="preserve">Overall</w:t>
+            </w:r>
+            <w:r>
+              <w:rPr>
+                <w:rFonts w:ascii="Calibri" w:hAnsi="Calibri"/>
+                <w:sz w:val="20"/>
+              </w:rPr>
+              <w:t xml:space="preserve"/>
+            </w:r>
+            <w:r xmlns:w="http://schemas.openxmlformats.org/wordprocessingml/2006/main">
+              <w:rPr>
+                <w:rFonts w:ascii="Calibri" w:hAnsi="Calibri"/>
+                <w:sz w:val="20"/>
+              </w:rPr>
+              <w:t xml:space="preserve"> </w:t>
+            </w:r>
+            <w:r>
+              <w:rPr>
+                <w:rFonts w:ascii="Calibri" w:hAnsi="Calibri"/>
+                <w:sz w:val="20"/>
+              </w:rPr>
+              <w:t xml:space="preserve">N = 26,348</w:t>
+            </w:r>
+            <w:r>
+              <w:rPr>
+                <w:vertAlign w:val="superscript"/>
+                <w:i/>
+                <w:rFonts w:ascii="Calibri" w:hAnsi="Calibri"/>
+                <w:sz w:val="20"/>
+              </w:rPr>
+              <w:t xml:space="default">1</w:t>
+            </w:r>
+          </w:p>
+        </w:tc>
+        <w:tc>
+          <w:tcPr>
+            <w:tcBorders>
+              <w:top w:val="single" w:sz="16" w:space="0" w:color="D3D3D3"/>
+              <w:bottom w:val="single" w:sz="16" w:space="0" w:color="D3D3D3"/>
+            </w:tcBorders>
+          </w:tcPr>
+          <w:p>
+            <w:pPr>
+              <w:spacing w:before="0" w:after="60"/>
+              <w:keepNext/>
+              <w:jc w:val="center"/>
+            </w:pPr>
+            <w:r>
+              <w:rPr>
+                <w:b w:val="true"/>
+                <w:rFonts w:ascii="Calibri" w:hAnsi="Calibri"/>
+                <w:sz w:val="20"/>
+              </w:rPr>
+              <w:t xml:space="preserve">Type A</w:t>
+            </w:r>
+            <w:r>
+              <w:rPr>
+                <w:rFonts w:ascii="Calibri" w:hAnsi="Calibri"/>
+                <w:sz w:val="20"/>
+              </w:rPr>
+              <w:t xml:space="preserve"/>
+            </w:r>
+            <w:r xmlns:w="http://schemas.openxmlformats.org/wordprocessingml/2006/main">
+              <w:rPr>
+                <w:rFonts w:ascii="Calibri" w:hAnsi="Calibri"/>
+                <w:sz w:val="20"/>
+              </w:rPr>
+              <w:t xml:space="preserve"> </w:t>
+            </w:r>
+            <w:r>
+              <w:rPr>
+                <w:rFonts w:ascii="Calibri" w:hAnsi="Calibri"/>
+                <w:sz w:val="20"/>
+              </w:rPr>
+              <w:t xml:space="preserve">N = 5,989</w:t>
+            </w:r>
+            <w:r>
+              <w:rPr>
+                <w:vertAlign w:val="superscript"/>
+                <w:i/>
+                <w:rFonts w:ascii="Calibri" w:hAnsi="Calibri"/>
+                <w:sz w:val="20"/>
+              </w:rPr>
+              <w:t xml:space="default">1</w:t>
+            </w:r>
+          </w:p>
+        </w:tc>
+        <w:tc>
+          <w:tcPr>
+            <w:tcBorders>
+              <w:top w:val="single" w:sz="16" w:space="0" w:color="D3D3D3"/>
+              <w:bottom w:val="single" w:sz="16" w:space="0" w:color="D3D3D3"/>
+            </w:tcBorders>
+          </w:tcPr>
+          <w:p>
+            <w:pPr>
+              <w:spacing w:before="0" w:after="60"/>
+              <w:keepNext/>
+              <w:jc w:val="center"/>
+            </w:pPr>
+            <w:r>
+              <w:rPr>
+                <w:b w:val="true"/>
+                <w:rFonts w:ascii="Calibri" w:hAnsi="Calibri"/>
+                <w:sz w:val="20"/>
+              </w:rPr>
+              <w:t xml:space="preserve">Type B</w:t>
+            </w:r>
+            <w:r>
+              <w:rPr>
+                <w:rFonts w:ascii="Calibri" w:hAnsi="Calibri"/>
+                <w:sz w:val="20"/>
+              </w:rPr>
+              <w:t xml:space="preserve"/>
+            </w:r>
+            <w:r xmlns:w="http://schemas.openxmlformats.org/wordprocessingml/2006/main">
+              <w:rPr>
+                <w:rFonts w:ascii="Calibri" w:hAnsi="Calibri"/>
+                <w:sz w:val="20"/>
+              </w:rPr>
+              <w:t xml:space="preserve"> </w:t>
+            </w:r>
+            <w:r>
+              <w:rPr>
+                <w:rFonts w:ascii="Calibri" w:hAnsi="Calibri"/>
+                <w:sz w:val="20"/>
+              </w:rPr>
+              <w:t xml:space="preserve">N = 20,360</w:t>
+            </w:r>
+            <w:r>
+              <w:rPr>
+                <w:vertAlign w:val="superscript"/>
+                <w:i/>
+                <w:rFonts w:ascii="Calibri" w:hAnsi="Calibri"/>
+                <w:sz w:val="20"/>
+              </w:rPr>
+              <w:t xml:space="default">1</w:t>
+            </w:r>
+          </w:p>
+        </w:tc>
+        <w:tc>
+          <w:tcPr>
+            <w:tcBorders>
+              <w:top w:val="single" w:sz="16" w:space="0" w:color="D3D3D3"/>
+              <w:bottom w:val="single" w:sz="16" w:space="0" w:color="D3D3D3"/>
+              <w:end w:val="single" w:space="0" w:color="D3D3D3"/>
+            </w:tcBorders>
+          </w:tcPr>
+          <w:p>
+            <w:pPr>
+              <w:spacing w:before="0" w:after="60"/>
+              <w:keepNext/>
+              <w:jc w:val="center"/>
+            </w:pPr>
+            <w:r>
+              <w:rPr>
+                <w:b w:val="true"/>
+                <w:rFonts w:ascii="Calibri" w:hAnsi="Calibri"/>
+                <w:sz w:val="20"/>
+              </w:rPr>
+              <w:t xml:space="preserve">p-value</w:t>
+            </w:r>
+            <w:r>
+              <w:rPr>
+                <w:vertAlign w:val="superscript"/>
+                <w:i/>
+                <w:rFonts w:ascii="Calibri" w:hAnsi="Calibri"/>
+                <w:sz w:val="20"/>
+              </w:rPr>
+              <w:t xml:space="default">2</w:t>
+            </w:r>
+          </w:p>
+        </w:tc>
+      </w:tr>
+      <w:tr>
+        <w:trPr>
+          <w:cantSplit/>
+        </w:trPr>
+        <w:tc>
+          <w:tcPr>
+            <w:tcBorders>
+              <w:top w:val="single" w:space="0" w:color="D3D3D3"/>
+              <w:bottom w:val="single" w:space="0" w:color="D3D3D3"/>
+              <w:start w:val="single" w:space="0" w:color="D3D3D3"/>
+              <w:end w:val="single" w:space="0" w:color="D3D3D3"/>
+            </w:tcBorders>
+          </w:tcPr>
+          <w:p>
+            <w:pPr>
+              <w:spacing w:before="0" w:after="60"/>
+              <w:keepNext/>
+              <w:jc w:val="start"/>
+            </w:pPr>
+            <w:r>
+              <w:rPr>
+                <w:rFonts w:ascii="Calibri" w:hAnsi="Calibri"/>
+                <w:sz w:val="20"/>
+              </w:rPr>
+              <w:t xml:space="default">Age (years)</w:t>
+            </w:r>
+          </w:p>
+        </w:tc>
+        <w:tc>
+          <w:tcPr>
+            <w:tcBorders>
+              <w:top w:val="single" w:space="0" w:color="D3D3D3"/>
+              <w:bottom w:val="single" w:space="0" w:color="D3D3D3"/>
+              <w:start w:val="single" w:space="0" w:color="D3D3D3"/>
+              <w:end w:val="single" w:space="0" w:color="D3D3D3"/>
+            </w:tcBorders>
+          </w:tcPr>
+          <w:p>
+            <w:pPr>
+              <w:spacing w:before="0" w:after="60"/>
+              <w:keepNext/>
+              <w:jc w:val="center"/>
+            </w:pPr>
+            <w:r>
+              <w:rPr>
+                <w:rFonts w:ascii="Calibri" w:hAnsi="Calibri"/>
+                <w:sz w:val="20"/>
+              </w:rPr>
+              <w:t xml:space="default">64 (15)</w:t>
+            </w:r>
+          </w:p>
+        </w:tc>
+        <w:tc>
+          <w:tcPr>
+            <w:tcBorders>
+              <w:top w:val="single" w:space="0" w:color="D3D3D3"/>
+              <w:bottom w:val="single" w:space="0" w:color="D3D3D3"/>
+              <w:start w:val="single" w:space="0" w:color="D3D3D3"/>
+              <w:end w:val="single" w:space="0" w:color="D3D3D3"/>
+            </w:tcBorders>
+          </w:tcPr>
+          <w:p>
+            <w:pPr>
+              <w:spacing w:before="0" w:after="60"/>
+              <w:keepNext/>
+              <w:jc w:val="center"/>
+            </w:pPr>
+            <w:r>
+              <w:rPr>
+                <w:rFonts w:ascii="Calibri" w:hAnsi="Calibri"/>
+                <w:sz w:val="20"/>
+              </w:rPr>
+              <w:t xml:space="default">60 (14)</w:t>
+            </w:r>
+          </w:p>
+        </w:tc>
+        <w:tc>
+          <w:tcPr>
+            <w:tcBorders>
+              <w:top w:val="single" w:space="0" w:color="D3D3D3"/>
+              <w:bottom w:val="single" w:space="0" w:color="D3D3D3"/>
+              <w:start w:val="single" w:space="0" w:color="D3D3D3"/>
+              <w:end w:val="single" w:space="0" w:color="D3D3D3"/>
+            </w:tcBorders>
+          </w:tcPr>
+          <w:p>
+            <w:pPr>
+              <w:spacing w:before="0" w:after="60"/>
+              <w:keepNext/>
+              <w:jc w:val="center"/>
+            </w:pPr>
+            <w:r>
+              <w:rPr>
+                <w:rFonts w:ascii="Calibri" w:hAnsi="Calibri"/>
+                <w:sz w:val="20"/>
+              </w:rPr>
+              <w:t xml:space="default">65 (15)</w:t>
+            </w:r>
+          </w:p>
+        </w:tc>
+        <w:tc>
+          <w:tcPr>
+            <w:tcBorders>
+              <w:top w:val="single" w:space="0" w:color="D3D3D3"/>
+              <w:bottom w:val="single" w:space="0" w:color="D3D3D3"/>
+              <w:start w:val="single" w:space="0" w:color="D3D3D3"/>
+              <w:end w:val="single" w:space="0" w:color="D3D3D3"/>
+            </w:tcBorders>
+          </w:tcPr>
+          <w:p>
+            <w:pPr>
+              <w:spacing w:before="0" w:after="60"/>
+              <w:keepNext/>
+              <w:jc w:val="center"/>
+            </w:pPr>
+            <w:r>
+              <w:rPr>
+                <w:rFonts w:ascii="Calibri" w:hAnsi="Calibri"/>
+                <w:sz w:val="20"/>
+              </w:rPr>
+              <w:t xml:space="default">&lt;0.001</w:t>
+            </w:r>
+          </w:p>
+        </w:tc>
+      </w:tr>
+      <w:tr>
+        <w:trPr>
+          <w:cantSplit/>
+        </w:trPr>
+        <w:tc>
+          <w:tcPr>
+            <w:tcBorders>
+              <w:top w:val="single" w:space="0" w:color="D3D3D3"/>
+              <w:bottom w:val="single" w:space="0" w:color="D3D3D3"/>
+              <w:start w:val="single" w:space="0" w:color="D3D3D3"/>
+              <w:end w:val="single" w:space="0" w:color="D3D3D3"/>
+            </w:tcBorders>
+          </w:tcPr>
+          <w:p>
+            <w:pPr>
+              <w:spacing w:before="0" w:after="60"/>
+              <w:keepNext/>
+              <w:jc w:val="start"/>
+            </w:pPr>
+            <w:r>
+              <w:rPr>
+                <w:rFonts w:ascii="Calibri" w:hAnsi="Calibri"/>
+                <w:sz w:val="20"/>
+              </w:rPr>
+              <w:t xml:space="default">Sex</w:t>
+            </w:r>
+          </w:p>
+        </w:tc>
+        <w:tc>
+          <w:tcPr>
+            <w:tcBorders>
+              <w:top w:val="single" w:space="0" w:color="D3D3D3"/>
+              <w:bottom w:val="single" w:space="0" w:color="D3D3D3"/>
+              <w:start w:val="single" w:space="0" w:color="D3D3D3"/>
+              <w:end w:val="single" w:space="0" w:color="D3D3D3"/>
+            </w:tcBorders>
+          </w:tcPr>
+          <w:p>
+            <w:pPr>
+              <w:spacing w:before="0" w:after="60"/>
+              <w:keepNext/>
+              <w:jc w:val="center"/>
+            </w:pPr>
+            <w:r>
+              <w:rPr>
+                <w:rFonts w:ascii="Calibri" w:hAnsi="Calibri"/>
+                <w:sz w:val="20"/>
+              </w:rPr>
+              <w:t xml:space="default"/>
+            </w:r>
+          </w:p>
+        </w:tc>
+        <w:tc>
+          <w:tcPr>
+            <w:tcBorders>
+              <w:top w:val="single" w:space="0" w:color="D3D3D3"/>
+              <w:bottom w:val="single" w:space="0" w:color="D3D3D3"/>
+              <w:start w:val="single" w:space="0" w:color="D3D3D3"/>
+              <w:end w:val="single" w:space="0" w:color="D3D3D3"/>
+            </w:tcBorders>
+          </w:tcPr>
+          <w:p>
+            <w:pPr>
+              <w:spacing w:before="0" w:after="60"/>
+              <w:keepNext/>
+              <w:jc w:val="center"/>
+            </w:pPr>
+            <w:r>
+              <w:rPr>
+                <w:rFonts w:ascii="Calibri" w:hAnsi="Calibri"/>
+                <w:sz w:val="20"/>
+              </w:rPr>
+              <w:t xml:space="default"/>
+            </w:r>
+          </w:p>
+        </w:tc>
+        <w:tc>
+          <w:tcPr>
+            <w:tcBorders>
+              <w:top w:val="single" w:space="0" w:color="D3D3D3"/>
+              <w:bottom w:val="single" w:space="0" w:color="D3D3D3"/>
+              <w:start w:val="single" w:space="0" w:color="D3D3D3"/>
+              <w:end w:val="single" w:space="0" w:color="D3D3D3"/>
+            </w:tcBorders>
+          </w:tcPr>
+          <w:p>
+            <w:pPr>
+              <w:spacing w:before="0" w:after="60"/>
+              <w:keepNext/>
+              <w:jc w:val="center"/>
+            </w:pPr>
+            <w:r>
+              <w:rPr>
+                <w:rFonts w:ascii="Calibri" w:hAnsi="Calibri"/>
+                <w:sz w:val="20"/>
+              </w:rPr>
+              <w:t xml:space="default"/>
+            </w:r>
+          </w:p>
+        </w:tc>
+        <w:tc>
+          <w:tcPr>
+            <w:tcBorders>
+              <w:top w:val="single" w:space="0" w:color="D3D3D3"/>
+              <w:bottom w:val="single" w:space="0" w:color="D3D3D3"/>
+              <w:start w:val="single" w:space="0" w:color="D3D3D3"/>
+              <w:end w:val="single" w:space="0" w:color="D3D3D3"/>
+            </w:tcBorders>
+          </w:tcPr>
+          <w:p>
+            <w:pPr>
+              <w:spacing w:before="0" w:after="60"/>
+              <w:keepNext/>
+              <w:jc w:val="center"/>
+            </w:pPr>
+            <w:r>
+              <w:rPr>
+                <w:rFonts w:ascii="Calibri" w:hAnsi="Calibri"/>
+                <w:sz w:val="20"/>
+              </w:rPr>
+              <w:t xml:space="default">&lt;0.001</w:t>
+            </w:r>
+          </w:p>
+        </w:tc>
+      </w:tr>
+      <w:tr>
+        <w:trPr>
+          <w:cantSplit/>
+        </w:trPr>
+        <w:tc>
+          <w:tcPr>
+            <w:tcBorders>
+              <w:top w:val="single" w:space="0" w:color="D3D3D3"/>
+              <w:bottom w:val="single" w:space="0" w:color="D3D3D3"/>
+              <w:start w:val="single" w:space="0" w:color="D3D3D3"/>
+              <w:end w:val="single" w:space="0" w:color="D3D3D3"/>
+            </w:tcBorders>
+          </w:tcPr>
+          <w:p>
+            <w:pPr>
+              <w:spacing w:before="0" w:after="60"/>
+              <w:keepNext/>
+              <w:jc w:val="start"/>
+            </w:pPr>
+            <w:r>
+              <w:rPr>
+                <w:rFonts w:ascii="Calibri" w:hAnsi="Calibri"/>
+                <w:sz w:val="20"/>
+              </w:rPr>
+              <w:t xml:space="default">    Male</w:t>
+            </w:r>
+          </w:p>
+        </w:tc>
+        <w:tc>
+          <w:tcPr>
+            <w:tcBorders>
+              <w:top w:val="single" w:space="0" w:color="D3D3D3"/>
+              <w:bottom w:val="single" w:space="0" w:color="D3D3D3"/>
+              <w:start w:val="single" w:space="0" w:color="D3D3D3"/>
+              <w:end w:val="single" w:space="0" w:color="D3D3D3"/>
+            </w:tcBorders>
+          </w:tcPr>
+          <w:p>
+            <w:pPr>
+              <w:spacing w:before="0" w:after="60"/>
+              <w:keepNext/>
+              <w:jc w:val="center"/>
+            </w:pPr>
+            <w:r>
+              <w:rPr>
+                <w:rFonts w:ascii="Calibri" w:hAnsi="Calibri"/>
+                <w:sz w:val="20"/>
+              </w:rPr>
+              <w:t xml:space="default">16,453 (62%)</w:t>
+            </w:r>
+          </w:p>
+        </w:tc>
+        <w:tc>
+          <w:tcPr>
+            <w:tcBorders>
+              <w:top w:val="single" w:space="0" w:color="D3D3D3"/>
+              <w:bottom w:val="single" w:space="0" w:color="D3D3D3"/>
+              <w:start w:val="single" w:space="0" w:color="D3D3D3"/>
+              <w:end w:val="single" w:space="0" w:color="D3D3D3"/>
+            </w:tcBorders>
+          </w:tcPr>
+          <w:p>
+            <w:pPr>
+              <w:spacing w:before="0" w:after="60"/>
+              <w:keepNext/>
+              <w:jc w:val="center"/>
+            </w:pPr>
+            <w:r>
+              <w:rPr>
+                <w:rFonts w:ascii="Calibri" w:hAnsi="Calibri"/>
+                <w:sz w:val="20"/>
+              </w:rPr>
+              <w:t xml:space="default">4,033 (67%)</w:t>
+            </w:r>
+          </w:p>
+        </w:tc>
+        <w:tc>
+          <w:tcPr>
+            <w:tcBorders>
+              <w:top w:val="single" w:space="0" w:color="D3D3D3"/>
+              <w:bottom w:val="single" w:space="0" w:color="D3D3D3"/>
+              <w:start w:val="single" w:space="0" w:color="D3D3D3"/>
+              <w:end w:val="single" w:space="0" w:color="D3D3D3"/>
+            </w:tcBorders>
+          </w:tcPr>
+          <w:p>
+            <w:pPr>
+              <w:spacing w:before="0" w:after="60"/>
+              <w:keepNext/>
+              <w:jc w:val="center"/>
+            </w:pPr>
+            <w:r>
+              <w:rPr>
+                <w:rFonts w:ascii="Calibri" w:hAnsi="Calibri"/>
+                <w:sz w:val="20"/>
+              </w:rPr>
+              <w:t xml:space="default">12,420 (61%)</w:t>
+            </w:r>
+          </w:p>
+        </w:tc>
+        <w:tc>
+          <w:tcPr>
+            <w:tcBorders>
+              <w:top w:val="single" w:space="0" w:color="D3D3D3"/>
+              <w:bottom w:val="single" w:space="0" w:color="D3D3D3"/>
+              <w:start w:val="single" w:space="0" w:color="D3D3D3"/>
+              <w:end w:val="single" w:space="0" w:color="D3D3D3"/>
+            </w:tcBorders>
+          </w:tcPr>
+          <w:p>
+            <w:pPr>
+              <w:spacing w:before="0" w:after="60"/>
+              <w:keepNext/>
+              <w:jc w:val="center"/>
+            </w:pPr>
+            <w:r>
+              <w:rPr>
+                <w:rFonts w:ascii="Calibri" w:hAnsi="Calibri"/>
+                <w:sz w:val="20"/>
+              </w:rPr>
+              <w:t xml:space="default"/>
+            </w:r>
+          </w:p>
+        </w:tc>
+      </w:tr>
+      <w:tr>
+        <w:trPr>
+          <w:cantSplit/>
+        </w:trPr>
+        <w:tc>
+          <w:tcPr>
+            <w:tcBorders>
+              <w:top w:val="single" w:space="0" w:color="D3D3D3"/>
+              <w:bottom w:val="single" w:space="0" w:color="D3D3D3"/>
+              <w:start w:val="single" w:space="0" w:color="D3D3D3"/>
+              <w:end w:val="single" w:space="0" w:color="D3D3D3"/>
+            </w:tcBorders>
+          </w:tcPr>
+          <w:p>
+            <w:pPr>
+              <w:spacing w:before="0" w:after="60"/>
+              <w:keepNext/>
+              <w:jc w:val="start"/>
+            </w:pPr>
+            <w:r>
+              <w:rPr>
+                <w:rFonts w:ascii="Calibri" w:hAnsi="Calibri"/>
+                <w:sz w:val="20"/>
+              </w:rPr>
+              <w:t xml:space="default">    Female</w:t>
+            </w:r>
+          </w:p>
+        </w:tc>
+        <w:tc>
+          <w:tcPr>
+            <w:tcBorders>
+              <w:top w:val="single" w:space="0" w:color="D3D3D3"/>
+              <w:bottom w:val="single" w:space="0" w:color="D3D3D3"/>
+              <w:start w:val="single" w:space="0" w:color="D3D3D3"/>
+              <w:end w:val="single" w:space="0" w:color="D3D3D3"/>
+            </w:tcBorders>
+          </w:tcPr>
+          <w:p>
+            <w:pPr>
+              <w:spacing w:before="0" w:after="60"/>
+              <w:keepNext/>
+              <w:jc w:val="center"/>
+            </w:pPr>
+            <w:r>
+              <w:rPr>
+                <w:rFonts w:ascii="Calibri" w:hAnsi="Calibri"/>
+                <w:sz w:val="20"/>
+              </w:rPr>
+              <w:t xml:space="default">9,895 (38%)</w:t>
+            </w:r>
+          </w:p>
+        </w:tc>
+        <w:tc>
+          <w:tcPr>
+            <w:tcBorders>
+              <w:top w:val="single" w:space="0" w:color="D3D3D3"/>
+              <w:bottom w:val="single" w:space="0" w:color="D3D3D3"/>
+              <w:start w:val="single" w:space="0" w:color="D3D3D3"/>
+              <w:end w:val="single" w:space="0" w:color="D3D3D3"/>
+            </w:tcBorders>
+          </w:tcPr>
+          <w:p>
+            <w:pPr>
+              <w:spacing w:before="0" w:after="60"/>
+              <w:keepNext/>
+              <w:jc w:val="center"/>
+            </w:pPr>
+            <w:r>
+              <w:rPr>
+                <w:rFonts w:ascii="Calibri" w:hAnsi="Calibri"/>
+                <w:sz w:val="20"/>
+              </w:rPr>
+              <w:t xml:space="default">1,955 (33%)</w:t>
+            </w:r>
+          </w:p>
+        </w:tc>
+        <w:tc>
+          <w:tcPr>
+            <w:tcBorders>
+              <w:top w:val="single" w:space="0" w:color="D3D3D3"/>
+              <w:bottom w:val="single" w:space="0" w:color="D3D3D3"/>
+              <w:start w:val="single" w:space="0" w:color="D3D3D3"/>
+              <w:end w:val="single" w:space="0" w:color="D3D3D3"/>
+            </w:tcBorders>
+          </w:tcPr>
+          <w:p>
+            <w:pPr>
+              <w:spacing w:before="0" w:after="60"/>
+              <w:keepNext/>
+              <w:jc w:val="center"/>
+            </w:pPr>
+            <w:r>
+              <w:rPr>
+                <w:rFonts w:ascii="Calibri" w:hAnsi="Calibri"/>
+                <w:sz w:val="20"/>
+              </w:rPr>
+              <w:t xml:space="default">7,940 (39%)</w:t>
+            </w:r>
+          </w:p>
+        </w:tc>
+        <w:tc>
+          <w:tcPr>
+            <w:tcBorders>
+              <w:top w:val="single" w:space="0" w:color="D3D3D3"/>
+              <w:bottom w:val="single" w:space="0" w:color="D3D3D3"/>
+              <w:start w:val="single" w:space="0" w:color="D3D3D3"/>
+              <w:end w:val="single" w:space="0" w:color="D3D3D3"/>
+            </w:tcBorders>
+          </w:tcPr>
+          <w:p>
+            <w:pPr>
+              <w:spacing w:before="0" w:after="60"/>
+              <w:keepNext/>
+              <w:jc w:val="center"/>
+            </w:pPr>
+            <w:r>
+              <w:rPr>
+                <w:rFonts w:ascii="Calibri" w:hAnsi="Calibri"/>
+                <w:sz w:val="20"/>
+              </w:rPr>
+              <w:t xml:space="default"/>
+            </w:r>
+          </w:p>
+        </w:tc>
+      </w:tr>
+      <w:tr>
+        <w:trPr>
+          <w:cantSplit/>
+        </w:trPr>
+        <w:tc>
+          <w:tcPr>
+            <w:tcBorders>
+              <w:top w:val="single" w:space="0" w:color="D3D3D3"/>
+              <w:bottom w:val="single" w:space="0" w:color="D3D3D3"/>
+              <w:start w:val="single" w:space="0" w:color="D3D3D3"/>
+              <w:end w:val="single" w:space="0" w:color="D3D3D3"/>
+            </w:tcBorders>
+          </w:tcPr>
+          <w:p>
+            <w:pPr>
+              <w:spacing w:before="0" w:after="60"/>
+              <w:keepNext/>
+              <w:jc w:val="start"/>
+            </w:pPr>
+            <w:r>
+              <w:rPr>
+                <w:rFonts w:ascii="Calibri" w:hAnsi="Calibri"/>
+                <w:sz w:val="20"/>
+              </w:rPr>
+              <w:t xml:space="default">Primary Expected Payer</w:t>
+            </w:r>
+          </w:p>
+        </w:tc>
+        <w:tc>
+          <w:tcPr>
+            <w:tcBorders>
+              <w:top w:val="single" w:space="0" w:color="D3D3D3"/>
+              <w:bottom w:val="single" w:space="0" w:color="D3D3D3"/>
+              <w:start w:val="single" w:space="0" w:color="D3D3D3"/>
+              <w:end w:val="single" w:space="0" w:color="D3D3D3"/>
+            </w:tcBorders>
+          </w:tcPr>
+          <w:p>
+            <w:pPr>
+              <w:spacing w:before="0" w:after="60"/>
+              <w:keepNext/>
+              <w:jc w:val="center"/>
+            </w:pPr>
+            <w:r>
+              <w:rPr>
+                <w:rFonts w:ascii="Calibri" w:hAnsi="Calibri"/>
+                <w:sz w:val="20"/>
+              </w:rPr>
+              <w:t xml:space="default"/>
+            </w:r>
+          </w:p>
+        </w:tc>
+        <w:tc>
+          <w:tcPr>
+            <w:tcBorders>
+              <w:top w:val="single" w:space="0" w:color="D3D3D3"/>
+              <w:bottom w:val="single" w:space="0" w:color="D3D3D3"/>
+              <w:start w:val="single" w:space="0" w:color="D3D3D3"/>
+              <w:end w:val="single" w:space="0" w:color="D3D3D3"/>
+            </w:tcBorders>
+          </w:tcPr>
+          <w:p>
+            <w:pPr>
+              <w:spacing w:before="0" w:after="60"/>
+              <w:keepNext/>
+              <w:jc w:val="center"/>
+            </w:pPr>
+            <w:r>
+              <w:rPr>
+                <w:rFonts w:ascii="Calibri" w:hAnsi="Calibri"/>
+                <w:sz w:val="20"/>
+              </w:rPr>
+              <w:t xml:space="default"/>
+            </w:r>
+          </w:p>
+        </w:tc>
+        <w:tc>
+          <w:tcPr>
+            <w:tcBorders>
+              <w:top w:val="single" w:space="0" w:color="D3D3D3"/>
+              <w:bottom w:val="single" w:space="0" w:color="D3D3D3"/>
+              <w:start w:val="single" w:space="0" w:color="D3D3D3"/>
+              <w:end w:val="single" w:space="0" w:color="D3D3D3"/>
+            </w:tcBorders>
+          </w:tcPr>
+          <w:p>
+            <w:pPr>
+              <w:spacing w:before="0" w:after="60"/>
+              <w:keepNext/>
+              <w:jc w:val="center"/>
+            </w:pPr>
+            <w:r>
+              <w:rPr>
+                <w:rFonts w:ascii="Calibri" w:hAnsi="Calibri"/>
+                <w:sz w:val="20"/>
+              </w:rPr>
+              <w:t xml:space="default"/>
+            </w:r>
+          </w:p>
+        </w:tc>
+        <w:tc>
+          <w:tcPr>
+            <w:tcBorders>
+              <w:top w:val="single" w:space="0" w:color="D3D3D3"/>
+              <w:bottom w:val="single" w:space="0" w:color="D3D3D3"/>
+              <w:start w:val="single" w:space="0" w:color="D3D3D3"/>
+              <w:end w:val="single" w:space="0" w:color="D3D3D3"/>
+            </w:tcBorders>
+          </w:tcPr>
+          <w:p>
+            <w:pPr>
+              <w:spacing w:before="0" w:after="60"/>
+              <w:keepNext/>
+              <w:jc w:val="center"/>
+            </w:pPr>
+            <w:r>
+              <w:rPr>
+                <w:rFonts w:ascii="Calibri" w:hAnsi="Calibri"/>
+                <w:sz w:val="20"/>
+              </w:rPr>
+              <w:t xml:space="default">&lt;0.001</w:t>
+            </w:r>
+          </w:p>
+        </w:tc>
+      </w:tr>
+      <w:tr>
+        <w:trPr>
+          <w:cantSplit/>
+        </w:trPr>
+        <w:tc>
+          <w:tcPr>
+            <w:tcBorders>
+              <w:top w:val="single" w:space="0" w:color="D3D3D3"/>
+              <w:bottom w:val="single" w:space="0" w:color="D3D3D3"/>
+              <w:start w:val="single" w:space="0" w:color="D3D3D3"/>
+              <w:end w:val="single" w:space="0" w:color="D3D3D3"/>
+            </w:tcBorders>
+          </w:tcPr>
+          <w:p>
+            <w:pPr>
+              <w:spacing w:before="0" w:after="60"/>
+              <w:keepNext/>
+              <w:jc w:val="start"/>
+            </w:pPr>
+            <w:r>
+              <w:rPr>
+                <w:rFonts w:ascii="Calibri" w:hAnsi="Calibri"/>
+                <w:sz w:val="20"/>
+              </w:rPr>
+              <w:t xml:space="default">    Private</w:t>
+            </w:r>
+          </w:p>
+        </w:tc>
+        <w:tc>
+          <w:tcPr>
+            <w:tcBorders>
+              <w:top w:val="single" w:space="0" w:color="D3D3D3"/>
+              <w:bottom w:val="single" w:space="0" w:color="D3D3D3"/>
+              <w:start w:val="single" w:space="0" w:color="D3D3D3"/>
+              <w:end w:val="single" w:space="0" w:color="D3D3D3"/>
+            </w:tcBorders>
+          </w:tcPr>
+          <w:p>
+            <w:pPr>
+              <w:spacing w:before="0" w:after="60"/>
+              <w:keepNext/>
+              <w:jc w:val="center"/>
+            </w:pPr>
+            <w:r>
+              <w:rPr>
+                <w:rFonts w:ascii="Calibri" w:hAnsi="Calibri"/>
+                <w:sz w:val="20"/>
+              </w:rPr>
+              <w:t xml:space="default">7,091 (27%)</w:t>
+            </w:r>
+          </w:p>
+        </w:tc>
+        <w:tc>
+          <w:tcPr>
+            <w:tcBorders>
+              <w:top w:val="single" w:space="0" w:color="D3D3D3"/>
+              <w:bottom w:val="single" w:space="0" w:color="D3D3D3"/>
+              <w:start w:val="single" w:space="0" w:color="D3D3D3"/>
+              <w:end w:val="single" w:space="0" w:color="D3D3D3"/>
+            </w:tcBorders>
+          </w:tcPr>
+          <w:p>
+            <w:pPr>
+              <w:spacing w:before="0" w:after="60"/>
+              <w:keepNext/>
+              <w:jc w:val="center"/>
+            </w:pPr>
+            <w:r>
+              <w:rPr>
+                <w:rFonts w:ascii="Calibri" w:hAnsi="Calibri"/>
+                <w:sz w:val="20"/>
+              </w:rPr>
+              <w:t xml:space="default">2,043 (34%)</w:t>
+            </w:r>
+          </w:p>
+        </w:tc>
+        <w:tc>
+          <w:tcPr>
+            <w:tcBorders>
+              <w:top w:val="single" w:space="0" w:color="D3D3D3"/>
+              <w:bottom w:val="single" w:space="0" w:color="D3D3D3"/>
+              <w:start w:val="single" w:space="0" w:color="D3D3D3"/>
+              <w:end w:val="single" w:space="0" w:color="D3D3D3"/>
+            </w:tcBorders>
+          </w:tcPr>
+          <w:p>
+            <w:pPr>
+              <w:spacing w:before="0" w:after="60"/>
+              <w:keepNext/>
+              <w:jc w:val="center"/>
+            </w:pPr>
+            <w:r>
+              <w:rPr>
+                <w:rFonts w:ascii="Calibri" w:hAnsi="Calibri"/>
+                <w:sz w:val="20"/>
+              </w:rPr>
+              <w:t xml:space="default">5,049 (25%)</w:t>
+            </w:r>
+          </w:p>
+        </w:tc>
+        <w:tc>
+          <w:tcPr>
+            <w:tcBorders>
+              <w:top w:val="single" w:space="0" w:color="D3D3D3"/>
+              <w:bottom w:val="single" w:space="0" w:color="D3D3D3"/>
+              <w:start w:val="single" w:space="0" w:color="D3D3D3"/>
+              <w:end w:val="single" w:space="0" w:color="D3D3D3"/>
+            </w:tcBorders>
+          </w:tcPr>
+          <w:p>
+            <w:pPr>
+              <w:spacing w:before="0" w:after="60"/>
+              <w:keepNext/>
+              <w:jc w:val="center"/>
+            </w:pPr>
+            <w:r>
+              <w:rPr>
+                <w:rFonts w:ascii="Calibri" w:hAnsi="Calibri"/>
+                <w:sz w:val="20"/>
+              </w:rPr>
+              <w:t xml:space="default"/>
+            </w:r>
+          </w:p>
+        </w:tc>
+      </w:tr>
+      <w:tr>
+        <w:trPr>
+          <w:cantSplit/>
+        </w:trPr>
+        <w:tc>
+          <w:tcPr>
+            <w:tcBorders>
+              <w:top w:val="single" w:space="0" w:color="D3D3D3"/>
+              <w:bottom w:val="single" w:space="0" w:color="D3D3D3"/>
+              <w:start w:val="single" w:space="0" w:color="D3D3D3"/>
+              <w:end w:val="single" w:space="0" w:color="D3D3D3"/>
+            </w:tcBorders>
+          </w:tcPr>
+          <w:p>
+            <w:pPr>
+              <w:spacing w:before="0" w:after="60"/>
+              <w:keepNext/>
+              <w:jc w:val="start"/>
+            </w:pPr>
+            <w:r>
+              <w:rPr>
+                <w:rFonts w:ascii="Calibri" w:hAnsi="Calibri"/>
+                <w:sz w:val="20"/>
+              </w:rPr>
+              <w:t xml:space="default">    Medicaid</w:t>
+            </w:r>
+          </w:p>
+        </w:tc>
+        <w:tc>
+          <w:tcPr>
+            <w:tcBorders>
+              <w:top w:val="single" w:space="0" w:color="D3D3D3"/>
+              <w:bottom w:val="single" w:space="0" w:color="D3D3D3"/>
+              <w:start w:val="single" w:space="0" w:color="D3D3D3"/>
+              <w:end w:val="single" w:space="0" w:color="D3D3D3"/>
+            </w:tcBorders>
+          </w:tcPr>
+          <w:p>
+            <w:pPr>
+              <w:spacing w:before="0" w:after="60"/>
+              <w:keepNext/>
+              <w:jc w:val="center"/>
+            </w:pPr>
+            <w:r>
+              <w:rPr>
+                <w:rFonts w:ascii="Calibri" w:hAnsi="Calibri"/>
+                <w:sz w:val="20"/>
+              </w:rPr>
+              <w:t xml:space="default">3,311 (13%)</w:t>
+            </w:r>
+          </w:p>
+        </w:tc>
+        <w:tc>
+          <w:tcPr>
+            <w:tcBorders>
+              <w:top w:val="single" w:space="0" w:color="D3D3D3"/>
+              <w:bottom w:val="single" w:space="0" w:color="D3D3D3"/>
+              <w:start w:val="single" w:space="0" w:color="D3D3D3"/>
+              <w:end w:val="single" w:space="0" w:color="D3D3D3"/>
+            </w:tcBorders>
+          </w:tcPr>
+          <w:p>
+            <w:pPr>
+              <w:spacing w:before="0" w:after="60"/>
+              <w:keepNext/>
+              <w:jc w:val="center"/>
+            </w:pPr>
+            <w:r>
+              <w:rPr>
+                <w:rFonts w:ascii="Calibri" w:hAnsi="Calibri"/>
+                <w:sz w:val="20"/>
+              </w:rPr>
+              <w:t xml:space="default">786 (13%)</w:t>
+            </w:r>
+          </w:p>
+        </w:tc>
+        <w:tc>
+          <w:tcPr>
+            <w:tcBorders>
+              <w:top w:val="single" w:space="0" w:color="D3D3D3"/>
+              <w:bottom w:val="single" w:space="0" w:color="D3D3D3"/>
+              <w:start w:val="single" w:space="0" w:color="D3D3D3"/>
+              <w:end w:val="single" w:space="0" w:color="D3D3D3"/>
+            </w:tcBorders>
+          </w:tcPr>
+          <w:p>
+            <w:pPr>
+              <w:spacing w:before="0" w:after="60"/>
+              <w:keepNext/>
+              <w:jc w:val="center"/>
+            </w:pPr>
+            <w:r>
+              <w:rPr>
+                <w:rFonts w:ascii="Calibri" w:hAnsi="Calibri"/>
+                <w:sz w:val="20"/>
+              </w:rPr>
+              <w:t xml:space="default">2,525 (12%)</w:t>
+            </w:r>
+          </w:p>
+        </w:tc>
+        <w:tc>
+          <w:tcPr>
+            <w:tcBorders>
+              <w:top w:val="single" w:space="0" w:color="D3D3D3"/>
+              <w:bottom w:val="single" w:space="0" w:color="D3D3D3"/>
+              <w:start w:val="single" w:space="0" w:color="D3D3D3"/>
+              <w:end w:val="single" w:space="0" w:color="D3D3D3"/>
+            </w:tcBorders>
+          </w:tcPr>
+          <w:p>
+            <w:pPr>
+              <w:spacing w:before="0" w:after="60"/>
+              <w:keepNext/>
+              <w:jc w:val="center"/>
+            </w:pPr>
+            <w:r>
+              <w:rPr>
+                <w:rFonts w:ascii="Calibri" w:hAnsi="Calibri"/>
+                <w:sz w:val="20"/>
+              </w:rPr>
+              <w:t xml:space="default"/>
+            </w:r>
+          </w:p>
+        </w:tc>
+      </w:tr>
+      <w:tr>
+        <w:trPr>
+          <w:cantSplit/>
+        </w:trPr>
+        <w:tc>
+          <w:tcPr>
+            <w:tcBorders>
+              <w:top w:val="single" w:space="0" w:color="D3D3D3"/>
+              <w:bottom w:val="single" w:space="0" w:color="D3D3D3"/>
+              <w:start w:val="single" w:space="0" w:color="D3D3D3"/>
+              <w:end w:val="single" w:space="0" w:color="D3D3D3"/>
+            </w:tcBorders>
+          </w:tcPr>
+          <w:p>
+            <w:pPr>
+              <w:spacing w:before="0" w:after="60"/>
+              <w:keepNext/>
+              <w:jc w:val="start"/>
+            </w:pPr>
+            <w:r>
+              <w:rPr>
+                <w:rFonts w:ascii="Calibri" w:hAnsi="Calibri"/>
+                <w:sz w:val="20"/>
+              </w:rPr>
+              <w:t xml:space="default">    Medicare</w:t>
+            </w:r>
+          </w:p>
+        </w:tc>
+        <w:tc>
+          <w:tcPr>
+            <w:tcBorders>
+              <w:top w:val="single" w:space="0" w:color="D3D3D3"/>
+              <w:bottom w:val="single" w:space="0" w:color="D3D3D3"/>
+              <w:start w:val="single" w:space="0" w:color="D3D3D3"/>
+              <w:end w:val="single" w:space="0" w:color="D3D3D3"/>
+            </w:tcBorders>
+          </w:tcPr>
+          <w:p>
+            <w:pPr>
+              <w:spacing w:before="0" w:after="60"/>
+              <w:keepNext/>
+              <w:jc w:val="center"/>
+            </w:pPr>
+            <w:r>
+              <w:rPr>
+                <w:rFonts w:ascii="Calibri" w:hAnsi="Calibri"/>
+                <w:sz w:val="20"/>
+              </w:rPr>
+              <w:t xml:space="default">13,409 (51%)</w:t>
+            </w:r>
+          </w:p>
+        </w:tc>
+        <w:tc>
+          <w:tcPr>
+            <w:tcBorders>
+              <w:top w:val="single" w:space="0" w:color="D3D3D3"/>
+              <w:bottom w:val="single" w:space="0" w:color="D3D3D3"/>
+              <w:start w:val="single" w:space="0" w:color="D3D3D3"/>
+              <w:end w:val="single" w:space="0" w:color="D3D3D3"/>
+            </w:tcBorders>
+          </w:tcPr>
+          <w:p>
+            <w:pPr>
+              <w:spacing w:before="0" w:after="60"/>
+              <w:keepNext/>
+              <w:jc w:val="center"/>
+            </w:pPr>
+            <w:r>
+              <w:rPr>
+                <w:rFonts w:ascii="Calibri" w:hAnsi="Calibri"/>
+                <w:sz w:val="20"/>
+              </w:rPr>
+              <w:t xml:space="default">2,505 (42%)</w:t>
+            </w:r>
+          </w:p>
+        </w:tc>
+        <w:tc>
+          <w:tcPr>
+            <w:tcBorders>
+              <w:top w:val="single" w:space="0" w:color="D3D3D3"/>
+              <w:bottom w:val="single" w:space="0" w:color="D3D3D3"/>
+              <w:start w:val="single" w:space="0" w:color="D3D3D3"/>
+              <w:end w:val="single" w:space="0" w:color="D3D3D3"/>
+            </w:tcBorders>
+          </w:tcPr>
+          <w:p>
+            <w:pPr>
+              <w:spacing w:before="0" w:after="60"/>
+              <w:keepNext/>
+              <w:jc w:val="center"/>
+            </w:pPr>
+            <w:r>
+              <w:rPr>
+                <w:rFonts w:ascii="Calibri" w:hAnsi="Calibri"/>
+                <w:sz w:val="20"/>
+              </w:rPr>
+              <w:t xml:space="default">10,904 (54%)</w:t>
+            </w:r>
+          </w:p>
+        </w:tc>
+        <w:tc>
+          <w:tcPr>
+            <w:tcBorders>
+              <w:top w:val="single" w:space="0" w:color="D3D3D3"/>
+              <w:bottom w:val="single" w:space="0" w:color="D3D3D3"/>
+              <w:start w:val="single" w:space="0" w:color="D3D3D3"/>
+              <w:end w:val="single" w:space="0" w:color="D3D3D3"/>
+            </w:tcBorders>
+          </w:tcPr>
+          <w:p>
+            <w:pPr>
+              <w:spacing w:before="0" w:after="60"/>
+              <w:keepNext/>
+              <w:jc w:val="center"/>
+            </w:pPr>
+            <w:r>
+              <w:rPr>
+                <w:rFonts w:ascii="Calibri" w:hAnsi="Calibri"/>
+                <w:sz w:val="20"/>
+              </w:rPr>
+              <w:t xml:space="default"/>
+            </w:r>
+          </w:p>
+        </w:tc>
+      </w:tr>
+      <w:tr>
+        <w:trPr>
+          <w:cantSplit/>
+        </w:trPr>
+        <w:tc>
+          <w:tcPr>
+            <w:tcBorders>
+              <w:top w:val="single" w:space="0" w:color="D3D3D3"/>
+              <w:bottom w:val="single" w:space="0" w:color="D3D3D3"/>
+              <w:start w:val="single" w:space="0" w:color="D3D3D3"/>
+              <w:end w:val="single" w:space="0" w:color="D3D3D3"/>
+            </w:tcBorders>
+          </w:tcPr>
+          <w:p>
+            <w:pPr>
+              <w:spacing w:before="0" w:after="60"/>
+              <w:keepNext/>
+              <w:jc w:val="start"/>
+            </w:pPr>
+            <w:r>
+              <w:rPr>
+                <w:rFonts w:ascii="Calibri" w:hAnsi="Calibri"/>
+                <w:sz w:val="20"/>
+              </w:rPr>
+              <w:t xml:space="default">    Other</w:t>
+            </w:r>
+          </w:p>
+        </w:tc>
+        <w:tc>
+          <w:tcPr>
+            <w:tcBorders>
+              <w:top w:val="single" w:space="0" w:color="D3D3D3"/>
+              <w:bottom w:val="single" w:space="0" w:color="D3D3D3"/>
+              <w:start w:val="single" w:space="0" w:color="D3D3D3"/>
+              <w:end w:val="single" w:space="0" w:color="D3D3D3"/>
+            </w:tcBorders>
+          </w:tcPr>
+          <w:p>
+            <w:pPr>
+              <w:spacing w:before="0" w:after="60"/>
+              <w:keepNext/>
+              <w:jc w:val="center"/>
+            </w:pPr>
+            <w:r>
+              <w:rPr>
+                <w:rFonts w:ascii="Calibri" w:hAnsi="Calibri"/>
+                <w:sz w:val="20"/>
+              </w:rPr>
+              <w:t xml:space="default">2,481 (9.4%)</w:t>
+            </w:r>
+          </w:p>
+        </w:tc>
+        <w:tc>
+          <w:tcPr>
+            <w:tcBorders>
+              <w:top w:val="single" w:space="0" w:color="D3D3D3"/>
+              <w:bottom w:val="single" w:space="0" w:color="D3D3D3"/>
+              <w:start w:val="single" w:space="0" w:color="D3D3D3"/>
+              <w:end w:val="single" w:space="0" w:color="D3D3D3"/>
+            </w:tcBorders>
+          </w:tcPr>
+          <w:p>
+            <w:pPr>
+              <w:spacing w:before="0" w:after="60"/>
+              <w:keepNext/>
+              <w:jc w:val="center"/>
+            </w:pPr>
+            <w:r>
+              <w:rPr>
+                <w:rFonts w:ascii="Calibri" w:hAnsi="Calibri"/>
+                <w:sz w:val="20"/>
+              </w:rPr>
+              <w:t xml:space="default">635 (11%)</w:t>
+            </w:r>
+          </w:p>
+        </w:tc>
+        <w:tc>
+          <w:tcPr>
+            <w:tcBorders>
+              <w:top w:val="single" w:space="0" w:color="D3D3D3"/>
+              <w:bottom w:val="single" w:space="0" w:color="D3D3D3"/>
+              <w:start w:val="single" w:space="0" w:color="D3D3D3"/>
+              <w:end w:val="single" w:space="0" w:color="D3D3D3"/>
+            </w:tcBorders>
+          </w:tcPr>
+          <w:p>
+            <w:pPr>
+              <w:spacing w:before="0" w:after="60"/>
+              <w:keepNext/>
+              <w:jc w:val="center"/>
+            </w:pPr>
+            <w:r>
+              <w:rPr>
+                <w:rFonts w:ascii="Calibri" w:hAnsi="Calibri"/>
+                <w:sz w:val="20"/>
+              </w:rPr>
+              <w:t xml:space="default">1,846 (9.1%)</w:t>
+            </w:r>
+          </w:p>
+        </w:tc>
+        <w:tc>
+          <w:tcPr>
+            <w:tcBorders>
+              <w:top w:val="single" w:space="0" w:color="D3D3D3"/>
+              <w:bottom w:val="single" w:space="0" w:color="D3D3D3"/>
+              <w:start w:val="single" w:space="0" w:color="D3D3D3"/>
+              <w:end w:val="single" w:space="0" w:color="D3D3D3"/>
+            </w:tcBorders>
+          </w:tcPr>
+          <w:p>
+            <w:pPr>
+              <w:spacing w:before="0" w:after="60"/>
+              <w:keepNext/>
+              <w:jc w:val="center"/>
+            </w:pPr>
+            <w:r>
+              <w:rPr>
+                <w:rFonts w:ascii="Calibri" w:hAnsi="Calibri"/>
+                <w:sz w:val="20"/>
+              </w:rPr>
+              <w:t xml:space="default"/>
+            </w:r>
+          </w:p>
+        </w:tc>
+      </w:tr>
+      <w:tr>
+        <w:trPr>
+          <w:cantSplit/>
+        </w:trPr>
+        <w:tc>
+          <w:tcPr>
+            <w:tcBorders>
+              <w:top w:val="single" w:space="0" w:color="D3D3D3"/>
+              <w:bottom w:val="single" w:space="0" w:color="D3D3D3"/>
+              <w:start w:val="single" w:space="0" w:color="D3D3D3"/>
+              <w:end w:val="single" w:space="0" w:color="D3D3D3"/>
+            </w:tcBorders>
+          </w:tcPr>
+          <w:p>
+            <w:pPr>
+              <w:spacing w:before="0" w:after="60"/>
+              <w:keepNext/>
+              <w:jc w:val="start"/>
+            </w:pPr>
+            <w:r>
+              <w:rPr>
+                <w:rFonts w:ascii="Calibri" w:hAnsi="Calibri"/>
+                <w:sz w:val="20"/>
+              </w:rPr>
+              <w:t xml:space="default">Median Household Income Quartile</w:t>
+            </w:r>
+          </w:p>
+        </w:tc>
+        <w:tc>
+          <w:tcPr>
+            <w:tcBorders>
+              <w:top w:val="single" w:space="0" w:color="D3D3D3"/>
+              <w:bottom w:val="single" w:space="0" w:color="D3D3D3"/>
+              <w:start w:val="single" w:space="0" w:color="D3D3D3"/>
+              <w:end w:val="single" w:space="0" w:color="D3D3D3"/>
+            </w:tcBorders>
+          </w:tcPr>
+          <w:p>
+            <w:pPr>
+              <w:spacing w:before="0" w:after="60"/>
+              <w:keepNext/>
+              <w:jc w:val="center"/>
+            </w:pPr>
+            <w:r>
+              <w:rPr>
+                <w:rFonts w:ascii="Calibri" w:hAnsi="Calibri"/>
+                <w:sz w:val="20"/>
+              </w:rPr>
+              <w:t xml:space="default"/>
+            </w:r>
+          </w:p>
+        </w:tc>
+        <w:tc>
+          <w:tcPr>
+            <w:tcBorders>
+              <w:top w:val="single" w:space="0" w:color="D3D3D3"/>
+              <w:bottom w:val="single" w:space="0" w:color="D3D3D3"/>
+              <w:start w:val="single" w:space="0" w:color="D3D3D3"/>
+              <w:end w:val="single" w:space="0" w:color="D3D3D3"/>
+            </w:tcBorders>
+          </w:tcPr>
+          <w:p>
+            <w:pPr>
+              <w:spacing w:before="0" w:after="60"/>
+              <w:keepNext/>
+              <w:jc w:val="center"/>
+            </w:pPr>
+            <w:r>
+              <w:rPr>
+                <w:rFonts w:ascii="Calibri" w:hAnsi="Calibri"/>
+                <w:sz w:val="20"/>
+              </w:rPr>
+              <w:t xml:space="default"/>
+            </w:r>
+          </w:p>
+        </w:tc>
+        <w:tc>
+          <w:tcPr>
+            <w:tcBorders>
+              <w:top w:val="single" w:space="0" w:color="D3D3D3"/>
+              <w:bottom w:val="single" w:space="0" w:color="D3D3D3"/>
+              <w:start w:val="single" w:space="0" w:color="D3D3D3"/>
+              <w:end w:val="single" w:space="0" w:color="D3D3D3"/>
+            </w:tcBorders>
+          </w:tcPr>
+          <w:p>
+            <w:pPr>
+              <w:spacing w:before="0" w:after="60"/>
+              <w:keepNext/>
+              <w:jc w:val="center"/>
+            </w:pPr>
+            <w:r>
+              <w:rPr>
+                <w:rFonts w:ascii="Calibri" w:hAnsi="Calibri"/>
+                <w:sz w:val="20"/>
+              </w:rPr>
+              <w:t xml:space="default"/>
+            </w:r>
+          </w:p>
+        </w:tc>
+        <w:tc>
+          <w:tcPr>
+            <w:tcBorders>
+              <w:top w:val="single" w:space="0" w:color="D3D3D3"/>
+              <w:bottom w:val="single" w:space="0" w:color="D3D3D3"/>
+              <w:start w:val="single" w:space="0" w:color="D3D3D3"/>
+              <w:end w:val="single" w:space="0" w:color="D3D3D3"/>
+            </w:tcBorders>
+          </w:tcPr>
+          <w:p>
+            <w:pPr>
+              <w:spacing w:before="0" w:after="60"/>
+              <w:keepNext/>
+              <w:jc w:val="center"/>
+            </w:pPr>
+            <w:r>
+              <w:rPr>
+                <w:rFonts w:ascii="Calibri" w:hAnsi="Calibri"/>
+                <w:sz w:val="20"/>
+              </w:rPr>
+              <w:t xml:space="default">&lt;0.001</w:t>
+            </w:r>
+          </w:p>
+        </w:tc>
+      </w:tr>
+      <w:tr>
+        <w:trPr>
+          <w:cantSplit/>
+        </w:trPr>
+        <w:tc>
+          <w:tcPr>
+            <w:tcBorders>
+              <w:top w:val="single" w:space="0" w:color="D3D3D3"/>
+              <w:bottom w:val="single" w:space="0" w:color="D3D3D3"/>
+              <w:start w:val="single" w:space="0" w:color="D3D3D3"/>
+              <w:end w:val="single" w:space="0" w:color="D3D3D3"/>
+            </w:tcBorders>
+          </w:tcPr>
+          <w:p>
+            <w:pPr>
+              <w:spacing w:before="0" w:after="60"/>
+              <w:keepNext/>
+              <w:jc w:val="start"/>
+            </w:pPr>
+            <w:r>
+              <w:rPr>
+                <w:rFonts w:ascii="Calibri" w:hAnsi="Calibri"/>
+                <w:sz w:val="20"/>
+              </w:rPr>
+              <w:t xml:space="default">    0-25th percentile</w:t>
+            </w:r>
+          </w:p>
+        </w:tc>
+        <w:tc>
+          <w:tcPr>
+            <w:tcBorders>
+              <w:top w:val="single" w:space="0" w:color="D3D3D3"/>
+              <w:bottom w:val="single" w:space="0" w:color="D3D3D3"/>
+              <w:start w:val="single" w:space="0" w:color="D3D3D3"/>
+              <w:end w:val="single" w:space="0" w:color="D3D3D3"/>
+            </w:tcBorders>
+          </w:tcPr>
+          <w:p>
+            <w:pPr>
+              <w:spacing w:before="0" w:after="60"/>
+              <w:keepNext/>
+              <w:jc w:val="center"/>
+            </w:pPr>
+            <w:r>
+              <w:rPr>
+                <w:rFonts w:ascii="Calibri" w:hAnsi="Calibri"/>
+                <w:sz w:val="20"/>
+              </w:rPr>
+              <w:t xml:space="default">7,892 (30%)</w:t>
+            </w:r>
+          </w:p>
+        </w:tc>
+        <w:tc>
+          <w:tcPr>
+            <w:tcBorders>
+              <w:top w:val="single" w:space="0" w:color="D3D3D3"/>
+              <w:bottom w:val="single" w:space="0" w:color="D3D3D3"/>
+              <w:start w:val="single" w:space="0" w:color="D3D3D3"/>
+              <w:end w:val="single" w:space="0" w:color="D3D3D3"/>
+            </w:tcBorders>
+          </w:tcPr>
+          <w:p>
+            <w:pPr>
+              <w:spacing w:before="0" w:after="60"/>
+              <w:keepNext/>
+              <w:jc w:val="center"/>
+            </w:pPr>
+            <w:r>
+              <w:rPr>
+                <w:rFonts w:ascii="Calibri" w:hAnsi="Calibri"/>
+                <w:sz w:val="20"/>
+              </w:rPr>
+              <w:t xml:space="default">1,657 (28%)</w:t>
+            </w:r>
+          </w:p>
+        </w:tc>
+        <w:tc>
+          <w:tcPr>
+            <w:tcBorders>
+              <w:top w:val="single" w:space="0" w:color="D3D3D3"/>
+              <w:bottom w:val="single" w:space="0" w:color="D3D3D3"/>
+              <w:start w:val="single" w:space="0" w:color="D3D3D3"/>
+              <w:end w:val="single" w:space="0" w:color="D3D3D3"/>
+            </w:tcBorders>
+          </w:tcPr>
+          <w:p>
+            <w:pPr>
+              <w:spacing w:before="0" w:after="60"/>
+              <w:keepNext/>
+              <w:jc w:val="center"/>
+            </w:pPr>
+            <w:r>
+              <w:rPr>
+                <w:rFonts w:ascii="Calibri" w:hAnsi="Calibri"/>
+                <w:sz w:val="20"/>
+              </w:rPr>
+              <w:t xml:space="default">6,235 (31%)</w:t>
+            </w:r>
+          </w:p>
+        </w:tc>
+        <w:tc>
+          <w:tcPr>
+            <w:tcBorders>
+              <w:top w:val="single" w:space="0" w:color="D3D3D3"/>
+              <w:bottom w:val="single" w:space="0" w:color="D3D3D3"/>
+              <w:start w:val="single" w:space="0" w:color="D3D3D3"/>
+              <w:end w:val="single" w:space="0" w:color="D3D3D3"/>
+            </w:tcBorders>
+          </w:tcPr>
+          <w:p>
+            <w:pPr>
+              <w:spacing w:before="0" w:after="60"/>
+              <w:keepNext/>
+              <w:jc w:val="center"/>
+            </w:pPr>
+            <w:r>
+              <w:rPr>
+                <w:rFonts w:ascii="Calibri" w:hAnsi="Calibri"/>
+                <w:sz w:val="20"/>
+              </w:rPr>
+              <w:t xml:space="default"/>
+            </w:r>
+          </w:p>
+        </w:tc>
+      </w:tr>
+      <w:tr>
+        <w:trPr>
+          <w:cantSplit/>
+        </w:trPr>
+        <w:tc>
+          <w:tcPr>
+            <w:tcBorders>
+              <w:top w:val="single" w:space="0" w:color="D3D3D3"/>
+              <w:bottom w:val="single" w:space="0" w:color="D3D3D3"/>
+              <w:start w:val="single" w:space="0" w:color="D3D3D3"/>
+              <w:end w:val="single" w:space="0" w:color="D3D3D3"/>
+            </w:tcBorders>
+          </w:tcPr>
+          <w:p>
+            <w:pPr>
+              <w:spacing w:before="0" w:after="60"/>
+              <w:keepNext/>
+              <w:jc w:val="start"/>
+            </w:pPr>
+            <w:r>
+              <w:rPr>
+                <w:rFonts w:ascii="Calibri" w:hAnsi="Calibri"/>
+                <w:sz w:val="20"/>
+              </w:rPr>
+              <w:t xml:space="default">    26th to 50th percentile</w:t>
+            </w:r>
+          </w:p>
+        </w:tc>
+        <w:tc>
+          <w:tcPr>
+            <w:tcBorders>
+              <w:top w:val="single" w:space="0" w:color="D3D3D3"/>
+              <w:bottom w:val="single" w:space="0" w:color="D3D3D3"/>
+              <w:start w:val="single" w:space="0" w:color="D3D3D3"/>
+              <w:end w:val="single" w:space="0" w:color="D3D3D3"/>
+            </w:tcBorders>
+          </w:tcPr>
+          <w:p>
+            <w:pPr>
+              <w:spacing w:before="0" w:after="60"/>
+              <w:keepNext/>
+              <w:jc w:val="center"/>
+            </w:pPr>
+            <w:r>
+              <w:rPr>
+                <w:rFonts w:ascii="Calibri" w:hAnsi="Calibri"/>
+                <w:sz w:val="20"/>
+              </w:rPr>
+              <w:t xml:space="default">6,788 (26%)</w:t>
+            </w:r>
+          </w:p>
+        </w:tc>
+        <w:tc>
+          <w:tcPr>
+            <w:tcBorders>
+              <w:top w:val="single" w:space="0" w:color="D3D3D3"/>
+              <w:bottom w:val="single" w:space="0" w:color="D3D3D3"/>
+              <w:start w:val="single" w:space="0" w:color="D3D3D3"/>
+              <w:end w:val="single" w:space="0" w:color="D3D3D3"/>
+            </w:tcBorders>
+          </w:tcPr>
+          <w:p>
+            <w:pPr>
+              <w:spacing w:before="0" w:after="60"/>
+              <w:keepNext/>
+              <w:jc w:val="center"/>
+            </w:pPr>
+            <w:r>
+              <w:rPr>
+                <w:rFonts w:ascii="Calibri" w:hAnsi="Calibri"/>
+                <w:sz w:val="20"/>
+              </w:rPr>
+              <w:t xml:space="default">1,467 (25%)</w:t>
+            </w:r>
+          </w:p>
+        </w:tc>
+        <w:tc>
+          <w:tcPr>
+            <w:tcBorders>
+              <w:top w:val="single" w:space="0" w:color="D3D3D3"/>
+              <w:bottom w:val="single" w:space="0" w:color="D3D3D3"/>
+              <w:start w:val="single" w:space="0" w:color="D3D3D3"/>
+              <w:end w:val="single" w:space="0" w:color="D3D3D3"/>
+            </w:tcBorders>
+          </w:tcPr>
+          <w:p>
+            <w:pPr>
+              <w:spacing w:before="0" w:after="60"/>
+              <w:keepNext/>
+              <w:jc w:val="center"/>
+            </w:pPr>
+            <w:r>
+              <w:rPr>
+                <w:rFonts w:ascii="Calibri" w:hAnsi="Calibri"/>
+                <w:sz w:val="20"/>
+              </w:rPr>
+              <w:t xml:space="default">5,321 (27%)</w:t>
+            </w:r>
+          </w:p>
+        </w:tc>
+        <w:tc>
+          <w:tcPr>
+            <w:tcBorders>
+              <w:top w:val="single" w:space="0" w:color="D3D3D3"/>
+              <w:bottom w:val="single" w:space="0" w:color="D3D3D3"/>
+              <w:start w:val="single" w:space="0" w:color="D3D3D3"/>
+              <w:end w:val="single" w:space="0" w:color="D3D3D3"/>
+            </w:tcBorders>
+          </w:tcPr>
+          <w:p>
+            <w:pPr>
+              <w:spacing w:before="0" w:after="60"/>
+              <w:keepNext/>
+              <w:jc w:val="center"/>
+            </w:pPr>
+            <w:r>
+              <w:rPr>
+                <w:rFonts w:ascii="Calibri" w:hAnsi="Calibri"/>
+                <w:sz w:val="20"/>
+              </w:rPr>
+              <w:t xml:space="default"/>
+            </w:r>
+          </w:p>
+        </w:tc>
+      </w:tr>
+      <w:tr>
+        <w:trPr>
+          <w:cantSplit/>
+        </w:trPr>
+        <w:tc>
+          <w:tcPr>
+            <w:tcBorders>
+              <w:top w:val="single" w:space="0" w:color="D3D3D3"/>
+              <w:bottom w:val="single" w:space="0" w:color="D3D3D3"/>
+              <w:start w:val="single" w:space="0" w:color="D3D3D3"/>
+              <w:end w:val="single" w:space="0" w:color="D3D3D3"/>
+            </w:tcBorders>
+          </w:tcPr>
+          <w:p>
+            <w:pPr>
+              <w:spacing w:before="0" w:after="60"/>
+              <w:keepNext/>
+              <w:jc w:val="start"/>
+            </w:pPr>
+            <w:r>
+              <w:rPr>
+                <w:rFonts w:ascii="Calibri" w:hAnsi="Calibri"/>
+                <w:sz w:val="20"/>
+              </w:rPr>
+              <w:t xml:space="default">    51st to 75th percentile</w:t>
+            </w:r>
+          </w:p>
+        </w:tc>
+        <w:tc>
+          <w:tcPr>
+            <w:tcBorders>
+              <w:top w:val="single" w:space="0" w:color="D3D3D3"/>
+              <w:bottom w:val="single" w:space="0" w:color="D3D3D3"/>
+              <w:start w:val="single" w:space="0" w:color="D3D3D3"/>
+              <w:end w:val="single" w:space="0" w:color="D3D3D3"/>
+            </w:tcBorders>
+          </w:tcPr>
+          <w:p>
+            <w:pPr>
+              <w:spacing w:before="0" w:after="60"/>
+              <w:keepNext/>
+              <w:jc w:val="center"/>
+            </w:pPr>
+            <w:r>
+              <w:rPr>
+                <w:rFonts w:ascii="Calibri" w:hAnsi="Calibri"/>
+                <w:sz w:val="20"/>
+              </w:rPr>
+              <w:t xml:space="default">6,299 (24%)</w:t>
+            </w:r>
+          </w:p>
+        </w:tc>
+        <w:tc>
+          <w:tcPr>
+            <w:tcBorders>
+              <w:top w:val="single" w:space="0" w:color="D3D3D3"/>
+              <w:bottom w:val="single" w:space="0" w:color="D3D3D3"/>
+              <w:start w:val="single" w:space="0" w:color="D3D3D3"/>
+              <w:end w:val="single" w:space="0" w:color="D3D3D3"/>
+            </w:tcBorders>
+          </w:tcPr>
+          <w:p>
+            <w:pPr>
+              <w:spacing w:before="0" w:after="60"/>
+              <w:keepNext/>
+              <w:jc w:val="center"/>
+            </w:pPr>
+            <w:r>
+              <w:rPr>
+                <w:rFonts w:ascii="Calibri" w:hAnsi="Calibri"/>
+                <w:sz w:val="20"/>
+              </w:rPr>
+              <w:t xml:space="default">1,502 (25%)</w:t>
+            </w:r>
+          </w:p>
+        </w:tc>
+        <w:tc>
+          <w:tcPr>
+            <w:tcBorders>
+              <w:top w:val="single" w:space="0" w:color="D3D3D3"/>
+              <w:bottom w:val="single" w:space="0" w:color="D3D3D3"/>
+              <w:start w:val="single" w:space="0" w:color="D3D3D3"/>
+              <w:end w:val="single" w:space="0" w:color="D3D3D3"/>
+            </w:tcBorders>
+          </w:tcPr>
+          <w:p>
+            <w:pPr>
+              <w:spacing w:before="0" w:after="60"/>
+              <w:keepNext/>
+              <w:jc w:val="center"/>
+            </w:pPr>
+            <w:r>
+              <w:rPr>
+                <w:rFonts w:ascii="Calibri" w:hAnsi="Calibri"/>
+                <w:sz w:val="20"/>
+              </w:rPr>
+              <w:t xml:space="default">4,797 (24%)</w:t>
+            </w:r>
+          </w:p>
+        </w:tc>
+        <w:tc>
+          <w:tcPr>
+            <w:tcBorders>
+              <w:top w:val="single" w:space="0" w:color="D3D3D3"/>
+              <w:bottom w:val="single" w:space="0" w:color="D3D3D3"/>
+              <w:start w:val="single" w:space="0" w:color="D3D3D3"/>
+              <w:end w:val="single" w:space="0" w:color="D3D3D3"/>
+            </w:tcBorders>
+          </w:tcPr>
+          <w:p>
+            <w:pPr>
+              <w:spacing w:before="0" w:after="60"/>
+              <w:keepNext/>
+              <w:jc w:val="center"/>
+            </w:pPr>
+            <w:r>
+              <w:rPr>
+                <w:rFonts w:ascii="Calibri" w:hAnsi="Calibri"/>
+                <w:sz w:val="20"/>
+              </w:rPr>
+              <w:t xml:space="default"/>
+            </w:r>
+          </w:p>
+        </w:tc>
+      </w:tr>
+      <w:tr>
+        <w:trPr>
+          <w:cantSplit/>
+        </w:trPr>
+        <w:tc>
+          <w:tcPr>
+            <w:tcBorders>
+              <w:top w:val="single" w:space="0" w:color="D3D3D3"/>
+              <w:bottom w:val="single" w:space="0" w:color="D3D3D3"/>
+              <w:start w:val="single" w:space="0" w:color="D3D3D3"/>
+              <w:end w:val="single" w:space="0" w:color="D3D3D3"/>
+            </w:tcBorders>
+          </w:tcPr>
+          <w:p>
+            <w:pPr>
+              <w:spacing w:before="0" w:after="60"/>
+              <w:keepNext/>
+              <w:jc w:val="start"/>
+            </w:pPr>
+            <w:r>
+              <w:rPr>
+                <w:rFonts w:ascii="Calibri" w:hAnsi="Calibri"/>
+                <w:sz w:val="20"/>
+              </w:rPr>
+              <w:t xml:space="default">    76th to 100th percentile</w:t>
+            </w:r>
+          </w:p>
+        </w:tc>
+        <w:tc>
+          <w:tcPr>
+            <w:tcBorders>
+              <w:top w:val="single" w:space="0" w:color="D3D3D3"/>
+              <w:bottom w:val="single" w:space="0" w:color="D3D3D3"/>
+              <w:start w:val="single" w:space="0" w:color="D3D3D3"/>
+              <w:end w:val="single" w:space="0" w:color="D3D3D3"/>
+            </w:tcBorders>
+          </w:tcPr>
+          <w:p>
+            <w:pPr>
+              <w:spacing w:before="0" w:after="60"/>
+              <w:keepNext/>
+              <w:jc w:val="center"/>
+            </w:pPr>
+            <w:r>
+              <w:rPr>
+                <w:rFonts w:ascii="Calibri" w:hAnsi="Calibri"/>
+                <w:sz w:val="20"/>
+              </w:rPr>
+              <w:t xml:space="default">4,947 (19%)</w:t>
+            </w:r>
+          </w:p>
+        </w:tc>
+        <w:tc>
+          <w:tcPr>
+            <w:tcBorders>
+              <w:top w:val="single" w:space="0" w:color="D3D3D3"/>
+              <w:bottom w:val="single" w:space="0" w:color="D3D3D3"/>
+              <w:start w:val="single" w:space="0" w:color="D3D3D3"/>
+              <w:end w:val="single" w:space="0" w:color="D3D3D3"/>
+            </w:tcBorders>
+          </w:tcPr>
+          <w:p>
+            <w:pPr>
+              <w:spacing w:before="0" w:after="60"/>
+              <w:keepNext/>
+              <w:jc w:val="center"/>
+            </w:pPr>
+            <w:r>
+              <w:rPr>
+                <w:rFonts w:ascii="Calibri" w:hAnsi="Calibri"/>
+                <w:sz w:val="20"/>
+              </w:rPr>
+              <w:t xml:space="default">1,290 (22%)</w:t>
+            </w:r>
+          </w:p>
+        </w:tc>
+        <w:tc>
+          <w:tcPr>
+            <w:tcBorders>
+              <w:top w:val="single" w:space="0" w:color="D3D3D3"/>
+              <w:bottom w:val="single" w:space="0" w:color="D3D3D3"/>
+              <w:start w:val="single" w:space="0" w:color="D3D3D3"/>
+              <w:end w:val="single" w:space="0" w:color="D3D3D3"/>
+            </w:tcBorders>
+          </w:tcPr>
+          <w:p>
+            <w:pPr>
+              <w:spacing w:before="0" w:after="60"/>
+              <w:keepNext/>
+              <w:jc w:val="center"/>
+            </w:pPr>
+            <w:r>
+              <w:rPr>
+                <w:rFonts w:ascii="Calibri" w:hAnsi="Calibri"/>
+                <w:sz w:val="20"/>
+              </w:rPr>
+              <w:t xml:space="default">3,657 (18%)</w:t>
+            </w:r>
+          </w:p>
+        </w:tc>
+        <w:tc>
+          <w:tcPr>
+            <w:tcBorders>
+              <w:top w:val="single" w:space="0" w:color="D3D3D3"/>
+              <w:bottom w:val="single" w:space="0" w:color="D3D3D3"/>
+              <w:start w:val="single" w:space="0" w:color="D3D3D3"/>
+              <w:end w:val="single" w:space="0" w:color="D3D3D3"/>
+            </w:tcBorders>
+          </w:tcPr>
+          <w:p>
+            <w:pPr>
+              <w:spacing w:before="0" w:after="60"/>
+              <w:keepNext/>
+              <w:jc w:val="center"/>
+            </w:pPr>
+            <w:r>
+              <w:rPr>
+                <w:rFonts w:ascii="Calibri" w:hAnsi="Calibri"/>
+                <w:sz w:val="20"/>
+              </w:rPr>
+              <w:t xml:space="default"/>
+            </w:r>
+          </w:p>
+        </w:tc>
+      </w:tr>
+      <w:tr>
+        <w:trPr>
+          <w:cantSplit/>
+        </w:trPr>
+        <w:tc>
+          <w:tcPr>
+            <w:tcBorders>
+              <w:top w:val="single" w:space="0" w:color="D3D3D3"/>
+              <w:bottom w:val="single" w:space="0" w:color="D3D3D3"/>
+              <w:start w:val="single" w:space="0" w:color="D3D3D3"/>
+              <w:end w:val="single" w:space="0" w:color="D3D3D3"/>
+            </w:tcBorders>
+          </w:tcPr>
+          <w:p>
+            <w:pPr>
+              <w:spacing w:before="0" w:after="60"/>
+              <w:keepNext/>
+              <w:jc w:val="start"/>
+            </w:pPr>
+            <w:r>
+              <w:rPr>
+                <w:rFonts w:ascii="Calibri" w:hAnsi="Calibri"/>
+                <w:sz w:val="20"/>
+              </w:rPr>
+              <w:t xml:space="default">Admission Day</w:t>
+            </w:r>
+          </w:p>
+        </w:tc>
+        <w:tc>
+          <w:tcPr>
+            <w:tcBorders>
+              <w:top w:val="single" w:space="0" w:color="D3D3D3"/>
+              <w:bottom w:val="single" w:space="0" w:color="D3D3D3"/>
+              <w:start w:val="single" w:space="0" w:color="D3D3D3"/>
+              <w:end w:val="single" w:space="0" w:color="D3D3D3"/>
+            </w:tcBorders>
+          </w:tcPr>
+          <w:p>
+            <w:pPr>
+              <w:spacing w:before="0" w:after="60"/>
+              <w:keepNext/>
+              <w:jc w:val="center"/>
+            </w:pPr>
+            <w:r>
+              <w:rPr>
+                <w:rFonts w:ascii="Calibri" w:hAnsi="Calibri"/>
+                <w:sz w:val="20"/>
+              </w:rPr>
+              <w:t xml:space="default"/>
+            </w:r>
+          </w:p>
+        </w:tc>
+        <w:tc>
+          <w:tcPr>
+            <w:tcBorders>
+              <w:top w:val="single" w:space="0" w:color="D3D3D3"/>
+              <w:bottom w:val="single" w:space="0" w:color="D3D3D3"/>
+              <w:start w:val="single" w:space="0" w:color="D3D3D3"/>
+              <w:end w:val="single" w:space="0" w:color="D3D3D3"/>
+            </w:tcBorders>
+          </w:tcPr>
+          <w:p>
+            <w:pPr>
+              <w:spacing w:before="0" w:after="60"/>
+              <w:keepNext/>
+              <w:jc w:val="center"/>
+            </w:pPr>
+            <w:r>
+              <w:rPr>
+                <w:rFonts w:ascii="Calibri" w:hAnsi="Calibri"/>
+                <w:sz w:val="20"/>
+              </w:rPr>
+              <w:t xml:space="default"/>
+            </w:r>
+          </w:p>
+        </w:tc>
+        <w:tc>
+          <w:tcPr>
+            <w:tcBorders>
+              <w:top w:val="single" w:space="0" w:color="D3D3D3"/>
+              <w:bottom w:val="single" w:space="0" w:color="D3D3D3"/>
+              <w:start w:val="single" w:space="0" w:color="D3D3D3"/>
+              <w:end w:val="single" w:space="0" w:color="D3D3D3"/>
+            </w:tcBorders>
+          </w:tcPr>
+          <w:p>
+            <w:pPr>
+              <w:spacing w:before="0" w:after="60"/>
+              <w:keepNext/>
+              <w:jc w:val="center"/>
+            </w:pPr>
+            <w:r>
+              <w:rPr>
+                <w:rFonts w:ascii="Calibri" w:hAnsi="Calibri"/>
+                <w:sz w:val="20"/>
+              </w:rPr>
+              <w:t xml:space="default"/>
+            </w:r>
+          </w:p>
+        </w:tc>
+        <w:tc>
+          <w:tcPr>
+            <w:tcBorders>
+              <w:top w:val="single" w:space="0" w:color="D3D3D3"/>
+              <w:bottom w:val="single" w:space="0" w:color="D3D3D3"/>
+              <w:start w:val="single" w:space="0" w:color="D3D3D3"/>
+              <w:end w:val="single" w:space="0" w:color="D3D3D3"/>
+            </w:tcBorders>
+          </w:tcPr>
+          <w:p>
+            <w:pPr>
+              <w:spacing w:before="0" w:after="60"/>
+              <w:keepNext/>
+              <w:jc w:val="center"/>
+            </w:pPr>
+            <w:r>
+              <w:rPr>
+                <w:rFonts w:ascii="Calibri" w:hAnsi="Calibri"/>
+                <w:sz w:val="20"/>
+              </w:rPr>
+              <w:t xml:space="default">0.092</w:t>
+            </w:r>
+          </w:p>
+        </w:tc>
+      </w:tr>
+      <w:tr>
+        <w:trPr>
+          <w:cantSplit/>
+        </w:trPr>
+        <w:tc>
+          <w:tcPr>
+            <w:tcBorders>
+              <w:top w:val="single" w:space="0" w:color="D3D3D3"/>
+              <w:bottom w:val="single" w:space="0" w:color="D3D3D3"/>
+              <w:start w:val="single" w:space="0" w:color="D3D3D3"/>
+              <w:end w:val="single" w:space="0" w:color="D3D3D3"/>
+            </w:tcBorders>
+          </w:tcPr>
+          <w:p>
+            <w:pPr>
+              <w:spacing w:before="0" w:after="60"/>
+              <w:keepNext/>
+              <w:jc w:val="start"/>
+            </w:pPr>
+            <w:r>
+              <w:rPr>
+                <w:rFonts w:ascii="Calibri" w:hAnsi="Calibri"/>
+                <w:sz w:val="20"/>
+              </w:rPr>
+              <w:t xml:space="default">    Monday-Friday</w:t>
+            </w:r>
+          </w:p>
+        </w:tc>
+        <w:tc>
+          <w:tcPr>
+            <w:tcBorders>
+              <w:top w:val="single" w:space="0" w:color="D3D3D3"/>
+              <w:bottom w:val="single" w:space="0" w:color="D3D3D3"/>
+              <w:start w:val="single" w:space="0" w:color="D3D3D3"/>
+              <w:end w:val="single" w:space="0" w:color="D3D3D3"/>
+            </w:tcBorders>
+          </w:tcPr>
+          <w:p>
+            <w:pPr>
+              <w:spacing w:before="0" w:after="60"/>
+              <w:keepNext/>
+              <w:jc w:val="center"/>
+            </w:pPr>
+            <w:r>
+              <w:rPr>
+                <w:rFonts w:ascii="Calibri" w:hAnsi="Calibri"/>
+                <w:sz w:val="20"/>
+              </w:rPr>
+              <w:t xml:space="default">20,280 (77%)</w:t>
+            </w:r>
+          </w:p>
+        </w:tc>
+        <w:tc>
+          <w:tcPr>
+            <w:tcBorders>
+              <w:top w:val="single" w:space="0" w:color="D3D3D3"/>
+              <w:bottom w:val="single" w:space="0" w:color="D3D3D3"/>
+              <w:start w:val="single" w:space="0" w:color="D3D3D3"/>
+              <w:end w:val="single" w:space="0" w:color="D3D3D3"/>
+            </w:tcBorders>
+          </w:tcPr>
+          <w:p>
+            <w:pPr>
+              <w:spacing w:before="0" w:after="60"/>
+              <w:keepNext/>
+              <w:jc w:val="center"/>
+            </w:pPr>
+            <w:r>
+              <w:rPr>
+                <w:rFonts w:ascii="Calibri" w:hAnsi="Calibri"/>
+                <w:sz w:val="20"/>
+              </w:rPr>
+              <w:t xml:space="default">4,531 (76%)</w:t>
+            </w:r>
+          </w:p>
+        </w:tc>
+        <w:tc>
+          <w:tcPr>
+            <w:tcBorders>
+              <w:top w:val="single" w:space="0" w:color="D3D3D3"/>
+              <w:bottom w:val="single" w:space="0" w:color="D3D3D3"/>
+              <w:start w:val="single" w:space="0" w:color="D3D3D3"/>
+              <w:end w:val="single" w:space="0" w:color="D3D3D3"/>
+            </w:tcBorders>
+          </w:tcPr>
+          <w:p>
+            <w:pPr>
+              <w:spacing w:before="0" w:after="60"/>
+              <w:keepNext/>
+              <w:jc w:val="center"/>
+            </w:pPr>
+            <w:r>
+              <w:rPr>
+                <w:rFonts w:ascii="Calibri" w:hAnsi="Calibri"/>
+                <w:sz w:val="20"/>
+              </w:rPr>
+              <w:t xml:space="default">15,750 (77%)</w:t>
+            </w:r>
+          </w:p>
+        </w:tc>
+        <w:tc>
+          <w:tcPr>
+            <w:tcBorders>
+              <w:top w:val="single" w:space="0" w:color="D3D3D3"/>
+              <w:bottom w:val="single" w:space="0" w:color="D3D3D3"/>
+              <w:start w:val="single" w:space="0" w:color="D3D3D3"/>
+              <w:end w:val="single" w:space="0" w:color="D3D3D3"/>
+            </w:tcBorders>
+          </w:tcPr>
+          <w:p>
+            <w:pPr>
+              <w:spacing w:before="0" w:after="60"/>
+              <w:keepNext/>
+              <w:jc w:val="center"/>
+            </w:pPr>
+            <w:r>
+              <w:rPr>
+                <w:rFonts w:ascii="Calibri" w:hAnsi="Calibri"/>
+                <w:sz w:val="20"/>
+              </w:rPr>
+              <w:t xml:space="default"/>
+            </w:r>
+          </w:p>
+        </w:tc>
+      </w:tr>
+      <w:tr>
+        <w:trPr>
+          <w:cantSplit/>
+        </w:trPr>
+        <w:tc>
+          <w:tcPr>
+            <w:tcBorders>
+              <w:top w:val="single" w:space="0" w:color="D3D3D3"/>
+              <w:bottom w:val="single" w:space="0" w:color="D3D3D3"/>
+              <w:start w:val="single" w:space="0" w:color="D3D3D3"/>
+              <w:end w:val="single" w:space="0" w:color="D3D3D3"/>
+            </w:tcBorders>
+          </w:tcPr>
+          <w:p>
+            <w:pPr>
+              <w:spacing w:before="0" w:after="60"/>
+              <w:keepNext/>
+              <w:jc w:val="start"/>
+            </w:pPr>
+            <w:r>
+              <w:rPr>
+                <w:rFonts w:ascii="Calibri" w:hAnsi="Calibri"/>
+                <w:sz w:val="20"/>
+              </w:rPr>
+              <w:t xml:space="default">    Saturday-Sunday</w:t>
+            </w:r>
+          </w:p>
+        </w:tc>
+        <w:tc>
+          <w:tcPr>
+            <w:tcBorders>
+              <w:top w:val="single" w:space="0" w:color="D3D3D3"/>
+              <w:bottom w:val="single" w:space="0" w:color="D3D3D3"/>
+              <w:start w:val="single" w:space="0" w:color="D3D3D3"/>
+              <w:end w:val="single" w:space="0" w:color="D3D3D3"/>
+            </w:tcBorders>
+          </w:tcPr>
+          <w:p>
+            <w:pPr>
+              <w:spacing w:before="0" w:after="60"/>
+              <w:keepNext/>
+              <w:jc w:val="center"/>
+            </w:pPr>
+            <w:r>
+              <w:rPr>
+                <w:rFonts w:ascii="Calibri" w:hAnsi="Calibri"/>
+                <w:sz w:val="20"/>
+              </w:rPr>
+              <w:t xml:space="default">6,068 (23%)</w:t>
+            </w:r>
+          </w:p>
+        </w:tc>
+        <w:tc>
+          <w:tcPr>
+            <w:tcBorders>
+              <w:top w:val="single" w:space="0" w:color="D3D3D3"/>
+              <w:bottom w:val="single" w:space="0" w:color="D3D3D3"/>
+              <w:start w:val="single" w:space="0" w:color="D3D3D3"/>
+              <w:end w:val="single" w:space="0" w:color="D3D3D3"/>
+            </w:tcBorders>
+          </w:tcPr>
+          <w:p>
+            <w:pPr>
+              <w:spacing w:before="0" w:after="60"/>
+              <w:keepNext/>
+              <w:jc w:val="center"/>
+            </w:pPr>
+            <w:r>
+              <w:rPr>
+                <w:rFonts w:ascii="Calibri" w:hAnsi="Calibri"/>
+                <w:sz w:val="20"/>
+              </w:rPr>
+              <w:t xml:space="default">1,458 (24%)</w:t>
+            </w:r>
+          </w:p>
+        </w:tc>
+        <w:tc>
+          <w:tcPr>
+            <w:tcBorders>
+              <w:top w:val="single" w:space="0" w:color="D3D3D3"/>
+              <w:bottom w:val="single" w:space="0" w:color="D3D3D3"/>
+              <w:start w:val="single" w:space="0" w:color="D3D3D3"/>
+              <w:end w:val="single" w:space="0" w:color="D3D3D3"/>
+            </w:tcBorders>
+          </w:tcPr>
+          <w:p>
+            <w:pPr>
+              <w:spacing w:before="0" w:after="60"/>
+              <w:keepNext/>
+              <w:jc w:val="center"/>
+            </w:pPr>
+            <w:r>
+              <w:rPr>
+                <w:rFonts w:ascii="Calibri" w:hAnsi="Calibri"/>
+                <w:sz w:val="20"/>
+              </w:rPr>
+              <w:t xml:space="default">4,610 (23%)</w:t>
+            </w:r>
+          </w:p>
+        </w:tc>
+        <w:tc>
+          <w:tcPr>
+            <w:tcBorders>
+              <w:top w:val="single" w:space="0" w:color="D3D3D3"/>
+              <w:bottom w:val="single" w:space="0" w:color="D3D3D3"/>
+              <w:start w:val="single" w:space="0" w:color="D3D3D3"/>
+              <w:end w:val="single" w:space="0" w:color="D3D3D3"/>
+            </w:tcBorders>
+          </w:tcPr>
+          <w:p>
+            <w:pPr>
+              <w:spacing w:before="0" w:after="60"/>
+              <w:keepNext/>
+              <w:jc w:val="center"/>
+            </w:pPr>
+            <w:r>
+              <w:rPr>
+                <w:rFonts w:ascii="Calibri" w:hAnsi="Calibri"/>
+                <w:sz w:val="20"/>
+              </w:rPr>
+              <w:t xml:space="default"/>
+            </w:r>
+          </w:p>
+        </w:tc>
+      </w:tr>
+      <w:tr>
+        <w:trPr>
+          <w:cantSplit/>
+        </w:trPr>
+        <w:tc>
+          <w:tcPr>
+            <w:tcBorders>
+              <w:top w:val="single" w:space="0" w:color="D3D3D3"/>
+              <w:bottom w:val="single" w:space="0" w:color="D3D3D3"/>
+              <w:start w:val="single" w:space="0" w:color="D3D3D3"/>
+              <w:end w:val="single" w:space="0" w:color="D3D3D3"/>
+            </w:tcBorders>
+          </w:tcPr>
+          <w:p>
+            <w:pPr>
+              <w:spacing w:before="0" w:after="60"/>
+              <w:keepNext/>
+              <w:jc w:val="start"/>
+            </w:pPr>
+            <w:r>
+              <w:rPr>
+                <w:rFonts w:ascii="Calibri" w:hAnsi="Calibri"/>
+                <w:sz w:val="20"/>
+              </w:rPr>
+              <w:t xml:space="default">Admission Type</w:t>
+            </w:r>
+          </w:p>
+        </w:tc>
+        <w:tc>
+          <w:tcPr>
+            <w:tcBorders>
+              <w:top w:val="single" w:space="0" w:color="D3D3D3"/>
+              <w:bottom w:val="single" w:space="0" w:color="D3D3D3"/>
+              <w:start w:val="single" w:space="0" w:color="D3D3D3"/>
+              <w:end w:val="single" w:space="0" w:color="D3D3D3"/>
+            </w:tcBorders>
+          </w:tcPr>
+          <w:p>
+            <w:pPr>
+              <w:spacing w:before="0" w:after="60"/>
+              <w:keepNext/>
+              <w:jc w:val="center"/>
+            </w:pPr>
+            <w:r>
+              <w:rPr>
+                <w:rFonts w:ascii="Calibri" w:hAnsi="Calibri"/>
+                <w:sz w:val="20"/>
+              </w:rPr>
+              <w:t xml:space="default"/>
+            </w:r>
+          </w:p>
+        </w:tc>
+        <w:tc>
+          <w:tcPr>
+            <w:tcBorders>
+              <w:top w:val="single" w:space="0" w:color="D3D3D3"/>
+              <w:bottom w:val="single" w:space="0" w:color="D3D3D3"/>
+              <w:start w:val="single" w:space="0" w:color="D3D3D3"/>
+              <w:end w:val="single" w:space="0" w:color="D3D3D3"/>
+            </w:tcBorders>
+          </w:tcPr>
+          <w:p>
+            <w:pPr>
+              <w:spacing w:before="0" w:after="60"/>
+              <w:keepNext/>
+              <w:jc w:val="center"/>
+            </w:pPr>
+            <w:r>
+              <w:rPr>
+                <w:rFonts w:ascii="Calibri" w:hAnsi="Calibri"/>
+                <w:sz w:val="20"/>
+              </w:rPr>
+              <w:t xml:space="default"/>
+            </w:r>
+          </w:p>
+        </w:tc>
+        <w:tc>
+          <w:tcPr>
+            <w:tcBorders>
+              <w:top w:val="single" w:space="0" w:color="D3D3D3"/>
+              <w:bottom w:val="single" w:space="0" w:color="D3D3D3"/>
+              <w:start w:val="single" w:space="0" w:color="D3D3D3"/>
+              <w:end w:val="single" w:space="0" w:color="D3D3D3"/>
+            </w:tcBorders>
+          </w:tcPr>
+          <w:p>
+            <w:pPr>
+              <w:spacing w:before="0" w:after="60"/>
+              <w:keepNext/>
+              <w:jc w:val="center"/>
+            </w:pPr>
+            <w:r>
+              <w:rPr>
+                <w:rFonts w:ascii="Calibri" w:hAnsi="Calibri"/>
+                <w:sz w:val="20"/>
+              </w:rPr>
+              <w:t xml:space="default"/>
+            </w:r>
+          </w:p>
+        </w:tc>
+        <w:tc>
+          <w:tcPr>
+            <w:tcBorders>
+              <w:top w:val="single" w:space="0" w:color="D3D3D3"/>
+              <w:bottom w:val="single" w:space="0" w:color="D3D3D3"/>
+              <w:start w:val="single" w:space="0" w:color="D3D3D3"/>
+              <w:end w:val="single" w:space="0" w:color="D3D3D3"/>
+            </w:tcBorders>
+          </w:tcPr>
+          <w:p>
+            <w:pPr>
+              <w:spacing w:before="0" w:after="60"/>
+              <w:keepNext/>
+              <w:jc w:val="center"/>
+            </w:pPr>
+            <w:r>
+              <w:rPr>
+                <w:rFonts w:ascii="Calibri" w:hAnsi="Calibri"/>
+                <w:sz w:val="20"/>
+              </w:rPr>
+              <w:t xml:space="default">&lt;0.001</w:t>
+            </w:r>
+          </w:p>
+        </w:tc>
+      </w:tr>
+      <w:tr>
+        <w:trPr>
+          <w:cantSplit/>
+        </w:trPr>
+        <w:tc>
+          <w:tcPr>
+            <w:tcBorders>
+              <w:top w:val="single" w:space="0" w:color="D3D3D3"/>
+              <w:bottom w:val="single" w:space="0" w:color="D3D3D3"/>
+              <w:start w:val="single" w:space="0" w:color="D3D3D3"/>
+              <w:end w:val="single" w:space="0" w:color="D3D3D3"/>
+            </w:tcBorders>
+          </w:tcPr>
+          <w:p>
+            <w:pPr>
+              <w:spacing w:before="0" w:after="60"/>
+              <w:keepNext/>
+              <w:jc w:val="start"/>
+            </w:pPr>
+            <w:r>
+              <w:rPr>
+                <w:rFonts w:ascii="Calibri" w:hAnsi="Calibri"/>
+                <w:sz w:val="20"/>
+              </w:rPr>
+              <w:t xml:space="default">    Elective</w:t>
+            </w:r>
+          </w:p>
+        </w:tc>
+        <w:tc>
+          <w:tcPr>
+            <w:tcBorders>
+              <w:top w:val="single" w:space="0" w:color="D3D3D3"/>
+              <w:bottom w:val="single" w:space="0" w:color="D3D3D3"/>
+              <w:start w:val="single" w:space="0" w:color="D3D3D3"/>
+              <w:end w:val="single" w:space="0" w:color="D3D3D3"/>
+            </w:tcBorders>
+          </w:tcPr>
+          <w:p>
+            <w:pPr>
+              <w:spacing w:before="0" w:after="60"/>
+              <w:keepNext/>
+              <w:jc w:val="center"/>
+            </w:pPr>
+            <w:r>
+              <w:rPr>
+                <w:rFonts w:ascii="Calibri" w:hAnsi="Calibri"/>
+                <w:sz w:val="20"/>
+              </w:rPr>
+              <w:t xml:space="default">3,731 (14%)</w:t>
+            </w:r>
+          </w:p>
+        </w:tc>
+        <w:tc>
+          <w:tcPr>
+            <w:tcBorders>
+              <w:top w:val="single" w:space="0" w:color="D3D3D3"/>
+              <w:bottom w:val="single" w:space="0" w:color="D3D3D3"/>
+              <w:start w:val="single" w:space="0" w:color="D3D3D3"/>
+              <w:end w:val="single" w:space="0" w:color="D3D3D3"/>
+            </w:tcBorders>
+          </w:tcPr>
+          <w:p>
+            <w:pPr>
+              <w:spacing w:before="0" w:after="60"/>
+              <w:keepNext/>
+              <w:jc w:val="center"/>
+            </w:pPr>
+            <w:r>
+              <w:rPr>
+                <w:rFonts w:ascii="Calibri" w:hAnsi="Calibri"/>
+                <w:sz w:val="20"/>
+              </w:rPr>
+              <w:t xml:space="default">649 (11%)</w:t>
+            </w:r>
+          </w:p>
+        </w:tc>
+        <w:tc>
+          <w:tcPr>
+            <w:tcBorders>
+              <w:top w:val="single" w:space="0" w:color="D3D3D3"/>
+              <w:bottom w:val="single" w:space="0" w:color="D3D3D3"/>
+              <w:start w:val="single" w:space="0" w:color="D3D3D3"/>
+              <w:end w:val="single" w:space="0" w:color="D3D3D3"/>
+            </w:tcBorders>
+          </w:tcPr>
+          <w:p>
+            <w:pPr>
+              <w:spacing w:before="0" w:after="60"/>
+              <w:keepNext/>
+              <w:jc w:val="center"/>
+            </w:pPr>
+            <w:r>
+              <w:rPr>
+                <w:rFonts w:ascii="Calibri" w:hAnsi="Calibri"/>
+                <w:sz w:val="20"/>
+              </w:rPr>
+              <w:t xml:space="default">3,083 (15%)</w:t>
+            </w:r>
+          </w:p>
+        </w:tc>
+        <w:tc>
+          <w:tcPr>
+            <w:tcBorders>
+              <w:top w:val="single" w:space="0" w:color="D3D3D3"/>
+              <w:bottom w:val="single" w:space="0" w:color="D3D3D3"/>
+              <w:start w:val="single" w:space="0" w:color="D3D3D3"/>
+              <w:end w:val="single" w:space="0" w:color="D3D3D3"/>
+            </w:tcBorders>
+          </w:tcPr>
+          <w:p>
+            <w:pPr>
+              <w:spacing w:before="0" w:after="60"/>
+              <w:keepNext/>
+              <w:jc w:val="center"/>
+            </w:pPr>
+            <w:r>
+              <w:rPr>
+                <w:rFonts w:ascii="Calibri" w:hAnsi="Calibri"/>
+                <w:sz w:val="20"/>
+              </w:rPr>
+              <w:t xml:space="default"/>
+            </w:r>
+          </w:p>
+        </w:tc>
+      </w:tr>
+      <w:tr>
+        <w:trPr>
+          <w:cantSplit/>
+        </w:trPr>
+        <w:tc>
+          <w:tcPr>
+            <w:tcBorders>
+              <w:top w:val="single" w:space="0" w:color="D3D3D3"/>
+              <w:bottom w:val="single" w:space="0" w:color="D3D3D3"/>
+              <w:start w:val="single" w:space="0" w:color="D3D3D3"/>
+              <w:end w:val="single" w:space="0" w:color="D3D3D3"/>
+            </w:tcBorders>
+          </w:tcPr>
+          <w:p>
+            <w:pPr>
+              <w:spacing w:before="0" w:after="60"/>
+              <w:keepNext/>
+              <w:jc w:val="start"/>
+            </w:pPr>
+            <w:r>
+              <w:rPr>
+                <w:rFonts w:ascii="Calibri" w:hAnsi="Calibri"/>
+                <w:sz w:val="20"/>
+              </w:rPr>
+              <w:t xml:space="default">    Non-elective</w:t>
+            </w:r>
+          </w:p>
+        </w:tc>
+        <w:tc>
+          <w:tcPr>
+            <w:tcBorders>
+              <w:top w:val="single" w:space="0" w:color="D3D3D3"/>
+              <w:bottom w:val="single" w:space="0" w:color="D3D3D3"/>
+              <w:start w:val="single" w:space="0" w:color="D3D3D3"/>
+              <w:end w:val="single" w:space="0" w:color="D3D3D3"/>
+            </w:tcBorders>
+          </w:tcPr>
+          <w:p>
+            <w:pPr>
+              <w:spacing w:before="0" w:after="60"/>
+              <w:keepNext/>
+              <w:jc w:val="center"/>
+            </w:pPr>
+            <w:r>
+              <w:rPr>
+                <w:rFonts w:ascii="Calibri" w:hAnsi="Calibri"/>
+                <w:sz w:val="20"/>
+              </w:rPr>
+              <w:t xml:space="default">22,531 (86%)</w:t>
+            </w:r>
+          </w:p>
+        </w:tc>
+        <w:tc>
+          <w:tcPr>
+            <w:tcBorders>
+              <w:top w:val="single" w:space="0" w:color="D3D3D3"/>
+              <w:bottom w:val="single" w:space="0" w:color="D3D3D3"/>
+              <w:start w:val="single" w:space="0" w:color="D3D3D3"/>
+              <w:end w:val="single" w:space="0" w:color="D3D3D3"/>
+            </w:tcBorders>
+          </w:tcPr>
+          <w:p>
+            <w:pPr>
+              <w:spacing w:before="0" w:after="60"/>
+              <w:keepNext/>
+              <w:jc w:val="center"/>
+            </w:pPr>
+            <w:r>
+              <w:rPr>
+                <w:rFonts w:ascii="Calibri" w:hAnsi="Calibri"/>
+                <w:sz w:val="20"/>
+              </w:rPr>
+              <w:t xml:space="default">5,329 (89%)</w:t>
+            </w:r>
+          </w:p>
+        </w:tc>
+        <w:tc>
+          <w:tcPr>
+            <w:tcBorders>
+              <w:top w:val="single" w:space="0" w:color="D3D3D3"/>
+              <w:bottom w:val="single" w:space="0" w:color="D3D3D3"/>
+              <w:start w:val="single" w:space="0" w:color="D3D3D3"/>
+              <w:end w:val="single" w:space="0" w:color="D3D3D3"/>
+            </w:tcBorders>
+          </w:tcPr>
+          <w:p>
+            <w:pPr>
+              <w:spacing w:before="0" w:after="60"/>
+              <w:keepNext/>
+              <w:jc w:val="center"/>
+            </w:pPr>
+            <w:r>
+              <w:rPr>
+                <w:rFonts w:ascii="Calibri" w:hAnsi="Calibri"/>
+                <w:sz w:val="20"/>
+              </w:rPr>
+              <w:t xml:space="default">17,202 (85%)</w:t>
+            </w:r>
+          </w:p>
+        </w:tc>
+        <w:tc>
+          <w:tcPr>
+            <w:tcBorders>
+              <w:top w:val="single" w:space="0" w:color="D3D3D3"/>
+              <w:bottom w:val="single" w:space="0" w:color="D3D3D3"/>
+              <w:start w:val="single" w:space="0" w:color="D3D3D3"/>
+              <w:end w:val="single" w:space="0" w:color="D3D3D3"/>
+            </w:tcBorders>
+          </w:tcPr>
+          <w:p>
+            <w:pPr>
+              <w:spacing w:before="0" w:after="60"/>
+              <w:keepNext/>
+              <w:jc w:val="center"/>
+            </w:pPr>
+            <w:r>
+              <w:rPr>
+                <w:rFonts w:ascii="Calibri" w:hAnsi="Calibri"/>
+                <w:sz w:val="20"/>
+              </w:rPr>
+              <w:t xml:space="default"/>
+            </w:r>
+          </w:p>
+        </w:tc>
+      </w:tr>
+      <w:tr>
+        <w:trPr>
+          <w:cantSplit/>
+        </w:trPr>
+        <w:tc>
+          <w:tcPr>
+            <w:tcBorders>
+              <w:top w:val="single" w:space="0" w:color="D3D3D3"/>
+              <w:bottom w:val="single" w:space="0" w:color="D3D3D3"/>
+              <w:start w:val="single" w:space="0" w:color="D3D3D3"/>
+              <w:end w:val="single" w:space="0" w:color="D3D3D3"/>
+            </w:tcBorders>
+          </w:tcPr>
+          <w:p>
+            <w:pPr>
+              <w:spacing w:before="0" w:after="60"/>
+              <w:keepNext/>
+              <w:jc w:val="start"/>
+            </w:pPr>
+            <w:r>
+              <w:rPr>
+                <w:rFonts w:ascii="Calibri" w:hAnsi="Calibri"/>
+                <w:sz w:val="20"/>
+              </w:rPr>
+              <w:t xml:space="default">Hospital Bed Size</w:t>
+            </w:r>
+          </w:p>
+        </w:tc>
+        <w:tc>
+          <w:tcPr>
+            <w:tcBorders>
+              <w:top w:val="single" w:space="0" w:color="D3D3D3"/>
+              <w:bottom w:val="single" w:space="0" w:color="D3D3D3"/>
+              <w:start w:val="single" w:space="0" w:color="D3D3D3"/>
+              <w:end w:val="single" w:space="0" w:color="D3D3D3"/>
+            </w:tcBorders>
+          </w:tcPr>
+          <w:p>
+            <w:pPr>
+              <w:spacing w:before="0" w:after="60"/>
+              <w:keepNext/>
+              <w:jc w:val="center"/>
+            </w:pPr>
+            <w:r>
+              <w:rPr>
+                <w:rFonts w:ascii="Calibri" w:hAnsi="Calibri"/>
+                <w:sz w:val="20"/>
+              </w:rPr>
+              <w:t xml:space="default"/>
+            </w:r>
+          </w:p>
+        </w:tc>
+        <w:tc>
+          <w:tcPr>
+            <w:tcBorders>
+              <w:top w:val="single" w:space="0" w:color="D3D3D3"/>
+              <w:bottom w:val="single" w:space="0" w:color="D3D3D3"/>
+              <w:start w:val="single" w:space="0" w:color="D3D3D3"/>
+              <w:end w:val="single" w:space="0" w:color="D3D3D3"/>
+            </w:tcBorders>
+          </w:tcPr>
+          <w:p>
+            <w:pPr>
+              <w:spacing w:before="0" w:after="60"/>
+              <w:keepNext/>
+              <w:jc w:val="center"/>
+            </w:pPr>
+            <w:r>
+              <w:rPr>
+                <w:rFonts w:ascii="Calibri" w:hAnsi="Calibri"/>
+                <w:sz w:val="20"/>
+              </w:rPr>
+              <w:t xml:space="default"/>
+            </w:r>
+          </w:p>
+        </w:tc>
+        <w:tc>
+          <w:tcPr>
+            <w:tcBorders>
+              <w:top w:val="single" w:space="0" w:color="D3D3D3"/>
+              <w:bottom w:val="single" w:space="0" w:color="D3D3D3"/>
+              <w:start w:val="single" w:space="0" w:color="D3D3D3"/>
+              <w:end w:val="single" w:space="0" w:color="D3D3D3"/>
+            </w:tcBorders>
+          </w:tcPr>
+          <w:p>
+            <w:pPr>
+              <w:spacing w:before="0" w:after="60"/>
+              <w:keepNext/>
+              <w:jc w:val="center"/>
+            </w:pPr>
+            <w:r>
+              <w:rPr>
+                <w:rFonts w:ascii="Calibri" w:hAnsi="Calibri"/>
+                <w:sz w:val="20"/>
+              </w:rPr>
+              <w:t xml:space="default"/>
+            </w:r>
+          </w:p>
+        </w:tc>
+        <w:tc>
+          <w:tcPr>
+            <w:tcBorders>
+              <w:top w:val="single" w:space="0" w:color="D3D3D3"/>
+              <w:bottom w:val="single" w:space="0" w:color="D3D3D3"/>
+              <w:start w:val="single" w:space="0" w:color="D3D3D3"/>
+              <w:end w:val="single" w:space="0" w:color="D3D3D3"/>
+            </w:tcBorders>
+          </w:tcPr>
+          <w:p>
+            <w:pPr>
+              <w:spacing w:before="0" w:after="60"/>
+              <w:keepNext/>
+              <w:jc w:val="center"/>
+            </w:pPr>
+            <w:r>
+              <w:rPr>
+                <w:rFonts w:ascii="Calibri" w:hAnsi="Calibri"/>
+                <w:sz w:val="20"/>
+              </w:rPr>
+              <w:t xml:space="default">0.012</w:t>
+            </w:r>
+          </w:p>
+        </w:tc>
+      </w:tr>
+      <w:tr>
+        <w:trPr>
+          <w:cantSplit/>
+        </w:trPr>
+        <w:tc>
+          <w:tcPr>
+            <w:tcBorders>
+              <w:top w:val="single" w:space="0" w:color="D3D3D3"/>
+              <w:bottom w:val="single" w:space="0" w:color="D3D3D3"/>
+              <w:start w:val="single" w:space="0" w:color="D3D3D3"/>
+              <w:end w:val="single" w:space="0" w:color="D3D3D3"/>
+            </w:tcBorders>
+          </w:tcPr>
+          <w:p>
+            <w:pPr>
+              <w:spacing w:before="0" w:after="60"/>
+              <w:keepNext/>
+              <w:jc w:val="start"/>
+            </w:pPr>
+            <w:r>
+              <w:rPr>
+                <w:rFonts w:ascii="Calibri" w:hAnsi="Calibri"/>
+                <w:sz w:val="20"/>
+              </w:rPr>
+              <w:t xml:space="default">    Small</w:t>
+            </w:r>
+          </w:p>
+        </w:tc>
+        <w:tc>
+          <w:tcPr>
+            <w:tcBorders>
+              <w:top w:val="single" w:space="0" w:color="D3D3D3"/>
+              <w:bottom w:val="single" w:space="0" w:color="D3D3D3"/>
+              <w:start w:val="single" w:space="0" w:color="D3D3D3"/>
+              <w:end w:val="single" w:space="0" w:color="D3D3D3"/>
+            </w:tcBorders>
+          </w:tcPr>
+          <w:p>
+            <w:pPr>
+              <w:spacing w:before="0" w:after="60"/>
+              <w:keepNext/>
+              <w:jc w:val="center"/>
+            </w:pPr>
+            <w:r>
+              <w:rPr>
+                <w:rFonts w:ascii="Calibri" w:hAnsi="Calibri"/>
+                <w:sz w:val="20"/>
+              </w:rPr>
+              <w:t xml:space="default">1,293 (4.9%)</w:t>
+            </w:r>
+          </w:p>
+        </w:tc>
+        <w:tc>
+          <w:tcPr>
+            <w:tcBorders>
+              <w:top w:val="single" w:space="0" w:color="D3D3D3"/>
+              <w:bottom w:val="single" w:space="0" w:color="D3D3D3"/>
+              <w:start w:val="single" w:space="0" w:color="D3D3D3"/>
+              <w:end w:val="single" w:space="0" w:color="D3D3D3"/>
+            </w:tcBorders>
+          </w:tcPr>
+          <w:p>
+            <w:pPr>
+              <w:spacing w:before="0" w:after="60"/>
+              <w:keepNext/>
+              <w:jc w:val="center"/>
+            </w:pPr>
+            <w:r>
+              <w:rPr>
+                <w:rFonts w:ascii="Calibri" w:hAnsi="Calibri"/>
+                <w:sz w:val="20"/>
+              </w:rPr>
+              <w:t xml:space="default">208 (3.5%)</w:t>
+            </w:r>
+          </w:p>
+        </w:tc>
+        <w:tc>
+          <w:tcPr>
+            <w:tcBorders>
+              <w:top w:val="single" w:space="0" w:color="D3D3D3"/>
+              <w:bottom w:val="single" w:space="0" w:color="D3D3D3"/>
+              <w:start w:val="single" w:space="0" w:color="D3D3D3"/>
+              <w:end w:val="single" w:space="0" w:color="D3D3D3"/>
+            </w:tcBorders>
+          </w:tcPr>
+          <w:p>
+            <w:pPr>
+              <w:spacing w:before="0" w:after="60"/>
+              <w:keepNext/>
+              <w:jc w:val="center"/>
+            </w:pPr>
+            <w:r>
+              <w:rPr>
+                <w:rFonts w:ascii="Calibri" w:hAnsi="Calibri"/>
+                <w:sz w:val="20"/>
+              </w:rPr>
+              <w:t xml:space="default">1,085 (5.3%)</w:t>
+            </w:r>
+          </w:p>
+        </w:tc>
+        <w:tc>
+          <w:tcPr>
+            <w:tcBorders>
+              <w:top w:val="single" w:space="0" w:color="D3D3D3"/>
+              <w:bottom w:val="single" w:space="0" w:color="D3D3D3"/>
+              <w:start w:val="single" w:space="0" w:color="D3D3D3"/>
+              <w:end w:val="single" w:space="0" w:color="D3D3D3"/>
+            </w:tcBorders>
+          </w:tcPr>
+          <w:p>
+            <w:pPr>
+              <w:spacing w:before="0" w:after="60"/>
+              <w:keepNext/>
+              <w:jc w:val="center"/>
+            </w:pPr>
+            <w:r>
+              <w:rPr>
+                <w:rFonts w:ascii="Calibri" w:hAnsi="Calibri"/>
+                <w:sz w:val="20"/>
+              </w:rPr>
+              <w:t xml:space="default"/>
+            </w:r>
+          </w:p>
+        </w:tc>
+      </w:tr>
+      <w:tr>
+        <w:trPr>
+          <w:cantSplit/>
+        </w:trPr>
+        <w:tc>
+          <w:tcPr>
+            <w:tcBorders>
+              <w:top w:val="single" w:space="0" w:color="D3D3D3"/>
+              <w:bottom w:val="single" w:space="0" w:color="D3D3D3"/>
+              <w:start w:val="single" w:space="0" w:color="D3D3D3"/>
+              <w:end w:val="single" w:space="0" w:color="D3D3D3"/>
+            </w:tcBorders>
+          </w:tcPr>
+          <w:p>
+            <w:pPr>
+              <w:spacing w:before="0" w:after="60"/>
+              <w:keepNext/>
+              <w:jc w:val="start"/>
+            </w:pPr>
+            <w:r>
+              <w:rPr>
+                <w:rFonts w:ascii="Calibri" w:hAnsi="Calibri"/>
+                <w:sz w:val="20"/>
+              </w:rPr>
+              <w:t xml:space="default">    Large</w:t>
+            </w:r>
+          </w:p>
+        </w:tc>
+        <w:tc>
+          <w:tcPr>
+            <w:tcBorders>
+              <w:top w:val="single" w:space="0" w:color="D3D3D3"/>
+              <w:bottom w:val="single" w:space="0" w:color="D3D3D3"/>
+              <w:start w:val="single" w:space="0" w:color="D3D3D3"/>
+              <w:end w:val="single" w:space="0" w:color="D3D3D3"/>
+            </w:tcBorders>
+          </w:tcPr>
+          <w:p>
+            <w:pPr>
+              <w:spacing w:before="0" w:after="60"/>
+              <w:keepNext/>
+              <w:jc w:val="center"/>
+            </w:pPr>
+            <w:r>
+              <w:rPr>
+                <w:rFonts w:ascii="Calibri" w:hAnsi="Calibri"/>
+                <w:sz w:val="20"/>
+              </w:rPr>
+              <w:t xml:space="default">20,470 (78%)</w:t>
+            </w:r>
+          </w:p>
+        </w:tc>
+        <w:tc>
+          <w:tcPr>
+            <w:tcBorders>
+              <w:top w:val="single" w:space="0" w:color="D3D3D3"/>
+              <w:bottom w:val="single" w:space="0" w:color="D3D3D3"/>
+              <w:start w:val="single" w:space="0" w:color="D3D3D3"/>
+              <w:end w:val="single" w:space="0" w:color="D3D3D3"/>
+            </w:tcBorders>
+          </w:tcPr>
+          <w:p>
+            <w:pPr>
+              <w:spacing w:before="0" w:after="60"/>
+              <w:keepNext/>
+              <w:jc w:val="center"/>
+            </w:pPr>
+            <w:r>
+              <w:rPr>
+                <w:rFonts w:ascii="Calibri" w:hAnsi="Calibri"/>
+                <w:sz w:val="20"/>
+              </w:rPr>
+              <w:t xml:space="default">4,780 (80%)</w:t>
+            </w:r>
+          </w:p>
+        </w:tc>
+        <w:tc>
+          <w:tcPr>
+            <w:tcBorders>
+              <w:top w:val="single" w:space="0" w:color="D3D3D3"/>
+              <w:bottom w:val="single" w:space="0" w:color="D3D3D3"/>
+              <w:start w:val="single" w:space="0" w:color="D3D3D3"/>
+              <w:end w:val="single" w:space="0" w:color="D3D3D3"/>
+            </w:tcBorders>
+          </w:tcPr>
+          <w:p>
+            <w:pPr>
+              <w:spacing w:before="0" w:after="60"/>
+              <w:keepNext/>
+              <w:jc w:val="center"/>
+            </w:pPr>
+            <w:r>
+              <w:rPr>
+                <w:rFonts w:ascii="Calibri" w:hAnsi="Calibri"/>
+                <w:sz w:val="20"/>
+              </w:rPr>
+              <w:t xml:space="default">15,690 (77%)</w:t>
+            </w:r>
+          </w:p>
+        </w:tc>
+        <w:tc>
+          <w:tcPr>
+            <w:tcBorders>
+              <w:top w:val="single" w:space="0" w:color="D3D3D3"/>
+              <w:bottom w:val="single" w:space="0" w:color="D3D3D3"/>
+              <w:start w:val="single" w:space="0" w:color="D3D3D3"/>
+              <w:end w:val="single" w:space="0" w:color="D3D3D3"/>
+            </w:tcBorders>
+          </w:tcPr>
+          <w:p>
+            <w:pPr>
+              <w:spacing w:before="0" w:after="60"/>
+              <w:keepNext/>
+              <w:jc w:val="center"/>
+            </w:pPr>
+            <w:r>
+              <w:rPr>
+                <w:rFonts w:ascii="Calibri" w:hAnsi="Calibri"/>
+                <w:sz w:val="20"/>
+              </w:rPr>
+              <w:t xml:space="default"/>
+            </w:r>
+          </w:p>
+        </w:tc>
+      </w:tr>
+      <w:tr>
+        <w:trPr>
+          <w:cantSplit/>
+        </w:trPr>
+        <w:tc>
+          <w:tcPr>
+            <w:tcBorders>
+              <w:top w:val="single" w:space="0" w:color="D3D3D3"/>
+              <w:bottom w:val="single" w:space="0" w:color="D3D3D3"/>
+              <w:start w:val="single" w:space="0" w:color="D3D3D3"/>
+              <w:end w:val="single" w:space="0" w:color="D3D3D3"/>
+            </w:tcBorders>
+          </w:tcPr>
+          <w:p>
+            <w:pPr>
+              <w:spacing w:before="0" w:after="60"/>
+              <w:keepNext/>
+              <w:jc w:val="start"/>
+            </w:pPr>
+            <w:r>
+              <w:rPr>
+                <w:rFonts w:ascii="Calibri" w:hAnsi="Calibri"/>
+                <w:sz w:val="20"/>
+              </w:rPr>
+              <w:t xml:space="default">    Medium</w:t>
+            </w:r>
+          </w:p>
+        </w:tc>
+        <w:tc>
+          <w:tcPr>
+            <w:tcBorders>
+              <w:top w:val="single" w:space="0" w:color="D3D3D3"/>
+              <w:bottom w:val="single" w:space="0" w:color="D3D3D3"/>
+              <w:start w:val="single" w:space="0" w:color="D3D3D3"/>
+              <w:end w:val="single" w:space="0" w:color="D3D3D3"/>
+            </w:tcBorders>
+          </w:tcPr>
+          <w:p>
+            <w:pPr>
+              <w:spacing w:before="0" w:after="60"/>
+              <w:keepNext/>
+              <w:jc w:val="center"/>
+            </w:pPr>
+            <w:r>
+              <w:rPr>
+                <w:rFonts w:ascii="Calibri" w:hAnsi="Calibri"/>
+                <w:sz w:val="20"/>
+              </w:rPr>
+              <w:t xml:space="default">4,585 (17%)</w:t>
+            </w:r>
+          </w:p>
+        </w:tc>
+        <w:tc>
+          <w:tcPr>
+            <w:tcBorders>
+              <w:top w:val="single" w:space="0" w:color="D3D3D3"/>
+              <w:bottom w:val="single" w:space="0" w:color="D3D3D3"/>
+              <w:start w:val="single" w:space="0" w:color="D3D3D3"/>
+              <w:end w:val="single" w:space="0" w:color="D3D3D3"/>
+            </w:tcBorders>
+          </w:tcPr>
+          <w:p>
+            <w:pPr>
+              <w:spacing w:before="0" w:after="60"/>
+              <w:keepNext/>
+              <w:jc w:val="center"/>
+            </w:pPr>
+            <w:r>
+              <w:rPr>
+                <w:rFonts w:ascii="Calibri" w:hAnsi="Calibri"/>
+                <w:sz w:val="20"/>
+              </w:rPr>
+              <w:t xml:space="default">1,000 (17%)</w:t>
+            </w:r>
+          </w:p>
+        </w:tc>
+        <w:tc>
+          <w:tcPr>
+            <w:tcBorders>
+              <w:top w:val="single" w:space="0" w:color="D3D3D3"/>
+              <w:bottom w:val="single" w:space="0" w:color="D3D3D3"/>
+              <w:start w:val="single" w:space="0" w:color="D3D3D3"/>
+              <w:end w:val="single" w:space="0" w:color="D3D3D3"/>
+            </w:tcBorders>
+          </w:tcPr>
+          <w:p>
+            <w:pPr>
+              <w:spacing w:before="0" w:after="60"/>
+              <w:keepNext/>
+              <w:jc w:val="center"/>
+            </w:pPr>
+            <w:r>
+              <w:rPr>
+                <w:rFonts w:ascii="Calibri" w:hAnsi="Calibri"/>
+                <w:sz w:val="20"/>
+              </w:rPr>
+              <w:t xml:space="default">3,585 (18%)</w:t>
+            </w:r>
+          </w:p>
+        </w:tc>
+        <w:tc>
+          <w:tcPr>
+            <w:tcBorders>
+              <w:top w:val="single" w:space="0" w:color="D3D3D3"/>
+              <w:bottom w:val="single" w:space="0" w:color="D3D3D3"/>
+              <w:start w:val="single" w:space="0" w:color="D3D3D3"/>
+              <w:end w:val="single" w:space="0" w:color="D3D3D3"/>
+            </w:tcBorders>
+          </w:tcPr>
+          <w:p>
+            <w:pPr>
+              <w:spacing w:before="0" w:after="60"/>
+              <w:keepNext/>
+              <w:jc w:val="center"/>
+            </w:pPr>
+            <w:r>
+              <w:rPr>
+                <w:rFonts w:ascii="Calibri" w:hAnsi="Calibri"/>
+                <w:sz w:val="20"/>
+              </w:rPr>
+              <w:t xml:space="default"/>
+            </w:r>
+          </w:p>
+        </w:tc>
+      </w:tr>
+      <w:tr>
+        <w:trPr>
+          <w:cantSplit/>
+        </w:trPr>
+        <w:tc>
+          <w:tcPr>
+            <w:tcBorders>
+              <w:top w:val="single" w:space="0" w:color="D3D3D3"/>
+              <w:bottom w:val="single" w:space="0" w:color="D3D3D3"/>
+              <w:start w:val="single" w:space="0" w:color="D3D3D3"/>
+              <w:end w:val="single" w:space="0" w:color="D3D3D3"/>
+            </w:tcBorders>
+          </w:tcPr>
+          <w:p>
+            <w:pPr>
+              <w:spacing w:before="0" w:after="60"/>
+              <w:keepNext/>
+              <w:jc w:val="start"/>
+            </w:pPr>
+            <w:r>
+              <w:rPr>
+                <w:rFonts w:ascii="Calibri" w:hAnsi="Calibri"/>
+                <w:sz w:val="20"/>
+              </w:rPr>
+              <w:t xml:space="default">Number of comorbidities</w:t>
+            </w:r>
+          </w:p>
+        </w:tc>
+        <w:tc>
+          <w:tcPr>
+            <w:tcBorders>
+              <w:top w:val="single" w:space="0" w:color="D3D3D3"/>
+              <w:bottom w:val="single" w:space="0" w:color="D3D3D3"/>
+              <w:start w:val="single" w:space="0" w:color="D3D3D3"/>
+              <w:end w:val="single" w:space="0" w:color="D3D3D3"/>
+            </w:tcBorders>
+          </w:tcPr>
+          <w:p>
+            <w:pPr>
+              <w:spacing w:before="0" w:after="60"/>
+              <w:keepNext/>
+              <w:jc w:val="center"/>
+            </w:pPr>
+            <w:r>
+              <w:rPr>
+                <w:rFonts w:ascii="Calibri" w:hAnsi="Calibri"/>
+                <w:sz w:val="20"/>
+              </w:rPr>
+              <w:t xml:space="default"/>
+            </w:r>
+          </w:p>
+        </w:tc>
+        <w:tc>
+          <w:tcPr>
+            <w:tcBorders>
+              <w:top w:val="single" w:space="0" w:color="D3D3D3"/>
+              <w:bottom w:val="single" w:space="0" w:color="D3D3D3"/>
+              <w:start w:val="single" w:space="0" w:color="D3D3D3"/>
+              <w:end w:val="single" w:space="0" w:color="D3D3D3"/>
+            </w:tcBorders>
+          </w:tcPr>
+          <w:p>
+            <w:pPr>
+              <w:spacing w:before="0" w:after="60"/>
+              <w:keepNext/>
+              <w:jc w:val="center"/>
+            </w:pPr>
+            <w:r>
+              <w:rPr>
+                <w:rFonts w:ascii="Calibri" w:hAnsi="Calibri"/>
+                <w:sz w:val="20"/>
+              </w:rPr>
+              <w:t xml:space="default"/>
+            </w:r>
+          </w:p>
+        </w:tc>
+        <w:tc>
+          <w:tcPr>
+            <w:tcBorders>
+              <w:top w:val="single" w:space="0" w:color="D3D3D3"/>
+              <w:bottom w:val="single" w:space="0" w:color="D3D3D3"/>
+              <w:start w:val="single" w:space="0" w:color="D3D3D3"/>
+              <w:end w:val="single" w:space="0" w:color="D3D3D3"/>
+            </w:tcBorders>
+          </w:tcPr>
+          <w:p>
+            <w:pPr>
+              <w:spacing w:before="0" w:after="60"/>
+              <w:keepNext/>
+              <w:jc w:val="center"/>
+            </w:pPr>
+            <w:r>
+              <w:rPr>
+                <w:rFonts w:ascii="Calibri" w:hAnsi="Calibri"/>
+                <w:sz w:val="20"/>
+              </w:rPr>
+              <w:t xml:space="default"/>
+            </w:r>
+          </w:p>
+        </w:tc>
+        <w:tc>
+          <w:tcPr>
+            <w:tcBorders>
+              <w:top w:val="single" w:space="0" w:color="D3D3D3"/>
+              <w:bottom w:val="single" w:space="0" w:color="D3D3D3"/>
+              <w:start w:val="single" w:space="0" w:color="D3D3D3"/>
+              <w:end w:val="single" w:space="0" w:color="D3D3D3"/>
+            </w:tcBorders>
+          </w:tcPr>
+          <w:p>
+            <w:pPr>
+              <w:spacing w:before="0" w:after="60"/>
+              <w:keepNext/>
+              <w:jc w:val="center"/>
+            </w:pPr>
+            <w:r>
+              <w:rPr>
+                <w:rFonts w:ascii="Calibri" w:hAnsi="Calibri"/>
+                <w:sz w:val="20"/>
+              </w:rPr>
+              <w:t xml:space="default">0.092</w:t>
+            </w:r>
+          </w:p>
+        </w:tc>
+      </w:tr>
+      <w:tr>
+        <w:trPr>
+          <w:cantSplit/>
+        </w:trPr>
+        <w:tc>
+          <w:tcPr>
+            <w:tcBorders>
+              <w:top w:val="single" w:space="0" w:color="D3D3D3"/>
+              <w:bottom w:val="single" w:space="0" w:color="D3D3D3"/>
+              <w:start w:val="single" w:space="0" w:color="D3D3D3"/>
+              <w:end w:val="single" w:space="0" w:color="D3D3D3"/>
+            </w:tcBorders>
+          </w:tcPr>
+          <w:p>
+            <w:pPr>
+              <w:spacing w:before="0" w:after="60"/>
+              <w:keepNext/>
+              <w:jc w:val="start"/>
+            </w:pPr>
+            <w:r>
+              <w:rPr>
+                <w:rFonts w:ascii="Calibri" w:hAnsi="Calibri"/>
+                <w:sz w:val="20"/>
+              </w:rPr>
+              <w:t xml:space="default">    One comorbidity</w:t>
+            </w:r>
+          </w:p>
+        </w:tc>
+        <w:tc>
+          <w:tcPr>
+            <w:tcBorders>
+              <w:top w:val="single" w:space="0" w:color="D3D3D3"/>
+              <w:bottom w:val="single" w:space="0" w:color="D3D3D3"/>
+              <w:start w:val="single" w:space="0" w:color="D3D3D3"/>
+              <w:end w:val="single" w:space="0" w:color="D3D3D3"/>
+            </w:tcBorders>
+          </w:tcPr>
+          <w:p>
+            <w:pPr>
+              <w:spacing w:before="0" w:after="60"/>
+              <w:keepNext/>
+              <w:jc w:val="center"/>
+            </w:pPr>
+            <w:r>
+              <w:rPr>
+                <w:rFonts w:ascii="Calibri" w:hAnsi="Calibri"/>
+                <w:sz w:val="20"/>
+              </w:rPr>
+              <w:t xml:space="default">9,481 (36%)</w:t>
+            </w:r>
+          </w:p>
+        </w:tc>
+        <w:tc>
+          <w:tcPr>
+            <w:tcBorders>
+              <w:top w:val="single" w:space="0" w:color="D3D3D3"/>
+              <w:bottom w:val="single" w:space="0" w:color="D3D3D3"/>
+              <w:start w:val="single" w:space="0" w:color="D3D3D3"/>
+              <w:end w:val="single" w:space="0" w:color="D3D3D3"/>
+            </w:tcBorders>
+          </w:tcPr>
+          <w:p>
+            <w:pPr>
+              <w:spacing w:before="0" w:after="60"/>
+              <w:keepNext/>
+              <w:jc w:val="center"/>
+            </w:pPr>
+            <w:r>
+              <w:rPr>
+                <w:rFonts w:ascii="Calibri" w:hAnsi="Calibri"/>
+                <w:sz w:val="20"/>
+              </w:rPr>
+              <w:t xml:space="default">2,257 (38%)</w:t>
+            </w:r>
+          </w:p>
+        </w:tc>
+        <w:tc>
+          <w:tcPr>
+            <w:tcBorders>
+              <w:top w:val="single" w:space="0" w:color="D3D3D3"/>
+              <w:bottom w:val="single" w:space="0" w:color="D3D3D3"/>
+              <w:start w:val="single" w:space="0" w:color="D3D3D3"/>
+              <w:end w:val="single" w:space="0" w:color="D3D3D3"/>
+            </w:tcBorders>
+          </w:tcPr>
+          <w:p>
+            <w:pPr>
+              <w:spacing w:before="0" w:after="60"/>
+              <w:keepNext/>
+              <w:jc w:val="center"/>
+            </w:pPr>
+            <w:r>
+              <w:rPr>
+                <w:rFonts w:ascii="Calibri" w:hAnsi="Calibri"/>
+                <w:sz w:val="20"/>
+              </w:rPr>
+              <w:t xml:space="default">7,224 (35%)</w:t>
+            </w:r>
+          </w:p>
+        </w:tc>
+        <w:tc>
+          <w:tcPr>
+            <w:tcBorders>
+              <w:top w:val="single" w:space="0" w:color="D3D3D3"/>
+              <w:bottom w:val="single" w:space="0" w:color="D3D3D3"/>
+              <w:start w:val="single" w:space="0" w:color="D3D3D3"/>
+              <w:end w:val="single" w:space="0" w:color="D3D3D3"/>
+            </w:tcBorders>
+          </w:tcPr>
+          <w:p>
+            <w:pPr>
+              <w:spacing w:before="0" w:after="60"/>
+              <w:keepNext/>
+              <w:jc w:val="center"/>
+            </w:pPr>
+            <w:r>
+              <w:rPr>
+                <w:rFonts w:ascii="Calibri" w:hAnsi="Calibri"/>
+                <w:sz w:val="20"/>
+              </w:rPr>
+              <w:t xml:space="default"/>
+            </w:r>
+          </w:p>
+        </w:tc>
+      </w:tr>
+      <w:tr>
+        <w:trPr>
+          <w:cantSplit/>
+        </w:trPr>
+        <w:tc>
+          <w:tcPr>
+            <w:tcBorders>
+              <w:top w:val="single" w:space="0" w:color="D3D3D3"/>
+              <w:bottom w:val="single" w:space="0" w:color="D3D3D3"/>
+              <w:start w:val="single" w:space="0" w:color="D3D3D3"/>
+              <w:end w:val="single" w:space="0" w:color="D3D3D3"/>
+            </w:tcBorders>
+          </w:tcPr>
+          <w:p>
+            <w:pPr>
+              <w:spacing w:before="0" w:after="60"/>
+              <w:keepNext/>
+              <w:jc w:val="start"/>
+            </w:pPr>
+            <w:r>
+              <w:rPr>
+                <w:rFonts w:ascii="Calibri" w:hAnsi="Calibri"/>
+                <w:sz w:val="20"/>
+              </w:rPr>
+              <w:t xml:space="default">    Two or more comorbidities</w:t>
+            </w:r>
+          </w:p>
+        </w:tc>
+        <w:tc>
+          <w:tcPr>
+            <w:tcBorders>
+              <w:top w:val="single" w:space="0" w:color="D3D3D3"/>
+              <w:bottom w:val="single" w:space="0" w:color="D3D3D3"/>
+              <w:start w:val="single" w:space="0" w:color="D3D3D3"/>
+              <w:end w:val="single" w:space="0" w:color="D3D3D3"/>
+            </w:tcBorders>
+          </w:tcPr>
+          <w:p>
+            <w:pPr>
+              <w:spacing w:before="0" w:after="60"/>
+              <w:keepNext/>
+              <w:jc w:val="center"/>
+            </w:pPr>
+            <w:r>
+              <w:rPr>
+                <w:rFonts w:ascii="Calibri" w:hAnsi="Calibri"/>
+                <w:sz w:val="20"/>
+              </w:rPr>
+              <w:t xml:space="default">16,867 (64%)</w:t>
+            </w:r>
+          </w:p>
+        </w:tc>
+        <w:tc>
+          <w:tcPr>
+            <w:tcBorders>
+              <w:top w:val="single" w:space="0" w:color="D3D3D3"/>
+              <w:bottom w:val="single" w:space="0" w:color="D3D3D3"/>
+              <w:start w:val="single" w:space="0" w:color="D3D3D3"/>
+              <w:end w:val="single" w:space="0" w:color="D3D3D3"/>
+            </w:tcBorders>
+          </w:tcPr>
+          <w:p>
+            <w:pPr>
+              <w:spacing w:before="0" w:after="60"/>
+              <w:keepNext/>
+              <w:jc w:val="center"/>
+            </w:pPr>
+            <w:r>
+              <w:rPr>
+                <w:rFonts w:ascii="Calibri" w:hAnsi="Calibri"/>
+                <w:sz w:val="20"/>
+              </w:rPr>
+              <w:t xml:space="default">3,732 (62%)</w:t>
+            </w:r>
+          </w:p>
+        </w:tc>
+        <w:tc>
+          <w:tcPr>
+            <w:tcBorders>
+              <w:top w:val="single" w:space="0" w:color="D3D3D3"/>
+              <w:bottom w:val="single" w:space="0" w:color="D3D3D3"/>
+              <w:start w:val="single" w:space="0" w:color="D3D3D3"/>
+              <w:end w:val="single" w:space="0" w:color="D3D3D3"/>
+            </w:tcBorders>
+          </w:tcPr>
+          <w:p>
+            <w:pPr>
+              <w:spacing w:before="0" w:after="60"/>
+              <w:keepNext/>
+              <w:jc w:val="center"/>
+            </w:pPr>
+            <w:r>
+              <w:rPr>
+                <w:rFonts w:ascii="Calibri" w:hAnsi="Calibri"/>
+                <w:sz w:val="20"/>
+              </w:rPr>
+              <w:t xml:space="default">13,135 (65%)</w:t>
+            </w:r>
+          </w:p>
+        </w:tc>
+        <w:tc>
+          <w:tcPr>
+            <w:tcBorders>
+              <w:top w:val="single" w:space="0" w:color="D3D3D3"/>
+              <w:bottom w:val="single" w:space="0" w:color="D3D3D3"/>
+              <w:start w:val="single" w:space="0" w:color="D3D3D3"/>
+              <w:end w:val="single" w:space="0" w:color="D3D3D3"/>
+            </w:tcBorders>
+          </w:tcPr>
+          <w:p>
+            <w:pPr>
+              <w:spacing w:before="0" w:after="60"/>
+              <w:keepNext/>
+              <w:jc w:val="center"/>
+            </w:pPr>
+            <w:r>
+              <w:rPr>
+                <w:rFonts w:ascii="Calibri" w:hAnsi="Calibri"/>
+                <w:sz w:val="20"/>
+              </w:rPr>
+              <w:t xml:space="default"/>
+            </w:r>
+          </w:p>
+        </w:tc>
+      </w:tr>
+      <w:tr>
+        <w:trPr>
+          <w:cantSplit/>
+        </w:trPr>
+        <w:tc>
+          <w:tcPr>
+            <w:tcBorders>
+              <w:top w:val="single" w:space="0" w:color="D3D3D3"/>
+              <w:bottom w:val="single" w:space="0" w:color="D3D3D3"/>
+              <w:start w:val="single" w:space="0" w:color="D3D3D3"/>
+              <w:end w:val="single" w:space="0" w:color="D3D3D3"/>
+            </w:tcBorders>
+          </w:tcPr>
+          <w:p>
+            <w:pPr>
+              <w:spacing w:before="0" w:after="60"/>
+              <w:keepNext/>
+              <w:jc w:val="start"/>
+            </w:pPr>
+            <w:r>
+              <w:rPr>
+                <w:rFonts w:ascii="Calibri" w:hAnsi="Calibri"/>
+                <w:sz w:val="20"/>
+              </w:rPr>
+              <w:t xml:space="default">Congestive heart failure</w:t>
+            </w:r>
+          </w:p>
+        </w:tc>
+        <w:tc>
+          <w:tcPr>
+            <w:tcBorders>
+              <w:top w:val="single" w:space="0" w:color="D3D3D3"/>
+              <w:bottom w:val="single" w:space="0" w:color="D3D3D3"/>
+              <w:start w:val="single" w:space="0" w:color="D3D3D3"/>
+              <w:end w:val="single" w:space="0" w:color="D3D3D3"/>
+            </w:tcBorders>
+          </w:tcPr>
+          <w:p>
+            <w:pPr>
+              <w:spacing w:before="0" w:after="60"/>
+              <w:keepNext/>
+              <w:jc w:val="center"/>
+            </w:pPr>
+            <w:r>
+              <w:rPr>
+                <w:rFonts w:ascii="Calibri" w:hAnsi="Calibri"/>
+                <w:sz w:val="20"/>
+              </w:rPr>
+              <w:t xml:space="default">2,404 (9.1%)</w:t>
+            </w:r>
+          </w:p>
+        </w:tc>
+        <w:tc>
+          <w:tcPr>
+            <w:tcBorders>
+              <w:top w:val="single" w:space="0" w:color="D3D3D3"/>
+              <w:bottom w:val="single" w:space="0" w:color="D3D3D3"/>
+              <w:start w:val="single" w:space="0" w:color="D3D3D3"/>
+              <w:end w:val="single" w:space="0" w:color="D3D3D3"/>
+            </w:tcBorders>
+          </w:tcPr>
+          <w:p>
+            <w:pPr>
+              <w:spacing w:before="0" w:after="60"/>
+              <w:keepNext/>
+              <w:jc w:val="center"/>
+            </w:pPr>
+            <w:r>
+              <w:rPr>
+                <w:rFonts w:ascii="Calibri" w:hAnsi="Calibri"/>
+                <w:sz w:val="20"/>
+              </w:rPr>
+              <w:t xml:space="default">585 (9.8%)</w:t>
+            </w:r>
+          </w:p>
+        </w:tc>
+        <w:tc>
+          <w:tcPr>
+            <w:tcBorders>
+              <w:top w:val="single" w:space="0" w:color="D3D3D3"/>
+              <w:bottom w:val="single" w:space="0" w:color="D3D3D3"/>
+              <w:start w:val="single" w:space="0" w:color="D3D3D3"/>
+              <w:end w:val="single" w:space="0" w:color="D3D3D3"/>
+            </w:tcBorders>
+          </w:tcPr>
+          <w:p>
+            <w:pPr>
+              <w:spacing w:before="0" w:after="60"/>
+              <w:keepNext/>
+              <w:jc w:val="center"/>
+            </w:pPr>
+            <w:r>
+              <w:rPr>
+                <w:rFonts w:ascii="Calibri" w:hAnsi="Calibri"/>
+                <w:sz w:val="20"/>
+              </w:rPr>
+              <w:t xml:space="default">1,819 (8.9%)</w:t>
+            </w:r>
+          </w:p>
+        </w:tc>
+        <w:tc>
+          <w:tcPr>
+            <w:tcBorders>
+              <w:top w:val="single" w:space="0" w:color="D3D3D3"/>
+              <w:bottom w:val="single" w:space="0" w:color="D3D3D3"/>
+              <w:start w:val="single" w:space="0" w:color="D3D3D3"/>
+              <w:end w:val="single" w:space="0" w:color="D3D3D3"/>
+            </w:tcBorders>
+          </w:tcPr>
+          <w:p>
+            <w:pPr>
+              <w:spacing w:before="0" w:after="60"/>
+              <w:keepNext/>
+              <w:jc w:val="center"/>
+            </w:pPr>
+            <w:r>
+              <w:rPr>
+                <w:rFonts w:ascii="Calibri" w:hAnsi="Calibri"/>
+                <w:sz w:val="20"/>
+              </w:rPr>
+              <w:t xml:space="default">0.2</w:t>
+            </w:r>
+          </w:p>
+        </w:tc>
+      </w:tr>
+      <w:tr>
+        <w:trPr>
+          <w:cantSplit/>
+        </w:trPr>
+        <w:tc>
+          <w:tcPr>
+            <w:tcBorders>
+              <w:top w:val="single" w:space="0" w:color="D3D3D3"/>
+              <w:bottom w:val="single" w:space="0" w:color="D3D3D3"/>
+              <w:start w:val="single" w:space="0" w:color="D3D3D3"/>
+              <w:end w:val="single" w:space="0" w:color="D3D3D3"/>
+            </w:tcBorders>
+          </w:tcPr>
+          <w:p>
+            <w:pPr>
+              <w:spacing w:before="0" w:after="60"/>
+              <w:keepNext/>
+              <w:jc w:val="start"/>
+            </w:pPr>
+            <w:r>
+              <w:rPr>
+                <w:rFonts w:ascii="Calibri" w:hAnsi="Calibri"/>
+                <w:sz w:val="20"/>
+              </w:rPr>
+              <w:t xml:space="default">Valvular Disease</w:t>
+            </w:r>
+          </w:p>
+        </w:tc>
+        <w:tc>
+          <w:tcPr>
+            <w:tcBorders>
+              <w:top w:val="single" w:space="0" w:color="D3D3D3"/>
+              <w:bottom w:val="single" w:space="0" w:color="D3D3D3"/>
+              <w:start w:val="single" w:space="0" w:color="D3D3D3"/>
+              <w:end w:val="single" w:space="0" w:color="D3D3D3"/>
+            </w:tcBorders>
+          </w:tcPr>
+          <w:p>
+            <w:pPr>
+              <w:spacing w:before="0" w:after="60"/>
+              <w:keepNext/>
+              <w:jc w:val="center"/>
+            </w:pPr>
+            <w:r>
+              <w:rPr>
+                <w:rFonts w:ascii="Calibri" w:hAnsi="Calibri"/>
+                <w:sz w:val="20"/>
+              </w:rPr>
+              <w:t xml:space="default">5,705 (22%)</w:t>
+            </w:r>
+          </w:p>
+        </w:tc>
+        <w:tc>
+          <w:tcPr>
+            <w:tcBorders>
+              <w:top w:val="single" w:space="0" w:color="D3D3D3"/>
+              <w:bottom w:val="single" w:space="0" w:color="D3D3D3"/>
+              <w:start w:val="single" w:space="0" w:color="D3D3D3"/>
+              <w:end w:val="single" w:space="0" w:color="D3D3D3"/>
+            </w:tcBorders>
+          </w:tcPr>
+          <w:p>
+            <w:pPr>
+              <w:spacing w:before="0" w:after="60"/>
+              <w:keepNext/>
+              <w:jc w:val="center"/>
+            </w:pPr>
+            <w:r>
+              <w:rPr>
+                <w:rFonts w:ascii="Calibri" w:hAnsi="Calibri"/>
+                <w:sz w:val="20"/>
+              </w:rPr>
+              <w:t xml:space="default">2,329 (39%)</w:t>
+            </w:r>
+          </w:p>
+        </w:tc>
+        <w:tc>
+          <w:tcPr>
+            <w:tcBorders>
+              <w:top w:val="single" w:space="0" w:color="D3D3D3"/>
+              <w:bottom w:val="single" w:space="0" w:color="D3D3D3"/>
+              <w:start w:val="single" w:space="0" w:color="D3D3D3"/>
+              <w:end w:val="single" w:space="0" w:color="D3D3D3"/>
+            </w:tcBorders>
+          </w:tcPr>
+          <w:p>
+            <w:pPr>
+              <w:spacing w:before="0" w:after="60"/>
+              <w:keepNext/>
+              <w:jc w:val="center"/>
+            </w:pPr>
+            <w:r>
+              <w:rPr>
+                <w:rFonts w:ascii="Calibri" w:hAnsi="Calibri"/>
+                <w:sz w:val="20"/>
+              </w:rPr>
+              <w:t xml:space="default">3,376 (17%)</w:t>
+            </w:r>
+          </w:p>
+        </w:tc>
+        <w:tc>
+          <w:tcPr>
+            <w:tcBorders>
+              <w:top w:val="single" w:space="0" w:color="D3D3D3"/>
+              <w:bottom w:val="single" w:space="0" w:color="D3D3D3"/>
+              <w:start w:val="single" w:space="0" w:color="D3D3D3"/>
+              <w:end w:val="single" w:space="0" w:color="D3D3D3"/>
+            </w:tcBorders>
+          </w:tcPr>
+          <w:p>
+            <w:pPr>
+              <w:spacing w:before="0" w:after="60"/>
+              <w:keepNext/>
+              <w:jc w:val="center"/>
+            </w:pPr>
+            <w:r>
+              <w:rPr>
+                <w:rFonts w:ascii="Calibri" w:hAnsi="Calibri"/>
+                <w:sz w:val="20"/>
+              </w:rPr>
+              <w:t xml:space="default">&lt;0.001</w:t>
+            </w:r>
+          </w:p>
+        </w:tc>
+      </w:tr>
+      <w:tr>
+        <w:trPr>
+          <w:cantSplit/>
+        </w:trPr>
+        <w:tc>
+          <w:tcPr>
+            <w:tcBorders>
+              <w:top w:val="single" w:space="0" w:color="D3D3D3"/>
+              <w:bottom w:val="single" w:space="0" w:color="D3D3D3"/>
+              <w:start w:val="single" w:space="0" w:color="D3D3D3"/>
+              <w:end w:val="single" w:space="0" w:color="D3D3D3"/>
+            </w:tcBorders>
+          </w:tcPr>
+          <w:p>
+            <w:pPr>
+              <w:spacing w:before="0" w:after="60"/>
+              <w:keepNext/>
+              <w:jc w:val="start"/>
+            </w:pPr>
+            <w:r>
+              <w:rPr>
+                <w:rFonts w:ascii="Calibri" w:hAnsi="Calibri"/>
+                <w:sz w:val="20"/>
+              </w:rPr>
+              <w:t xml:space="default">Coagulopathy</w:t>
+            </w:r>
+          </w:p>
+        </w:tc>
+        <w:tc>
+          <w:tcPr>
+            <w:tcBorders>
+              <w:top w:val="single" w:space="0" w:color="D3D3D3"/>
+              <w:bottom w:val="single" w:space="0" w:color="D3D3D3"/>
+              <w:start w:val="single" w:space="0" w:color="D3D3D3"/>
+              <w:end w:val="single" w:space="0" w:color="D3D3D3"/>
+            </w:tcBorders>
+          </w:tcPr>
+          <w:p>
+            <w:pPr>
+              <w:spacing w:before="0" w:after="60"/>
+              <w:keepNext/>
+              <w:jc w:val="center"/>
+            </w:pPr>
+            <w:r>
+              <w:rPr>
+                <w:rFonts w:ascii="Calibri" w:hAnsi="Calibri"/>
+                <w:sz w:val="20"/>
+              </w:rPr>
+              <w:t xml:space="default">6,005 (23%)</w:t>
+            </w:r>
+          </w:p>
+        </w:tc>
+        <w:tc>
+          <w:tcPr>
+            <w:tcBorders>
+              <w:top w:val="single" w:space="0" w:color="D3D3D3"/>
+              <w:bottom w:val="single" w:space="0" w:color="D3D3D3"/>
+              <w:start w:val="single" w:space="0" w:color="D3D3D3"/>
+              <w:end w:val="single" w:space="0" w:color="D3D3D3"/>
+            </w:tcBorders>
+          </w:tcPr>
+          <w:p>
+            <w:pPr>
+              <w:spacing w:before="0" w:after="60"/>
+              <w:keepNext/>
+              <w:jc w:val="center"/>
+            </w:pPr>
+            <w:r>
+              <w:rPr>
+                <w:rFonts w:ascii="Calibri" w:hAnsi="Calibri"/>
+                <w:sz w:val="20"/>
+              </w:rPr>
+              <w:t xml:space="default">2,795 (47%)</w:t>
+            </w:r>
+          </w:p>
+        </w:tc>
+        <w:tc>
+          <w:tcPr>
+            <w:tcBorders>
+              <w:top w:val="single" w:space="0" w:color="D3D3D3"/>
+              <w:bottom w:val="single" w:space="0" w:color="D3D3D3"/>
+              <w:start w:val="single" w:space="0" w:color="D3D3D3"/>
+              <w:end w:val="single" w:space="0" w:color="D3D3D3"/>
+            </w:tcBorders>
+          </w:tcPr>
+          <w:p>
+            <w:pPr>
+              <w:spacing w:before="0" w:after="60"/>
+              <w:keepNext/>
+              <w:jc w:val="center"/>
+            </w:pPr>
+            <w:r>
+              <w:rPr>
+                <w:rFonts w:ascii="Calibri" w:hAnsi="Calibri"/>
+                <w:sz w:val="20"/>
+              </w:rPr>
+              <w:t xml:space="default">3,210 (16%)</w:t>
+            </w:r>
+          </w:p>
+        </w:tc>
+        <w:tc>
+          <w:tcPr>
+            <w:tcBorders>
+              <w:top w:val="single" w:space="0" w:color="D3D3D3"/>
+              <w:bottom w:val="single" w:space="0" w:color="D3D3D3"/>
+              <w:start w:val="single" w:space="0" w:color="D3D3D3"/>
+              <w:end w:val="single" w:space="0" w:color="D3D3D3"/>
+            </w:tcBorders>
+          </w:tcPr>
+          <w:p>
+            <w:pPr>
+              <w:spacing w:before="0" w:after="60"/>
+              <w:keepNext/>
+              <w:jc w:val="center"/>
+            </w:pPr>
+            <w:r>
+              <w:rPr>
+                <w:rFonts w:ascii="Calibri" w:hAnsi="Calibri"/>
+                <w:sz w:val="20"/>
+              </w:rPr>
+              <w:t xml:space="default">&lt;0.001</w:t>
+            </w:r>
+          </w:p>
+        </w:tc>
+      </w:tr>
+      <w:tr>
+        <w:trPr>
+          <w:cantSplit/>
+        </w:trPr>
+        <w:tc>
+          <w:tcPr>
+            <w:tcBorders>
+              <w:top w:val="single" w:space="0" w:color="D3D3D3"/>
+              <w:bottom w:val="single" w:space="0" w:color="D3D3D3"/>
+              <w:start w:val="single" w:space="0" w:color="D3D3D3"/>
+              <w:end w:val="single" w:space="0" w:color="D3D3D3"/>
+            </w:tcBorders>
+          </w:tcPr>
+          <w:p>
+            <w:pPr>
+              <w:spacing w:before="0" w:after="60"/>
+              <w:keepNext/>
+              <w:jc w:val="start"/>
+            </w:pPr>
+            <w:r>
+              <w:rPr>
+                <w:rFonts w:ascii="Calibri" w:hAnsi="Calibri"/>
+                <w:sz w:val="20"/>
+              </w:rPr>
+              <w:t xml:space="default">Obesity</w:t>
+            </w:r>
+          </w:p>
+        </w:tc>
+        <w:tc>
+          <w:tcPr>
+            <w:tcBorders>
+              <w:top w:val="single" w:space="0" w:color="D3D3D3"/>
+              <w:bottom w:val="single" w:space="0" w:color="D3D3D3"/>
+              <w:start w:val="single" w:space="0" w:color="D3D3D3"/>
+              <w:end w:val="single" w:space="0" w:color="D3D3D3"/>
+            </w:tcBorders>
+          </w:tcPr>
+          <w:p>
+            <w:pPr>
+              <w:spacing w:before="0" w:after="60"/>
+              <w:keepNext/>
+              <w:jc w:val="center"/>
+            </w:pPr>
+            <w:r>
+              <w:rPr>
+                <w:rFonts w:ascii="Calibri" w:hAnsi="Calibri"/>
+                <w:sz w:val="20"/>
+              </w:rPr>
+              <w:t xml:space="default">4,627 (18%)</w:t>
+            </w:r>
+          </w:p>
+        </w:tc>
+        <w:tc>
+          <w:tcPr>
+            <w:tcBorders>
+              <w:top w:val="single" w:space="0" w:color="D3D3D3"/>
+              <w:bottom w:val="single" w:space="0" w:color="D3D3D3"/>
+              <w:start w:val="single" w:space="0" w:color="D3D3D3"/>
+              <w:end w:val="single" w:space="0" w:color="D3D3D3"/>
+            </w:tcBorders>
+          </w:tcPr>
+          <w:p>
+            <w:pPr>
+              <w:spacing w:before="0" w:after="60"/>
+              <w:keepNext/>
+              <w:jc w:val="center"/>
+            </w:pPr>
+            <w:r>
+              <w:rPr>
+                <w:rFonts w:ascii="Calibri" w:hAnsi="Calibri"/>
+                <w:sz w:val="20"/>
+              </w:rPr>
+              <w:t xml:space="default">1,193 (20%)</w:t>
+            </w:r>
+          </w:p>
+        </w:tc>
+        <w:tc>
+          <w:tcPr>
+            <w:tcBorders>
+              <w:top w:val="single" w:space="0" w:color="D3D3D3"/>
+              <w:bottom w:val="single" w:space="0" w:color="D3D3D3"/>
+              <w:start w:val="single" w:space="0" w:color="D3D3D3"/>
+              <w:end w:val="single" w:space="0" w:color="D3D3D3"/>
+            </w:tcBorders>
+          </w:tcPr>
+          <w:p>
+            <w:pPr>
+              <w:spacing w:before="0" w:after="60"/>
+              <w:keepNext/>
+              <w:jc w:val="center"/>
+            </w:pPr>
+            <w:r>
+              <w:rPr>
+                <w:rFonts w:ascii="Calibri" w:hAnsi="Calibri"/>
+                <w:sz w:val="20"/>
+              </w:rPr>
+              <w:t xml:space="default">3,434 (17%)</w:t>
+            </w:r>
+          </w:p>
+        </w:tc>
+        <w:tc>
+          <w:tcPr>
+            <w:tcBorders>
+              <w:top w:val="single" w:space="0" w:color="D3D3D3"/>
+              <w:bottom w:val="single" w:space="0" w:color="D3D3D3"/>
+              <w:start w:val="single" w:space="0" w:color="D3D3D3"/>
+              <w:end w:val="single" w:space="0" w:color="D3D3D3"/>
+            </w:tcBorders>
+          </w:tcPr>
+          <w:p>
+            <w:pPr>
+              <w:spacing w:before="0" w:after="60"/>
+              <w:keepNext/>
+              <w:jc w:val="center"/>
+            </w:pPr>
+            <w:r>
+              <w:rPr>
+                <w:rFonts w:ascii="Calibri" w:hAnsi="Calibri"/>
+                <w:sz w:val="20"/>
+              </w:rPr>
+              <w:t xml:space="default">&lt;0.001</w:t>
+            </w:r>
+          </w:p>
+        </w:tc>
+      </w:tr>
+      <w:tr>
+        <w:trPr>
+          <w:cantSplit/>
+        </w:trPr>
+        <w:tc>
+          <w:tcPr>
+            <w:tcBorders>
+              <w:top w:val="single" w:space="0" w:color="D3D3D3"/>
+              <w:bottom w:val="single" w:space="0" w:color="D3D3D3"/>
+              <w:start w:val="single" w:space="0" w:color="D3D3D3"/>
+              <w:end w:val="single" w:space="0" w:color="D3D3D3"/>
+            </w:tcBorders>
+          </w:tcPr>
+          <w:p>
+            <w:pPr>
+              <w:spacing w:before="0" w:after="60"/>
+              <w:keepNext/>
+              <w:jc w:val="start"/>
+            </w:pPr>
+            <w:r>
+              <w:rPr>
+                <w:rFonts w:ascii="Calibri" w:hAnsi="Calibri"/>
+                <w:sz w:val="20"/>
+              </w:rPr>
+              <w:t xml:space="default">Fluid and electrolyte disorders</w:t>
+            </w:r>
+          </w:p>
+        </w:tc>
+        <w:tc>
+          <w:tcPr>
+            <w:tcBorders>
+              <w:top w:val="single" w:space="0" w:color="D3D3D3"/>
+              <w:bottom w:val="single" w:space="0" w:color="D3D3D3"/>
+              <w:start w:val="single" w:space="0" w:color="D3D3D3"/>
+              <w:end w:val="single" w:space="0" w:color="D3D3D3"/>
+            </w:tcBorders>
+          </w:tcPr>
+          <w:p>
+            <w:pPr>
+              <w:spacing w:before="0" w:after="60"/>
+              <w:keepNext/>
+              <w:jc w:val="center"/>
+            </w:pPr>
+            <w:r>
+              <w:rPr>
+                <w:rFonts w:ascii="Calibri" w:hAnsi="Calibri"/>
+                <w:sz w:val="20"/>
+              </w:rPr>
+              <w:t xml:space="default">10,743 (41%)</w:t>
+            </w:r>
+          </w:p>
+        </w:tc>
+        <w:tc>
+          <w:tcPr>
+            <w:tcBorders>
+              <w:top w:val="single" w:space="0" w:color="D3D3D3"/>
+              <w:bottom w:val="single" w:space="0" w:color="D3D3D3"/>
+              <w:start w:val="single" w:space="0" w:color="D3D3D3"/>
+              <w:end w:val="single" w:space="0" w:color="D3D3D3"/>
+            </w:tcBorders>
+          </w:tcPr>
+          <w:p>
+            <w:pPr>
+              <w:spacing w:before="0" w:after="60"/>
+              <w:keepNext/>
+              <w:jc w:val="center"/>
+            </w:pPr>
+            <w:r>
+              <w:rPr>
+                <w:rFonts w:ascii="Calibri" w:hAnsi="Calibri"/>
+                <w:sz w:val="20"/>
+              </w:rPr>
+              <w:t xml:space="default">3,495 (58%)</w:t>
+            </w:r>
+          </w:p>
+        </w:tc>
+        <w:tc>
+          <w:tcPr>
+            <w:tcBorders>
+              <w:top w:val="single" w:space="0" w:color="D3D3D3"/>
+              <w:bottom w:val="single" w:space="0" w:color="D3D3D3"/>
+              <w:start w:val="single" w:space="0" w:color="D3D3D3"/>
+              <w:end w:val="single" w:space="0" w:color="D3D3D3"/>
+            </w:tcBorders>
+          </w:tcPr>
+          <w:p>
+            <w:pPr>
+              <w:spacing w:before="0" w:after="60"/>
+              <w:keepNext/>
+              <w:jc w:val="center"/>
+            </w:pPr>
+            <w:r>
+              <w:rPr>
+                <w:rFonts w:ascii="Calibri" w:hAnsi="Calibri"/>
+                <w:sz w:val="20"/>
+              </w:rPr>
+              <w:t xml:space="default">7,248 (36%)</w:t>
+            </w:r>
+          </w:p>
+        </w:tc>
+        <w:tc>
+          <w:tcPr>
+            <w:tcBorders>
+              <w:top w:val="single" w:space="0" w:color="D3D3D3"/>
+              <w:bottom w:val="single" w:space="0" w:color="D3D3D3"/>
+              <w:start w:val="single" w:space="0" w:color="D3D3D3"/>
+              <w:end w:val="single" w:space="0" w:color="D3D3D3"/>
+            </w:tcBorders>
+          </w:tcPr>
+          <w:p>
+            <w:pPr>
+              <w:spacing w:before="0" w:after="60"/>
+              <w:keepNext/>
+              <w:jc w:val="center"/>
+            </w:pPr>
+            <w:r>
+              <w:rPr>
+                <w:rFonts w:ascii="Calibri" w:hAnsi="Calibri"/>
+                <w:sz w:val="20"/>
+              </w:rPr>
+              <w:t xml:space="default">&lt;0.001</w:t>
+            </w:r>
+          </w:p>
+        </w:tc>
+      </w:tr>
+      <w:tr>
+        <w:trPr>
+          <w:cantSplit/>
+        </w:trPr>
+        <w:tc>
+          <w:tcPr>
+            <w:tcBorders>
+              <w:top w:val="single" w:space="0" w:color="D3D3D3"/>
+              <w:bottom w:val="single" w:space="0" w:color="D3D3D3"/>
+              <w:start w:val="single" w:space="0" w:color="D3D3D3"/>
+              <w:end w:val="single" w:space="0" w:color="D3D3D3"/>
+            </w:tcBorders>
+          </w:tcPr>
+          <w:p>
+            <w:pPr>
+              <w:spacing w:before="0" w:after="60"/>
+              <w:keepNext/>
+              <w:jc w:val="start"/>
+            </w:pPr>
+            <w:r>
+              <w:rPr>
+                <w:rFonts w:ascii="Calibri" w:hAnsi="Calibri"/>
+                <w:sz w:val="20"/>
+              </w:rPr>
+              <w:t xml:space="default">Chronic pulmonary disease</w:t>
+            </w:r>
+          </w:p>
+        </w:tc>
+        <w:tc>
+          <w:tcPr>
+            <w:tcBorders>
+              <w:top w:val="single" w:space="0" w:color="D3D3D3"/>
+              <w:bottom w:val="single" w:space="0" w:color="D3D3D3"/>
+              <w:start w:val="single" w:space="0" w:color="D3D3D3"/>
+              <w:end w:val="single" w:space="0" w:color="D3D3D3"/>
+            </w:tcBorders>
+          </w:tcPr>
+          <w:p>
+            <w:pPr>
+              <w:spacing w:before="0" w:after="60"/>
+              <w:keepNext/>
+              <w:jc w:val="center"/>
+            </w:pPr>
+            <w:r>
+              <w:rPr>
+                <w:rFonts w:ascii="Calibri" w:hAnsi="Calibri"/>
+                <w:sz w:val="20"/>
+              </w:rPr>
+              <w:t xml:space="default">5,615 (21%)</w:t>
+            </w:r>
+          </w:p>
+        </w:tc>
+        <w:tc>
+          <w:tcPr>
+            <w:tcBorders>
+              <w:top w:val="single" w:space="0" w:color="D3D3D3"/>
+              <w:bottom w:val="single" w:space="0" w:color="D3D3D3"/>
+              <w:start w:val="single" w:space="0" w:color="D3D3D3"/>
+              <w:end w:val="single" w:space="0" w:color="D3D3D3"/>
+            </w:tcBorders>
+          </w:tcPr>
+          <w:p>
+            <w:pPr>
+              <w:spacing w:before="0" w:after="60"/>
+              <w:keepNext/>
+              <w:jc w:val="center"/>
+            </w:pPr>
+            <w:r>
+              <w:rPr>
+                <w:rFonts w:ascii="Calibri" w:hAnsi="Calibri"/>
+                <w:sz w:val="20"/>
+              </w:rPr>
+              <w:t xml:space="default">1,088 (18%)</w:t>
+            </w:r>
+          </w:p>
+        </w:tc>
+        <w:tc>
+          <w:tcPr>
+            <w:tcBorders>
+              <w:top w:val="single" w:space="0" w:color="D3D3D3"/>
+              <w:bottom w:val="single" w:space="0" w:color="D3D3D3"/>
+              <w:start w:val="single" w:space="0" w:color="D3D3D3"/>
+              <w:end w:val="single" w:space="0" w:color="D3D3D3"/>
+            </w:tcBorders>
+          </w:tcPr>
+          <w:p>
+            <w:pPr>
+              <w:spacing w:before="0" w:after="60"/>
+              <w:keepNext/>
+              <w:jc w:val="center"/>
+            </w:pPr>
+            <w:r>
+              <w:rPr>
+                <w:rFonts w:ascii="Calibri" w:hAnsi="Calibri"/>
+                <w:sz w:val="20"/>
+              </w:rPr>
+              <w:t xml:space="default">4,528 (22%)</w:t>
+            </w:r>
+          </w:p>
+        </w:tc>
+        <w:tc>
+          <w:tcPr>
+            <w:tcBorders>
+              <w:top w:val="single" w:space="0" w:color="D3D3D3"/>
+              <w:bottom w:val="single" w:space="0" w:color="D3D3D3"/>
+              <w:start w:val="single" w:space="0" w:color="D3D3D3"/>
+              <w:end w:val="single" w:space="0" w:color="D3D3D3"/>
+            </w:tcBorders>
+          </w:tcPr>
+          <w:p>
+            <w:pPr>
+              <w:spacing w:before="0" w:after="60"/>
+              <w:keepNext/>
+              <w:jc w:val="center"/>
+            </w:pPr>
+            <w:r>
+              <w:rPr>
+                <w:rFonts w:ascii="Calibri" w:hAnsi="Calibri"/>
+                <w:sz w:val="20"/>
+              </w:rPr>
+              <w:t xml:space="default">&lt;0.001</w:t>
+            </w:r>
+          </w:p>
+        </w:tc>
+      </w:tr>
+      <w:tr>
+        <w:trPr>
+          <w:cantSplit/>
+        </w:trPr>
+        <w:tc>
+          <w:tcPr>
+            <w:tcBorders>
+              <w:top w:val="single" w:space="0" w:color="D3D3D3"/>
+              <w:bottom w:val="single" w:space="0" w:color="D3D3D3"/>
+              <w:start w:val="single" w:space="0" w:color="D3D3D3"/>
+              <w:end w:val="single" w:space="0" w:color="D3D3D3"/>
+            </w:tcBorders>
+          </w:tcPr>
+          <w:p>
+            <w:pPr>
+              <w:spacing w:before="0" w:after="60"/>
+              <w:keepNext/>
+              <w:jc w:val="start"/>
+            </w:pPr>
+            <w:r>
+              <w:rPr>
+                <w:rFonts w:ascii="Calibri" w:hAnsi="Calibri"/>
+                <w:sz w:val="20"/>
+              </w:rPr>
+              <w:t xml:space="default">Renal failure</w:t>
+            </w:r>
+          </w:p>
+        </w:tc>
+        <w:tc>
+          <w:tcPr>
+            <w:tcBorders>
+              <w:top w:val="single" w:space="0" w:color="D3D3D3"/>
+              <w:bottom w:val="single" w:space="0" w:color="D3D3D3"/>
+              <w:start w:val="single" w:space="0" w:color="D3D3D3"/>
+              <w:end w:val="single" w:space="0" w:color="D3D3D3"/>
+            </w:tcBorders>
+          </w:tcPr>
+          <w:p>
+            <w:pPr>
+              <w:spacing w:before="0" w:after="60"/>
+              <w:keepNext/>
+              <w:jc w:val="center"/>
+            </w:pPr>
+            <w:r>
+              <w:rPr>
+                <w:rFonts w:ascii="Calibri" w:hAnsi="Calibri"/>
+                <w:sz w:val="20"/>
+              </w:rPr>
+              <w:t xml:space="default">5,456 (21%)</w:t>
+            </w:r>
+          </w:p>
+        </w:tc>
+        <w:tc>
+          <w:tcPr>
+            <w:tcBorders>
+              <w:top w:val="single" w:space="0" w:color="D3D3D3"/>
+              <w:bottom w:val="single" w:space="0" w:color="D3D3D3"/>
+              <w:start w:val="single" w:space="0" w:color="D3D3D3"/>
+              <w:end w:val="single" w:space="0" w:color="D3D3D3"/>
+            </w:tcBorders>
+          </w:tcPr>
+          <w:p>
+            <w:pPr>
+              <w:spacing w:before="0" w:after="60"/>
+              <w:keepNext/>
+              <w:jc w:val="center"/>
+            </w:pPr>
+            <w:r>
+              <w:rPr>
+                <w:rFonts w:ascii="Calibri" w:hAnsi="Calibri"/>
+                <w:sz w:val="20"/>
+              </w:rPr>
+              <w:t xml:space="default">1,045 (17%)</w:t>
+            </w:r>
+          </w:p>
+        </w:tc>
+        <w:tc>
+          <w:tcPr>
+            <w:tcBorders>
+              <w:top w:val="single" w:space="0" w:color="D3D3D3"/>
+              <w:bottom w:val="single" w:space="0" w:color="D3D3D3"/>
+              <w:start w:val="single" w:space="0" w:color="D3D3D3"/>
+              <w:end w:val="single" w:space="0" w:color="D3D3D3"/>
+            </w:tcBorders>
+          </w:tcPr>
+          <w:p>
+            <w:pPr>
+              <w:spacing w:before="0" w:after="60"/>
+              <w:keepNext/>
+              <w:jc w:val="center"/>
+            </w:pPr>
+            <w:r>
+              <w:rPr>
+                <w:rFonts w:ascii="Calibri" w:hAnsi="Calibri"/>
+                <w:sz w:val="20"/>
+              </w:rPr>
+              <w:t xml:space="default">4,411 (22%)</w:t>
+            </w:r>
+          </w:p>
+        </w:tc>
+        <w:tc>
+          <w:tcPr>
+            <w:tcBorders>
+              <w:top w:val="single" w:space="0" w:color="D3D3D3"/>
+              <w:bottom w:val="single" w:space="0" w:color="D3D3D3"/>
+              <w:start w:val="single" w:space="0" w:color="D3D3D3"/>
+              <w:end w:val="single" w:space="0" w:color="D3D3D3"/>
+            </w:tcBorders>
+          </w:tcPr>
+          <w:p>
+            <w:pPr>
+              <w:spacing w:before="0" w:after="60"/>
+              <w:keepNext/>
+              <w:jc w:val="center"/>
+            </w:pPr>
+            <w:r>
+              <w:rPr>
+                <w:rFonts w:ascii="Calibri" w:hAnsi="Calibri"/>
+                <w:sz w:val="20"/>
+              </w:rPr>
+              <w:t xml:space="default">&lt;0.001</w:t>
+            </w:r>
+          </w:p>
+        </w:tc>
+      </w:tr>
+      <w:tr>
+        <w:trPr>
+          <w:cantSplit/>
+        </w:trPr>
+        <w:tc>
+          <w:tcPr>
+            <w:tcBorders>
+              <w:top w:val="single" w:space="0" w:color="D3D3D3"/>
+              <w:bottom w:val="single" w:space="0" w:color="D3D3D3"/>
+              <w:start w:val="single" w:space="0" w:color="D3D3D3"/>
+              <w:end w:val="single" w:space="0" w:color="D3D3D3"/>
+            </w:tcBorders>
+          </w:tcPr>
+          <w:p>
+            <w:pPr>
+              <w:spacing w:before="0" w:after="60"/>
+              <w:keepNext/>
+              <w:jc w:val="start"/>
+            </w:pPr>
+            <w:r>
+              <w:rPr>
+                <w:rFonts w:ascii="Calibri" w:hAnsi="Calibri"/>
+                <w:sz w:val="20"/>
+              </w:rPr>
+              <w:t xml:space="default">Hypertension</w:t>
+            </w:r>
+          </w:p>
+        </w:tc>
+        <w:tc>
+          <w:tcPr>
+            <w:tcBorders>
+              <w:top w:val="single" w:space="0" w:color="D3D3D3"/>
+              <w:bottom w:val="single" w:space="0" w:color="D3D3D3"/>
+              <w:start w:val="single" w:space="0" w:color="D3D3D3"/>
+              <w:end w:val="single" w:space="0" w:color="D3D3D3"/>
+            </w:tcBorders>
+          </w:tcPr>
+          <w:p>
+            <w:pPr>
+              <w:spacing w:before="0" w:after="60"/>
+              <w:keepNext/>
+              <w:jc w:val="center"/>
+            </w:pPr>
+            <w:r>
+              <w:rPr>
+                <w:rFonts w:ascii="Calibri" w:hAnsi="Calibri"/>
+                <w:sz w:val="20"/>
+              </w:rPr>
+              <w:t xml:space="default">21,475 (82%)</w:t>
+            </w:r>
+          </w:p>
+        </w:tc>
+        <w:tc>
+          <w:tcPr>
+            <w:tcBorders>
+              <w:top w:val="single" w:space="0" w:color="D3D3D3"/>
+              <w:bottom w:val="single" w:space="0" w:color="D3D3D3"/>
+              <w:start w:val="single" w:space="0" w:color="D3D3D3"/>
+              <w:end w:val="single" w:space="0" w:color="D3D3D3"/>
+            </w:tcBorders>
+          </w:tcPr>
+          <w:p>
+            <w:pPr>
+              <w:spacing w:before="0" w:after="60"/>
+              <w:keepNext/>
+              <w:jc w:val="center"/>
+            </w:pPr>
+            <w:r>
+              <w:rPr>
+                <w:rFonts w:ascii="Calibri" w:hAnsi="Calibri"/>
+                <w:sz w:val="20"/>
+              </w:rPr>
+              <w:t xml:space="default">4,367 (73%)</w:t>
+            </w:r>
+          </w:p>
+        </w:tc>
+        <w:tc>
+          <w:tcPr>
+            <w:tcBorders>
+              <w:top w:val="single" w:space="0" w:color="D3D3D3"/>
+              <w:bottom w:val="single" w:space="0" w:color="D3D3D3"/>
+              <w:start w:val="single" w:space="0" w:color="D3D3D3"/>
+              <w:end w:val="single" w:space="0" w:color="D3D3D3"/>
+            </w:tcBorders>
+          </w:tcPr>
+          <w:p>
+            <w:pPr>
+              <w:spacing w:before="0" w:after="60"/>
+              <w:keepNext/>
+              <w:jc w:val="center"/>
+            </w:pPr>
+            <w:r>
+              <w:rPr>
+                <w:rFonts w:ascii="Calibri" w:hAnsi="Calibri"/>
+                <w:sz w:val="20"/>
+              </w:rPr>
+              <w:t xml:space="default">17,107 (84%)</w:t>
+            </w:r>
+          </w:p>
+        </w:tc>
+        <w:tc>
+          <w:tcPr>
+            <w:tcBorders>
+              <w:top w:val="single" w:space="0" w:color="D3D3D3"/>
+              <w:bottom w:val="single" w:space="0" w:color="D3D3D3"/>
+              <w:start w:val="single" w:space="0" w:color="D3D3D3"/>
+              <w:end w:val="single" w:space="0" w:color="D3D3D3"/>
+            </w:tcBorders>
+          </w:tcPr>
+          <w:p>
+            <w:pPr>
+              <w:spacing w:before="0" w:after="60"/>
+              <w:keepNext/>
+              <w:jc w:val="center"/>
+            </w:pPr>
+            <w:r>
+              <w:rPr>
+                <w:rFonts w:ascii="Calibri" w:hAnsi="Calibri"/>
+                <w:sz w:val="20"/>
+              </w:rPr>
+              <w:t xml:space="default">&lt;0.001</w:t>
+            </w:r>
+          </w:p>
+        </w:tc>
+      </w:tr>
+      <w:tr>
+        <w:trPr>
+          <w:cantSplit/>
+        </w:trPr>
+        <w:tc>
+          <w:tcPr>
+            <w:tcBorders>
+              <w:top w:val="single" w:space="0" w:color="D3D3D3"/>
+              <w:bottom w:val="single" w:space="0" w:color="D3D3D3"/>
+              <w:start w:val="single" w:space="0" w:color="D3D3D3"/>
+              <w:end w:val="single" w:space="0" w:color="D3D3D3"/>
+            </w:tcBorders>
+          </w:tcPr>
+          <w:p>
+            <w:pPr>
+              <w:spacing w:before="0" w:after="60"/>
+              <w:keepNext/>
+              <w:jc w:val="start"/>
+            </w:pPr>
+            <w:r>
+              <w:rPr>
+                <w:rFonts w:ascii="Calibri" w:hAnsi="Calibri"/>
+                <w:sz w:val="20"/>
+              </w:rPr>
+              <w:t xml:space="default">Diabetes</w:t>
+            </w:r>
+          </w:p>
+        </w:tc>
+        <w:tc>
+          <w:tcPr>
+            <w:tcBorders>
+              <w:top w:val="single" w:space="0" w:color="D3D3D3"/>
+              <w:bottom w:val="single" w:space="0" w:color="D3D3D3"/>
+              <w:start w:val="single" w:space="0" w:color="D3D3D3"/>
+              <w:end w:val="single" w:space="0" w:color="D3D3D3"/>
+            </w:tcBorders>
+          </w:tcPr>
+          <w:p>
+            <w:pPr>
+              <w:spacing w:before="0" w:after="60"/>
+              <w:keepNext/>
+              <w:jc w:val="center"/>
+            </w:pPr>
+            <w:r>
+              <w:rPr>
+                <w:rFonts w:ascii="Calibri" w:hAnsi="Calibri"/>
+                <w:sz w:val="20"/>
+              </w:rPr>
+              <w:t xml:space="default">3,072 (12%)</w:t>
+            </w:r>
+          </w:p>
+        </w:tc>
+        <w:tc>
+          <w:tcPr>
+            <w:tcBorders>
+              <w:top w:val="single" w:space="0" w:color="D3D3D3"/>
+              <w:bottom w:val="single" w:space="0" w:color="D3D3D3"/>
+              <w:start w:val="single" w:space="0" w:color="D3D3D3"/>
+              <w:end w:val="single" w:space="0" w:color="D3D3D3"/>
+            </w:tcBorders>
+          </w:tcPr>
+          <w:p>
+            <w:pPr>
+              <w:spacing w:before="0" w:after="60"/>
+              <w:keepNext/>
+              <w:jc w:val="center"/>
+            </w:pPr>
+            <w:r>
+              <w:rPr>
+                <w:rFonts w:ascii="Calibri" w:hAnsi="Calibri"/>
+                <w:sz w:val="20"/>
+              </w:rPr>
+              <w:t xml:space="default">551 (9.2%)</w:t>
+            </w:r>
+          </w:p>
+        </w:tc>
+        <w:tc>
+          <w:tcPr>
+            <w:tcBorders>
+              <w:top w:val="single" w:space="0" w:color="D3D3D3"/>
+              <w:bottom w:val="single" w:space="0" w:color="D3D3D3"/>
+              <w:start w:val="single" w:space="0" w:color="D3D3D3"/>
+              <w:end w:val="single" w:space="0" w:color="D3D3D3"/>
+            </w:tcBorders>
+          </w:tcPr>
+          <w:p>
+            <w:pPr>
+              <w:spacing w:before="0" w:after="60"/>
+              <w:keepNext/>
+              <w:jc w:val="center"/>
+            </w:pPr>
+            <w:r>
+              <w:rPr>
+                <w:rFonts w:ascii="Calibri" w:hAnsi="Calibri"/>
+                <w:sz w:val="20"/>
+              </w:rPr>
+              <w:t xml:space="default">2,520 (12%)</w:t>
+            </w:r>
+          </w:p>
+        </w:tc>
+        <w:tc>
+          <w:tcPr>
+            <w:tcBorders>
+              <w:top w:val="single" w:space="0" w:color="D3D3D3"/>
+              <w:bottom w:val="single" w:space="0" w:color="D3D3D3"/>
+              <w:start w:val="single" w:space="0" w:color="D3D3D3"/>
+              <w:end w:val="single" w:space="0" w:color="D3D3D3"/>
+            </w:tcBorders>
+          </w:tcPr>
+          <w:p>
+            <w:pPr>
+              <w:spacing w:before="0" w:after="60"/>
+              <w:keepNext/>
+              <w:jc w:val="center"/>
+            </w:pPr>
+            <w:r>
+              <w:rPr>
+                <w:rFonts w:ascii="Calibri" w:hAnsi="Calibri"/>
+                <w:sz w:val="20"/>
+              </w:rPr>
+              <w:t xml:space="default">&lt;0.001</w:t>
+            </w:r>
+          </w:p>
+        </w:tc>
+      </w:tr>
+      <w:tr>
+        <w:trPr>
+          <w:cantSplit/>
+        </w:trPr>
+        <w:tc>
+          <w:tcPr>
+            <w:tcBorders>
+              <w:top w:val="single" w:space="0" w:color="D3D3D3"/>
+              <w:bottom w:val="single" w:space="0" w:color="D3D3D3"/>
+              <w:start w:val="single" w:space="0" w:color="D3D3D3"/>
+              <w:end w:val="single" w:space="0" w:color="D3D3D3"/>
+            </w:tcBorders>
+          </w:tcPr>
+          <w:p>
+            <w:pPr>
+              <w:spacing w:before="0" w:after="60"/>
+              <w:keepNext/>
+              <w:jc w:val="start"/>
+            </w:pPr>
+            <w:r>
+              <w:rPr>
+                <w:rFonts w:ascii="Calibri" w:hAnsi="Calibri"/>
+                <w:sz w:val="20"/>
+              </w:rPr>
+              <w:t xml:space="default">Hyperlipidemia</w:t>
+            </w:r>
+          </w:p>
+        </w:tc>
+        <w:tc>
+          <w:tcPr>
+            <w:tcBorders>
+              <w:top w:val="single" w:space="0" w:color="D3D3D3"/>
+              <w:bottom w:val="single" w:space="0" w:color="D3D3D3"/>
+              <w:start w:val="single" w:space="0" w:color="D3D3D3"/>
+              <w:end w:val="single" w:space="0" w:color="D3D3D3"/>
+            </w:tcBorders>
+          </w:tcPr>
+          <w:p>
+            <w:pPr>
+              <w:spacing w:before="0" w:after="60"/>
+              <w:keepNext/>
+              <w:jc w:val="center"/>
+            </w:pPr>
+            <w:r>
+              <w:rPr>
+                <w:rFonts w:ascii="Calibri" w:hAnsi="Calibri"/>
+                <w:sz w:val="20"/>
+              </w:rPr>
+              <w:t xml:space="default">10,181 (39%)</w:t>
+            </w:r>
+          </w:p>
+        </w:tc>
+        <w:tc>
+          <w:tcPr>
+            <w:tcBorders>
+              <w:top w:val="single" w:space="0" w:color="D3D3D3"/>
+              <w:bottom w:val="single" w:space="0" w:color="D3D3D3"/>
+              <w:start w:val="single" w:space="0" w:color="D3D3D3"/>
+              <w:end w:val="single" w:space="0" w:color="D3D3D3"/>
+            </w:tcBorders>
+          </w:tcPr>
+          <w:p>
+            <w:pPr>
+              <w:spacing w:before="0" w:after="60"/>
+              <w:keepNext/>
+              <w:jc w:val="center"/>
+            </w:pPr>
+            <w:r>
+              <w:rPr>
+                <w:rFonts w:ascii="Calibri" w:hAnsi="Calibri"/>
+                <w:sz w:val="20"/>
+              </w:rPr>
+              <w:t xml:space="default">2,039 (34%)</w:t>
+            </w:r>
+          </w:p>
+        </w:tc>
+        <w:tc>
+          <w:tcPr>
+            <w:tcBorders>
+              <w:top w:val="single" w:space="0" w:color="D3D3D3"/>
+              <w:bottom w:val="single" w:space="0" w:color="D3D3D3"/>
+              <w:start w:val="single" w:space="0" w:color="D3D3D3"/>
+              <w:end w:val="single" w:space="0" w:color="D3D3D3"/>
+            </w:tcBorders>
+          </w:tcPr>
+          <w:p>
+            <w:pPr>
+              <w:spacing w:before="0" w:after="60"/>
+              <w:keepNext/>
+              <w:jc w:val="center"/>
+            </w:pPr>
+            <w:r>
+              <w:rPr>
+                <w:rFonts w:ascii="Calibri" w:hAnsi="Calibri"/>
+                <w:sz w:val="20"/>
+              </w:rPr>
+              <w:t xml:space="default">8,142 (40%)</w:t>
+            </w:r>
+          </w:p>
+        </w:tc>
+        <w:tc>
+          <w:tcPr>
+            <w:tcBorders>
+              <w:top w:val="single" w:space="0" w:color="D3D3D3"/>
+              <w:bottom w:val="single" w:space="0" w:color="D3D3D3"/>
+              <w:start w:val="single" w:space="0" w:color="D3D3D3"/>
+              <w:end w:val="single" w:space="0" w:color="D3D3D3"/>
+            </w:tcBorders>
+          </w:tcPr>
+          <w:p>
+            <w:pPr>
+              <w:spacing w:before="0" w:after="60"/>
+              <w:keepNext/>
+              <w:jc w:val="center"/>
+            </w:pPr>
+            <w:r>
+              <w:rPr>
+                <w:rFonts w:ascii="Calibri" w:hAnsi="Calibri"/>
+                <w:sz w:val="20"/>
+              </w:rPr>
+              <w:t xml:space="default">&lt;0.001</w:t>
+            </w:r>
+          </w:p>
+        </w:tc>
+      </w:tr>
+      <w:tr>
+        <w:trPr>
+          <w:cantSplit/>
+        </w:trPr>
+        <w:tc>
+          <w:tcPr>
+            <w:tcBorders>
+              <w:top w:val="single" w:space="0" w:color="D3D3D3"/>
+              <w:bottom w:val="single" w:space="0" w:color="D3D3D3"/>
+              <w:start w:val="single" w:space="0" w:color="D3D3D3"/>
+              <w:end w:val="single" w:space="0" w:color="D3D3D3"/>
+            </w:tcBorders>
+          </w:tcPr>
+          <w:p>
+            <w:pPr>
+              <w:spacing w:before="0" w:after="60"/>
+              <w:keepNext/>
+              <w:jc w:val="start"/>
+            </w:pPr>
+            <w:r>
+              <w:rPr>
+                <w:rFonts w:ascii="Calibri" w:hAnsi="Calibri"/>
+                <w:sz w:val="20"/>
+              </w:rPr>
+              <w:t xml:space="default">Drug abuse</w:t>
+            </w:r>
+          </w:p>
+        </w:tc>
+        <w:tc>
+          <w:tcPr>
+            <w:tcBorders>
+              <w:top w:val="single" w:space="0" w:color="D3D3D3"/>
+              <w:bottom w:val="single" w:space="0" w:color="D3D3D3"/>
+              <w:start w:val="single" w:space="0" w:color="D3D3D3"/>
+              <w:end w:val="single" w:space="0" w:color="D3D3D3"/>
+            </w:tcBorders>
+          </w:tcPr>
+          <w:p>
+            <w:pPr>
+              <w:spacing w:before="0" w:after="60"/>
+              <w:keepNext/>
+              <w:jc w:val="center"/>
+            </w:pPr>
+            <w:r>
+              <w:rPr>
+                <w:rFonts w:ascii="Calibri" w:hAnsi="Calibri"/>
+                <w:sz w:val="20"/>
+              </w:rPr>
+              <w:t xml:space="default">1,806 (6.9%)</w:t>
+            </w:r>
+          </w:p>
+        </w:tc>
+        <w:tc>
+          <w:tcPr>
+            <w:tcBorders>
+              <w:top w:val="single" w:space="0" w:color="D3D3D3"/>
+              <w:bottom w:val="single" w:space="0" w:color="D3D3D3"/>
+              <w:start w:val="single" w:space="0" w:color="D3D3D3"/>
+              <w:end w:val="single" w:space="0" w:color="D3D3D3"/>
+            </w:tcBorders>
+          </w:tcPr>
+          <w:p>
+            <w:pPr>
+              <w:spacing w:before="0" w:after="60"/>
+              <w:keepNext/>
+              <w:jc w:val="center"/>
+            </w:pPr>
+            <w:r>
+              <w:rPr>
+                <w:rFonts w:ascii="Calibri" w:hAnsi="Calibri"/>
+                <w:sz w:val="20"/>
+              </w:rPr>
+              <w:t xml:space="default">383 (6.4%)</w:t>
+            </w:r>
+          </w:p>
+        </w:tc>
+        <w:tc>
+          <w:tcPr>
+            <w:tcBorders>
+              <w:top w:val="single" w:space="0" w:color="D3D3D3"/>
+              <w:bottom w:val="single" w:space="0" w:color="D3D3D3"/>
+              <w:start w:val="single" w:space="0" w:color="D3D3D3"/>
+              <w:end w:val="single" w:space="0" w:color="D3D3D3"/>
+            </w:tcBorders>
+          </w:tcPr>
+          <w:p>
+            <w:pPr>
+              <w:spacing w:before="0" w:after="60"/>
+              <w:keepNext/>
+              <w:jc w:val="center"/>
+            </w:pPr>
+            <w:r>
+              <w:rPr>
+                <w:rFonts w:ascii="Calibri" w:hAnsi="Calibri"/>
+                <w:sz w:val="20"/>
+              </w:rPr>
+              <w:t xml:space="default">1,424 (7.0%)</w:t>
+            </w:r>
+          </w:p>
+        </w:tc>
+        <w:tc>
+          <w:tcPr>
+            <w:tcBorders>
+              <w:top w:val="single" w:space="0" w:color="D3D3D3"/>
+              <w:bottom w:val="single" w:space="0" w:color="D3D3D3"/>
+              <w:start w:val="single" w:space="0" w:color="D3D3D3"/>
+              <w:end w:val="single" w:space="0" w:color="D3D3D3"/>
+            </w:tcBorders>
+          </w:tcPr>
+          <w:p>
+            <w:pPr>
+              <w:spacing w:before="0" w:after="60"/>
+              <w:keepNext/>
+              <w:jc w:val="center"/>
+            </w:pPr>
+            <w:r>
+              <w:rPr>
+                <w:rFonts w:ascii="Calibri" w:hAnsi="Calibri"/>
+                <w:sz w:val="20"/>
+              </w:rPr>
+              <w:t xml:space="default">0.2</w:t>
+            </w:r>
+          </w:p>
+        </w:tc>
+      </w:tr>
+      <w:tr>
+        <w:trPr>
+          <w:cantSplit/>
+        </w:trPr>
+        <w:tc>
+          <w:tcPr>
+            <w:gridSpan w:val="5"/>
+          </w:tcPr>
+          <w:p>
+            <w:pPr>
+              <w:spacing w:before="0" w:after="60"/>
+              <w:keepNext/>
+            </w:pPr>
+            <w:r>
+              <w:rPr>
+                <w:vertAlign w:val="superscript"/>
+                <w:i/>
+                <w:rFonts w:ascii="Calibri" w:hAnsi="Calibri"/>
+                <w:sz w:val="20"/>
+              </w:rPr>
+              <w:t xml:space="default">1</w:t>
+            </w:r>
+            <w:r>
+              <w:rPr>
+                <w:rFonts w:ascii="Calibri" w:hAnsi="Calibri"/>
+                <w:sz w:val="20"/>
+              </w:rPr>
+              <w:t xml:space="preserve">Mean (SD); n (%)</w:t>
+            </w:r>
+          </w:p>
+        </w:tc>
+      </w:tr>
+      <w:tr>
+        <w:trPr>
+          <w:cantSplit/>
+        </w:trPr>
+        <w:tc>
+          <w:tcPr>
+            <w:gridSpan w:val="5"/>
+          </w:tcPr>
+          <w:p>
+            <w:pPr>
+              <w:spacing w:before="0" w:after="60"/>
+              <w:keepNext/>
+            </w:pPr>
+            <w:r>
+              <w:rPr>
+                <w:vertAlign w:val="superscript"/>
+                <w:i/>
+                <w:rFonts w:ascii="Calibri" w:hAnsi="Calibri"/>
+                <w:sz w:val="20"/>
+              </w:rPr>
+              <w:t xml:space="default">2</w:t>
+            </w:r>
+            <w:r>
+              <w:rPr>
+                <w:rFonts w:ascii="Calibri" w:hAnsi="Calibri"/>
+                <w:sz w:val="20"/>
+              </w:rPr>
+              <w:t xml:space="preserve">Design-based KruskalWallis test; Pearson's X^2: Rao &amp; Scott adjustment</w:t>
+            </w:r>
+          </w:p>
+        </w:tc>
+      </w:tr>
+    </w:tbl>
     <w:bookmarkEnd w:id="22"/>
     <w:bookmarkStart w:id="23" w:name="outcomes-of-index-hospitalizations"/>
     <w:p>
@@ -2735,55 +7784,55 @@
                 <w:rFonts w:ascii="Calibri" w:hAnsi="Calibri"/>
                 <w:sz w:val="20"/>
               </w:rPr>
-              <w:t xml:space="default">6 (3, 11)</w:t>
-            </w:r>
-          </w:p>
-        </w:tc>
-        <w:tc>
-          <w:tcPr>
-            <w:tcBorders>
-              <w:top w:val="single" w:space="0" w:color="D3D3D3"/>
-              <w:bottom w:val="single" w:space="0" w:color="D3D3D3"/>
-              <w:start w:val="single" w:space="0" w:color="D3D3D3"/>
-              <w:end w:val="single" w:space="0" w:color="D3D3D3"/>
-            </w:tcBorders>
-          </w:tcPr>
-          <w:p>
-            <w:pPr>
-              <w:spacing w:before="0" w:after="60"/>
-              <w:keepNext/>
-              <w:jc w:val="center"/>
-            </w:pPr>
-            <w:r>
-              <w:rPr>
-                <w:rFonts w:ascii="Calibri" w:hAnsi="Calibri"/>
-                <w:sz w:val="20"/>
-              </w:rPr>
-              <w:t xml:space="default">10 (7, 17)</w:t>
-            </w:r>
-          </w:p>
-        </w:tc>
-        <w:tc>
-          <w:tcPr>
-            <w:tcBorders>
-              <w:top w:val="single" w:space="0" w:color="D3D3D3"/>
-              <w:bottom w:val="single" w:space="0" w:color="D3D3D3"/>
-              <w:start w:val="single" w:space="0" w:color="D3D3D3"/>
-              <w:end w:val="single" w:space="0" w:color="D3D3D3"/>
-            </w:tcBorders>
-          </w:tcPr>
-          <w:p>
-            <w:pPr>
-              <w:spacing w:before="0" w:after="60"/>
-              <w:keepNext/>
-              <w:jc w:val="center"/>
-            </w:pPr>
-            <w:r>
-              <w:rPr>
-                <w:rFonts w:ascii="Calibri" w:hAnsi="Calibri"/>
-                <w:sz w:val="20"/>
-              </w:rPr>
-              <w:t xml:space="default">7 (4, 13)</w:t>
+              <w:t xml:space="default">9 (11)</w:t>
+            </w:r>
+          </w:p>
+        </w:tc>
+        <w:tc>
+          <w:tcPr>
+            <w:tcBorders>
+              <w:top w:val="single" w:space="0" w:color="D3D3D3"/>
+              <w:bottom w:val="single" w:space="0" w:color="D3D3D3"/>
+              <w:start w:val="single" w:space="0" w:color="D3D3D3"/>
+              <w:end w:val="single" w:space="0" w:color="D3D3D3"/>
+            </w:tcBorders>
+          </w:tcPr>
+          <w:p>
+            <w:pPr>
+              <w:spacing w:before="0" w:after="60"/>
+              <w:keepNext/>
+              <w:jc w:val="center"/>
+            </w:pPr>
+            <w:r>
+              <w:rPr>
+                <w:rFonts w:ascii="Calibri" w:hAnsi="Calibri"/>
+                <w:sz w:val="20"/>
+              </w:rPr>
+              <w:t xml:space="default">14 (13)</w:t>
+            </w:r>
+          </w:p>
+        </w:tc>
+        <w:tc>
+          <w:tcPr>
+            <w:tcBorders>
+              <w:top w:val="single" w:space="0" w:color="D3D3D3"/>
+              <w:bottom w:val="single" w:space="0" w:color="D3D3D3"/>
+              <w:start w:val="single" w:space="0" w:color="D3D3D3"/>
+              <w:end w:val="single" w:space="0" w:color="D3D3D3"/>
+            </w:tcBorders>
+          </w:tcPr>
+          <w:p>
+            <w:pPr>
+              <w:spacing w:before="0" w:after="60"/>
+              <w:keepNext/>
+              <w:jc w:val="center"/>
+            </w:pPr>
+            <w:r>
+              <w:rPr>
+                <w:rFonts w:ascii="Calibri" w:hAnsi="Calibri"/>
+                <w:sz w:val="20"/>
+              </w:rPr>
+              <w:t xml:space="default">11 (11)</w:t>
             </w:r>
           </w:p>
         </w:tc>
@@ -2860,55 +7909,55 @@
                 <w:rFonts w:ascii="Calibri" w:hAnsi="Calibri"/>
                 <w:sz w:val="20"/>
               </w:rPr>
-              <w:t xml:space="default">112,626 (41,560, 256,211)</w:t>
-            </w:r>
-          </w:p>
-        </w:tc>
-        <w:tc>
-          <w:tcPr>
-            <w:tcBorders>
-              <w:top w:val="single" w:space="0" w:color="D3D3D3"/>
-              <w:bottom w:val="single" w:space="0" w:color="D3D3D3"/>
-              <w:start w:val="single" w:space="0" w:color="D3D3D3"/>
-              <w:end w:val="single" w:space="0" w:color="D3D3D3"/>
-            </w:tcBorders>
-          </w:tcPr>
-          <w:p>
-            <w:pPr>
-              <w:spacing w:before="0" w:after="60"/>
-              <w:keepNext/>
-              <w:jc w:val="center"/>
-            </w:pPr>
-            <w:r>
-              <w:rPr>
-                <w:rFonts w:ascii="Calibri" w:hAnsi="Calibri"/>
-                <w:sz w:val="20"/>
-              </w:rPr>
-              <w:t xml:space="default">257,419 (178,816, 424,125)</w:t>
-            </w:r>
-          </w:p>
-        </w:tc>
-        <w:tc>
-          <w:tcPr>
-            <w:tcBorders>
-              <w:top w:val="single" w:space="0" w:color="D3D3D3"/>
-              <w:bottom w:val="single" w:space="0" w:color="D3D3D3"/>
-              <w:start w:val="single" w:space="0" w:color="D3D3D3"/>
-              <w:end w:val="single" w:space="0" w:color="D3D3D3"/>
-            </w:tcBorders>
-          </w:tcPr>
-          <w:p>
-            <w:pPr>
-              <w:spacing w:before="0" w:after="60"/>
-              <w:keepNext/>
-              <w:jc w:val="center"/>
-            </w:pPr>
-            <w:r>
-              <w:rPr>
-                <w:rFonts w:ascii="Calibri" w:hAnsi="Calibri"/>
-                <w:sz w:val="20"/>
-              </w:rPr>
-              <w:t xml:space="default">223,877 (146,057, 333,955)</w:t>
+              <w:t xml:space="default">201,806 (273,921)</w:t>
+            </w:r>
+          </w:p>
+        </w:tc>
+        <w:tc>
+          <w:tcPr>
+            <w:tcBorders>
+              <w:top w:val="single" w:space="0" w:color="D3D3D3"/>
+              <w:bottom w:val="single" w:space="0" w:color="D3D3D3"/>
+              <w:start w:val="single" w:space="0" w:color="D3D3D3"/>
+              <w:end w:val="single" w:space="0" w:color="D3D3D3"/>
+            </w:tcBorders>
+          </w:tcPr>
+          <w:p>
+            <w:pPr>
+              <w:spacing w:before="0" w:after="60"/>
+              <w:keepNext/>
+              <w:jc w:val="center"/>
+            </w:pPr>
+            <w:r>
+              <w:rPr>
+                <w:rFonts w:ascii="Calibri" w:hAnsi="Calibri"/>
+                <w:sz w:val="20"/>
+              </w:rPr>
+              <w:t xml:space="default">369,430 (361,352)</w:t>
+            </w:r>
+          </w:p>
+        </w:tc>
+        <w:tc>
+          <w:tcPr>
+            <w:tcBorders>
+              <w:top w:val="single" w:space="0" w:color="D3D3D3"/>
+              <w:bottom w:val="single" w:space="0" w:color="D3D3D3"/>
+              <w:start w:val="single" w:space="0" w:color="D3D3D3"/>
+              <w:end w:val="single" w:space="0" w:color="D3D3D3"/>
+            </w:tcBorders>
+          </w:tcPr>
+          <w:p>
+            <w:pPr>
+              <w:spacing w:before="0" w:after="60"/>
+              <w:keepNext/>
+              <w:jc w:val="center"/>
+            </w:pPr>
+            <w:r>
+              <w:rPr>
+                <w:rFonts w:ascii="Calibri" w:hAnsi="Calibri"/>
+                <w:sz w:val="20"/>
+              </w:rPr>
+              <w:t xml:space="default">293,431 (299,257)</w:t>
             </w:r>
           </w:p>
         </w:tc>
@@ -2964,7 +8013,7 @@
                 <w:rFonts w:ascii="Calibri" w:hAnsi="Calibri"/>
                 <w:sz w:val="20"/>
               </w:rPr>
-              <w:t xml:space="preserve">n (%); Median (Q1, Q3)</w:t>
+              <w:t xml:space="preserve">n (%); Mean (SD)</w:t>
             </w:r>
           </w:p>
         </w:tc>
